--- a/00-首页/题组Word/第一轮·竞赛教材版/第一轮原理·1-化学计量与气体（学生版）.docx
+++ b/00-首页/题组Word/第一轮·竞赛教材版/第一轮原理·1-化学计量与气体（学生版）.docx
@@ -257,10 +257,6 @@
     <w:p>
       <w:pPr>
         <w:pStyle w:val="Compact"/>
-        <w:numPr>
-          <w:ilvl w:val="0"/>
-          <w:numId w:val="1002"/>
-        </w:numPr>
       </w:pPr>
       <w:r>
         <w:rPr>
@@ -284,10 +280,6 @@
     <w:p>
       <w:pPr>
         <w:pStyle w:val="Compact"/>
-        <w:numPr>
-          <w:ilvl w:val="0"/>
-          <w:numId w:val="1002"/>
-        </w:numPr>
       </w:pPr>
       <w:r>
         <w:rPr>
@@ -323,10 +315,6 @@
     <w:p>
       <w:pPr>
         <w:pStyle w:val="Compact"/>
-        <w:numPr>
-          <w:ilvl w:val="0"/>
-          <w:numId w:val="1002"/>
-        </w:numPr>
       </w:pPr>
       <w:r>
         <w:rPr>
@@ -362,10 +350,6 @@
     <w:p>
       <w:pPr>
         <w:pStyle w:val="Compact"/>
-        <w:numPr>
-          <w:ilvl w:val="0"/>
-          <w:numId w:val="1002"/>
-        </w:numPr>
       </w:pPr>
       <w:r>
         <w:rPr>
@@ -385,6 +369,31 @@
         </w:rPr>
         <w:t>。</w:t>
       </w:r>
+    </w:p>
+    <w:p>
+      <w:pPr>
+        <w:spacing w:before="0" w:after="0"/>
+      </w:pPr>
+    </w:p>
+    <w:p>
+      <w:pPr>
+        <w:spacing w:before="0" w:after="0"/>
+      </w:pPr>
+    </w:p>
+    <w:p>
+      <w:pPr>
+        <w:spacing w:before="0" w:after="0"/>
+      </w:pPr>
+    </w:p>
+    <w:p>
+      <w:pPr>
+        <w:spacing w:before="0" w:after="0"/>
+      </w:pPr>
+    </w:p>
+    <w:p>
+      <w:pPr>
+        <w:spacing w:before="0" w:after="0"/>
+      </w:pPr>
     </w:p>
     <w:p>
       <w:pPr>
@@ -678,6 +687,31 @@
         </w:rPr>
         <w:t>。</w:t>
       </w:r>
+    </w:p>
+    <w:p>
+      <w:pPr>
+        <w:spacing w:before="0" w:after="0"/>
+      </w:pPr>
+    </w:p>
+    <w:p>
+      <w:pPr>
+        <w:spacing w:before="0" w:after="0"/>
+      </w:pPr>
+    </w:p>
+    <w:p>
+      <w:pPr>
+        <w:spacing w:before="0" w:after="0"/>
+      </w:pPr>
+    </w:p>
+    <w:p>
+      <w:pPr>
+        <w:spacing w:before="0" w:after="0"/>
+      </w:pPr>
+    </w:p>
+    <w:p>
+      <w:pPr>
+        <w:spacing w:before="0" w:after="0"/>
+      </w:pPr>
     </w:p>
     <w:p>
       <w:pPr>
@@ -1665,6 +1699,46 @@
     </w:p>
     <w:p>
       <w:pPr>
+        <w:spacing w:before="0" w:after="0"/>
+      </w:pPr>
+    </w:p>
+    <w:p>
+      <w:pPr>
+        <w:spacing w:before="0" w:after="0"/>
+      </w:pPr>
+    </w:p>
+    <w:p>
+      <w:pPr>
+        <w:spacing w:before="0" w:after="0"/>
+      </w:pPr>
+    </w:p>
+    <w:p>
+      <w:pPr>
+        <w:spacing w:before="0" w:after="0"/>
+      </w:pPr>
+    </w:p>
+    <w:p>
+      <w:pPr>
+        <w:spacing w:before="0" w:after="0"/>
+      </w:pPr>
+    </w:p>
+    <w:p>
+      <w:pPr>
+        <w:spacing w:before="0" w:after="0"/>
+      </w:pPr>
+    </w:p>
+    <w:p>
+      <w:pPr>
+        <w:spacing w:before="0" w:after="0"/>
+      </w:pPr>
+    </w:p>
+    <w:p>
+      <w:pPr>
+        <w:spacing w:before="0" w:after="0"/>
+      </w:pPr>
+    </w:p>
+    <w:p>
+      <w:pPr>
         <w:spacing w:before="160" w:after="80"/>
       </w:pPr>
       <w:r>
@@ -2102,6 +2176,8 @@
     <w:p>
       <w:pPr>
         <w:pStyle w:val="FirstParagraph"/>
+        <w:ind w:left="480" w:hanging="480"/>
+        <w:spacing w:after="0"/>
       </w:pPr>
       <w:r>
         <w:rPr>
@@ -2121,6 +2197,13 @@
         </w:rPr>
         <w:t xml:space="preserve"> </w:t>
       </w:r>
+    </w:p>
+    <w:p>
+      <w:pPr>
+        <w:pStyle w:val="FirstParagraph"/>
+        <w:ind w:left="480" w:hanging="480"/>
+        <w:spacing w:before="0" w:after="0"/>
+      </w:pPr>
       <w:r>
         <w:rPr>
           <w:rFonts w:ascii="Times New Roman" w:hAnsi="Times New Roman" w:eastAsia="Times New Roman" w:cs="Times New Roman"/>
@@ -2157,6 +2240,13 @@
         </w:rPr>
         <w:t xml:space="preserve"> </w:t>
       </w:r>
+    </w:p>
+    <w:p>
+      <w:pPr>
+        <w:pStyle w:val="FirstParagraph"/>
+        <w:ind w:left="480" w:hanging="480"/>
+        <w:spacing w:before="0" w:after="180"/>
+      </w:pPr>
       <w:r>
         <w:rPr>
           <w:rFonts w:ascii="Times New Roman" w:hAnsi="Times New Roman" w:eastAsia="Times New Roman" w:cs="Times New Roman"/>
@@ -2236,6 +2326,8 @@
     <w:p>
       <w:pPr>
         <w:pStyle w:val="FirstParagraph"/>
+        <w:ind w:left="480" w:hanging="480"/>
+        <w:spacing w:after="0"/>
       </w:pPr>
       <w:r>
         <w:rPr>
@@ -2267,6 +2359,13 @@
         </w:rPr>
         <w:t xml:space="preserve"> </w:t>
       </w:r>
+    </w:p>
+    <w:p>
+      <w:pPr>
+        <w:pStyle w:val="FirstParagraph"/>
+        <w:ind w:left="480" w:hanging="480"/>
+        <w:spacing w:before="0" w:after="0"/>
+      </w:pPr>
       <w:r>
         <w:rPr>
           <w:rFonts w:ascii="Times New Roman" w:hAnsi="Times New Roman" w:eastAsia="Times New Roman" w:cs="Times New Roman"/>
@@ -2297,6 +2396,13 @@
         </w:rPr>
         <w:t xml:space="preserve"> </w:t>
       </w:r>
+    </w:p>
+    <w:p>
+      <w:pPr>
+        <w:pStyle w:val="FirstParagraph"/>
+        <w:ind w:left="480" w:hanging="480"/>
+        <w:spacing w:before="0" w:after="180"/>
+      </w:pPr>
       <w:r>
         <w:rPr>
           <w:rFonts w:ascii="Times New Roman" w:hAnsi="Times New Roman" w:eastAsia="Times New Roman" w:cs="Times New Roman"/>
@@ -2358,6 +2464,8 @@
     <w:p>
       <w:pPr>
         <w:pStyle w:val="FirstParagraph"/>
+        <w:ind w:left="480" w:hanging="480"/>
+        <w:spacing w:after="0"/>
       </w:pPr>
       <w:r>
         <w:rPr>
@@ -2377,6 +2485,13 @@
         </w:rPr>
         <w:t xml:space="preserve"> </w:t>
       </w:r>
+    </w:p>
+    <w:p>
+      <w:pPr>
+        <w:pStyle w:val="FirstParagraph"/>
+        <w:ind w:left="480" w:hanging="480"/>
+        <w:spacing w:before="0" w:after="0"/>
+      </w:pPr>
       <w:r>
         <w:rPr>
           <w:rFonts w:ascii="Times New Roman" w:hAnsi="Times New Roman" w:eastAsia="Times New Roman" w:cs="Times New Roman"/>
@@ -2395,6 +2510,13 @@
         </w:rPr>
         <w:t xml:space="preserve"> </w:t>
       </w:r>
+    </w:p>
+    <w:p>
+      <w:pPr>
+        <w:pStyle w:val="FirstParagraph"/>
+        <w:ind w:left="480" w:hanging="480"/>
+        <w:spacing w:before="0" w:after="180"/>
+      </w:pPr>
       <w:r>
         <w:rPr>
           <w:rFonts w:ascii="Times New Roman" w:hAnsi="Times New Roman" w:eastAsia="Times New Roman" w:cs="Times New Roman"/>
@@ -2587,6 +2709,16 @@
     </w:p>
     <w:p>
       <w:pPr>
+        <w:spacing w:before="0" w:after="0"/>
+      </w:pPr>
+    </w:p>
+    <w:p>
+      <w:pPr>
+        <w:spacing w:before="0" w:after="0"/>
+      </w:pPr>
+    </w:p>
+    <w:p>
+      <w:pPr>
         <w:spacing w:before="160" w:after="80"/>
       </w:pPr>
       <w:r>
@@ -2823,6 +2955,31 @@
         </w:rPr>
         <w:t xml:space="preserve"> 。</w:t>
       </w:r>
+    </w:p>
+    <w:p>
+      <w:pPr>
+        <w:spacing w:before="0" w:after="0"/>
+      </w:pPr>
+    </w:p>
+    <w:p>
+      <w:pPr>
+        <w:spacing w:before="0" w:after="0"/>
+      </w:pPr>
+    </w:p>
+    <w:p>
+      <w:pPr>
+        <w:spacing w:before="0" w:after="0"/>
+      </w:pPr>
+    </w:p>
+    <w:p>
+      <w:pPr>
+        <w:spacing w:before="0" w:after="0"/>
+      </w:pPr>
+    </w:p>
+    <w:p>
+      <w:pPr>
+        <w:spacing w:before="0" w:after="0"/>
+      </w:pPr>
     </w:p>
     <w:p>
       <w:pPr>
@@ -3460,6 +3617,31 @@
     </w:p>
     <w:p>
       <w:pPr>
+        <w:spacing w:before="0" w:after="0"/>
+      </w:pPr>
+    </w:p>
+    <w:p>
+      <w:pPr>
+        <w:spacing w:before="0" w:after="0"/>
+      </w:pPr>
+    </w:p>
+    <w:p>
+      <w:pPr>
+        <w:spacing w:before="0" w:after="0"/>
+      </w:pPr>
+    </w:p>
+    <w:p>
+      <w:pPr>
+        <w:spacing w:before="0" w:after="0"/>
+      </w:pPr>
+    </w:p>
+    <w:p>
+      <w:pPr>
+        <w:spacing w:before="0" w:after="0"/>
+      </w:pPr>
+    </w:p>
+    <w:p>
+      <w:pPr>
         <w:spacing w:before="160" w:after="80"/>
       </w:pPr>
       <w:r>
@@ -3734,6 +3916,8 @@
     <w:p>
       <w:pPr>
         <w:pStyle w:val="BodyText"/>
+        <w:ind w:left="480" w:hanging="480"/>
+        <w:spacing w:after="0"/>
       </w:pPr>
       <w:r>
         <w:rPr>
@@ -3817,6 +4001,13 @@
         </w:rPr>
         <w:t xml:space="preserve"> </w:t>
       </w:r>
+    </w:p>
+    <w:p>
+      <w:pPr>
+        <w:pStyle w:val="BodyText"/>
+        <w:ind w:left="480" w:hanging="480"/>
+        <w:spacing w:before="0" w:after="0"/>
+      </w:pPr>
       <w:r>
         <w:rPr>
           <w:rFonts w:ascii="Times New Roman" w:hAnsi="Times New Roman" w:eastAsia="Times New Roman" w:cs="Times New Roman"/>
@@ -3882,6 +4073,13 @@
         </w:rPr>
         <w:t xml:space="preserve"> </w:t>
       </w:r>
+    </w:p>
+    <w:p>
+      <w:pPr>
+        <w:pStyle w:val="BodyText"/>
+        <w:ind w:left="480" w:hanging="480"/>
+        <w:spacing w:before="0" w:after="0"/>
+      </w:pPr>
       <w:r>
         <w:rPr>
           <w:rFonts w:ascii="Times New Roman" w:hAnsi="Times New Roman" w:eastAsia="Times New Roman" w:cs="Times New Roman"/>
@@ -3965,6 +4163,13 @@
         </w:rPr>
         <w:t xml:space="preserve"> </w:t>
       </w:r>
+    </w:p>
+    <w:p>
+      <w:pPr>
+        <w:pStyle w:val="BodyText"/>
+        <w:ind w:left="480" w:hanging="480"/>
+        <w:spacing w:before="0" w:after="180"/>
+      </w:pPr>
       <w:r>
         <w:rPr>
           <w:rFonts w:ascii="Times New Roman" w:hAnsi="Times New Roman" w:eastAsia="Times New Roman" w:cs="Times New Roman"/>
@@ -4065,6 +4270,16 @@
         </w:rPr>
         <w:t>容易失去电子生成阳离子</w:t>
       </w:r>
+    </w:p>
+    <w:p>
+      <w:pPr>
+        <w:spacing w:before="0" w:after="0"/>
+      </w:pPr>
+    </w:p>
+    <w:p>
+      <w:pPr>
+        <w:spacing w:before="0" w:after="0"/>
+      </w:pPr>
     </w:p>
     <w:p>
       <w:pPr>
@@ -4549,6 +4764,46 @@
     </w:p>
     <w:p>
       <w:pPr>
+        <w:spacing w:before="0" w:after="0"/>
+      </w:pPr>
+    </w:p>
+    <w:p>
+      <w:pPr>
+        <w:spacing w:before="0" w:after="0"/>
+      </w:pPr>
+    </w:p>
+    <w:p>
+      <w:pPr>
+        <w:spacing w:before="0" w:after="0"/>
+      </w:pPr>
+    </w:p>
+    <w:p>
+      <w:pPr>
+        <w:spacing w:before="0" w:after="0"/>
+      </w:pPr>
+    </w:p>
+    <w:p>
+      <w:pPr>
+        <w:spacing w:before="0" w:after="0"/>
+      </w:pPr>
+    </w:p>
+    <w:p>
+      <w:pPr>
+        <w:spacing w:before="0" w:after="0"/>
+      </w:pPr>
+    </w:p>
+    <w:p>
+      <w:pPr>
+        <w:spacing w:before="0" w:after="0"/>
+      </w:pPr>
+    </w:p>
+    <w:p>
+      <w:pPr>
+        <w:spacing w:before="0" w:after="0"/>
+      </w:pPr>
+    </w:p>
+    <w:p>
+      <w:pPr>
         <w:spacing w:before="160" w:after="80"/>
       </w:pPr>
       <w:r>
@@ -4733,6 +4988,8 @@
     <w:p>
       <w:pPr>
         <w:pStyle w:val="BodyText"/>
+        <w:ind w:left="480" w:hanging="480"/>
+        <w:spacing w:after="0"/>
       </w:pPr>
       <w:r>
         <w:rPr>
@@ -4750,7 +5007,20 @@
         <w:rPr>
           <w:rFonts w:ascii="Times New Roman" w:hAnsi="Times New Roman" w:eastAsia="Times New Roman" w:cs="Times New Roman"/>
         </w:rPr>
-        <w:t xml:space="preserve">　　B. </w:t>
+        <w:t xml:space="preserve">　　</w:t>
+      </w:r>
+    </w:p>
+    <w:p>
+      <w:pPr>
+        <w:pStyle w:val="BodyText"/>
+        <w:ind w:left="480" w:hanging="480"/>
+        <w:spacing w:before="0" w:after="0"/>
+      </w:pPr>
+      <w:r>
+        <w:rPr>
+          <w:rFonts w:ascii="Times New Roman" w:hAnsi="Times New Roman" w:eastAsia="Times New Roman" w:cs="Times New Roman"/>
+        </w:rPr>
+        <w:t xml:space="preserve">B. </w:t>
       </w:r>
       <w:r>
         <w:rPr>
@@ -4762,7 +5032,20 @@
         <w:rPr>
           <w:rFonts w:ascii="Times New Roman" w:hAnsi="Times New Roman" w:eastAsia="Times New Roman" w:cs="Times New Roman"/>
         </w:rPr>
-        <w:t xml:space="preserve">　　C. </w:t>
+        <w:t xml:space="preserve">　　</w:t>
+      </w:r>
+    </w:p>
+    <w:p>
+      <w:pPr>
+        <w:pStyle w:val="BodyText"/>
+        <w:ind w:left="480" w:hanging="480"/>
+        <w:spacing w:before="0" w:after="0"/>
+      </w:pPr>
+      <w:r>
+        <w:rPr>
+          <w:rFonts w:ascii="Times New Roman" w:hAnsi="Times New Roman" w:eastAsia="Times New Roman" w:cs="Times New Roman"/>
+        </w:rPr>
+        <w:t xml:space="preserve">C. </w:t>
       </w:r>
       <w:r>
         <w:rPr>
@@ -4774,7 +5057,20 @@
         <w:rPr>
           <w:rFonts w:ascii="Times New Roman" w:hAnsi="Times New Roman" w:eastAsia="Times New Roman" w:cs="Times New Roman"/>
         </w:rPr>
-        <w:t xml:space="preserve">　　D. 98 g </w:t>
+        <w:t xml:space="preserve">　　</w:t>
+      </w:r>
+    </w:p>
+    <w:p>
+      <w:pPr>
+        <w:pStyle w:val="BodyText"/>
+        <w:ind w:left="480" w:hanging="480"/>
+        <w:spacing w:before="0" w:after="180"/>
+      </w:pPr>
+      <w:r>
+        <w:rPr>
+          <w:rFonts w:ascii="Times New Roman" w:hAnsi="Times New Roman" w:eastAsia="Times New Roman" w:cs="Times New Roman"/>
+        </w:rPr>
+        <w:t xml:space="preserve">D. 98 g </w:t>
       </w:r>
       <w:r>
         <w:rPr>
@@ -4782,6 +5078,16 @@
         </w:rPr>
         <w:t xml:space="preserve">硫酸的物质的量</w:t>
       </w:r>
+    </w:p>
+    <w:p>
+      <w:pPr>
+        <w:spacing w:before="0" w:after="0"/>
+      </w:pPr>
+    </w:p>
+    <w:p>
+      <w:pPr>
+        <w:spacing w:before="0" w:after="0"/>
+      </w:pPr>
     </w:p>
     <w:p>
       <w:pPr>
@@ -5015,6 +5321,31 @@
         </w:rPr>
         <w:t>。</w:t>
       </w:r>
+    </w:p>
+    <w:p>
+      <w:pPr>
+        <w:spacing w:before="0" w:after="0"/>
+      </w:pPr>
+    </w:p>
+    <w:p>
+      <w:pPr>
+        <w:spacing w:before="0" w:after="0"/>
+      </w:pPr>
+    </w:p>
+    <w:p>
+      <w:pPr>
+        <w:spacing w:before="0" w:after="0"/>
+      </w:pPr>
+    </w:p>
+    <w:p>
+      <w:pPr>
+        <w:spacing w:before="0" w:after="0"/>
+      </w:pPr>
+    </w:p>
+    <w:p>
+      <w:pPr>
+        <w:spacing w:before="0" w:after="0"/>
+      </w:pPr>
     </w:p>
     <w:p>
       <w:pPr>
@@ -5490,6 +5821,46 @@
         </w:rPr>
         <w:t xml:space="preserve"> ____。</w:t>
       </w:r>
+    </w:p>
+    <w:p>
+      <w:pPr>
+        <w:spacing w:before="0" w:after="0"/>
+      </w:pPr>
+    </w:p>
+    <w:p>
+      <w:pPr>
+        <w:spacing w:before="0" w:after="0"/>
+      </w:pPr>
+    </w:p>
+    <w:p>
+      <w:pPr>
+        <w:spacing w:before="0" w:after="0"/>
+      </w:pPr>
+    </w:p>
+    <w:p>
+      <w:pPr>
+        <w:spacing w:before="0" w:after="0"/>
+      </w:pPr>
+    </w:p>
+    <w:p>
+      <w:pPr>
+        <w:spacing w:before="0" w:after="0"/>
+      </w:pPr>
+    </w:p>
+    <w:p>
+      <w:pPr>
+        <w:spacing w:before="0" w:after="0"/>
+      </w:pPr>
+    </w:p>
+    <w:p>
+      <w:pPr>
+        <w:spacing w:before="0" w:after="0"/>
+      </w:pPr>
+    </w:p>
+    <w:p>
+      <w:pPr>
+        <w:spacing w:before="0" w:after="0"/>
+      </w:pPr>
     </w:p>
     <w:p>
       <w:pPr>
@@ -5846,6 +6217,31 @@
     </w:p>
     <w:p>
       <w:pPr>
+        <w:spacing w:before="0" w:after="0"/>
+      </w:pPr>
+    </w:p>
+    <w:p>
+      <w:pPr>
+        <w:spacing w:before="0" w:after="0"/>
+      </w:pPr>
+    </w:p>
+    <w:p>
+      <w:pPr>
+        <w:spacing w:before="0" w:after="0"/>
+      </w:pPr>
+    </w:p>
+    <w:p>
+      <w:pPr>
+        <w:spacing w:before="0" w:after="0"/>
+      </w:pPr>
+    </w:p>
+    <w:p>
+      <w:pPr>
+        <w:spacing w:before="0" w:after="0"/>
+      </w:pPr>
+    </w:p>
+    <w:p>
+      <w:pPr>
         <w:spacing w:before="160" w:after="80"/>
       </w:pPr>
       <w:r>
@@ -6449,6 +6845,31 @@
         </w:rPr>
         <w:t xml:space="preserve">____ ; (2) ____ ; (3) ____ 。</w:t>
       </w:r>
+    </w:p>
+    <w:p>
+      <w:pPr>
+        <w:spacing w:before="0" w:after="0"/>
+      </w:pPr>
+    </w:p>
+    <w:p>
+      <w:pPr>
+        <w:spacing w:before="0" w:after="0"/>
+      </w:pPr>
+    </w:p>
+    <w:p>
+      <w:pPr>
+        <w:spacing w:before="0" w:after="0"/>
+      </w:pPr>
+    </w:p>
+    <w:p>
+      <w:pPr>
+        <w:spacing w:before="0" w:after="0"/>
+      </w:pPr>
+    </w:p>
+    <w:p>
+      <w:pPr>
+        <w:spacing w:before="0" w:after="0"/>
+      </w:pPr>
     </w:p>
     <w:p>
       <w:pPr>
@@ -7239,6 +7660,31 @@
     </w:p>
     <w:p>
       <w:pPr>
+        <w:spacing w:before="0" w:after="0"/>
+      </w:pPr>
+    </w:p>
+    <w:p>
+      <w:pPr>
+        <w:spacing w:before="0" w:after="0"/>
+      </w:pPr>
+    </w:p>
+    <w:p>
+      <w:pPr>
+        <w:spacing w:before="0" w:after="0"/>
+      </w:pPr>
+    </w:p>
+    <w:p>
+      <w:pPr>
+        <w:spacing w:before="0" w:after="0"/>
+      </w:pPr>
+    </w:p>
+    <w:p>
+      <w:pPr>
+        <w:spacing w:before="0" w:after="0"/>
+      </w:pPr>
+    </w:p>
+    <w:p>
+      <w:pPr>
         <w:spacing w:before="160" w:after="80"/>
       </w:pPr>
       <w:r>
@@ -7731,6 +8177,31 @@
     </w:p>
     <w:p>
       <w:pPr>
+        <w:spacing w:before="0" w:after="0"/>
+      </w:pPr>
+    </w:p>
+    <w:p>
+      <w:pPr>
+        <w:spacing w:before="0" w:after="0"/>
+      </w:pPr>
+    </w:p>
+    <w:p>
+      <w:pPr>
+        <w:spacing w:before="0" w:after="0"/>
+      </w:pPr>
+    </w:p>
+    <w:p>
+      <w:pPr>
+        <w:spacing w:before="0" w:after="0"/>
+      </w:pPr>
+    </w:p>
+    <w:p>
+      <w:pPr>
+        <w:spacing w:before="0" w:after="0"/>
+      </w:pPr>
+    </w:p>
+    <w:p>
+      <w:pPr>
         <w:spacing w:before="160" w:after="80"/>
       </w:pPr>
       <w:r>
@@ -8052,6 +8523,46 @@
     </w:p>
     <w:p>
       <w:pPr>
+        <w:spacing w:before="0" w:after="0"/>
+      </w:pPr>
+    </w:p>
+    <w:p>
+      <w:pPr>
+        <w:spacing w:before="0" w:after="0"/>
+      </w:pPr>
+    </w:p>
+    <w:p>
+      <w:pPr>
+        <w:spacing w:before="0" w:after="0"/>
+      </w:pPr>
+    </w:p>
+    <w:p>
+      <w:pPr>
+        <w:spacing w:before="0" w:after="0"/>
+      </w:pPr>
+    </w:p>
+    <w:p>
+      <w:pPr>
+        <w:spacing w:before="0" w:after="0"/>
+      </w:pPr>
+    </w:p>
+    <w:p>
+      <w:pPr>
+        <w:spacing w:before="0" w:after="0"/>
+      </w:pPr>
+    </w:p>
+    <w:p>
+      <w:pPr>
+        <w:spacing w:before="0" w:after="0"/>
+      </w:pPr>
+    </w:p>
+    <w:p>
+      <w:pPr>
+        <w:spacing w:before="0" w:after="0"/>
+      </w:pPr>
+    </w:p>
+    <w:p>
+      <w:pPr>
         <w:spacing w:before="160" w:after="80"/>
       </w:pPr>
       <w:r>
@@ -8236,6 +8747,21 @@
         </w:rPr>
         <w:t>。</w:t>
       </w:r>
+    </w:p>
+    <w:p>
+      <w:pPr>
+        <w:spacing w:before="0" w:after="0"/>
+      </w:pPr>
+    </w:p>
+    <w:p>
+      <w:pPr>
+        <w:spacing w:before="0" w:after="0"/>
+      </w:pPr>
+    </w:p>
+    <w:p>
+      <w:pPr>
+        <w:spacing w:before="0" w:after="0"/>
+      </w:pPr>
     </w:p>
     <w:p>
       <w:pPr>
@@ -8519,6 +9045,31 @@
     </w:p>
     <w:p>
       <w:pPr>
+        <w:spacing w:before="0" w:after="0"/>
+      </w:pPr>
+    </w:p>
+    <w:p>
+      <w:pPr>
+        <w:spacing w:before="0" w:after="0"/>
+      </w:pPr>
+    </w:p>
+    <w:p>
+      <w:pPr>
+        <w:spacing w:before="0" w:after="0"/>
+      </w:pPr>
+    </w:p>
+    <w:p>
+      <w:pPr>
+        <w:spacing w:before="0" w:after="0"/>
+      </w:pPr>
+    </w:p>
+    <w:p>
+      <w:pPr>
+        <w:spacing w:before="0" w:after="0"/>
+      </w:pPr>
+    </w:p>
+    <w:p>
+      <w:pPr>
         <w:spacing w:before="160" w:after="80"/>
       </w:pPr>
       <w:r>
@@ -8711,6 +9262,31 @@
     </w:p>
     <w:p>
       <w:pPr>
+        <w:spacing w:before="0" w:after="0"/>
+      </w:pPr>
+    </w:p>
+    <w:p>
+      <w:pPr>
+        <w:spacing w:before="0" w:after="0"/>
+      </w:pPr>
+    </w:p>
+    <w:p>
+      <w:pPr>
+        <w:spacing w:before="0" w:after="0"/>
+      </w:pPr>
+    </w:p>
+    <w:p>
+      <w:pPr>
+        <w:spacing w:before="0" w:after="0"/>
+      </w:pPr>
+    </w:p>
+    <w:p>
+      <w:pPr>
+        <w:spacing w:before="0" w:after="0"/>
+      </w:pPr>
+    </w:p>
+    <w:p>
+      <w:pPr>
         <w:spacing w:before="160" w:after="80"/>
       </w:pPr>
       <w:r>
@@ -8932,6 +9508,31 @@
         </w:rPr>
         <w:t>。（M(NaCl)=58.44）</w:t>
       </w:r>
+    </w:p>
+    <w:p>
+      <w:pPr>
+        <w:spacing w:before="0" w:after="0"/>
+      </w:pPr>
+    </w:p>
+    <w:p>
+      <w:pPr>
+        <w:spacing w:before="0" w:after="0"/>
+      </w:pPr>
+    </w:p>
+    <w:p>
+      <w:pPr>
+        <w:spacing w:before="0" w:after="0"/>
+      </w:pPr>
+    </w:p>
+    <w:p>
+      <w:pPr>
+        <w:spacing w:before="0" w:after="0"/>
+      </w:pPr>
+    </w:p>
+    <w:p>
+      <w:pPr>
+        <w:spacing w:before="0" w:after="0"/>
+      </w:pPr>
     </w:p>
     <w:p>
       <w:pPr>
@@ -10292,6 +10893,46 @@
     </w:p>
     <w:p>
       <w:pPr>
+        <w:spacing w:before="0" w:after="0"/>
+      </w:pPr>
+    </w:p>
+    <w:p>
+      <w:pPr>
+        <w:spacing w:before="0" w:after="0"/>
+      </w:pPr>
+    </w:p>
+    <w:p>
+      <w:pPr>
+        <w:spacing w:before="0" w:after="0"/>
+      </w:pPr>
+    </w:p>
+    <w:p>
+      <w:pPr>
+        <w:spacing w:before="0" w:after="0"/>
+      </w:pPr>
+    </w:p>
+    <w:p>
+      <w:pPr>
+        <w:spacing w:before="0" w:after="0"/>
+      </w:pPr>
+    </w:p>
+    <w:p>
+      <w:pPr>
+        <w:spacing w:before="0" w:after="0"/>
+      </w:pPr>
+    </w:p>
+    <w:p>
+      <w:pPr>
+        <w:spacing w:before="0" w:after="0"/>
+      </w:pPr>
+    </w:p>
+    <w:p>
+      <w:pPr>
+        <w:spacing w:before="0" w:after="0"/>
+      </w:pPr>
+    </w:p>
+    <w:p>
+      <w:pPr>
         <w:spacing w:before="160" w:after="80"/>
       </w:pPr>
       <w:r>
@@ -10905,6 +11546,31 @@
     </w:p>
     <w:p>
       <w:pPr>
+        <w:spacing w:before="0" w:after="0"/>
+      </w:pPr>
+    </w:p>
+    <w:p>
+      <w:pPr>
+        <w:spacing w:before="0" w:after="0"/>
+      </w:pPr>
+    </w:p>
+    <w:p>
+      <w:pPr>
+        <w:spacing w:before="0" w:after="0"/>
+      </w:pPr>
+    </w:p>
+    <w:p>
+      <w:pPr>
+        <w:spacing w:before="0" w:after="0"/>
+      </w:pPr>
+    </w:p>
+    <w:p>
+      <w:pPr>
+        <w:spacing w:before="0" w:after="0"/>
+      </w:pPr>
+    </w:p>
+    <w:p>
+      <w:pPr>
         <w:spacing w:before="160" w:after="80"/>
       </w:pPr>
       <w:r>
@@ -11666,6 +12332,31 @@
     </w:p>
     <w:p>
       <w:pPr>
+        <w:spacing w:before="0" w:after="0"/>
+      </w:pPr>
+    </w:p>
+    <w:p>
+      <w:pPr>
+        <w:spacing w:before="0" w:after="0"/>
+      </w:pPr>
+    </w:p>
+    <w:p>
+      <w:pPr>
+        <w:spacing w:before="0" w:after="0"/>
+      </w:pPr>
+    </w:p>
+    <w:p>
+      <w:pPr>
+        <w:spacing w:before="0" w:after="0"/>
+      </w:pPr>
+    </w:p>
+    <w:p>
+      <w:pPr>
+        <w:spacing w:before="0" w:after="0"/>
+      </w:pPr>
+    </w:p>
+    <w:p>
+      <w:pPr>
         <w:spacing w:before="160" w:after="80"/>
       </w:pPr>
       <w:r>
@@ -12480,6 +13171,31 @@
     </w:p>
     <w:p>
       <w:pPr>
+        <w:spacing w:before="0" w:after="0"/>
+      </w:pPr>
+    </w:p>
+    <w:p>
+      <w:pPr>
+        <w:spacing w:before="0" w:after="0"/>
+      </w:pPr>
+    </w:p>
+    <w:p>
+      <w:pPr>
+        <w:spacing w:before="0" w:after="0"/>
+      </w:pPr>
+    </w:p>
+    <w:p>
+      <w:pPr>
+        <w:spacing w:before="0" w:after="0"/>
+      </w:pPr>
+    </w:p>
+    <w:p>
+      <w:pPr>
+        <w:spacing w:before="0" w:after="0"/>
+      </w:pPr>
+    </w:p>
+    <w:p>
+      <w:pPr>
         <w:spacing w:before="160" w:after="80"/>
       </w:pPr>
       <w:r>
@@ -13146,6 +13862,46 @@
         </w:rPr>
         <w:t>。</w:t>
       </w:r>
+    </w:p>
+    <w:p>
+      <w:pPr>
+        <w:spacing w:before="0" w:after="0"/>
+      </w:pPr>
+    </w:p>
+    <w:p>
+      <w:pPr>
+        <w:spacing w:before="0" w:after="0"/>
+      </w:pPr>
+    </w:p>
+    <w:p>
+      <w:pPr>
+        <w:spacing w:before="0" w:after="0"/>
+      </w:pPr>
+    </w:p>
+    <w:p>
+      <w:pPr>
+        <w:spacing w:before="0" w:after="0"/>
+      </w:pPr>
+    </w:p>
+    <w:p>
+      <w:pPr>
+        <w:spacing w:before="0" w:after="0"/>
+      </w:pPr>
+    </w:p>
+    <w:p>
+      <w:pPr>
+        <w:spacing w:before="0" w:after="0"/>
+      </w:pPr>
+    </w:p>
+    <w:p>
+      <w:pPr>
+        <w:spacing w:before="0" w:after="0"/>
+      </w:pPr>
+    </w:p>
+    <w:p>
+      <w:pPr>
+        <w:spacing w:before="0" w:after="0"/>
+      </w:pPr>
     </w:p>
     <w:p>
       <w:pPr>
@@ -14275,6 +15031,31 @@
         </w:rPr>
         <w:t>。</w:t>
       </w:r>
+    </w:p>
+    <w:p>
+      <w:pPr>
+        <w:spacing w:before="0" w:after="0"/>
+      </w:pPr>
+    </w:p>
+    <w:p>
+      <w:pPr>
+        <w:spacing w:before="0" w:after="0"/>
+      </w:pPr>
+    </w:p>
+    <w:p>
+      <w:pPr>
+        <w:spacing w:before="0" w:after="0"/>
+      </w:pPr>
+    </w:p>
+    <w:p>
+      <w:pPr>
+        <w:spacing w:before="0" w:after="0"/>
+      </w:pPr>
+    </w:p>
+    <w:p>
+      <w:pPr>
+        <w:spacing w:before="0" w:after="0"/>
+      </w:pPr>
     </w:p>
     <w:p>
       <w:pPr>
@@ -15309,6 +16090,46 @@
         </w:rPr>
         <w:t>。</w:t>
       </w:r>
+    </w:p>
+    <w:p>
+      <w:pPr>
+        <w:spacing w:before="0" w:after="0"/>
+      </w:pPr>
+    </w:p>
+    <w:p>
+      <w:pPr>
+        <w:spacing w:before="0" w:after="0"/>
+      </w:pPr>
+    </w:p>
+    <w:p>
+      <w:pPr>
+        <w:spacing w:before="0" w:after="0"/>
+      </w:pPr>
+    </w:p>
+    <w:p>
+      <w:pPr>
+        <w:spacing w:before="0" w:after="0"/>
+      </w:pPr>
+    </w:p>
+    <w:p>
+      <w:pPr>
+        <w:spacing w:before="0" w:after="0"/>
+      </w:pPr>
+    </w:p>
+    <w:p>
+      <w:pPr>
+        <w:spacing w:before="0" w:after="0"/>
+      </w:pPr>
+    </w:p>
+    <w:p>
+      <w:pPr>
+        <w:spacing w:before="0" w:after="0"/>
+      </w:pPr>
+    </w:p>
+    <w:p>
+      <w:pPr>
+        <w:spacing w:before="0" w:after="0"/>
+      </w:pPr>
     </w:p>
     <w:p>
       <w:pPr>
@@ -15857,6 +16678,46 @@
     </w:p>
     <w:p>
       <w:pPr>
+        <w:spacing w:before="0" w:after="0"/>
+      </w:pPr>
+    </w:p>
+    <w:p>
+      <w:pPr>
+        <w:spacing w:before="0" w:after="0"/>
+      </w:pPr>
+    </w:p>
+    <w:p>
+      <w:pPr>
+        <w:spacing w:before="0" w:after="0"/>
+      </w:pPr>
+    </w:p>
+    <w:p>
+      <w:pPr>
+        <w:spacing w:before="0" w:after="0"/>
+      </w:pPr>
+    </w:p>
+    <w:p>
+      <w:pPr>
+        <w:spacing w:before="0" w:after="0"/>
+      </w:pPr>
+    </w:p>
+    <w:p>
+      <w:pPr>
+        <w:spacing w:before="0" w:after="0"/>
+      </w:pPr>
+    </w:p>
+    <w:p>
+      <w:pPr>
+        <w:spacing w:before="0" w:after="0"/>
+      </w:pPr>
+    </w:p>
+    <w:p>
+      <w:pPr>
+        <w:spacing w:before="0" w:after="0"/>
+      </w:pPr>
+    </w:p>
+    <w:p>
+      <w:pPr>
         <w:spacing w:before="160" w:after="80"/>
       </w:pPr>
       <w:r>
@@ -16181,6 +17042,31 @@
         </w:rPr>
         <w:t xml:space="preserve">。</w:t>
       </w:r>
+    </w:p>
+    <w:p>
+      <w:pPr>
+        <w:spacing w:before="0" w:after="0"/>
+      </w:pPr>
+    </w:p>
+    <w:p>
+      <w:pPr>
+        <w:spacing w:before="0" w:after="0"/>
+      </w:pPr>
+    </w:p>
+    <w:p>
+      <w:pPr>
+        <w:spacing w:before="0" w:after="0"/>
+      </w:pPr>
+    </w:p>
+    <w:p>
+      <w:pPr>
+        <w:spacing w:before="0" w:after="0"/>
+      </w:pPr>
+    </w:p>
+    <w:p>
+      <w:pPr>
+        <w:spacing w:before="0" w:after="0"/>
+      </w:pPr>
     </w:p>
     <w:p>
       <w:pPr>
@@ -16578,6 +17464,31 @@
     </w:p>
     <w:p>
       <w:pPr>
+        <w:spacing w:before="0" w:after="0"/>
+      </w:pPr>
+    </w:p>
+    <w:p>
+      <w:pPr>
+        <w:spacing w:before="0" w:after="0"/>
+      </w:pPr>
+    </w:p>
+    <w:p>
+      <w:pPr>
+        <w:spacing w:before="0" w:after="0"/>
+      </w:pPr>
+    </w:p>
+    <w:p>
+      <w:pPr>
+        <w:spacing w:before="0" w:after="0"/>
+      </w:pPr>
+    </w:p>
+    <w:p>
+      <w:pPr>
+        <w:spacing w:before="0" w:after="0"/>
+      </w:pPr>
+    </w:p>
+    <w:p>
+      <w:pPr>
         <w:spacing w:before="160" w:after="80"/>
       </w:pPr>
       <w:r>
@@ -17021,6 +17932,31 @@
         </w:rPr>
         <w:t>?</w:t>
       </w:r>
+    </w:p>
+    <w:p>
+      <w:pPr>
+        <w:spacing w:before="0" w:after="0"/>
+      </w:pPr>
+    </w:p>
+    <w:p>
+      <w:pPr>
+        <w:spacing w:before="0" w:after="0"/>
+      </w:pPr>
+    </w:p>
+    <w:p>
+      <w:pPr>
+        <w:spacing w:before="0" w:after="0"/>
+      </w:pPr>
+    </w:p>
+    <w:p>
+      <w:pPr>
+        <w:spacing w:before="0" w:after="0"/>
+      </w:pPr>
+    </w:p>
+    <w:p>
+      <w:pPr>
+        <w:spacing w:before="0" w:after="0"/>
+      </w:pPr>
     </w:p>
     <w:p>
       <w:pPr>
@@ -17667,6 +18603,31 @@
     </w:p>
     <w:p>
       <w:pPr>
+        <w:spacing w:before="0" w:after="0"/>
+      </w:pPr>
+    </w:p>
+    <w:p>
+      <w:pPr>
+        <w:spacing w:before="0" w:after="0"/>
+      </w:pPr>
+    </w:p>
+    <w:p>
+      <w:pPr>
+        <w:spacing w:before="0" w:after="0"/>
+      </w:pPr>
+    </w:p>
+    <w:p>
+      <w:pPr>
+        <w:spacing w:before="0" w:after="0"/>
+      </w:pPr>
+    </w:p>
+    <w:p>
+      <w:pPr>
+        <w:spacing w:before="0" w:after="0"/>
+      </w:pPr>
+    </w:p>
+    <w:p>
+      <w:pPr>
         <w:spacing w:before="160" w:after="80"/>
       </w:pPr>
       <w:r>
@@ -17810,6 +18771,31 @@
     </w:p>
     <w:p>
       <w:pPr>
+        <w:spacing w:before="0" w:after="0"/>
+      </w:pPr>
+    </w:p>
+    <w:p>
+      <w:pPr>
+        <w:spacing w:before="0" w:after="0"/>
+      </w:pPr>
+    </w:p>
+    <w:p>
+      <w:pPr>
+        <w:spacing w:before="0" w:after="0"/>
+      </w:pPr>
+    </w:p>
+    <w:p>
+      <w:pPr>
+        <w:spacing w:before="0" w:after="0"/>
+      </w:pPr>
+    </w:p>
+    <w:p>
+      <w:pPr>
+        <w:spacing w:before="0" w:after="0"/>
+      </w:pPr>
+    </w:p>
+    <w:p>
+      <w:pPr>
         <w:spacing w:before="160" w:after="80"/>
       </w:pPr>
       <w:r>
@@ -17950,6 +18936,31 @@
         </w:rPr>
         <w:t xml:space="preserve">6.90K·kg/mol）</w:t>
       </w:r>
+    </w:p>
+    <w:p>
+      <w:pPr>
+        <w:spacing w:before="0" w:after="0"/>
+      </w:pPr>
+    </w:p>
+    <w:p>
+      <w:pPr>
+        <w:spacing w:before="0" w:after="0"/>
+      </w:pPr>
+    </w:p>
+    <w:p>
+      <w:pPr>
+        <w:spacing w:before="0" w:after="0"/>
+      </w:pPr>
+    </w:p>
+    <w:p>
+      <w:pPr>
+        <w:spacing w:before="0" w:after="0"/>
+      </w:pPr>
+    </w:p>
+    <w:p>
+      <w:pPr>
+        <w:spacing w:before="0" w:after="0"/>
+      </w:pPr>
     </w:p>
     <w:p>
       <w:pPr>
@@ -18395,6 +19406,31 @@
     </w:p>
     <w:p>
       <w:pPr>
+        <w:spacing w:before="0" w:after="0"/>
+      </w:pPr>
+    </w:p>
+    <w:p>
+      <w:pPr>
+        <w:spacing w:before="0" w:after="0"/>
+      </w:pPr>
+    </w:p>
+    <w:p>
+      <w:pPr>
+        <w:spacing w:before="0" w:after="0"/>
+      </w:pPr>
+    </w:p>
+    <w:p>
+      <w:pPr>
+        <w:spacing w:before="0" w:after="0"/>
+      </w:pPr>
+    </w:p>
+    <w:p>
+      <w:pPr>
+        <w:spacing w:before="0" w:after="0"/>
+      </w:pPr>
+    </w:p>
+    <w:p>
+      <w:pPr>
         <w:spacing w:before="160" w:after="80"/>
       </w:pPr>
       <w:r>
@@ -19070,6 +20106,31 @@
     </w:p>
     <w:p>
       <w:pPr>
+        <w:spacing w:before="0" w:after="0"/>
+      </w:pPr>
+    </w:p>
+    <w:p>
+      <w:pPr>
+        <w:spacing w:before="0" w:after="0"/>
+      </w:pPr>
+    </w:p>
+    <w:p>
+      <w:pPr>
+        <w:spacing w:before="0" w:after="0"/>
+      </w:pPr>
+    </w:p>
+    <w:p>
+      <w:pPr>
+        <w:spacing w:before="0" w:after="0"/>
+      </w:pPr>
+    </w:p>
+    <w:p>
+      <w:pPr>
+        <w:spacing w:before="0" w:after="0"/>
+      </w:pPr>
+    </w:p>
+    <w:p>
+      <w:pPr>
         <w:spacing w:before="160" w:after="80"/>
       </w:pPr>
       <w:r>
@@ -19306,6 +20367,31 @@
     </w:p>
     <w:p>
       <w:pPr>
+        <w:spacing w:before="0" w:after="0"/>
+      </w:pPr>
+    </w:p>
+    <w:p>
+      <w:pPr>
+        <w:spacing w:before="0" w:after="0"/>
+      </w:pPr>
+    </w:p>
+    <w:p>
+      <w:pPr>
+        <w:spacing w:before="0" w:after="0"/>
+      </w:pPr>
+    </w:p>
+    <w:p>
+      <w:pPr>
+        <w:spacing w:before="0" w:after="0"/>
+      </w:pPr>
+    </w:p>
+    <w:p>
+      <w:pPr>
+        <w:spacing w:before="0" w:after="0"/>
+      </w:pPr>
+    </w:p>
+    <w:p>
+      <w:pPr>
         <w:spacing w:before="160" w:after="80"/>
       </w:pPr>
       <w:r>
@@ -19507,6 +20593,31 @@
     </w:p>
     <w:p>
       <w:pPr>
+        <w:spacing w:before="0" w:after="0"/>
+      </w:pPr>
+    </w:p>
+    <w:p>
+      <w:pPr>
+        <w:spacing w:before="0" w:after="0"/>
+      </w:pPr>
+    </w:p>
+    <w:p>
+      <w:pPr>
+        <w:spacing w:before="0" w:after="0"/>
+      </w:pPr>
+    </w:p>
+    <w:p>
+      <w:pPr>
+        <w:spacing w:before="0" w:after="0"/>
+      </w:pPr>
+    </w:p>
+    <w:p>
+      <w:pPr>
+        <w:spacing w:before="0" w:after="0"/>
+      </w:pPr>
+    </w:p>
+    <w:p>
+      <w:pPr>
         <w:spacing w:before="160" w:after="80"/>
       </w:pPr>
       <w:r>
@@ -19766,6 +20877,31 @@
         </w:rPr>
         <w:t>)=101.96）</w:t>
       </w:r>
+    </w:p>
+    <w:p>
+      <w:pPr>
+        <w:spacing w:before="0" w:after="0"/>
+      </w:pPr>
+    </w:p>
+    <w:p>
+      <w:pPr>
+        <w:spacing w:before="0" w:after="0"/>
+      </w:pPr>
+    </w:p>
+    <w:p>
+      <w:pPr>
+        <w:spacing w:before="0" w:after="0"/>
+      </w:pPr>
+    </w:p>
+    <w:p>
+      <w:pPr>
+        <w:spacing w:before="0" w:after="0"/>
+      </w:pPr>
+    </w:p>
+    <w:p>
+      <w:pPr>
+        <w:spacing w:before="0" w:after="0"/>
+      </w:pPr>
     </w:p>
     <w:p>
       <w:pPr>
@@ -20382,6 +21518,31 @@
         </w:rPr>
         <w:t xml:space="preserve">。</w:t>
       </w:r>
+    </w:p>
+    <w:p>
+      <w:pPr>
+        <w:spacing w:before="0" w:after="0"/>
+      </w:pPr>
+    </w:p>
+    <w:p>
+      <w:pPr>
+        <w:spacing w:before="0" w:after="0"/>
+      </w:pPr>
+    </w:p>
+    <w:p>
+      <w:pPr>
+        <w:spacing w:before="0" w:after="0"/>
+      </w:pPr>
+    </w:p>
+    <w:p>
+      <w:pPr>
+        <w:spacing w:before="0" w:after="0"/>
+      </w:pPr>
+    </w:p>
+    <w:p>
+      <w:pPr>
+        <w:spacing w:before="0" w:after="0"/>
+      </w:pPr>
     </w:p>
     <w:p>
       <w:pPr>

--- a/00-首页/题组Word/第一轮·竞赛教材版/第一轮原理·1-化学计量与气体（学生版）.docx
+++ b/00-首页/题组Word/第一轮·竞赛教材版/第一轮原理·1-化学计量与气体（学生版）.docx
@@ -4858,7 +4858,7 @@
         <m:sSup>
           <m:e>
             <m:r>
-              <m:t>​</m:t>
+              <m:t xml:space="preserve"> </m:t>
             </m:r>
           </m:e>
           <m:sup>
@@ -4914,7 +4914,7 @@
         <m:sSup>
           <m:e>
             <m:r>
-              <m:t>​</m:t>
+              <m:t xml:space="preserve"> </m:t>
             </m:r>
           </m:e>
           <m:sup>

--- a/00-首页/题组Word/第一轮·竞赛教材版/第一轮原理·1-化学计量与气体（学生版）.docx
+++ b/00-首页/题组Word/第一轮·竞赛教材版/第一轮原理·1-化学计量与气体（学生版）.docx
@@ -2176,8 +2176,8 @@
     <w:p>
       <w:pPr>
         <w:pStyle w:val="FirstParagraph"/>
+        <w:spacing w:before="0" w:after="0"/>
         <w:ind w:left="480" w:hanging="480"/>
-        <w:spacing w:after="0"/>
       </w:pPr>
       <w:r>
         <w:rPr>
@@ -2201,51 +2201,51 @@
     <w:p>
       <w:pPr>
         <w:pStyle w:val="FirstParagraph"/>
+        <w:spacing w:before="0" w:after="0"/>
         <w:ind w:left="480" w:hanging="480"/>
+      </w:pPr>
+      <w:r>
+        <w:rPr>
+          <w:rFonts w:ascii="Times New Roman" w:hAnsi="Times New Roman" w:eastAsia="Times New Roman" w:cs="Times New Roman"/>
+        </w:rPr>
+        <w:t xml:space="preserve">B. </w:t>
+      </w:r>
+      <w:r>
+        <w:rPr>
+          <w:rFonts w:hint="eastAsia" w:ascii="Times New Roman" w:hAnsi="Times New Roman" w:eastAsia="FangSong" w:cs="Times New Roman"/>
+        </w:rPr>
+        <w:t>氙原子半径大</w:t>
+      </w:r>
+      <w:r>
+        <w:rPr>
+          <w:rFonts w:hint="eastAsia" w:ascii="Times New Roman" w:hAnsi="Times New Roman" w:eastAsia="Times New Roman" w:cs="Times New Roman"/>
+        </w:rPr>
+        <w:t>,</w:t>
+      </w:r>
+      <w:r>
+        <w:rPr>
+          <w:rFonts w:ascii="Times New Roman" w:hAnsi="Times New Roman" w:eastAsia="Times New Roman" w:cs="Times New Roman"/>
+        </w:rPr>
+        <w:t xml:space="preserve"> </w:t>
+      </w:r>
+      <w:r>
+        <w:rPr>
+          <w:rFonts w:hint="eastAsia" w:ascii="Times New Roman" w:hAnsi="Times New Roman" w:eastAsia="FangSong" w:cs="Times New Roman"/>
+        </w:rPr>
+        <w:t xml:space="preserve">电离能小</w:t>
+      </w:r>
+      <w:r>
+        <w:rPr>
+          <w:rFonts w:ascii="Times New Roman" w:hAnsi="Times New Roman" w:eastAsia="Times New Roman" w:cs="Times New Roman"/>
+        </w:rPr>
+        <w:t xml:space="preserve"> </w:t>
+      </w:r>
+    </w:p>
+    <w:p>
+      <w:pPr>
+        <w:pStyle w:val="FirstParagraph"/>
         <w:spacing w:before="0" w:after="0"/>
-      </w:pPr>
-      <w:r>
-        <w:rPr>
-          <w:rFonts w:ascii="Times New Roman" w:hAnsi="Times New Roman" w:eastAsia="Times New Roman" w:cs="Times New Roman"/>
-        </w:rPr>
-        <w:t xml:space="preserve">B. </w:t>
-      </w:r>
-      <w:r>
-        <w:rPr>
-          <w:rFonts w:hint="eastAsia" w:ascii="Times New Roman" w:hAnsi="Times New Roman" w:eastAsia="FangSong" w:cs="Times New Roman"/>
-        </w:rPr>
-        <w:t>氙原子半径大</w:t>
-      </w:r>
-      <w:r>
-        <w:rPr>
-          <w:rFonts w:hint="eastAsia" w:ascii="Times New Roman" w:hAnsi="Times New Roman" w:eastAsia="Times New Roman" w:cs="Times New Roman"/>
-        </w:rPr>
-        <w:t>,</w:t>
-      </w:r>
-      <w:r>
-        <w:rPr>
-          <w:rFonts w:ascii="Times New Roman" w:hAnsi="Times New Roman" w:eastAsia="Times New Roman" w:cs="Times New Roman"/>
-        </w:rPr>
-        <w:t xml:space="preserve"> </w:t>
-      </w:r>
-      <w:r>
-        <w:rPr>
-          <w:rFonts w:hint="eastAsia" w:ascii="Times New Roman" w:hAnsi="Times New Roman" w:eastAsia="FangSong" w:cs="Times New Roman"/>
-        </w:rPr>
-        <w:t xml:space="preserve">电离能小</w:t>
-      </w:r>
-      <w:r>
-        <w:rPr>
-          <w:rFonts w:ascii="Times New Roman" w:hAnsi="Times New Roman" w:eastAsia="Times New Roman" w:cs="Times New Roman"/>
-        </w:rPr>
-        <w:t xml:space="preserve"> </w:t>
-      </w:r>
-    </w:p>
-    <w:p>
-      <w:pPr>
-        <w:pStyle w:val="FirstParagraph"/>
         <w:ind w:left="480" w:hanging="480"/>
-        <w:spacing w:before="0" w:after="180"/>
       </w:pPr>
       <w:r>
         <w:rPr>
@@ -2326,8 +2326,8 @@
     <w:p>
       <w:pPr>
         <w:pStyle w:val="FirstParagraph"/>
+        <w:spacing w:before="0" w:after="0"/>
         <w:ind w:left="480" w:hanging="480"/>
-        <w:spacing w:after="0"/>
       </w:pPr>
       <w:r>
         <w:rPr>
@@ -2363,45 +2363,45 @@
     <w:p>
       <w:pPr>
         <w:pStyle w:val="FirstParagraph"/>
+        <w:spacing w:before="0" w:after="0"/>
         <w:ind w:left="480" w:hanging="480"/>
+      </w:pPr>
+      <w:r>
+        <w:rPr>
+          <w:rFonts w:ascii="Times New Roman" w:hAnsi="Times New Roman" w:eastAsia="Times New Roman" w:cs="Times New Roman"/>
+        </w:rPr>
+        <w:t xml:space="preserve">B. </w:t>
+      </w:r>
+      <w:r>
+        <w:rPr>
+          <w:rFonts w:hint="eastAsia" w:ascii="Times New Roman" w:hAnsi="Times New Roman" w:eastAsia="FangSong" w:cs="Times New Roman"/>
+        </w:rPr>
+        <w:t>氟</w:t>
+      </w:r>
+      <w:r>
+        <w:rPr>
+          <w:rFonts w:hint="eastAsia" w:ascii="Times New Roman" w:hAnsi="Times New Roman" w:eastAsia="Times New Roman" w:cs="Times New Roman"/>
+        </w:rPr>
+        <w:t>、</w:t>
+      </w:r>
+      <w:r>
+        <w:rPr>
+          <w:rFonts w:hint="eastAsia" w:ascii="Times New Roman" w:hAnsi="Times New Roman" w:eastAsia="FangSong" w:cs="Times New Roman"/>
+        </w:rPr>
+        <w:t>氧的原子半径小</w:t>
+      </w:r>
+      <w:r>
+        <w:rPr>
+          <w:rFonts w:ascii="Times New Roman" w:hAnsi="Times New Roman" w:eastAsia="Times New Roman" w:cs="Times New Roman"/>
+        </w:rPr>
+        <w:t xml:space="preserve"> </w:t>
+      </w:r>
+    </w:p>
+    <w:p>
+      <w:pPr>
+        <w:pStyle w:val="FirstParagraph"/>
         <w:spacing w:before="0" w:after="0"/>
-      </w:pPr>
-      <w:r>
-        <w:rPr>
-          <w:rFonts w:ascii="Times New Roman" w:hAnsi="Times New Roman" w:eastAsia="Times New Roman" w:cs="Times New Roman"/>
-        </w:rPr>
-        <w:t xml:space="preserve">B. </w:t>
-      </w:r>
-      <w:r>
-        <w:rPr>
-          <w:rFonts w:hint="eastAsia" w:ascii="Times New Roman" w:hAnsi="Times New Roman" w:eastAsia="FangSong" w:cs="Times New Roman"/>
-        </w:rPr>
-        <w:t>氟</w:t>
-      </w:r>
-      <w:r>
-        <w:rPr>
-          <w:rFonts w:hint="eastAsia" w:ascii="Times New Roman" w:hAnsi="Times New Roman" w:eastAsia="Times New Roman" w:cs="Times New Roman"/>
-        </w:rPr>
-        <w:t>、</w:t>
-      </w:r>
-      <w:r>
-        <w:rPr>
-          <w:rFonts w:hint="eastAsia" w:ascii="Times New Roman" w:hAnsi="Times New Roman" w:eastAsia="FangSong" w:cs="Times New Roman"/>
-        </w:rPr>
-        <w:t>氧的原子半径小</w:t>
-      </w:r>
-      <w:r>
-        <w:rPr>
-          <w:rFonts w:ascii="Times New Roman" w:hAnsi="Times New Roman" w:eastAsia="Times New Roman" w:cs="Times New Roman"/>
-        </w:rPr>
-        <w:t xml:space="preserve"> </w:t>
-      </w:r>
-    </w:p>
-    <w:p>
-      <w:pPr>
-        <w:pStyle w:val="FirstParagraph"/>
         <w:ind w:left="480" w:hanging="480"/>
-        <w:spacing w:before="0" w:after="180"/>
       </w:pPr>
       <w:r>
         <w:rPr>
@@ -2464,8 +2464,8 @@
     <w:p>
       <w:pPr>
         <w:pStyle w:val="FirstParagraph"/>
+        <w:spacing w:before="0" w:after="0"/>
         <w:ind w:left="480" w:hanging="480"/>
-        <w:spacing w:after="0"/>
       </w:pPr>
       <w:r>
         <w:rPr>
@@ -2489,33 +2489,33 @@
     <w:p>
       <w:pPr>
         <w:pStyle w:val="FirstParagraph"/>
+        <w:spacing w:before="0" w:after="0"/>
         <w:ind w:left="480" w:hanging="480"/>
+      </w:pPr>
+      <w:r>
+        <w:rPr>
+          <w:rFonts w:ascii="Times New Roman" w:hAnsi="Times New Roman" w:eastAsia="Times New Roman" w:cs="Times New Roman"/>
+        </w:rPr>
+        <w:t xml:space="preserve">B. </w:t>
+      </w:r>
+      <w:r>
+        <w:rPr>
+          <w:rFonts w:hint="eastAsia" w:ascii="Times New Roman" w:hAnsi="Times New Roman" w:eastAsia="FangSong" w:cs="Times New Roman"/>
+        </w:rPr>
+        <w:t xml:space="preserve">氡的电离能大</w:t>
+      </w:r>
+      <w:r>
+        <w:rPr>
+          <w:rFonts w:ascii="Times New Roman" w:hAnsi="Times New Roman" w:eastAsia="Times New Roman" w:cs="Times New Roman"/>
+        </w:rPr>
+        <w:t xml:space="preserve"> </w:t>
+      </w:r>
+    </w:p>
+    <w:p>
+      <w:pPr>
+        <w:pStyle w:val="FirstParagraph"/>
         <w:spacing w:before="0" w:after="0"/>
-      </w:pPr>
-      <w:r>
-        <w:rPr>
-          <w:rFonts w:ascii="Times New Roman" w:hAnsi="Times New Roman" w:eastAsia="Times New Roman" w:cs="Times New Roman"/>
-        </w:rPr>
-        <w:t xml:space="preserve">B. </w:t>
-      </w:r>
-      <w:r>
-        <w:rPr>
-          <w:rFonts w:hint="eastAsia" w:ascii="Times New Roman" w:hAnsi="Times New Roman" w:eastAsia="FangSong" w:cs="Times New Roman"/>
-        </w:rPr>
-        <w:t xml:space="preserve">氡的电离能大</w:t>
-      </w:r>
-      <w:r>
-        <w:rPr>
-          <w:rFonts w:ascii="Times New Roman" w:hAnsi="Times New Roman" w:eastAsia="Times New Roman" w:cs="Times New Roman"/>
-        </w:rPr>
-        <w:t xml:space="preserve"> </w:t>
-      </w:r>
-    </w:p>
-    <w:p>
-      <w:pPr>
-        <w:pStyle w:val="FirstParagraph"/>
         <w:ind w:left="480" w:hanging="480"/>
-        <w:spacing w:before="0" w:after="180"/>
       </w:pPr>
       <w:r>
         <w:rPr>
@@ -3916,8 +3916,8 @@
     <w:p>
       <w:pPr>
         <w:pStyle w:val="BodyText"/>
+        <w:spacing w:before="0" w:after="0"/>
         <w:ind w:left="480" w:hanging="480"/>
-        <w:spacing w:after="0"/>
       </w:pPr>
       <w:r>
         <w:rPr>
@@ -4005,8 +4005,8 @@
     <w:p>
       <w:pPr>
         <w:pStyle w:val="BodyText"/>
+        <w:spacing w:before="0" w:after="0"/>
         <w:ind w:left="480" w:hanging="480"/>
-        <w:spacing w:before="0" w:after="0"/>
       </w:pPr>
       <w:r>
         <w:rPr>
@@ -4077,8 +4077,8 @@
     <w:p>
       <w:pPr>
         <w:pStyle w:val="BodyText"/>
+        <w:spacing w:before="0" w:after="0"/>
         <w:ind w:left="480" w:hanging="480"/>
-        <w:spacing w:before="0" w:after="0"/>
       </w:pPr>
       <w:r>
         <w:rPr>
@@ -4167,8 +4167,8 @@
     <w:p>
       <w:pPr>
         <w:pStyle w:val="BodyText"/>
+        <w:spacing w:before="0" w:after="0"/>
         <w:ind w:left="480" w:hanging="480"/>
-        <w:spacing w:before="0" w:after="180"/>
       </w:pPr>
       <w:r>
         <w:rPr>
@@ -4988,8 +4988,8 @@
     <w:p>
       <w:pPr>
         <w:pStyle w:val="BodyText"/>
+        <w:spacing w:before="0" w:after="0"/>
         <w:ind w:left="480" w:hanging="480"/>
-        <w:spacing w:after="0"/>
       </w:pPr>
       <w:r>
         <w:rPr>
@@ -5013,20 +5013,45 @@
     <w:p>
       <w:pPr>
         <w:pStyle w:val="BodyText"/>
+        <w:spacing w:before="0" w:after="0"/>
         <w:ind w:left="480" w:hanging="480"/>
+      </w:pPr>
+      <w:r>
+        <w:rPr>
+          <w:rFonts w:ascii="Times New Roman" w:hAnsi="Times New Roman" w:eastAsia="Times New Roman" w:cs="Times New Roman"/>
+        </w:rPr>
+        <w:t xml:space="preserve">B. </w:t>
+      </w:r>
+      <w:r>
+        <w:rPr>
+          <w:rFonts w:hint="eastAsia" w:ascii="Times New Roman" w:hAnsi="Times New Roman" w:eastAsia="FangSong" w:cs="Times New Roman"/>
+        </w:rPr>
+        <w:t xml:space="preserve">水的摩尔质量</w:t>
+      </w:r>
+      <w:r>
+        <w:rPr>
+          <w:rFonts w:ascii="Times New Roman" w:hAnsi="Times New Roman" w:eastAsia="Times New Roman" w:cs="Times New Roman"/>
+        </w:rPr>
+        <w:t xml:space="preserve">　　</w:t>
+      </w:r>
+    </w:p>
+    <w:p>
+      <w:pPr>
+        <w:pStyle w:val="BodyText"/>
         <w:spacing w:before="0" w:after="0"/>
-      </w:pPr>
-      <w:r>
-        <w:rPr>
-          <w:rFonts w:ascii="Times New Roman" w:hAnsi="Times New Roman" w:eastAsia="Times New Roman" w:cs="Times New Roman"/>
-        </w:rPr>
-        <w:t xml:space="preserve">B. </w:t>
-      </w:r>
-      <w:r>
-        <w:rPr>
-          <w:rFonts w:hint="eastAsia" w:ascii="Times New Roman" w:hAnsi="Times New Roman" w:eastAsia="FangSong" w:cs="Times New Roman"/>
-        </w:rPr>
-        <w:t xml:space="preserve">水的摩尔质量</w:t>
+        <w:ind w:left="480" w:hanging="480"/>
+      </w:pPr>
+      <w:r>
+        <w:rPr>
+          <w:rFonts w:ascii="Times New Roman" w:hAnsi="Times New Roman" w:eastAsia="Times New Roman" w:cs="Times New Roman"/>
+        </w:rPr>
+        <w:t xml:space="preserve">C. </w:t>
+      </w:r>
+      <w:r>
+        <w:rPr>
+          <w:rFonts w:hint="eastAsia" w:ascii="Times New Roman" w:hAnsi="Times New Roman" w:eastAsia="FangSong" w:cs="Times New Roman"/>
+        </w:rPr>
+        <w:t xml:space="preserve">阿伏伽德罗常数</w:t>
       </w:r>
       <w:r>
         <w:rPr>
@@ -5038,33 +5063,8 @@
     <w:p>
       <w:pPr>
         <w:pStyle w:val="BodyText"/>
+        <w:spacing w:before="0" w:after="0"/>
         <w:ind w:left="480" w:hanging="480"/>
-        <w:spacing w:before="0" w:after="0"/>
-      </w:pPr>
-      <w:r>
-        <w:rPr>
-          <w:rFonts w:ascii="Times New Roman" w:hAnsi="Times New Roman" w:eastAsia="Times New Roman" w:cs="Times New Roman"/>
-        </w:rPr>
-        <w:t xml:space="preserve">C. </w:t>
-      </w:r>
-      <w:r>
-        <w:rPr>
-          <w:rFonts w:hint="eastAsia" w:ascii="Times New Roman" w:hAnsi="Times New Roman" w:eastAsia="FangSong" w:cs="Times New Roman"/>
-        </w:rPr>
-        <w:t xml:space="preserve">阿伏伽德罗常数</w:t>
-      </w:r>
-      <w:r>
-        <w:rPr>
-          <w:rFonts w:ascii="Times New Roman" w:hAnsi="Times New Roman" w:eastAsia="Times New Roman" w:cs="Times New Roman"/>
-        </w:rPr>
-        <w:t xml:space="preserve">　　</w:t>
-      </w:r>
-    </w:p>
-    <w:p>
-      <w:pPr>
-        <w:pStyle w:val="BodyText"/>
-        <w:ind w:left="480" w:hanging="480"/>
-        <w:spacing w:before="0" w:after="180"/>
       </w:pPr>
       <w:r>
         <w:rPr>
@@ -18040,6 +18040,14 @@
       <w:tblPr>
         <w:tblStyle w:val="Table"/>
         <w:tblW w:type="auto" w:w="0"/>
+        <w:tblBorders>
+          <w:top w:val="single" w:sz="12" w:space="0" w:color="000000"/>
+          <w:left w:val="none" w:sz="0" w:space="0" w:color="auto"/>
+          <w:bottom w:val="single" w:sz="12" w:space="0" w:color="000000"/>
+          <w:right w:val="none" w:sz="0" w:space="0" w:color="auto"/>
+          <w:insideH w:val="none" w:sz="0" w:space="0" w:color="auto"/>
+          <w:insideV w:val="none" w:sz="0" w:space="0" w:color="auto"/>
+        </w:tblBorders>
         <w:tblLook w:firstRow="1" w:lastRow="0" w:firstColumn="0" w:lastColumn="0" w:noHBand="0" w:noVBand="0" w:val="0020"/>
       </w:tblPr>
       <w:tblGrid>
@@ -18053,7 +18061,11 @@
           <w:tblHeader w:val="on"/>
         </w:trPr>
         <w:tc>
-          <w:tcPr/>
+          <w:tcPr>
+            <w:tcBorders>
+              <w:bottom w:val="single" w:sz="8" w:space="0" w:color="000000"/>
+            </w:tcBorders>
+          </w:tcPr>
           <w:p>
             <w:pPr>
               <w:pStyle w:val="Compact"/>
@@ -18069,7 +18081,11 @@
           </w:p>
         </w:tc>
         <w:tc>
-          <w:tcPr/>
+          <w:tcPr>
+            <w:tcBorders>
+              <w:bottom w:val="single" w:sz="8" w:space="0" w:color="000000"/>
+            </w:tcBorders>
+          </w:tcPr>
           <w:p>
             <w:pPr>
               <w:pStyle w:val="Compact"/>
@@ -18092,7 +18108,11 @@
           </w:p>
         </w:tc>
         <w:tc>
-          <w:tcPr/>
+          <w:tcPr>
+            <w:tcBorders>
+              <w:bottom w:val="single" w:sz="8" w:space="0" w:color="000000"/>
+            </w:tcBorders>
+          </w:tcPr>
           <w:p>
             <w:pPr>
               <w:pStyle w:val="Compact"/>
@@ -18115,7 +18135,11 @@
           </w:p>
         </w:tc>
         <w:tc>
-          <w:tcPr/>
+          <w:tcPr>
+            <w:tcBorders>
+              <w:bottom w:val="single" w:sz="8" w:space="0" w:color="000000"/>
+            </w:tcBorders>
+          </w:tcPr>
           <w:p>
             <w:pPr>
               <w:pStyle w:val="Compact"/>
@@ -21097,6 +21121,14 @@
       <w:tblPr>
         <w:tblStyle w:val="Table"/>
         <w:tblW w:type="auto" w:w="0"/>
+        <w:tblBorders>
+          <w:top w:val="single" w:sz="12" w:space="0" w:color="000000"/>
+          <w:left w:val="none" w:sz="0" w:space="0" w:color="auto"/>
+          <w:bottom w:val="single" w:sz="12" w:space="0" w:color="000000"/>
+          <w:right w:val="none" w:sz="0" w:space="0" w:color="auto"/>
+          <w:insideH w:val="none" w:sz="0" w:space="0" w:color="auto"/>
+          <w:insideV w:val="none" w:sz="0" w:space="0" w:color="auto"/>
+        </w:tblBorders>
         <w:tblLook w:firstRow="1" w:lastRow="0" w:firstColumn="0" w:lastColumn="0" w:noHBand="0" w:noVBand="0" w:val="0020"/>
       </w:tblPr>
       <w:tblGrid>
@@ -21109,7 +21141,11 @@
           <w:tblHeader w:val="on"/>
         </w:trPr>
         <w:tc>
-          <w:tcPr/>
+          <w:tcPr>
+            <w:tcBorders>
+              <w:bottom w:val="single" w:sz="8" w:space="0" w:color="000000"/>
+            </w:tcBorders>
+          </w:tcPr>
           <w:p>
             <w:pPr>
               <w:pStyle w:val="Compact"/>
@@ -21132,7 +21168,11 @@
           </w:p>
         </w:tc>
         <w:tc>
-          <w:tcPr/>
+          <w:tcPr>
+            <w:tcBorders>
+              <w:bottom w:val="single" w:sz="8" w:space="0" w:color="000000"/>
+            </w:tcBorders>
+          </w:tcPr>
           <w:p>
             <w:pPr>
               <w:pStyle w:val="Compact"/>
@@ -21148,7 +21188,11 @@
           </w:p>
         </w:tc>
         <w:tc>
-          <w:tcPr/>
+          <w:tcPr>
+            <w:tcBorders>
+              <w:bottom w:val="single" w:sz="8" w:space="0" w:color="000000"/>
+            </w:tcBorders>
+          </w:tcPr>
           <w:p>
             <w:pPr>
               <w:pStyle w:val="Compact"/>
@@ -22802,7 +22846,7 @@
     <ns0:rPr>
       <ns0:rFonts ns0:ascii="Times New Roman" ns0:cs="Times New Roman" ns0:eastAsia="SimHei" ns0:hAnsi="Times New Roman"/>
       <ns0:b/>
-      <ns0:color ns0:val="17324D"/>
+      <ns0:color ns0:val="000000"/>
       <ns0:sz ns0:val="44"/>
       <ns0:szCs ns0:val="56"/>
     </ns0:rPr>
@@ -22944,7 +22988,7 @@
     <ns0:rPr>
       <ns0:rFonts ns0:ascii="Times New Roman" ns0:cs="Times New Roman" ns0:eastAsia="SimHei" ns0:hAnsi="Times New Roman"/>
       <ns0:b/>
-      <ns0:color ns0:val="17324D"/>
+      <ns0:color ns0:val="000000"/>
       <ns0:sz ns0:val="32"/>
       <ns0:szCs ns0:val="40"/>
     </ns0:rPr>
@@ -22968,7 +23012,7 @@
     <ns0:rPr>
       <ns0:rFonts ns0:ascii="Times New Roman" ns0:cs="Times New Roman" ns0:eastAsia="SimHei" ns0:hAnsi="Times New Roman"/>
       <ns0:b/>
-      <ns0:color ns0:val="17324D"/>
+      <ns0:color ns0:val="000000"/>
       <ns0:sz ns0:val="28"/>
       <ns0:szCs ns0:val="32"/>
     </ns0:rPr>
@@ -22992,7 +23036,7 @@
     <ns0:rPr>
       <ns0:rFonts ns0:ascii="Times New Roman" ns0:cs="Times New Roman" ns0:eastAsia="SimHei" ns0:hAnsi="Times New Roman"/>
       <ns0:b/>
-      <ns0:color ns0:val="17324D"/>
+      <ns0:color ns0:val="000000"/>
       <ns0:sz ns0:val="25"/>
       <ns0:szCs ns0:val="28"/>
     </ns0:rPr>

--- a/00-首页/题组Word/第一轮·竞赛教材版/第一轮原理·1-化学计量与气体（学生版）.docx
+++ b/00-首页/题组Word/第一轮·竞赛教材版/第一轮原理·1-化学计量与气体（学生版）.docx
@@ -42,6 +42,60 @@
     </w:p>
     <w:p>
       <w:pPr>
+        <w:pStyle w:val="BlockText"/>
+        <w:ind w:firstLine="420"/>
+      </w:pPr>
+      <w:r>
+        <w:rPr>
+          <w:rFonts w:hint="eastAsia" w:ascii="Times New Roman" w:hAnsi="Times New Roman" w:eastAsia="FangSong" w:cs="Times New Roman"/>
+        </w:rPr>
+        <w:t xml:space="preserve">共</w:t>
+      </w:r>
+      <w:r>
+        <w:rPr>
+          <w:rFonts w:ascii="Times New Roman" w:hAnsi="Times New Roman" w:eastAsia="Times New Roman" w:cs="Times New Roman"/>
+        </w:rPr>
+        <w:t xml:space="preserve"> 40 </w:t>
+      </w:r>
+      <w:r>
+        <w:rPr>
+          <w:rFonts w:hint="eastAsia" w:ascii="Times New Roman" w:hAnsi="Times New Roman" w:eastAsia="FangSong" w:cs="Times New Roman"/>
+        </w:rPr>
+        <w:t>题</w:t>
+      </w:r>
+      <w:r>
+        <w:rPr>
+          <w:rFonts w:hint="eastAsia" w:ascii="Times New Roman" w:hAnsi="Times New Roman" w:eastAsia="Times New Roman" w:cs="Times New Roman"/>
+        </w:rPr>
+        <w:t>。</w:t>
+      </w:r>
+      <w:r>
+        <w:rPr>
+          <w:rFonts w:hint="eastAsia" w:ascii="Times New Roman" w:hAnsi="Times New Roman" w:eastAsia="FangSong" w:cs="Times New Roman"/>
+        </w:rPr>
+        <w:t>建议先独立完成</w:t>
+      </w:r>
+      <w:r>
+        <w:rPr>
+          <w:rFonts w:hint="eastAsia" w:ascii="Times New Roman" w:hAnsi="Times New Roman" w:eastAsia="Times New Roman" w:cs="Times New Roman"/>
+        </w:rPr>
+        <w:t>，</w:t>
+      </w:r>
+      <w:r>
+        <w:rPr>
+          <w:rFonts w:hint="eastAsia" w:ascii="Times New Roman" w:hAnsi="Times New Roman" w:eastAsia="FangSong" w:cs="Times New Roman"/>
+        </w:rPr>
+        <w:t>再核对答案</w:t>
+      </w:r>
+      <w:r>
+        <w:rPr>
+          <w:rFonts w:hint="eastAsia" w:ascii="Times New Roman" w:hAnsi="Times New Roman" w:eastAsia="Times New Roman" w:cs="Times New Roman"/>
+        </w:rPr>
+        <w:t>。</w:t>
+      </w:r>
+    </w:p>
+    <w:p>
+      <w:pPr>
         <w:spacing w:before="160" w:after="80"/>
       </w:pPr>
       <w:r>
@@ -91,6 +145,7 @@
     <w:p>
       <w:pPr>
         <w:pStyle w:val="FirstParagraph"/>
+        <w:ind w:firstLine="420"/>
       </w:pPr>
       <w:r>
         <w:rPr>
@@ -148,6 +203,7 @@
           <w:ilvl w:val="0"/>
           <w:numId w:val="1001"/>
         </w:numPr>
+        <w:ind w:firstLine="420"/>
       </w:pPr>
       <w:r>
         <w:rPr>
@@ -240,6 +296,7 @@
           <w:ilvl w:val="0"/>
           <w:numId w:val="1001"/>
         </w:numPr>
+        <w:ind w:firstLine="420"/>
       </w:pPr>
       <w:r>
         <w:rPr>
@@ -257,6 +314,11 @@
     <w:p>
       <w:pPr>
         <w:pStyle w:val="Compact"/>
+        <w:numPr>
+          <w:ilvl w:val="0"/>
+          <w:numId w:val="1002"/>
+        </w:numPr>
+        <w:ind w:firstLine="420"/>
       </w:pPr>
       <w:r>
         <w:rPr>
@@ -280,6 +342,11 @@
     <w:p>
       <w:pPr>
         <w:pStyle w:val="Compact"/>
+        <w:numPr>
+          <w:ilvl w:val="0"/>
+          <w:numId w:val="1002"/>
+        </w:numPr>
+        <w:ind w:firstLine="420"/>
       </w:pPr>
       <w:r>
         <w:rPr>
@@ -315,6 +382,11 @@
     <w:p>
       <w:pPr>
         <w:pStyle w:val="Compact"/>
+        <w:numPr>
+          <w:ilvl w:val="0"/>
+          <w:numId w:val="1002"/>
+        </w:numPr>
+        <w:ind w:firstLine="420"/>
       </w:pPr>
       <w:r>
         <w:rPr>
@@ -350,6 +422,11 @@
     <w:p>
       <w:pPr>
         <w:pStyle w:val="Compact"/>
+        <w:numPr>
+          <w:ilvl w:val="0"/>
+          <w:numId w:val="1002"/>
+        </w:numPr>
+        <w:ind w:firstLine="420"/>
       </w:pPr>
       <w:r>
         <w:rPr>
@@ -369,31 +446,6 @@
         </w:rPr>
         <w:t>。</w:t>
       </w:r>
-    </w:p>
-    <w:p>
-      <w:pPr>
-        <w:spacing w:before="0" w:after="0"/>
-      </w:pPr>
-    </w:p>
-    <w:p>
-      <w:pPr>
-        <w:spacing w:before="0" w:after="0"/>
-      </w:pPr>
-    </w:p>
-    <w:p>
-      <w:pPr>
-        <w:spacing w:before="0" w:after="0"/>
-      </w:pPr>
-    </w:p>
-    <w:p>
-      <w:pPr>
-        <w:spacing w:before="0" w:after="0"/>
-      </w:pPr>
-    </w:p>
-    <w:p>
-      <w:pPr>
-        <w:spacing w:before="0" w:after="0"/>
-      </w:pPr>
     </w:p>
     <w:p>
       <w:pPr>
@@ -405,6 +457,16 @@
         </w:pict>
       </w:r>
     </w:p>
+    <w:p>
+      <w:pPr>
+        <w:spacing w:before="160" w:after="80"/>
+      </w:pPr>
+      <w:r>
+        <w:pict>
+          <v:rect style="width:0;height:1.5pt" o:hralign="center" o:hrstd="t" o:hr="t"/>
+        </w:pict>
+      </w:r>
+    </w:p>
     <w:bookmarkEnd w:id="9"/>
     <w:bookmarkStart w:id="10" w:name="第2题"/>
     <w:p>
@@ -434,6 +496,7 @@
     <w:p>
       <w:pPr>
         <w:pStyle w:val="FirstParagraph"/>
+        <w:ind w:firstLine="420"/>
       </w:pPr>
       <w:r>
         <w:rPr>
@@ -467,6 +530,7 @@
           <w:ilvl w:val="0"/>
           <w:numId w:val="1003"/>
         </w:numPr>
+        <w:ind w:firstLine="420"/>
       </w:pPr>
       <w:r>
         <w:rPr>
@@ -548,6 +612,7 @@
           <w:ilvl w:val="0"/>
           <w:numId w:val="1003"/>
         </w:numPr>
+        <w:ind w:firstLine="420"/>
       </w:pPr>
       <w:r>
         <w:rPr>
@@ -629,6 +694,7 @@
           <w:ilvl w:val="0"/>
           <w:numId w:val="1003"/>
         </w:numPr>
+        <w:ind w:firstLine="420"/>
       </w:pPr>
       <w:r>
         <w:rPr>
@@ -650,6 +716,7 @@
           <w:ilvl w:val="0"/>
           <w:numId w:val="1003"/>
         </w:numPr>
+        <w:ind w:firstLine="420"/>
       </w:pPr>
       <w:r>
         <w:rPr>
@@ -687,31 +754,6 @@
         </w:rPr>
         <w:t>。</w:t>
       </w:r>
-    </w:p>
-    <w:p>
-      <w:pPr>
-        <w:spacing w:before="0" w:after="0"/>
-      </w:pPr>
-    </w:p>
-    <w:p>
-      <w:pPr>
-        <w:spacing w:before="0" w:after="0"/>
-      </w:pPr>
-    </w:p>
-    <w:p>
-      <w:pPr>
-        <w:spacing w:before="0" w:after="0"/>
-      </w:pPr>
-    </w:p>
-    <w:p>
-      <w:pPr>
-        <w:spacing w:before="0" w:after="0"/>
-      </w:pPr>
-    </w:p>
-    <w:p>
-      <w:pPr>
-        <w:spacing w:before="0" w:after="0"/>
-      </w:pPr>
     </w:p>
     <w:p>
       <w:pPr>
@@ -723,6 +765,16 @@
         </w:pict>
       </w:r>
     </w:p>
+    <w:p>
+      <w:pPr>
+        <w:spacing w:before="160" w:after="80"/>
+      </w:pPr>
+      <w:r>
+        <w:pict>
+          <v:rect style="width:0;height:1.5pt" o:hralign="center" o:hrstd="t" o:hr="t"/>
+        </w:pict>
+      </w:r>
+    </w:p>
     <w:bookmarkEnd w:id="10"/>
     <w:bookmarkStart w:id="14" w:name="第3题"/>
     <w:p>
@@ -752,6 +804,7 @@
     <w:p>
       <w:pPr>
         <w:pStyle w:val="FirstParagraph"/>
+        <w:ind w:firstLine="420"/>
       </w:pPr>
       <w:r>
         <w:rPr>
@@ -927,6 +980,7 @@
     <w:p>
       <w:pPr>
         <w:pStyle w:val="BodyText"/>
+        <w:ind w:firstLine="420"/>
       </w:pPr>
       <w:r>
         <w:rPr>
@@ -950,6 +1004,7 @@
     <w:p>
       <w:pPr>
         <w:pStyle w:val="BodyText"/>
+        <w:ind w:firstLine="420"/>
       </w:pPr>
       <w:r>
         <w:rPr>
@@ -978,14 +1033,12 @@
     </w:p>
     <w:p>
       <w:pPr>
-        <w:pStyle w:val="BodyText"/>
-      </w:pPr>
-      <w:r>
-        <w:rPr>
-          <w:rFonts w:ascii="Times New Roman" w:hAnsi="Times New Roman" w:eastAsia="Times New Roman" w:cs="Times New Roman"/>
-        </w:rPr>
-        <w:t xml:space="preserve">10-1 </w:t>
-      </w:r>
+        <w:numPr>
+          <w:ilvl w:val="0"/>
+          <w:numId w:val="1004"/>
+        </w:numPr>
+        <w:ind w:firstLine="420"/>
+      </w:pPr>
       <w:r>
         <w:rPr>
           <w:rFonts w:hint="eastAsia" w:ascii="Times New Roman" w:hAnsi="Times New Roman" w:eastAsia="FangSong" w:cs="Times New Roman"/>
@@ -1189,14 +1242,12 @@
     </w:p>
     <w:p>
       <w:pPr>
-        <w:pStyle w:val="BodyText"/>
-      </w:pPr>
-      <w:r>
-        <w:rPr>
-          <w:rFonts w:ascii="Times New Roman" w:hAnsi="Times New Roman" w:eastAsia="Times New Roman" w:cs="Times New Roman"/>
-        </w:rPr>
-        <w:t xml:space="preserve">10-2 </w:t>
-      </w:r>
+        <w:numPr>
+          <w:ilvl w:val="0"/>
+          <w:numId w:val="1004"/>
+        </w:numPr>
+        <w:ind w:firstLine="420"/>
+      </w:pPr>
       <w:r>
         <w:rPr>
           <w:rFonts w:hint="eastAsia" w:ascii="Times New Roman" w:hAnsi="Times New Roman" w:eastAsia="FangSong" w:cs="Times New Roman"/>
@@ -1318,20 +1369,12 @@
     </w:p>
     <w:p>
       <w:pPr>
-        <w:pStyle w:val="BodyText"/>
-      </w:pPr>
-      <w:r>
-        <w:rPr>
-          <w:rFonts w:ascii="Times New Roman" w:hAnsi="Times New Roman" w:eastAsia="Times New Roman" w:cs="Times New Roman"/>
-        </w:rPr>
-        <w:t xml:space="preserve">10-3</w:t>
-      </w:r>
-      <w:r>
-        <w:rPr>
-          <w:rFonts w:ascii="Times New Roman" w:hAnsi="Times New Roman" w:eastAsia="Times New Roman" w:cs="Times New Roman"/>
-        </w:rPr>
-        <w:t xml:space="preserve"> </w:t>
-      </w:r>
+        <w:numPr>
+          <w:ilvl w:val="0"/>
+          <w:numId w:val="1004"/>
+        </w:numPr>
+        <w:ind w:firstLine="420"/>
+      </w:pPr>
       <m:oMath>
         <m:oMathPr>
           <m:ctrlPr>
@@ -1423,14 +1466,12 @@
     </w:p>
     <w:p>
       <w:pPr>
-        <w:pStyle w:val="BodyText"/>
-      </w:pPr>
-      <w:r>
-        <w:rPr>
-          <w:rFonts w:ascii="Times New Roman" w:hAnsi="Times New Roman" w:eastAsia="Times New Roman" w:cs="Times New Roman"/>
-        </w:rPr>
-        <w:t xml:space="preserve">10-4 </w:t>
-      </w:r>
+        <w:numPr>
+          <w:ilvl w:val="0"/>
+          <w:numId w:val="1004"/>
+        </w:numPr>
+        <w:ind w:firstLine="420"/>
+      </w:pPr>
       <w:r>
         <w:rPr>
           <w:rFonts w:hint="eastAsia" w:ascii="Times New Roman" w:hAnsi="Times New Roman" w:eastAsia="FangSong" w:cs="Times New Roman"/>
@@ -1552,14 +1593,12 @@
     </w:p>
     <w:p>
       <w:pPr>
-        <w:pStyle w:val="BodyText"/>
-      </w:pPr>
-      <w:r>
-        <w:rPr>
-          <w:rFonts w:ascii="Times New Roman" w:hAnsi="Times New Roman" w:eastAsia="Times New Roman" w:cs="Times New Roman"/>
-        </w:rPr>
-        <w:t xml:space="preserve">10-5 </w:t>
-      </w:r>
+        <w:numPr>
+          <w:ilvl w:val="0"/>
+          <w:numId w:val="1004"/>
+        </w:numPr>
+        <w:ind w:firstLine="420"/>
+      </w:pPr>
       <w:r>
         <w:rPr>
           <w:rFonts w:hint="eastAsia" w:ascii="Times New Roman" w:hAnsi="Times New Roman" w:eastAsia="FangSong" w:cs="Times New Roman"/>
@@ -1699,46 +1738,6 @@
     </w:p>
     <w:p>
       <w:pPr>
-        <w:spacing w:before="0" w:after="0"/>
-      </w:pPr>
-    </w:p>
-    <w:p>
-      <w:pPr>
-        <w:spacing w:before="0" w:after="0"/>
-      </w:pPr>
-    </w:p>
-    <w:p>
-      <w:pPr>
-        <w:spacing w:before="0" w:after="0"/>
-      </w:pPr>
-    </w:p>
-    <w:p>
-      <w:pPr>
-        <w:spacing w:before="0" w:after="0"/>
-      </w:pPr>
-    </w:p>
-    <w:p>
-      <w:pPr>
-        <w:spacing w:before="0" w:after="0"/>
-      </w:pPr>
-    </w:p>
-    <w:p>
-      <w:pPr>
-        <w:spacing w:before="0" w:after="0"/>
-      </w:pPr>
-    </w:p>
-    <w:p>
-      <w:pPr>
-        <w:spacing w:before="0" w:after="0"/>
-      </w:pPr>
-    </w:p>
-    <w:p>
-      <w:pPr>
-        <w:spacing w:before="0" w:after="0"/>
-      </w:pPr>
-    </w:p>
-    <w:p>
-      <w:pPr>
         <w:spacing w:before="160" w:after="80"/>
       </w:pPr>
       <w:r>
@@ -1747,6 +1746,16 @@
         </w:pict>
       </w:r>
     </w:p>
+    <w:p>
+      <w:pPr>
+        <w:spacing w:before="160" w:after="80"/>
+      </w:pPr>
+      <w:r>
+        <w:pict>
+          <v:rect style="width:0;height:1.5pt" o:hralign="center" o:hrstd="t" o:hr="t"/>
+        </w:pict>
+      </w:r>
+    </w:p>
     <w:bookmarkEnd w:id="14"/>
     <w:bookmarkStart w:id="15" w:name="第4题"/>
     <w:p>
@@ -1776,6 +1785,7 @@
     <w:p>
       <w:pPr>
         <w:pStyle w:val="FirstParagraph"/>
+        <w:ind w:firstLine="420"/>
       </w:pPr>
       <w:r>
         <w:rPr>
@@ -2139,158 +2149,15 @@
         <w:pStyle w:val="Compact"/>
         <w:numPr>
           <w:ilvl w:val="0"/>
-          <w:numId w:val="1004"/>
-        </w:numPr>
-      </w:pPr>
-      <w:r>
-        <w:rPr>
-          <w:rFonts w:hint="eastAsia" w:ascii="Times New Roman" w:hAnsi="Times New Roman" w:eastAsia="FangSong" w:cs="Times New Roman"/>
-        </w:rPr>
-        <w:t>只有较重的稀有气体氙能合成出多种化合物</w:t>
-      </w:r>
-      <w:r>
-        <w:rPr>
-          <w:rFonts w:hint="eastAsia" w:ascii="Times New Roman" w:hAnsi="Times New Roman" w:eastAsia="Times New Roman" w:cs="Times New Roman"/>
-        </w:rPr>
-        <w:t>,</w:t>
-      </w:r>
-      <w:r>
-        <w:rPr>
-          <w:rFonts w:ascii="Times New Roman" w:hAnsi="Times New Roman" w:eastAsia="Times New Roman" w:cs="Times New Roman"/>
-        </w:rPr>
-        <w:t xml:space="preserve"> </w:t>
-      </w:r>
-      <w:r>
-        <w:rPr>
-          <w:rFonts w:hint="eastAsia" w:ascii="Times New Roman" w:hAnsi="Times New Roman" w:eastAsia="FangSong" w:cs="Times New Roman"/>
-        </w:rPr>
-        <w:t>其原因是</w:t>
-      </w:r>
-      <w:r>
-        <w:rPr>
-          <w:rFonts w:hint="eastAsia" w:ascii="Times New Roman" w:hAnsi="Times New Roman" w:eastAsia="Times New Roman" w:cs="Times New Roman"/>
-        </w:rPr>
-        <w:t>____。</w:t>
-      </w:r>
-    </w:p>
-    <w:p>
-      <w:pPr>
-        <w:pStyle w:val="FirstParagraph"/>
-        <w:spacing w:before="0" w:after="0"/>
-        <w:ind w:left="480" w:hanging="480"/>
-      </w:pPr>
-      <w:r>
-        <w:rPr>
-          <w:rFonts w:ascii="Times New Roman" w:hAnsi="Times New Roman" w:eastAsia="Times New Roman" w:cs="Times New Roman"/>
-        </w:rPr>
-        <w:t xml:space="preserve">A. </w:t>
-      </w:r>
-      <w:r>
-        <w:rPr>
-          <w:rFonts w:hint="eastAsia" w:ascii="Times New Roman" w:hAnsi="Times New Roman" w:eastAsia="FangSong" w:cs="Times New Roman"/>
-        </w:rPr>
-        <w:t xml:space="preserve">氙含量比较丰富</w:t>
-      </w:r>
-      <w:r>
-        <w:rPr>
-          <w:rFonts w:ascii="Times New Roman" w:hAnsi="Times New Roman" w:eastAsia="Times New Roman" w:cs="Times New Roman"/>
-        </w:rPr>
-        <w:t xml:space="preserve"> </w:t>
-      </w:r>
-    </w:p>
-    <w:p>
-      <w:pPr>
-        <w:pStyle w:val="FirstParagraph"/>
-        <w:spacing w:before="0" w:after="0"/>
-        <w:ind w:left="480" w:hanging="480"/>
-      </w:pPr>
-      <w:r>
-        <w:rPr>
-          <w:rFonts w:ascii="Times New Roman" w:hAnsi="Times New Roman" w:eastAsia="Times New Roman" w:cs="Times New Roman"/>
-        </w:rPr>
-        <w:t xml:space="preserve">B. </w:t>
-      </w:r>
-      <w:r>
-        <w:rPr>
-          <w:rFonts w:hint="eastAsia" w:ascii="Times New Roman" w:hAnsi="Times New Roman" w:eastAsia="FangSong" w:cs="Times New Roman"/>
-        </w:rPr>
-        <w:t>氙原子半径大</w:t>
-      </w:r>
-      <w:r>
-        <w:rPr>
-          <w:rFonts w:hint="eastAsia" w:ascii="Times New Roman" w:hAnsi="Times New Roman" w:eastAsia="Times New Roman" w:cs="Times New Roman"/>
-        </w:rPr>
-        <w:t>,</w:t>
-      </w:r>
-      <w:r>
-        <w:rPr>
-          <w:rFonts w:ascii="Times New Roman" w:hAnsi="Times New Roman" w:eastAsia="Times New Roman" w:cs="Times New Roman"/>
-        </w:rPr>
-        <w:t xml:space="preserve"> </w:t>
-      </w:r>
-      <w:r>
-        <w:rPr>
-          <w:rFonts w:hint="eastAsia" w:ascii="Times New Roman" w:hAnsi="Times New Roman" w:eastAsia="FangSong" w:cs="Times New Roman"/>
-        </w:rPr>
-        <w:t xml:space="preserve">电离能小</w:t>
-      </w:r>
-      <w:r>
-        <w:rPr>
-          <w:rFonts w:ascii="Times New Roman" w:hAnsi="Times New Roman" w:eastAsia="Times New Roman" w:cs="Times New Roman"/>
-        </w:rPr>
-        <w:t xml:space="preserve"> </w:t>
-      </w:r>
-    </w:p>
-    <w:p>
-      <w:pPr>
-        <w:pStyle w:val="FirstParagraph"/>
-        <w:spacing w:before="0" w:after="0"/>
-        <w:ind w:left="480" w:hanging="480"/>
-      </w:pPr>
-      <w:r>
-        <w:rPr>
-          <w:rFonts w:ascii="Times New Roman" w:hAnsi="Times New Roman" w:eastAsia="Times New Roman" w:cs="Times New Roman"/>
-        </w:rPr>
-        <w:t xml:space="preserve">C. </w:t>
-      </w:r>
-      <w:r>
-        <w:rPr>
-          <w:rFonts w:hint="eastAsia" w:ascii="Times New Roman" w:hAnsi="Times New Roman" w:eastAsia="FangSong" w:cs="Times New Roman"/>
-        </w:rPr>
-        <w:t>氙原子半径小</w:t>
-      </w:r>
-      <w:r>
-        <w:rPr>
-          <w:rFonts w:hint="eastAsia" w:ascii="Times New Roman" w:hAnsi="Times New Roman" w:eastAsia="Times New Roman" w:cs="Times New Roman"/>
-        </w:rPr>
-        <w:t>,</w:t>
-      </w:r>
-      <w:r>
-        <w:rPr>
-          <w:rFonts w:ascii="Times New Roman" w:hAnsi="Times New Roman" w:eastAsia="Times New Roman" w:cs="Times New Roman"/>
-        </w:rPr>
-        <w:t xml:space="preserve"> </w:t>
-      </w:r>
-      <w:r>
-        <w:rPr>
-          <w:rFonts w:hint="eastAsia" w:ascii="Times New Roman" w:hAnsi="Times New Roman" w:eastAsia="FangSong" w:cs="Times New Roman"/>
-        </w:rPr>
-        <w:t xml:space="preserve">电离能大</w:t>
-      </w:r>
-    </w:p>
-    <w:p>
-      <w:pPr>
-        <w:pStyle w:val="Compact"/>
-        <w:numPr>
-          <w:ilvl w:val="0"/>
           <w:numId w:val="1005"/>
         </w:numPr>
-      </w:pPr>
-      <w:r>
-        <w:rPr>
-          <w:rFonts w:hint="eastAsia" w:ascii="Times New Roman" w:hAnsi="Times New Roman" w:eastAsia="FangSong" w:cs="Times New Roman"/>
-        </w:rPr>
-        <w:t>氙的化合物中</w:t>
+        <w:ind w:firstLine="420"/>
+      </w:pPr>
+      <w:r>
+        <w:rPr>
+          <w:rFonts w:hint="eastAsia" w:ascii="Times New Roman" w:hAnsi="Times New Roman" w:eastAsia="FangSong" w:cs="Times New Roman"/>
+        </w:rPr>
+        <w:t>只有较重的稀有气体氙能合成出多种化合物</w:t>
       </w:r>
       <w:r>
         <w:rPr>
@@ -2300,9 +2167,57 @@
       </w:r>
       <w:r>
         <w:rPr>
-          <w:rFonts w:hint="eastAsia" w:ascii="Times New Roman" w:hAnsi="Times New Roman" w:eastAsia="FangSong" w:cs="Times New Roman"/>
-        </w:rPr>
-        <w:t>多数是含有氟和氧的</w:t>
+          <w:rFonts w:ascii="Times New Roman" w:hAnsi="Times New Roman" w:eastAsia="Times New Roman" w:cs="Times New Roman"/>
+        </w:rPr>
+        <w:t xml:space="preserve"> </w:t>
+      </w:r>
+      <w:r>
+        <w:rPr>
+          <w:rFonts w:hint="eastAsia" w:ascii="Times New Roman" w:hAnsi="Times New Roman" w:eastAsia="FangSong" w:cs="Times New Roman"/>
+        </w:rPr>
+        <w:t>其原因是</w:t>
+      </w:r>
+      <w:r>
+        <w:rPr>
+          <w:rFonts w:hint="eastAsia" w:ascii="Times New Roman" w:hAnsi="Times New Roman" w:eastAsia="Times New Roman" w:cs="Times New Roman"/>
+        </w:rPr>
+        <w:t>____。</w:t>
+      </w:r>
+    </w:p>
+    <w:p>
+      <w:pPr>
+        <w:pStyle w:val="FirstParagraph"/>
+        <w:ind w:firstLine="420"/>
+      </w:pPr>
+      <w:r>
+        <w:rPr>
+          <w:rFonts w:ascii="Times New Roman" w:hAnsi="Times New Roman" w:eastAsia="Times New Roman" w:cs="Times New Roman"/>
+        </w:rPr>
+        <w:t xml:space="preserve">A. </w:t>
+      </w:r>
+      <w:r>
+        <w:rPr>
+          <w:rFonts w:hint="eastAsia" w:ascii="Times New Roman" w:hAnsi="Times New Roman" w:eastAsia="FangSong" w:cs="Times New Roman"/>
+        </w:rPr>
+        <w:t xml:space="preserve">氙含量比较丰富</w:t>
+      </w:r>
+      <w:r>
+        <w:rPr>
+          <w:rFonts w:ascii="Times New Roman" w:hAnsi="Times New Roman" w:eastAsia="Times New Roman" w:cs="Times New Roman"/>
+        </w:rPr>
+        <w:t xml:space="preserve"> </w:t>
+      </w:r>
+      <w:r>
+        <w:rPr>
+          <w:rFonts w:ascii="Times New Roman" w:hAnsi="Times New Roman" w:eastAsia="Times New Roman" w:cs="Times New Roman"/>
+        </w:rPr>
+        <w:t xml:space="preserve">B. </w:t>
+      </w:r>
+      <w:r>
+        <w:rPr>
+          <w:rFonts w:hint="eastAsia" w:ascii="Times New Roman" w:hAnsi="Times New Roman" w:eastAsia="FangSong" w:cs="Times New Roman"/>
+        </w:rPr>
+        <w:t>氙原子半径大</w:t>
       </w:r>
       <w:r>
         <w:rPr>
@@ -2312,97 +2227,22 @@
       </w:r>
       <w:r>
         <w:rPr>
-          <w:rFonts w:hint="eastAsia" w:ascii="Times New Roman" w:hAnsi="Times New Roman" w:eastAsia="FangSong" w:cs="Times New Roman"/>
-        </w:rPr>
-        <w:t>其原因是</w:t>
-      </w:r>
-      <w:r>
-        <w:rPr>
-          <w:rFonts w:hint="eastAsia" w:ascii="Times New Roman" w:hAnsi="Times New Roman" w:eastAsia="Times New Roman" w:cs="Times New Roman"/>
-        </w:rPr>
-        <w:t>____。</w:t>
-      </w:r>
-    </w:p>
-    <w:p>
-      <w:pPr>
-        <w:pStyle w:val="FirstParagraph"/>
-        <w:spacing w:before="0" w:after="0"/>
-        <w:ind w:left="480" w:hanging="480"/>
-      </w:pPr>
-      <w:r>
-        <w:rPr>
-          <w:rFonts w:ascii="Times New Roman" w:hAnsi="Times New Roman" w:eastAsia="Times New Roman" w:cs="Times New Roman"/>
-        </w:rPr>
-        <w:t xml:space="preserve">A. </w:t>
-      </w:r>
-      <w:r>
-        <w:rPr>
-          <w:rFonts w:hint="eastAsia" w:ascii="Times New Roman" w:hAnsi="Times New Roman" w:eastAsia="FangSong" w:cs="Times New Roman"/>
-        </w:rPr>
-        <w:t>氟</w:t>
-      </w:r>
-      <w:r>
-        <w:rPr>
-          <w:rFonts w:hint="eastAsia" w:ascii="Times New Roman" w:hAnsi="Times New Roman" w:eastAsia="Times New Roman" w:cs="Times New Roman"/>
-        </w:rPr>
-        <w:t>、</w:t>
-      </w:r>
-      <w:r>
-        <w:rPr>
-          <w:rFonts w:hint="eastAsia" w:ascii="Times New Roman" w:hAnsi="Times New Roman" w:eastAsia="FangSong" w:cs="Times New Roman"/>
-        </w:rPr>
-        <w:t>氧的电负性大</w:t>
-      </w:r>
-      <w:r>
-        <w:rPr>
-          <w:rFonts w:ascii="Times New Roman" w:hAnsi="Times New Roman" w:eastAsia="Times New Roman" w:cs="Times New Roman"/>
-        </w:rPr>
-        <w:t xml:space="preserve"> </w:t>
-      </w:r>
-    </w:p>
-    <w:p>
-      <w:pPr>
-        <w:pStyle w:val="FirstParagraph"/>
-        <w:spacing w:before="0" w:after="0"/>
-        <w:ind w:left="480" w:hanging="480"/>
-      </w:pPr>
-      <w:r>
-        <w:rPr>
-          <w:rFonts w:ascii="Times New Roman" w:hAnsi="Times New Roman" w:eastAsia="Times New Roman" w:cs="Times New Roman"/>
-        </w:rPr>
-        <w:t xml:space="preserve">B. </w:t>
-      </w:r>
-      <w:r>
-        <w:rPr>
-          <w:rFonts w:hint="eastAsia" w:ascii="Times New Roman" w:hAnsi="Times New Roman" w:eastAsia="FangSong" w:cs="Times New Roman"/>
-        </w:rPr>
-        <w:t>氟</w:t>
-      </w:r>
-      <w:r>
-        <w:rPr>
-          <w:rFonts w:hint="eastAsia" w:ascii="Times New Roman" w:hAnsi="Times New Roman" w:eastAsia="Times New Roman" w:cs="Times New Roman"/>
-        </w:rPr>
-        <w:t>、</w:t>
-      </w:r>
-      <w:r>
-        <w:rPr>
-          <w:rFonts w:hint="eastAsia" w:ascii="Times New Roman" w:hAnsi="Times New Roman" w:eastAsia="FangSong" w:cs="Times New Roman"/>
-        </w:rPr>
-        <w:t>氧的原子半径小</w:t>
-      </w:r>
-      <w:r>
-        <w:rPr>
-          <w:rFonts w:ascii="Times New Roman" w:hAnsi="Times New Roman" w:eastAsia="Times New Roman" w:cs="Times New Roman"/>
-        </w:rPr>
-        <w:t xml:space="preserve"> </w:t>
-      </w:r>
-    </w:p>
-    <w:p>
-      <w:pPr>
-        <w:pStyle w:val="FirstParagraph"/>
-        <w:spacing w:before="0" w:after="0"/>
-        <w:ind w:left="480" w:hanging="480"/>
-      </w:pPr>
+          <w:rFonts w:ascii="Times New Roman" w:hAnsi="Times New Roman" w:eastAsia="Times New Roman" w:cs="Times New Roman"/>
+        </w:rPr>
+        <w:t xml:space="preserve"> </w:t>
+      </w:r>
+      <w:r>
+        <w:rPr>
+          <w:rFonts w:hint="eastAsia" w:ascii="Times New Roman" w:hAnsi="Times New Roman" w:eastAsia="FangSong" w:cs="Times New Roman"/>
+        </w:rPr>
+        <w:t xml:space="preserve">电离能小</w:t>
+      </w:r>
+      <w:r>
+        <w:rPr>
+          <w:rFonts w:ascii="Times New Roman" w:hAnsi="Times New Roman" w:eastAsia="Times New Roman" w:cs="Times New Roman"/>
+        </w:rPr>
+        <w:t xml:space="preserve"> </w:t>
+      </w:r>
       <w:r>
         <w:rPr>
           <w:rFonts w:ascii="Times New Roman" w:hAnsi="Times New Roman" w:eastAsia="Times New Roman" w:cs="Times New Roman"/>
@@ -2413,19 +2253,25 @@
         <w:rPr>
           <w:rFonts w:hint="eastAsia" w:ascii="Times New Roman" w:hAnsi="Times New Roman" w:eastAsia="FangSong" w:cs="Times New Roman"/>
         </w:rPr>
-        <w:t>氟</w:t>
-      </w:r>
-      <w:r>
-        <w:rPr>
-          <w:rFonts w:hint="eastAsia" w:ascii="Times New Roman" w:hAnsi="Times New Roman" w:eastAsia="Times New Roman" w:cs="Times New Roman"/>
-        </w:rPr>
-        <w:t>、</w:t>
-      </w:r>
-      <w:r>
-        <w:rPr>
-          <w:rFonts w:hint="eastAsia" w:ascii="Times New Roman" w:hAnsi="Times New Roman" w:eastAsia="FangSong" w:cs="Times New Roman"/>
-        </w:rPr>
-        <w:t>氧的氧化性强</w:t>
+        <w:t>氙原子半径小</w:t>
+      </w:r>
+      <w:r>
+        <w:rPr>
+          <w:rFonts w:hint="eastAsia" w:ascii="Times New Roman" w:hAnsi="Times New Roman" w:eastAsia="Times New Roman" w:cs="Times New Roman"/>
+        </w:rPr>
+        <w:t>,</w:t>
+      </w:r>
+      <w:r>
+        <w:rPr>
+          <w:rFonts w:ascii="Times New Roman" w:hAnsi="Times New Roman" w:eastAsia="Times New Roman" w:cs="Times New Roman"/>
+        </w:rPr>
+        <w:t xml:space="preserve"> </w:t>
+      </w:r>
+      <w:r>
+        <w:rPr>
+          <w:rFonts w:hint="eastAsia" w:ascii="Times New Roman" w:hAnsi="Times New Roman" w:eastAsia="FangSong" w:cs="Times New Roman"/>
+        </w:rPr>
+        <w:t xml:space="preserve">电离能大</w:t>
       </w:r>
     </w:p>
     <w:p>
@@ -2435,12 +2281,13 @@
           <w:ilvl w:val="0"/>
           <w:numId w:val="1006"/>
         </w:numPr>
-      </w:pPr>
-      <w:r>
-        <w:rPr>
-          <w:rFonts w:hint="eastAsia" w:ascii="Times New Roman" w:hAnsi="Times New Roman" w:eastAsia="FangSong" w:cs="Times New Roman"/>
-        </w:rPr>
-        <w:t>氡的化合物难于表征</w:t>
+        <w:ind w:firstLine="420"/>
+      </w:pPr>
+      <w:r>
+        <w:rPr>
+          <w:rFonts w:hint="eastAsia" w:ascii="Times New Roman" w:hAnsi="Times New Roman" w:eastAsia="FangSong" w:cs="Times New Roman"/>
+        </w:rPr>
+        <w:t>氙的化合物中</w:t>
       </w:r>
       <w:r>
         <w:rPr>
@@ -2452,7 +2299,19 @@
         <w:rPr>
           <w:rFonts w:hint="eastAsia" w:ascii="Times New Roman" w:hAnsi="Times New Roman" w:eastAsia="FangSong" w:cs="Times New Roman"/>
         </w:rPr>
-        <w:t>原因是</w:t>
+        <w:t>多数是含有氟和氧的</w:t>
+      </w:r>
+      <w:r>
+        <w:rPr>
+          <w:rFonts w:hint="eastAsia" w:ascii="Times New Roman" w:hAnsi="Times New Roman" w:eastAsia="Times New Roman" w:cs="Times New Roman"/>
+        </w:rPr>
+        <w:t>,</w:t>
+      </w:r>
+      <w:r>
+        <w:rPr>
+          <w:rFonts w:hint="eastAsia" w:ascii="Times New Roman" w:hAnsi="Times New Roman" w:eastAsia="FangSong" w:cs="Times New Roman"/>
+        </w:rPr>
+        <w:t>其原因是</w:t>
       </w:r>
       <w:r>
         <w:rPr>
@@ -2464,8 +2323,7 @@
     <w:p>
       <w:pPr>
         <w:pStyle w:val="FirstParagraph"/>
-        <w:spacing w:before="0" w:after="0"/>
-        <w:ind w:left="480" w:hanging="480"/>
+        <w:ind w:firstLine="420"/>
       </w:pPr>
       <w:r>
         <w:rPr>
@@ -2477,21 +2335,26 @@
         <w:rPr>
           <w:rFonts w:hint="eastAsia" w:ascii="Times New Roman" w:hAnsi="Times New Roman" w:eastAsia="FangSong" w:cs="Times New Roman"/>
         </w:rPr>
-        <w:t xml:space="preserve">氡的原子半径大</w:t>
-      </w:r>
-      <w:r>
-        <w:rPr>
-          <w:rFonts w:ascii="Times New Roman" w:hAnsi="Times New Roman" w:eastAsia="Times New Roman" w:cs="Times New Roman"/>
-        </w:rPr>
-        <w:t xml:space="preserve"> </w:t>
-      </w:r>
-    </w:p>
-    <w:p>
-      <w:pPr>
-        <w:pStyle w:val="FirstParagraph"/>
-        <w:spacing w:before="0" w:after="0"/>
-        <w:ind w:left="480" w:hanging="480"/>
-      </w:pPr>
+        <w:t>氟</w:t>
+      </w:r>
+      <w:r>
+        <w:rPr>
+          <w:rFonts w:hint="eastAsia" w:ascii="Times New Roman" w:hAnsi="Times New Roman" w:eastAsia="Times New Roman" w:cs="Times New Roman"/>
+        </w:rPr>
+        <w:t>、</w:t>
+      </w:r>
+      <w:r>
+        <w:rPr>
+          <w:rFonts w:hint="eastAsia" w:ascii="Times New Roman" w:hAnsi="Times New Roman" w:eastAsia="FangSong" w:cs="Times New Roman"/>
+        </w:rPr>
+        <w:t>氧的电负性大</w:t>
+      </w:r>
+      <w:r>
+        <w:rPr>
+          <w:rFonts w:ascii="Times New Roman" w:hAnsi="Times New Roman" w:eastAsia="Times New Roman" w:cs="Times New Roman"/>
+        </w:rPr>
+        <w:t xml:space="preserve"> </w:t>
+      </w:r>
       <w:r>
         <w:rPr>
           <w:rFonts w:ascii="Times New Roman" w:hAnsi="Times New Roman" w:eastAsia="Times New Roman" w:cs="Times New Roman"/>
@@ -2502,21 +2365,26 @@
         <w:rPr>
           <w:rFonts w:hint="eastAsia" w:ascii="Times New Roman" w:hAnsi="Times New Roman" w:eastAsia="FangSong" w:cs="Times New Roman"/>
         </w:rPr>
-        <w:t xml:space="preserve">氡的电离能大</w:t>
-      </w:r>
-      <w:r>
-        <w:rPr>
-          <w:rFonts w:ascii="Times New Roman" w:hAnsi="Times New Roman" w:eastAsia="Times New Roman" w:cs="Times New Roman"/>
-        </w:rPr>
-        <w:t xml:space="preserve"> </w:t>
-      </w:r>
-    </w:p>
-    <w:p>
-      <w:pPr>
-        <w:pStyle w:val="FirstParagraph"/>
-        <w:spacing w:before="0" w:after="0"/>
-        <w:ind w:left="480" w:hanging="480"/>
-      </w:pPr>
+        <w:t>氟</w:t>
+      </w:r>
+      <w:r>
+        <w:rPr>
+          <w:rFonts w:hint="eastAsia" w:ascii="Times New Roman" w:hAnsi="Times New Roman" w:eastAsia="Times New Roman" w:cs="Times New Roman"/>
+        </w:rPr>
+        <w:t>、</w:t>
+      </w:r>
+      <w:r>
+        <w:rPr>
+          <w:rFonts w:hint="eastAsia" w:ascii="Times New Roman" w:hAnsi="Times New Roman" w:eastAsia="FangSong" w:cs="Times New Roman"/>
+        </w:rPr>
+        <w:t>氧的原子半径小</w:t>
+      </w:r>
+      <w:r>
+        <w:rPr>
+          <w:rFonts w:ascii="Times New Roman" w:hAnsi="Times New Roman" w:eastAsia="Times New Roman" w:cs="Times New Roman"/>
+        </w:rPr>
+        <w:t xml:space="preserve"> </w:t>
+      </w:r>
       <w:r>
         <w:rPr>
           <w:rFonts w:ascii="Times New Roman" w:hAnsi="Times New Roman" w:eastAsia="Times New Roman" w:cs="Times New Roman"/>
@@ -2527,27 +2395,128 @@
         <w:rPr>
           <w:rFonts w:hint="eastAsia" w:ascii="Times New Roman" w:hAnsi="Times New Roman" w:eastAsia="FangSong" w:cs="Times New Roman"/>
         </w:rPr>
-        <w:t>氡是强放射性元素</w:t>
-      </w:r>
-      <w:r>
-        <w:rPr>
-          <w:rFonts w:hint="eastAsia" w:ascii="Times New Roman" w:hAnsi="Times New Roman" w:eastAsia="Times New Roman" w:cs="Times New Roman"/>
-        </w:rPr>
-        <w:t>,</w:t>
-      </w:r>
-      <w:r>
-        <w:rPr>
-          <w:rFonts w:hint="eastAsia" w:ascii="Times New Roman" w:hAnsi="Times New Roman" w:eastAsia="FangSong" w:cs="Times New Roman"/>
-        </w:rPr>
-        <w:t>无稳定的同位素</w:t>
-      </w:r>
-    </w:p>
-    <w:p>
-      <w:pPr>
+        <w:t>氟</w:t>
+      </w:r>
+      <w:r>
+        <w:rPr>
+          <w:rFonts w:hint="eastAsia" w:ascii="Times New Roman" w:hAnsi="Times New Roman" w:eastAsia="Times New Roman" w:cs="Times New Roman"/>
+        </w:rPr>
+        <w:t>、</w:t>
+      </w:r>
+      <w:r>
+        <w:rPr>
+          <w:rFonts w:hint="eastAsia" w:ascii="Times New Roman" w:hAnsi="Times New Roman" w:eastAsia="FangSong" w:cs="Times New Roman"/>
+        </w:rPr>
+        <w:t>氧的氧化性强</w:t>
+      </w:r>
+    </w:p>
+    <w:p>
+      <w:pPr>
+        <w:pStyle w:val="Compact"/>
         <w:numPr>
           <w:ilvl w:val="0"/>
           <w:numId w:val="1007"/>
         </w:numPr>
+        <w:ind w:firstLine="420"/>
+      </w:pPr>
+      <w:r>
+        <w:rPr>
+          <w:rFonts w:hint="eastAsia" w:ascii="Times New Roman" w:hAnsi="Times New Roman" w:eastAsia="FangSong" w:cs="Times New Roman"/>
+        </w:rPr>
+        <w:t>氡的化合物难于表征</w:t>
+      </w:r>
+      <w:r>
+        <w:rPr>
+          <w:rFonts w:hint="eastAsia" w:ascii="Times New Roman" w:hAnsi="Times New Roman" w:eastAsia="Times New Roman" w:cs="Times New Roman"/>
+        </w:rPr>
+        <w:t>,</w:t>
+      </w:r>
+      <w:r>
+        <w:rPr>
+          <w:rFonts w:hint="eastAsia" w:ascii="Times New Roman" w:hAnsi="Times New Roman" w:eastAsia="FangSong" w:cs="Times New Roman"/>
+        </w:rPr>
+        <w:t>原因是</w:t>
+      </w:r>
+      <w:r>
+        <w:rPr>
+          <w:rFonts w:hint="eastAsia" w:ascii="Times New Roman" w:hAnsi="Times New Roman" w:eastAsia="Times New Roman" w:cs="Times New Roman"/>
+        </w:rPr>
+        <w:t>____。</w:t>
+      </w:r>
+    </w:p>
+    <w:p>
+      <w:pPr>
+        <w:pStyle w:val="FirstParagraph"/>
+        <w:ind w:firstLine="420"/>
+      </w:pPr>
+      <w:r>
+        <w:rPr>
+          <w:rFonts w:ascii="Times New Roman" w:hAnsi="Times New Roman" w:eastAsia="Times New Roman" w:cs="Times New Roman"/>
+        </w:rPr>
+        <w:t xml:space="preserve">A. </w:t>
+      </w:r>
+      <w:r>
+        <w:rPr>
+          <w:rFonts w:hint="eastAsia" w:ascii="Times New Roman" w:hAnsi="Times New Roman" w:eastAsia="FangSong" w:cs="Times New Roman"/>
+        </w:rPr>
+        <w:t xml:space="preserve">氡的原子半径大</w:t>
+      </w:r>
+      <w:r>
+        <w:rPr>
+          <w:rFonts w:ascii="Times New Roman" w:hAnsi="Times New Roman" w:eastAsia="Times New Roman" w:cs="Times New Roman"/>
+        </w:rPr>
+        <w:t xml:space="preserve"> </w:t>
+      </w:r>
+      <w:r>
+        <w:rPr>
+          <w:rFonts w:ascii="Times New Roman" w:hAnsi="Times New Roman" w:eastAsia="Times New Roman" w:cs="Times New Roman"/>
+        </w:rPr>
+        <w:t xml:space="preserve">B. </w:t>
+      </w:r>
+      <w:r>
+        <w:rPr>
+          <w:rFonts w:hint="eastAsia" w:ascii="Times New Roman" w:hAnsi="Times New Roman" w:eastAsia="FangSong" w:cs="Times New Roman"/>
+        </w:rPr>
+        <w:t xml:space="preserve">氡的电离能大</w:t>
+      </w:r>
+      <w:r>
+        <w:rPr>
+          <w:rFonts w:ascii="Times New Roman" w:hAnsi="Times New Roman" w:eastAsia="Times New Roman" w:cs="Times New Roman"/>
+        </w:rPr>
+        <w:t xml:space="preserve"> </w:t>
+      </w:r>
+      <w:r>
+        <w:rPr>
+          <w:rFonts w:ascii="Times New Roman" w:hAnsi="Times New Roman" w:eastAsia="Times New Roman" w:cs="Times New Roman"/>
+        </w:rPr>
+        <w:t xml:space="preserve">C. </w:t>
+      </w:r>
+      <w:r>
+        <w:rPr>
+          <w:rFonts w:hint="eastAsia" w:ascii="Times New Roman" w:hAnsi="Times New Roman" w:eastAsia="FangSong" w:cs="Times New Roman"/>
+        </w:rPr>
+        <w:t>氡是强放射性元素</w:t>
+      </w:r>
+      <w:r>
+        <w:rPr>
+          <w:rFonts w:hint="eastAsia" w:ascii="Times New Roman" w:hAnsi="Times New Roman" w:eastAsia="Times New Roman" w:cs="Times New Roman"/>
+        </w:rPr>
+        <w:t>,</w:t>
+      </w:r>
+      <w:r>
+        <w:rPr>
+          <w:rFonts w:hint="eastAsia" w:ascii="Times New Roman" w:hAnsi="Times New Roman" w:eastAsia="FangSong" w:cs="Times New Roman"/>
+        </w:rPr>
+        <w:t>无稳定的同位素</w:t>
+      </w:r>
+    </w:p>
+    <w:p>
+      <w:pPr>
+        <w:numPr>
+          <w:ilvl w:val="0"/>
+          <w:numId w:val="1008"/>
+        </w:numPr>
+        <w:ind w:firstLine="420"/>
       </w:pPr>
       <w:r>
         <w:rPr>
@@ -2643,8 +2612,9 @@
       <w:pPr>
         <w:numPr>
           <w:ilvl w:val="0"/>
-          <w:numId w:val="1007"/>
+          <w:numId w:val="1008"/>
         </w:numPr>
+        <w:ind w:firstLine="420"/>
       </w:pPr>
       <w:r>
         <w:rPr>
@@ -2706,16 +2676,6 @@
         </w:rPr>
         <w:t>____。</w:t>
       </w:r>
-    </w:p>
-    <w:p>
-      <w:pPr>
-        <w:spacing w:before="0" w:after="0"/>
-      </w:pPr>
-    </w:p>
-    <w:p>
-      <w:pPr>
-        <w:spacing w:before="0" w:after="0"/>
-      </w:pPr>
     </w:p>
     <w:p>
       <w:pPr>
@@ -2727,260 +2687,6 @@
         </w:pict>
       </w:r>
     </w:p>
-    <w:bookmarkEnd w:id="15"/>
-    <w:bookmarkStart w:id="16" w:name="第5题"/>
-    <w:p>
-      <w:pPr>
-        <w:pStyle w:val="Heading3"/>
-        <w:spacing w:before="280" w:after="120"/>
-      </w:pPr>
-      <w:r>
-        <w:rPr>
-          <w:rFonts w:hint="eastAsia" w:ascii="Times New Roman" w:hAnsi="Times New Roman" w:eastAsia="SimHei" w:cs="Times New Roman"/>
-        </w:rPr>
-        <w:t>第</w:t>
-      </w:r>
-      <w:r>
-        <w:rPr>
-          <w:rFonts w:hint="eastAsia" w:ascii="Times New Roman" w:hAnsi="Times New Roman" w:eastAsia="Times New Roman" w:cs="Times New Roman"/>
-        </w:rPr>
-        <w:t>5</w:t>
-      </w:r>
-      <w:r>
-        <w:rPr>
-          <w:rFonts w:hint="eastAsia" w:ascii="Times New Roman" w:hAnsi="Times New Roman" w:eastAsia="SimHei" w:cs="Times New Roman"/>
-        </w:rPr>
-        <w:t>题</w:t>
-      </w:r>
-    </w:p>
-    <w:p>
-      <w:pPr>
-        <w:pStyle w:val="FirstParagraph"/>
-      </w:pPr>
-      <w:r>
-        <w:rPr>
-          <w:rFonts w:hint="eastAsia" w:ascii="Times New Roman" w:hAnsi="Times New Roman" w:eastAsia="FangSong" w:cs="Times New Roman"/>
-        </w:rPr>
-        <w:t xml:space="preserve">今年</w:t>
-      </w:r>
-      <w:r>
-        <w:rPr>
-          <w:rFonts w:ascii="Times New Roman" w:hAnsi="Times New Roman" w:eastAsia="Times New Roman" w:cs="Times New Roman"/>
-        </w:rPr>
-        <w:t xml:space="preserve"> 5 </w:t>
-      </w:r>
-      <w:r>
-        <w:rPr>
-          <w:rFonts w:hint="eastAsia" w:ascii="Times New Roman" w:hAnsi="Times New Roman" w:eastAsia="FangSong" w:cs="Times New Roman"/>
-        </w:rPr>
-        <w:t xml:space="preserve">月底</w:t>
-      </w:r>
-      <w:r>
-        <w:rPr>
-          <w:rFonts w:ascii="Times New Roman" w:hAnsi="Times New Roman" w:eastAsia="Times New Roman" w:cs="Times New Roman"/>
-        </w:rPr>
-        <w:t xml:space="preserve"> 6 </w:t>
-      </w:r>
-      <w:r>
-        <w:rPr>
-          <w:rFonts w:hint="eastAsia" w:ascii="Times New Roman" w:hAnsi="Times New Roman" w:eastAsia="FangSong" w:cs="Times New Roman"/>
-        </w:rPr>
-        <w:t>月初</w:t>
-      </w:r>
-      <w:r>
-        <w:rPr>
-          <w:rFonts w:hint="eastAsia" w:ascii="Times New Roman" w:hAnsi="Times New Roman" w:eastAsia="Times New Roman" w:cs="Times New Roman"/>
-        </w:rPr>
-        <w:t>，</w:t>
-      </w:r>
-      <w:r>
-        <w:rPr>
-          <w:rFonts w:hint="eastAsia" w:ascii="Times New Roman" w:hAnsi="Times New Roman" w:eastAsia="FangSong" w:cs="Times New Roman"/>
-        </w:rPr>
-        <w:t>各地报刊纷纷转载了不要将不同品牌洁污剂混合使用的警告</w:t>
-      </w:r>
-      <w:r>
-        <w:rPr>
-          <w:rFonts w:hint="eastAsia" w:ascii="Times New Roman" w:hAnsi="Times New Roman" w:eastAsia="Times New Roman" w:cs="Times New Roman"/>
-        </w:rPr>
-        <w:t>。</w:t>
-      </w:r>
-      <w:r>
-        <w:rPr>
-          <w:rFonts w:hint="eastAsia" w:ascii="Times New Roman" w:hAnsi="Times New Roman" w:eastAsia="FangSong" w:cs="Times New Roman"/>
-        </w:rPr>
-        <w:t>据报道</w:t>
-      </w:r>
-      <w:r>
-        <w:rPr>
-          <w:rFonts w:hint="eastAsia" w:ascii="Times New Roman" w:hAnsi="Times New Roman" w:eastAsia="Times New Roman" w:cs="Times New Roman"/>
-        </w:rPr>
-        <w:t>，</w:t>
-      </w:r>
-      <w:r>
-        <w:rPr>
-          <w:rFonts w:hint="eastAsia" w:ascii="Times New Roman" w:hAnsi="Times New Roman" w:eastAsia="FangSong" w:cs="Times New Roman"/>
-        </w:rPr>
-        <w:t>在全国各地发生了多起混合洁污剂发生氯气中毒的事件</w:t>
-      </w:r>
-      <w:r>
-        <w:rPr>
-          <w:rFonts w:hint="eastAsia" w:ascii="Times New Roman" w:hAnsi="Times New Roman" w:eastAsia="Times New Roman" w:cs="Times New Roman"/>
-        </w:rPr>
-        <w:t>。</w:t>
-      </w:r>
-      <w:r>
-        <w:rPr>
-          <w:rFonts w:hint="eastAsia" w:ascii="Times New Roman" w:hAnsi="Times New Roman" w:eastAsia="FangSong" w:cs="Times New Roman"/>
-        </w:rPr>
-        <w:t>根据你的化学知识作出如下判断</w:t>
-      </w:r>
-      <w:r>
-        <w:rPr>
-          <w:rFonts w:hint="eastAsia" w:ascii="Times New Roman" w:hAnsi="Times New Roman" w:eastAsia="Times New Roman" w:cs="Times New Roman"/>
-        </w:rPr>
-        <w:t>（</w:t>
-      </w:r>
-      <w:r>
-        <w:rPr>
-          <w:rFonts w:hint="eastAsia" w:ascii="Times New Roman" w:hAnsi="Times New Roman" w:eastAsia="FangSong" w:cs="Times New Roman"/>
-        </w:rPr>
-        <w:t>这一判断的正确性有待证明</w:t>
-      </w:r>
-      <w:r>
-        <w:rPr>
-          <w:rFonts w:hint="eastAsia" w:ascii="Times New Roman" w:hAnsi="Times New Roman" w:eastAsia="Times New Roman" w:cs="Times New Roman"/>
-        </w:rPr>
-        <w:t>）：</w:t>
-      </w:r>
-      <w:r>
-        <w:rPr>
-          <w:rFonts w:hint="eastAsia" w:ascii="Times New Roman" w:hAnsi="Times New Roman" w:eastAsia="FangSong" w:cs="Times New Roman"/>
-        </w:rPr>
-        <w:t>当事人使用的液态洁污剂之一必定含氯</w:t>
-      </w:r>
-      <w:r>
-        <w:rPr>
-          <w:rFonts w:hint="eastAsia" w:ascii="Times New Roman" w:hAnsi="Times New Roman" w:eastAsia="Times New Roman" w:cs="Times New Roman"/>
-        </w:rPr>
-        <w:t>，</w:t>
-      </w:r>
-      <w:r>
-        <w:rPr>
-          <w:rFonts w:hint="eastAsia" w:ascii="Times New Roman" w:hAnsi="Times New Roman" w:eastAsia="FangSong" w:cs="Times New Roman"/>
-        </w:rPr>
-        <w:t>最可能的存在形式是</w:t>
-      </w:r>
-      <w:r>
-        <w:rPr>
-          <w:rFonts w:ascii="Times New Roman" w:hAnsi="Times New Roman" w:eastAsia="Times New Roman" w:cs="Times New Roman"/>
-        </w:rPr>
-        <w:t xml:space="preserve"> ____ </w:t>
-      </w:r>
-      <w:r>
-        <w:rPr>
-          <w:rFonts w:hint="eastAsia" w:ascii="Times New Roman" w:hAnsi="Times New Roman" w:eastAsia="FangSong" w:cs="Times New Roman"/>
-        </w:rPr>
-        <w:t xml:space="preserve">和</w:t>
-      </w:r>
-      <w:r>
-        <w:rPr>
-          <w:rFonts w:ascii="Times New Roman" w:hAnsi="Times New Roman" w:eastAsia="Times New Roman" w:cs="Times New Roman"/>
-        </w:rPr>
-        <w:t xml:space="preserve"> ____ </w:t>
-      </w:r>
-      <w:r>
-        <w:rPr>
-          <w:rFonts w:hint="eastAsia" w:ascii="Times New Roman" w:hAnsi="Times New Roman" w:eastAsia="Times New Roman" w:cs="Times New Roman"/>
-        </w:rPr>
-        <w:t>。</w:t>
-      </w:r>
-      <w:r>
-        <w:rPr>
-          <w:rFonts w:hint="eastAsia" w:ascii="Times New Roman" w:hAnsi="Times New Roman" w:eastAsia="FangSong" w:cs="Times New Roman"/>
-        </w:rPr>
-        <w:t>当另一种具有</w:t>
-      </w:r>
-      <w:r>
-        <w:rPr>
-          <w:rFonts w:ascii="Times New Roman" w:hAnsi="Times New Roman" w:eastAsia="Times New Roman" w:cs="Times New Roman"/>
-        </w:rPr>
-        <w:t xml:space="preserve"> ____ </w:t>
-      </w:r>
-      <w:r>
-        <w:rPr>
-          <w:rFonts w:hint="eastAsia" w:ascii="Times New Roman" w:hAnsi="Times New Roman" w:eastAsia="Times New Roman" w:cs="Times New Roman"/>
-        </w:rPr>
-        <w:t>（</w:t>
-      </w:r>
-      <w:r>
-        <w:rPr>
-          <w:rFonts w:hint="eastAsia" w:ascii="Times New Roman" w:hAnsi="Times New Roman" w:eastAsia="FangSong" w:cs="Times New Roman"/>
-        </w:rPr>
-        <w:t>性质</w:t>
-      </w:r>
-      <w:r>
-        <w:rPr>
-          <w:rFonts w:hint="eastAsia" w:ascii="Times New Roman" w:hAnsi="Times New Roman" w:eastAsia="Times New Roman" w:cs="Times New Roman"/>
-        </w:rPr>
-        <w:t>）</w:t>
-      </w:r>
-      <w:r>
-        <w:rPr>
-          <w:rFonts w:hint="eastAsia" w:ascii="Times New Roman" w:hAnsi="Times New Roman" w:eastAsia="FangSong" w:cs="Times New Roman"/>
-        </w:rPr>
-        <w:t>的液态洁污剂与之混合</w:t>
-      </w:r>
-      <w:r>
-        <w:rPr>
-          <w:rFonts w:hint="eastAsia" w:ascii="Times New Roman" w:hAnsi="Times New Roman" w:eastAsia="Times New Roman" w:cs="Times New Roman"/>
-        </w:rPr>
-        <w:t>，</w:t>
-      </w:r>
-      <w:r>
-        <w:rPr>
-          <w:rFonts w:hint="eastAsia" w:ascii="Times New Roman" w:hAnsi="Times New Roman" w:eastAsia="FangSong" w:cs="Times New Roman"/>
-        </w:rPr>
-        <w:t>可能发生如下反应而产生氯气</w:t>
-      </w:r>
-      <w:r>
-        <w:rPr>
-          <w:rFonts w:hint="eastAsia" w:ascii="Times New Roman" w:hAnsi="Times New Roman" w:eastAsia="Times New Roman" w:cs="Times New Roman"/>
-        </w:rPr>
-        <w:t>：____</w:t>
-      </w:r>
-      <w:r>
-        <w:rPr>
-          <w:rFonts w:ascii="Times New Roman" w:hAnsi="Times New Roman" w:eastAsia="Times New Roman" w:cs="Times New Roman"/>
-        </w:rPr>
-        <w:t xml:space="preserve"> 。</w:t>
-      </w:r>
-    </w:p>
-    <w:p>
-      <w:pPr>
-        <w:spacing w:before="0" w:after="0"/>
-      </w:pPr>
-    </w:p>
-    <w:p>
-      <w:pPr>
-        <w:spacing w:before="0" w:after="0"/>
-      </w:pPr>
-    </w:p>
-    <w:p>
-      <w:pPr>
-        <w:spacing w:before="0" w:after="0"/>
-      </w:pPr>
-    </w:p>
-    <w:p>
-      <w:pPr>
-        <w:spacing w:before="0" w:after="0"/>
-      </w:pPr>
-    </w:p>
-    <w:p>
-      <w:pPr>
-        <w:spacing w:before="0" w:after="0"/>
-      </w:pPr>
-    </w:p>
     <w:p>
       <w:pPr>
         <w:spacing w:before="160" w:after="80"/>
@@ -2991,6 +2697,256 @@
         </w:pict>
       </w:r>
     </w:p>
+    <w:bookmarkEnd w:id="15"/>
+    <w:bookmarkStart w:id="16" w:name="第5题"/>
+    <w:p>
+      <w:pPr>
+        <w:pStyle w:val="Heading3"/>
+        <w:spacing w:before="280" w:after="120"/>
+      </w:pPr>
+      <w:r>
+        <w:rPr>
+          <w:rFonts w:hint="eastAsia" w:ascii="Times New Roman" w:hAnsi="Times New Roman" w:eastAsia="SimHei" w:cs="Times New Roman"/>
+        </w:rPr>
+        <w:t>第</w:t>
+      </w:r>
+      <w:r>
+        <w:rPr>
+          <w:rFonts w:hint="eastAsia" w:ascii="Times New Roman" w:hAnsi="Times New Roman" w:eastAsia="Times New Roman" w:cs="Times New Roman"/>
+        </w:rPr>
+        <w:t>5</w:t>
+      </w:r>
+      <w:r>
+        <w:rPr>
+          <w:rFonts w:hint="eastAsia" w:ascii="Times New Roman" w:hAnsi="Times New Roman" w:eastAsia="SimHei" w:cs="Times New Roman"/>
+        </w:rPr>
+        <w:t>题</w:t>
+      </w:r>
+    </w:p>
+    <w:p>
+      <w:pPr>
+        <w:pStyle w:val="FirstParagraph"/>
+        <w:ind w:firstLine="420"/>
+      </w:pPr>
+      <w:r>
+        <w:rPr>
+          <w:rFonts w:hint="eastAsia" w:ascii="Times New Roman" w:hAnsi="Times New Roman" w:eastAsia="FangSong" w:cs="Times New Roman"/>
+        </w:rPr>
+        <w:t xml:space="preserve">今年</w:t>
+      </w:r>
+      <w:r>
+        <w:rPr>
+          <w:rFonts w:ascii="Times New Roman" w:hAnsi="Times New Roman" w:eastAsia="Times New Roman" w:cs="Times New Roman"/>
+        </w:rPr>
+        <w:t xml:space="preserve"> 5 </w:t>
+      </w:r>
+      <w:r>
+        <w:rPr>
+          <w:rFonts w:hint="eastAsia" w:ascii="Times New Roman" w:hAnsi="Times New Roman" w:eastAsia="FangSong" w:cs="Times New Roman"/>
+        </w:rPr>
+        <w:t xml:space="preserve">月底</w:t>
+      </w:r>
+      <w:r>
+        <w:rPr>
+          <w:rFonts w:ascii="Times New Roman" w:hAnsi="Times New Roman" w:eastAsia="Times New Roman" w:cs="Times New Roman"/>
+        </w:rPr>
+        <w:t xml:space="preserve"> 6 </w:t>
+      </w:r>
+      <w:r>
+        <w:rPr>
+          <w:rFonts w:hint="eastAsia" w:ascii="Times New Roman" w:hAnsi="Times New Roman" w:eastAsia="FangSong" w:cs="Times New Roman"/>
+        </w:rPr>
+        <w:t>月初</w:t>
+      </w:r>
+      <w:r>
+        <w:rPr>
+          <w:rFonts w:hint="eastAsia" w:ascii="Times New Roman" w:hAnsi="Times New Roman" w:eastAsia="Times New Roman" w:cs="Times New Roman"/>
+        </w:rPr>
+        <w:t>，</w:t>
+      </w:r>
+      <w:r>
+        <w:rPr>
+          <w:rFonts w:hint="eastAsia" w:ascii="Times New Roman" w:hAnsi="Times New Roman" w:eastAsia="FangSong" w:cs="Times New Roman"/>
+        </w:rPr>
+        <w:t>各地报刊纷纷转载了不要将不同品牌洁污剂混合使用的警告</w:t>
+      </w:r>
+      <w:r>
+        <w:rPr>
+          <w:rFonts w:hint="eastAsia" w:ascii="Times New Roman" w:hAnsi="Times New Roman" w:eastAsia="Times New Roman" w:cs="Times New Roman"/>
+        </w:rPr>
+        <w:t>。</w:t>
+      </w:r>
+      <w:r>
+        <w:rPr>
+          <w:rFonts w:hint="eastAsia" w:ascii="Times New Roman" w:hAnsi="Times New Roman" w:eastAsia="FangSong" w:cs="Times New Roman"/>
+        </w:rPr>
+        <w:t>据报道</w:t>
+      </w:r>
+      <w:r>
+        <w:rPr>
+          <w:rFonts w:hint="eastAsia" w:ascii="Times New Roman" w:hAnsi="Times New Roman" w:eastAsia="Times New Roman" w:cs="Times New Roman"/>
+        </w:rPr>
+        <w:t>，</w:t>
+      </w:r>
+      <w:r>
+        <w:rPr>
+          <w:rFonts w:hint="eastAsia" w:ascii="Times New Roman" w:hAnsi="Times New Roman" w:eastAsia="FangSong" w:cs="Times New Roman"/>
+        </w:rPr>
+        <w:t>在全国各地发生了多起混合洁污剂发生氯气中毒的事件</w:t>
+      </w:r>
+      <w:r>
+        <w:rPr>
+          <w:rFonts w:hint="eastAsia" w:ascii="Times New Roman" w:hAnsi="Times New Roman" w:eastAsia="Times New Roman" w:cs="Times New Roman"/>
+        </w:rPr>
+        <w:t>。</w:t>
+      </w:r>
+      <w:r>
+        <w:rPr>
+          <w:rFonts w:hint="eastAsia" w:ascii="Times New Roman" w:hAnsi="Times New Roman" w:eastAsia="FangSong" w:cs="Times New Roman"/>
+        </w:rPr>
+        <w:t>根据你的化学知识作出如下判断</w:t>
+      </w:r>
+      <w:r>
+        <w:rPr>
+          <w:rFonts w:hint="eastAsia" w:ascii="Times New Roman" w:hAnsi="Times New Roman" w:eastAsia="Times New Roman" w:cs="Times New Roman"/>
+        </w:rPr>
+        <w:t>（</w:t>
+      </w:r>
+      <w:r>
+        <w:rPr>
+          <w:rFonts w:hint="eastAsia" w:ascii="Times New Roman" w:hAnsi="Times New Roman" w:eastAsia="FangSong" w:cs="Times New Roman"/>
+        </w:rPr>
+        <w:t>这一判断的正确性有待证明</w:t>
+      </w:r>
+      <w:r>
+        <w:rPr>
+          <w:rFonts w:hint="eastAsia" w:ascii="Times New Roman" w:hAnsi="Times New Roman" w:eastAsia="Times New Roman" w:cs="Times New Roman"/>
+        </w:rPr>
+        <w:t>）：</w:t>
+      </w:r>
+      <w:r>
+        <w:rPr>
+          <w:rFonts w:hint="eastAsia" w:ascii="Times New Roman" w:hAnsi="Times New Roman" w:eastAsia="FangSong" w:cs="Times New Roman"/>
+        </w:rPr>
+        <w:t>当事人使用的液态洁污剂之一必定含氯</w:t>
+      </w:r>
+      <w:r>
+        <w:rPr>
+          <w:rFonts w:hint="eastAsia" w:ascii="Times New Roman" w:hAnsi="Times New Roman" w:eastAsia="Times New Roman" w:cs="Times New Roman"/>
+        </w:rPr>
+        <w:t>，</w:t>
+      </w:r>
+      <w:r>
+        <w:rPr>
+          <w:rFonts w:hint="eastAsia" w:ascii="Times New Roman" w:hAnsi="Times New Roman" w:eastAsia="FangSong" w:cs="Times New Roman"/>
+        </w:rPr>
+        <w:t>最可能的存在形式是</w:t>
+      </w:r>
+      <w:r>
+        <w:rPr>
+          <w:rFonts w:ascii="Times New Roman" w:hAnsi="Times New Roman" w:eastAsia="Times New Roman" w:cs="Times New Roman"/>
+        </w:rPr>
+        <w:t xml:space="preserve"> ____ </w:t>
+      </w:r>
+      <w:r>
+        <w:rPr>
+          <w:rFonts w:hint="eastAsia" w:ascii="Times New Roman" w:hAnsi="Times New Roman" w:eastAsia="FangSong" w:cs="Times New Roman"/>
+        </w:rPr>
+        <w:t xml:space="preserve">和</w:t>
+      </w:r>
+      <w:r>
+        <w:rPr>
+          <w:rFonts w:ascii="Times New Roman" w:hAnsi="Times New Roman" w:eastAsia="Times New Roman" w:cs="Times New Roman"/>
+        </w:rPr>
+        <w:t xml:space="preserve"> ____ </w:t>
+      </w:r>
+      <w:r>
+        <w:rPr>
+          <w:rFonts w:hint="eastAsia" w:ascii="Times New Roman" w:hAnsi="Times New Roman" w:eastAsia="Times New Roman" w:cs="Times New Roman"/>
+        </w:rPr>
+        <w:t>。</w:t>
+      </w:r>
+      <w:r>
+        <w:rPr>
+          <w:rFonts w:hint="eastAsia" w:ascii="Times New Roman" w:hAnsi="Times New Roman" w:eastAsia="FangSong" w:cs="Times New Roman"/>
+        </w:rPr>
+        <w:t>当另一种具有</w:t>
+      </w:r>
+      <w:r>
+        <w:rPr>
+          <w:rFonts w:ascii="Times New Roman" w:hAnsi="Times New Roman" w:eastAsia="Times New Roman" w:cs="Times New Roman"/>
+        </w:rPr>
+        <w:t xml:space="preserve"> ____ </w:t>
+      </w:r>
+      <w:r>
+        <w:rPr>
+          <w:rFonts w:hint="eastAsia" w:ascii="Times New Roman" w:hAnsi="Times New Roman" w:eastAsia="Times New Roman" w:cs="Times New Roman"/>
+        </w:rPr>
+        <w:t>（</w:t>
+      </w:r>
+      <w:r>
+        <w:rPr>
+          <w:rFonts w:hint="eastAsia" w:ascii="Times New Roman" w:hAnsi="Times New Roman" w:eastAsia="FangSong" w:cs="Times New Roman"/>
+        </w:rPr>
+        <w:t>性质</w:t>
+      </w:r>
+      <w:r>
+        <w:rPr>
+          <w:rFonts w:hint="eastAsia" w:ascii="Times New Roman" w:hAnsi="Times New Roman" w:eastAsia="Times New Roman" w:cs="Times New Roman"/>
+        </w:rPr>
+        <w:t>）</w:t>
+      </w:r>
+      <w:r>
+        <w:rPr>
+          <w:rFonts w:hint="eastAsia" w:ascii="Times New Roman" w:hAnsi="Times New Roman" w:eastAsia="FangSong" w:cs="Times New Roman"/>
+        </w:rPr>
+        <w:t>的液态洁污剂与之混合</w:t>
+      </w:r>
+      <w:r>
+        <w:rPr>
+          <w:rFonts w:hint="eastAsia" w:ascii="Times New Roman" w:hAnsi="Times New Roman" w:eastAsia="Times New Roman" w:cs="Times New Roman"/>
+        </w:rPr>
+        <w:t>，</w:t>
+      </w:r>
+      <w:r>
+        <w:rPr>
+          <w:rFonts w:hint="eastAsia" w:ascii="Times New Roman" w:hAnsi="Times New Roman" w:eastAsia="FangSong" w:cs="Times New Roman"/>
+        </w:rPr>
+        <w:t>可能发生如下反应而产生氯气</w:t>
+      </w:r>
+      <w:r>
+        <w:rPr>
+          <w:rFonts w:hint="eastAsia" w:ascii="Times New Roman" w:hAnsi="Times New Roman" w:eastAsia="Times New Roman" w:cs="Times New Roman"/>
+        </w:rPr>
+        <w:t>：____</w:t>
+      </w:r>
+      <w:r>
+        <w:rPr>
+          <w:rFonts w:ascii="Times New Roman" w:hAnsi="Times New Roman" w:eastAsia="Times New Roman" w:cs="Times New Roman"/>
+        </w:rPr>
+        <w:t xml:space="preserve"> 。</w:t>
+      </w:r>
+    </w:p>
+    <w:p>
+      <w:pPr>
+        <w:spacing w:before="160" w:after="80"/>
+      </w:pPr>
+      <w:r>
+        <w:pict>
+          <v:rect style="width:0;height:1.5pt" o:hralign="center" o:hrstd="t" o:hr="t"/>
+        </w:pict>
+      </w:r>
+    </w:p>
+    <w:p>
+      <w:pPr>
+        <w:spacing w:before="160" w:after="80"/>
+      </w:pPr>
+      <w:r>
+        <w:pict>
+          <v:rect style="width:0;height:1.5pt" o:hralign="center" o:hrstd="t" o:hr="t"/>
+        </w:pict>
+      </w:r>
+    </w:p>
     <w:bookmarkEnd w:id="16"/>
     <w:bookmarkStart w:id="17" w:name="第6题"/>
     <w:p>
@@ -3020,6 +2976,7 @@
     <w:p>
       <w:pPr>
         <w:pStyle w:val="FirstParagraph"/>
+        <w:ind w:firstLine="420"/>
       </w:pPr>
       <w:r>
         <w:rPr>
@@ -3267,6 +3224,7 @@
     <w:p>
       <w:pPr>
         <w:pStyle w:val="BodyText"/>
+        <w:ind w:firstLine="420"/>
       </w:pPr>
       <w:r>
         <w:rPr>
@@ -3398,8 +3356,9 @@
       <w:pPr>
         <w:numPr>
           <w:ilvl w:val="0"/>
-          <w:numId w:val="1008"/>
+          <w:numId w:val="1009"/>
         </w:numPr>
+        <w:ind w:firstLine="420"/>
       </w:pPr>
       <w:r>
         <w:rPr>
@@ -3511,8 +3470,9 @@
       <w:pPr>
         <w:numPr>
           <w:ilvl w:val="0"/>
-          <w:numId w:val="1008"/>
+          <w:numId w:val="1009"/>
         </w:numPr>
+        <w:ind w:firstLine="420"/>
       </w:pPr>
       <m:oMath>
         <m:sSup>
@@ -3617,31 +3577,6 @@
     </w:p>
     <w:p>
       <w:pPr>
-        <w:spacing w:before="0" w:after="0"/>
-      </w:pPr>
-    </w:p>
-    <w:p>
-      <w:pPr>
-        <w:spacing w:before="0" w:after="0"/>
-      </w:pPr>
-    </w:p>
-    <w:p>
-      <w:pPr>
-        <w:spacing w:before="0" w:after="0"/>
-      </w:pPr>
-    </w:p>
-    <w:p>
-      <w:pPr>
-        <w:spacing w:before="0" w:after="0"/>
-      </w:pPr>
-    </w:p>
-    <w:p>
-      <w:pPr>
-        <w:spacing w:before="0" w:after="0"/>
-      </w:pPr>
-    </w:p>
-    <w:p>
-      <w:pPr>
         <w:spacing w:before="160" w:after="80"/>
       </w:pPr>
       <w:r>
@@ -3650,6 +3585,16 @@
         </w:pict>
       </w:r>
     </w:p>
+    <w:p>
+      <w:pPr>
+        <w:spacing w:before="160" w:after="80"/>
+      </w:pPr>
+      <w:r>
+        <w:pict>
+          <v:rect style="width:0;height:1.5pt" o:hralign="center" o:hrstd="t" o:hr="t"/>
+        </w:pict>
+      </w:r>
+    </w:p>
     <w:bookmarkEnd w:id="17"/>
     <w:bookmarkStart w:id="18" w:name="第7题"/>
     <w:p>
@@ -3679,6 +3624,7 @@
     <w:p>
       <w:pPr>
         <w:pStyle w:val="FirstParagraph"/>
+        <w:ind w:firstLine="420"/>
       </w:pPr>
       <w:r>
         <w:rPr>
@@ -3916,8 +3862,7 @@
     <w:p>
       <w:pPr>
         <w:pStyle w:val="BodyText"/>
-        <w:spacing w:before="0" w:after="0"/>
-        <w:ind w:left="480" w:hanging="480"/>
+        <w:ind w:firstLine="420"/>
       </w:pPr>
       <w:r>
         <w:rPr>
@@ -4001,13 +3946,6 @@
         </w:rPr>
         <w:t xml:space="preserve"> </w:t>
       </w:r>
-    </w:p>
-    <w:p>
-      <w:pPr>
-        <w:pStyle w:val="BodyText"/>
-        <w:spacing w:before="0" w:after="0"/>
-        <w:ind w:left="480" w:hanging="480"/>
-      </w:pPr>
       <w:r>
         <w:rPr>
           <w:rFonts w:ascii="Times New Roman" w:hAnsi="Times New Roman" w:eastAsia="Times New Roman" w:cs="Times New Roman"/>
@@ -4073,13 +4011,6 @@
         </w:rPr>
         <w:t xml:space="preserve"> </w:t>
       </w:r>
-    </w:p>
-    <w:p>
-      <w:pPr>
-        <w:pStyle w:val="BodyText"/>
-        <w:spacing w:before="0" w:after="0"/>
-        <w:ind w:left="480" w:hanging="480"/>
-      </w:pPr>
       <w:r>
         <w:rPr>
           <w:rFonts w:ascii="Times New Roman" w:hAnsi="Times New Roman" w:eastAsia="Times New Roman" w:cs="Times New Roman"/>
@@ -4163,13 +4094,6 @@
         </w:rPr>
         <w:t xml:space="preserve"> </w:t>
       </w:r>
-    </w:p>
-    <w:p>
-      <w:pPr>
-        <w:pStyle w:val="BodyText"/>
-        <w:spacing w:before="0" w:after="0"/>
-        <w:ind w:left="480" w:hanging="480"/>
-      </w:pPr>
       <w:r>
         <w:rPr>
           <w:rFonts w:ascii="Times New Roman" w:hAnsi="Times New Roman" w:eastAsia="Times New Roman" w:cs="Times New Roman"/>
@@ -4273,16 +4197,6 @@
     </w:p>
     <w:p>
       <w:pPr>
-        <w:spacing w:before="0" w:after="0"/>
-      </w:pPr>
-    </w:p>
-    <w:p>
-      <w:pPr>
-        <w:spacing w:before="0" w:after="0"/>
-      </w:pPr>
-    </w:p>
-    <w:p>
-      <w:pPr>
         <w:spacing w:before="160" w:after="80"/>
       </w:pPr>
       <w:r>
@@ -4291,6 +4205,16 @@
         </w:pict>
       </w:r>
     </w:p>
+    <w:p>
+      <w:pPr>
+        <w:spacing w:before="160" w:after="80"/>
+      </w:pPr>
+      <w:r>
+        <w:pict>
+          <v:rect style="width:0;height:1.5pt" o:hralign="center" o:hrstd="t" o:hr="t"/>
+        </w:pict>
+      </w:r>
+    </w:p>
     <w:bookmarkEnd w:id="18"/>
     <w:bookmarkStart w:id="19" w:name="第8题"/>
     <w:p>
@@ -4320,6 +4244,7 @@
     <w:p>
       <w:pPr>
         <w:pStyle w:val="FirstParagraph"/>
+        <w:ind w:firstLine="420"/>
       </w:pPr>
       <w:r>
         <w:rPr>
@@ -4471,8 +4396,9 @@
         <w:pStyle w:val="Compact"/>
         <w:numPr>
           <w:ilvl w:val="0"/>
-          <w:numId w:val="1009"/>
+          <w:numId w:val="1010"/>
         </w:numPr>
+        <w:ind w:firstLine="420"/>
       </w:pPr>
       <w:r>
         <w:rPr>
@@ -4552,8 +4478,9 @@
         <w:pStyle w:val="Compact"/>
         <w:numPr>
           <w:ilvl w:val="0"/>
-          <w:numId w:val="1009"/>
+          <w:numId w:val="1010"/>
         </w:numPr>
+        <w:ind w:firstLine="420"/>
       </w:pPr>
       <w:r>
         <w:rPr>
@@ -4761,46 +4688,6 @@
         </w:rPr>
         <w:t xml:space="preserve"> 1000 mL。</w:t>
       </w:r>
-    </w:p>
-    <w:p>
-      <w:pPr>
-        <w:spacing w:before="0" w:after="0"/>
-      </w:pPr>
-    </w:p>
-    <w:p>
-      <w:pPr>
-        <w:spacing w:before="0" w:after="0"/>
-      </w:pPr>
-    </w:p>
-    <w:p>
-      <w:pPr>
-        <w:spacing w:before="0" w:after="0"/>
-      </w:pPr>
-    </w:p>
-    <w:p>
-      <w:pPr>
-        <w:spacing w:before="0" w:after="0"/>
-      </w:pPr>
-    </w:p>
-    <w:p>
-      <w:pPr>
-        <w:spacing w:before="0" w:after="0"/>
-      </w:pPr>
-    </w:p>
-    <w:p>
-      <w:pPr>
-        <w:spacing w:before="0" w:after="0"/>
-      </w:pPr>
-    </w:p>
-    <w:p>
-      <w:pPr>
-        <w:spacing w:before="0" w:after="0"/>
-      </w:pPr>
-    </w:p>
-    <w:p>
-      <w:pPr>
-        <w:spacing w:before="0" w:after="0"/>
-      </w:pPr>
     </w:p>
     <w:p>
       <w:pPr>
@@ -4812,6 +4699,16 @@
         </w:pict>
       </w:r>
     </w:p>
+    <w:p>
+      <w:pPr>
+        <w:spacing w:before="160" w:after="80"/>
+      </w:pPr>
+      <w:r>
+        <w:pict>
+          <v:rect style="width:0;height:1.5pt" o:hralign="center" o:hrstd="t" o:hr="t"/>
+        </w:pict>
+      </w:r>
+    </w:p>
     <w:bookmarkEnd w:id="19"/>
     <w:bookmarkStart w:id="20" w:name="第9题"/>
     <w:p>
@@ -4841,6 +4738,7 @@
     <w:p>
       <w:pPr>
         <w:pStyle w:val="FirstParagraph"/>
+        <w:ind w:firstLine="420"/>
       </w:pPr>
       <w:r>
         <w:rPr>
@@ -4858,7 +4756,7 @@
         <m:sSup>
           <m:e>
             <m:r>
-              <m:t xml:space="preserve"> </m:t>
+              <m:t>​</m:t>
             </m:r>
           </m:e>
           <m:sup>
@@ -4914,7 +4812,7 @@
         <m:sSup>
           <m:e>
             <m:r>
-              <m:t xml:space="preserve"> </m:t>
+              <m:t>​</m:t>
             </m:r>
           </m:e>
           <m:sup>
@@ -4987,9 +4885,12 @@
     </w:p>
     <w:p>
       <w:pPr>
-        <w:pStyle w:val="BodyText"/>
-        <w:spacing w:before="0" w:after="0"/>
-        <w:ind w:left="480" w:hanging="480"/>
+        <w:pStyle w:val="Compact"/>
+        <w:numPr>
+          <w:ilvl w:val="0"/>
+          <w:numId w:val="1011"/>
+        </w:numPr>
+        <w:ind w:firstLine="420"/>
       </w:pPr>
       <w:r>
         <w:rPr>
@@ -5003,18 +4904,15 @@
         </w:rPr>
         <w:t xml:space="preserve">氧的相对原子质量</w:t>
       </w:r>
-      <w:r>
-        <w:rPr>
-          <w:rFonts w:ascii="Times New Roman" w:hAnsi="Times New Roman" w:eastAsia="Times New Roman" w:cs="Times New Roman"/>
-        </w:rPr>
-        <w:t xml:space="preserve">　　</w:t>
-      </w:r>
-    </w:p>
-    <w:p>
-      <w:pPr>
-        <w:pStyle w:val="BodyText"/>
-        <w:spacing w:before="0" w:after="0"/>
-        <w:ind w:left="480" w:hanging="480"/>
+    </w:p>
+    <w:p>
+      <w:pPr>
+        <w:pStyle w:val="Compact"/>
+        <w:numPr>
+          <w:ilvl w:val="0"/>
+          <w:numId w:val="1011"/>
+        </w:numPr>
+        <w:ind w:firstLine="420"/>
       </w:pPr>
       <w:r>
         <w:rPr>
@@ -5028,18 +4926,15 @@
         </w:rPr>
         <w:t xml:space="preserve">水的摩尔质量</w:t>
       </w:r>
-      <w:r>
-        <w:rPr>
-          <w:rFonts w:ascii="Times New Roman" w:hAnsi="Times New Roman" w:eastAsia="Times New Roman" w:cs="Times New Roman"/>
-        </w:rPr>
-        <w:t xml:space="preserve">　　</w:t>
-      </w:r>
-    </w:p>
-    <w:p>
-      <w:pPr>
-        <w:pStyle w:val="BodyText"/>
-        <w:spacing w:before="0" w:after="0"/>
-        <w:ind w:left="480" w:hanging="480"/>
+    </w:p>
+    <w:p>
+      <w:pPr>
+        <w:pStyle w:val="Compact"/>
+        <w:numPr>
+          <w:ilvl w:val="0"/>
+          <w:numId w:val="1011"/>
+        </w:numPr>
+        <w:ind w:firstLine="420"/>
       </w:pPr>
       <w:r>
         <w:rPr>
@@ -5053,18 +4948,15 @@
         </w:rPr>
         <w:t xml:space="preserve">阿伏伽德罗常数</w:t>
       </w:r>
-      <w:r>
-        <w:rPr>
-          <w:rFonts w:ascii="Times New Roman" w:hAnsi="Times New Roman" w:eastAsia="Times New Roman" w:cs="Times New Roman"/>
-        </w:rPr>
-        <w:t xml:space="preserve">　　</w:t>
-      </w:r>
-    </w:p>
-    <w:p>
-      <w:pPr>
-        <w:pStyle w:val="BodyText"/>
-        <w:spacing w:before="0" w:after="0"/>
-        <w:ind w:left="480" w:hanging="480"/>
+    </w:p>
+    <w:p>
+      <w:pPr>
+        <w:pStyle w:val="Compact"/>
+        <w:numPr>
+          <w:ilvl w:val="0"/>
+          <w:numId w:val="1011"/>
+        </w:numPr>
+        <w:ind w:firstLine="420"/>
       </w:pPr>
       <w:r>
         <w:rPr>
@@ -5078,16 +4970,6 @@
         </w:rPr>
         <w:t xml:space="preserve">硫酸的物质的量</w:t>
       </w:r>
-    </w:p>
-    <w:p>
-      <w:pPr>
-        <w:spacing w:before="0" w:after="0"/>
-      </w:pPr>
-    </w:p>
-    <w:p>
-      <w:pPr>
-        <w:spacing w:before="0" w:after="0"/>
-      </w:pPr>
     </w:p>
     <w:p>
       <w:pPr>
@@ -5099,254 +4981,6 @@
         </w:pict>
       </w:r>
     </w:p>
-    <w:bookmarkEnd w:id="20"/>
-    <w:bookmarkStart w:id="21" w:name="第10题"/>
-    <w:p>
-      <w:pPr>
-        <w:pStyle w:val="Heading3"/>
-        <w:spacing w:before="280" w:after="120"/>
-      </w:pPr>
-      <w:r>
-        <w:rPr>
-          <w:rFonts w:hint="eastAsia" w:ascii="Times New Roman" w:hAnsi="Times New Roman" w:eastAsia="SimHei" w:cs="Times New Roman"/>
-        </w:rPr>
-        <w:t>第</w:t>
-      </w:r>
-      <w:r>
-        <w:rPr>
-          <w:rFonts w:hint="eastAsia" w:ascii="Times New Roman" w:hAnsi="Times New Roman" w:eastAsia="Times New Roman" w:cs="Times New Roman"/>
-        </w:rPr>
-        <w:t>10</w:t>
-      </w:r>
-      <w:r>
-        <w:rPr>
-          <w:rFonts w:hint="eastAsia" w:ascii="Times New Roman" w:hAnsi="Times New Roman" w:eastAsia="SimHei" w:cs="Times New Roman"/>
-        </w:rPr>
-        <w:t>题</w:t>
-      </w:r>
-    </w:p>
-    <w:p>
-      <w:pPr>
-        <w:pStyle w:val="FirstParagraph"/>
-      </w:pPr>
-      <w:r>
-        <w:rPr>
-          <w:rFonts w:hint="eastAsia" w:ascii="Times New Roman" w:hAnsi="Times New Roman" w:eastAsia="FangSong" w:cs="Times New Roman"/>
-        </w:rPr>
-        <w:t>常温下</w:t>
-      </w:r>
-      <w:r>
-        <w:rPr>
-          <w:rFonts w:hint="eastAsia" w:ascii="Times New Roman" w:hAnsi="Times New Roman" w:eastAsia="Times New Roman" w:cs="Times New Roman"/>
-        </w:rPr>
-        <w:t>，X</w:t>
-      </w:r>
-      <w:r>
-        <w:rPr>
-          <w:rFonts w:ascii="Times New Roman" w:hAnsi="Times New Roman" w:eastAsia="Times New Roman" w:cs="Times New Roman"/>
-        </w:rPr>
-        <w:t xml:space="preserve"> </w:t>
-      </w:r>
-      <w:r>
-        <w:rPr>
-          <w:rFonts w:hint="eastAsia" w:ascii="Times New Roman" w:hAnsi="Times New Roman" w:eastAsia="FangSong" w:cs="Times New Roman"/>
-        </w:rPr>
-        <w:t xml:space="preserve">和</w:t>
-      </w:r>
-      <w:r>
-        <w:rPr>
-          <w:rFonts w:ascii="Times New Roman" w:hAnsi="Times New Roman" w:eastAsia="Times New Roman" w:cs="Times New Roman"/>
-        </w:rPr>
-        <w:t xml:space="preserve"> Y </w:t>
-      </w:r>
-      <w:r>
-        <w:rPr>
-          <w:rFonts w:hint="eastAsia" w:ascii="Times New Roman" w:hAnsi="Times New Roman" w:eastAsia="FangSong" w:cs="Times New Roman"/>
-        </w:rPr>
-        <w:t>两种气体组成混合气体</w:t>
-      </w:r>
-      <w:r>
-        <w:rPr>
-          <w:rFonts w:hint="eastAsia" w:ascii="Times New Roman" w:hAnsi="Times New Roman" w:eastAsia="Times New Roman" w:cs="Times New Roman"/>
-        </w:rPr>
-        <w:t>（X</w:t>
-      </w:r>
-      <w:r>
-        <w:rPr>
-          <w:rFonts w:ascii="Times New Roman" w:hAnsi="Times New Roman" w:eastAsia="Times New Roman" w:cs="Times New Roman"/>
-        </w:rPr>
-        <w:t xml:space="preserve"> </w:t>
-      </w:r>
-      <w:r>
-        <w:rPr>
-          <w:rFonts w:hint="eastAsia" w:ascii="Times New Roman" w:hAnsi="Times New Roman" w:eastAsia="FangSong" w:cs="Times New Roman"/>
-        </w:rPr>
-        <w:t xml:space="preserve">的分子量小于</w:t>
-      </w:r>
-      <w:r>
-        <w:rPr>
-          <w:rFonts w:ascii="Times New Roman" w:hAnsi="Times New Roman" w:eastAsia="Times New Roman" w:cs="Times New Roman"/>
-        </w:rPr>
-        <w:t xml:space="preserve"> </w:t>
-      </w:r>
-      <w:r>
-        <w:rPr>
-          <w:rFonts w:hint="eastAsia" w:ascii="Times New Roman" w:hAnsi="Times New Roman" w:eastAsia="Times New Roman" w:cs="Times New Roman"/>
-        </w:rPr>
-        <w:t>Y），</w:t>
-      </w:r>
-      <w:r>
-        <w:rPr>
-          <w:rFonts w:hint="eastAsia" w:ascii="Times New Roman" w:hAnsi="Times New Roman" w:eastAsia="FangSong" w:cs="Times New Roman"/>
-        </w:rPr>
-        <w:t>经分析混合气体中只含有氢</w:t>
-      </w:r>
-      <w:r>
-        <w:rPr>
-          <w:rFonts w:hint="eastAsia" w:ascii="Times New Roman" w:hAnsi="Times New Roman" w:eastAsia="Times New Roman" w:cs="Times New Roman"/>
-        </w:rPr>
-        <w:t>、</w:t>
-      </w:r>
-      <w:r>
-        <w:rPr>
-          <w:rFonts w:hint="eastAsia" w:ascii="Times New Roman" w:hAnsi="Times New Roman" w:eastAsia="FangSong" w:cs="Times New Roman"/>
-        </w:rPr>
-        <w:t>氯两种元素</w:t>
-      </w:r>
-      <w:r>
-        <w:rPr>
-          <w:rFonts w:hint="eastAsia" w:ascii="Times New Roman" w:hAnsi="Times New Roman" w:eastAsia="Times New Roman" w:cs="Times New Roman"/>
-        </w:rPr>
-        <w:t>，</w:t>
-      </w:r>
-      <w:r>
-        <w:rPr>
-          <w:rFonts w:hint="eastAsia" w:ascii="Times New Roman" w:hAnsi="Times New Roman" w:eastAsia="FangSong" w:cs="Times New Roman"/>
-        </w:rPr>
-        <w:t>而且不论</w:t>
-      </w:r>
-      <w:r>
-        <w:rPr>
-          <w:rFonts w:ascii="Times New Roman" w:hAnsi="Times New Roman" w:eastAsia="Times New Roman" w:cs="Times New Roman"/>
-        </w:rPr>
-        <w:t xml:space="preserve"> X </w:t>
-      </w:r>
-      <w:r>
-        <w:rPr>
-          <w:rFonts w:hint="eastAsia" w:ascii="Times New Roman" w:hAnsi="Times New Roman" w:eastAsia="FangSong" w:cs="Times New Roman"/>
-        </w:rPr>
-        <w:t xml:space="preserve">和</w:t>
-      </w:r>
-      <w:r>
-        <w:rPr>
-          <w:rFonts w:ascii="Times New Roman" w:hAnsi="Times New Roman" w:eastAsia="Times New Roman" w:cs="Times New Roman"/>
-        </w:rPr>
-        <w:t xml:space="preserve"> Y </w:t>
-      </w:r>
-      <w:r>
-        <w:rPr>
-          <w:rFonts w:hint="eastAsia" w:ascii="Times New Roman" w:hAnsi="Times New Roman" w:eastAsia="FangSong" w:cs="Times New Roman"/>
-        </w:rPr>
-        <w:t>以何种比例混合</w:t>
-      </w:r>
-      <w:r>
-        <w:rPr>
-          <w:rFonts w:hint="eastAsia" w:ascii="Times New Roman" w:hAnsi="Times New Roman" w:eastAsia="Times New Roman" w:cs="Times New Roman"/>
-        </w:rPr>
-        <w:t>，</w:t>
-      </w:r>
-      <w:r>
-        <w:rPr>
-          <w:rFonts w:hint="eastAsia" w:ascii="Times New Roman" w:hAnsi="Times New Roman" w:eastAsia="FangSong" w:cs="Times New Roman"/>
-        </w:rPr>
-        <w:t>氢与氯的质量比总小于</w:t>
-      </w:r>
-      <w:r>
-        <w:rPr>
-          <w:rFonts w:ascii="Times New Roman" w:hAnsi="Times New Roman" w:eastAsia="Times New Roman" w:cs="Times New Roman"/>
-        </w:rPr>
-        <w:t xml:space="preserve"> </w:t>
-      </w:r>
-      <w:r>
-        <w:rPr>
-          <w:rFonts w:hint="eastAsia" w:ascii="Times New Roman" w:hAnsi="Times New Roman" w:eastAsia="Times New Roman" w:cs="Times New Roman"/>
-        </w:rPr>
-        <w:t>2:71，</w:t>
-      </w:r>
-      <w:r>
-        <w:rPr>
-          <w:rFonts w:hint="eastAsia" w:ascii="Times New Roman" w:hAnsi="Times New Roman" w:eastAsia="FangSong" w:cs="Times New Roman"/>
-        </w:rPr>
-        <w:t>请确定</w:t>
-      </w:r>
-      <w:r>
-        <w:rPr>
-          <w:rFonts w:ascii="Times New Roman" w:hAnsi="Times New Roman" w:eastAsia="Times New Roman" w:cs="Times New Roman"/>
-        </w:rPr>
-        <w:t xml:space="preserve"> X </w:t>
-      </w:r>
-      <w:r>
-        <w:rPr>
-          <w:rFonts w:hint="eastAsia" w:ascii="Times New Roman" w:hAnsi="Times New Roman" w:eastAsia="FangSong" w:cs="Times New Roman"/>
-        </w:rPr>
-        <w:t xml:space="preserve">与</w:t>
-      </w:r>
-      <w:r>
-        <w:rPr>
-          <w:rFonts w:ascii="Times New Roman" w:hAnsi="Times New Roman" w:eastAsia="Times New Roman" w:cs="Times New Roman"/>
-        </w:rPr>
-        <w:t xml:space="preserve"> Y </w:t>
-      </w:r>
-      <w:r>
-        <w:rPr>
-          <w:rFonts w:hint="eastAsia" w:ascii="Times New Roman" w:hAnsi="Times New Roman" w:eastAsia="FangSong" w:cs="Times New Roman"/>
-        </w:rPr>
-        <w:t>各是何种物质</w:t>
-      </w:r>
-      <w:r>
-        <w:rPr>
-          <w:rFonts w:hint="eastAsia" w:ascii="Times New Roman" w:hAnsi="Times New Roman" w:eastAsia="Times New Roman" w:cs="Times New Roman"/>
-        </w:rPr>
-        <w:t>，</w:t>
-      </w:r>
-      <w:r>
-        <w:rPr>
-          <w:rFonts w:hint="eastAsia" w:ascii="Times New Roman" w:hAnsi="Times New Roman" w:eastAsia="FangSong" w:cs="Times New Roman"/>
-        </w:rPr>
-        <w:t>并请说明理由</w:t>
-      </w:r>
-      <w:r>
-        <w:rPr>
-          <w:rFonts w:hint="eastAsia" w:ascii="Times New Roman" w:hAnsi="Times New Roman" w:eastAsia="Times New Roman" w:cs="Times New Roman"/>
-        </w:rPr>
-        <w:t>。</w:t>
-      </w:r>
-    </w:p>
-    <w:p>
-      <w:pPr>
-        <w:spacing w:before="0" w:after="0"/>
-      </w:pPr>
-    </w:p>
-    <w:p>
-      <w:pPr>
-        <w:spacing w:before="0" w:after="0"/>
-      </w:pPr>
-    </w:p>
-    <w:p>
-      <w:pPr>
-        <w:spacing w:before="0" w:after="0"/>
-      </w:pPr>
-    </w:p>
-    <w:p>
-      <w:pPr>
-        <w:spacing w:before="0" w:after="0"/>
-      </w:pPr>
-    </w:p>
-    <w:p>
-      <w:pPr>
-        <w:spacing w:before="0" w:after="0"/>
-      </w:pPr>
-    </w:p>
     <w:p>
       <w:pPr>
         <w:spacing w:before="160" w:after="80"/>
@@ -5357,6 +4991,250 @@
         </w:pict>
       </w:r>
     </w:p>
+    <w:bookmarkEnd w:id="20"/>
+    <w:bookmarkStart w:id="21" w:name="第10题"/>
+    <w:p>
+      <w:pPr>
+        <w:pStyle w:val="Heading3"/>
+        <w:spacing w:before="280" w:after="120"/>
+      </w:pPr>
+      <w:r>
+        <w:rPr>
+          <w:rFonts w:hint="eastAsia" w:ascii="Times New Roman" w:hAnsi="Times New Roman" w:eastAsia="SimHei" w:cs="Times New Roman"/>
+        </w:rPr>
+        <w:t>第</w:t>
+      </w:r>
+      <w:r>
+        <w:rPr>
+          <w:rFonts w:hint="eastAsia" w:ascii="Times New Roman" w:hAnsi="Times New Roman" w:eastAsia="Times New Roman" w:cs="Times New Roman"/>
+        </w:rPr>
+        <w:t>10</w:t>
+      </w:r>
+      <w:r>
+        <w:rPr>
+          <w:rFonts w:hint="eastAsia" w:ascii="Times New Roman" w:hAnsi="Times New Roman" w:eastAsia="SimHei" w:cs="Times New Roman"/>
+        </w:rPr>
+        <w:t>题</w:t>
+      </w:r>
+    </w:p>
+    <w:p>
+      <w:pPr>
+        <w:pStyle w:val="FirstParagraph"/>
+        <w:ind w:firstLine="420"/>
+      </w:pPr>
+      <w:r>
+        <w:rPr>
+          <w:rFonts w:hint="eastAsia" w:ascii="Times New Roman" w:hAnsi="Times New Roman" w:eastAsia="FangSong" w:cs="Times New Roman"/>
+        </w:rPr>
+        <w:t>常温下</w:t>
+      </w:r>
+      <w:r>
+        <w:rPr>
+          <w:rFonts w:hint="eastAsia" w:ascii="Times New Roman" w:hAnsi="Times New Roman" w:eastAsia="Times New Roman" w:cs="Times New Roman"/>
+        </w:rPr>
+        <w:t>，X</w:t>
+      </w:r>
+      <w:r>
+        <w:rPr>
+          <w:rFonts w:ascii="Times New Roman" w:hAnsi="Times New Roman" w:eastAsia="Times New Roman" w:cs="Times New Roman"/>
+        </w:rPr>
+        <w:t xml:space="preserve"> </w:t>
+      </w:r>
+      <w:r>
+        <w:rPr>
+          <w:rFonts w:hint="eastAsia" w:ascii="Times New Roman" w:hAnsi="Times New Roman" w:eastAsia="FangSong" w:cs="Times New Roman"/>
+        </w:rPr>
+        <w:t xml:space="preserve">和</w:t>
+      </w:r>
+      <w:r>
+        <w:rPr>
+          <w:rFonts w:ascii="Times New Roman" w:hAnsi="Times New Roman" w:eastAsia="Times New Roman" w:cs="Times New Roman"/>
+        </w:rPr>
+        <w:t xml:space="preserve"> Y </w:t>
+      </w:r>
+      <w:r>
+        <w:rPr>
+          <w:rFonts w:hint="eastAsia" w:ascii="Times New Roman" w:hAnsi="Times New Roman" w:eastAsia="FangSong" w:cs="Times New Roman"/>
+        </w:rPr>
+        <w:t>两种气体组成混合气体</w:t>
+      </w:r>
+      <w:r>
+        <w:rPr>
+          <w:rFonts w:hint="eastAsia" w:ascii="Times New Roman" w:hAnsi="Times New Roman" w:eastAsia="Times New Roman" w:cs="Times New Roman"/>
+        </w:rPr>
+        <w:t>（X</w:t>
+      </w:r>
+      <w:r>
+        <w:rPr>
+          <w:rFonts w:ascii="Times New Roman" w:hAnsi="Times New Roman" w:eastAsia="Times New Roman" w:cs="Times New Roman"/>
+        </w:rPr>
+        <w:t xml:space="preserve"> </w:t>
+      </w:r>
+      <w:r>
+        <w:rPr>
+          <w:rFonts w:hint="eastAsia" w:ascii="Times New Roman" w:hAnsi="Times New Roman" w:eastAsia="FangSong" w:cs="Times New Roman"/>
+        </w:rPr>
+        <w:t xml:space="preserve">的分子量小于</w:t>
+      </w:r>
+      <w:r>
+        <w:rPr>
+          <w:rFonts w:ascii="Times New Roman" w:hAnsi="Times New Roman" w:eastAsia="Times New Roman" w:cs="Times New Roman"/>
+        </w:rPr>
+        <w:t xml:space="preserve"> </w:t>
+      </w:r>
+      <w:r>
+        <w:rPr>
+          <w:rFonts w:hint="eastAsia" w:ascii="Times New Roman" w:hAnsi="Times New Roman" w:eastAsia="Times New Roman" w:cs="Times New Roman"/>
+        </w:rPr>
+        <w:t>Y），</w:t>
+      </w:r>
+      <w:r>
+        <w:rPr>
+          <w:rFonts w:hint="eastAsia" w:ascii="Times New Roman" w:hAnsi="Times New Roman" w:eastAsia="FangSong" w:cs="Times New Roman"/>
+        </w:rPr>
+        <w:t>经分析混合气体中只含有氢</w:t>
+      </w:r>
+      <w:r>
+        <w:rPr>
+          <w:rFonts w:hint="eastAsia" w:ascii="Times New Roman" w:hAnsi="Times New Roman" w:eastAsia="Times New Roman" w:cs="Times New Roman"/>
+        </w:rPr>
+        <w:t>、</w:t>
+      </w:r>
+      <w:r>
+        <w:rPr>
+          <w:rFonts w:hint="eastAsia" w:ascii="Times New Roman" w:hAnsi="Times New Roman" w:eastAsia="FangSong" w:cs="Times New Roman"/>
+        </w:rPr>
+        <w:t>氯两种元素</w:t>
+      </w:r>
+      <w:r>
+        <w:rPr>
+          <w:rFonts w:hint="eastAsia" w:ascii="Times New Roman" w:hAnsi="Times New Roman" w:eastAsia="Times New Roman" w:cs="Times New Roman"/>
+        </w:rPr>
+        <w:t>，</w:t>
+      </w:r>
+      <w:r>
+        <w:rPr>
+          <w:rFonts w:hint="eastAsia" w:ascii="Times New Roman" w:hAnsi="Times New Roman" w:eastAsia="FangSong" w:cs="Times New Roman"/>
+        </w:rPr>
+        <w:t>而且不论</w:t>
+      </w:r>
+      <w:r>
+        <w:rPr>
+          <w:rFonts w:ascii="Times New Roman" w:hAnsi="Times New Roman" w:eastAsia="Times New Roman" w:cs="Times New Roman"/>
+        </w:rPr>
+        <w:t xml:space="preserve"> X </w:t>
+      </w:r>
+      <w:r>
+        <w:rPr>
+          <w:rFonts w:hint="eastAsia" w:ascii="Times New Roman" w:hAnsi="Times New Roman" w:eastAsia="FangSong" w:cs="Times New Roman"/>
+        </w:rPr>
+        <w:t xml:space="preserve">和</w:t>
+      </w:r>
+      <w:r>
+        <w:rPr>
+          <w:rFonts w:ascii="Times New Roman" w:hAnsi="Times New Roman" w:eastAsia="Times New Roman" w:cs="Times New Roman"/>
+        </w:rPr>
+        <w:t xml:space="preserve"> Y </w:t>
+      </w:r>
+      <w:r>
+        <w:rPr>
+          <w:rFonts w:hint="eastAsia" w:ascii="Times New Roman" w:hAnsi="Times New Roman" w:eastAsia="FangSong" w:cs="Times New Roman"/>
+        </w:rPr>
+        <w:t>以何种比例混合</w:t>
+      </w:r>
+      <w:r>
+        <w:rPr>
+          <w:rFonts w:hint="eastAsia" w:ascii="Times New Roman" w:hAnsi="Times New Roman" w:eastAsia="Times New Roman" w:cs="Times New Roman"/>
+        </w:rPr>
+        <w:t>，</w:t>
+      </w:r>
+      <w:r>
+        <w:rPr>
+          <w:rFonts w:hint="eastAsia" w:ascii="Times New Roman" w:hAnsi="Times New Roman" w:eastAsia="FangSong" w:cs="Times New Roman"/>
+        </w:rPr>
+        <w:t>氢与氯的质量比总小于</w:t>
+      </w:r>
+      <w:r>
+        <w:rPr>
+          <w:rFonts w:ascii="Times New Roman" w:hAnsi="Times New Roman" w:eastAsia="Times New Roman" w:cs="Times New Roman"/>
+        </w:rPr>
+        <w:t xml:space="preserve"> </w:t>
+      </w:r>
+      <w:r>
+        <w:rPr>
+          <w:rFonts w:hint="eastAsia" w:ascii="Times New Roman" w:hAnsi="Times New Roman" w:eastAsia="Times New Roman" w:cs="Times New Roman"/>
+        </w:rPr>
+        <w:t>2:71，</w:t>
+      </w:r>
+      <w:r>
+        <w:rPr>
+          <w:rFonts w:hint="eastAsia" w:ascii="Times New Roman" w:hAnsi="Times New Roman" w:eastAsia="FangSong" w:cs="Times New Roman"/>
+        </w:rPr>
+        <w:t>请确定</w:t>
+      </w:r>
+      <w:r>
+        <w:rPr>
+          <w:rFonts w:ascii="Times New Roman" w:hAnsi="Times New Roman" w:eastAsia="Times New Roman" w:cs="Times New Roman"/>
+        </w:rPr>
+        <w:t xml:space="preserve"> X </w:t>
+      </w:r>
+      <w:r>
+        <w:rPr>
+          <w:rFonts w:hint="eastAsia" w:ascii="Times New Roman" w:hAnsi="Times New Roman" w:eastAsia="FangSong" w:cs="Times New Roman"/>
+        </w:rPr>
+        <w:t xml:space="preserve">与</w:t>
+      </w:r>
+      <w:r>
+        <w:rPr>
+          <w:rFonts w:ascii="Times New Roman" w:hAnsi="Times New Roman" w:eastAsia="Times New Roman" w:cs="Times New Roman"/>
+        </w:rPr>
+        <w:t xml:space="preserve"> Y </w:t>
+      </w:r>
+      <w:r>
+        <w:rPr>
+          <w:rFonts w:hint="eastAsia" w:ascii="Times New Roman" w:hAnsi="Times New Roman" w:eastAsia="FangSong" w:cs="Times New Roman"/>
+        </w:rPr>
+        <w:t>各是何种物质</w:t>
+      </w:r>
+      <w:r>
+        <w:rPr>
+          <w:rFonts w:hint="eastAsia" w:ascii="Times New Roman" w:hAnsi="Times New Roman" w:eastAsia="Times New Roman" w:cs="Times New Roman"/>
+        </w:rPr>
+        <w:t>，</w:t>
+      </w:r>
+      <w:r>
+        <w:rPr>
+          <w:rFonts w:hint="eastAsia" w:ascii="Times New Roman" w:hAnsi="Times New Roman" w:eastAsia="FangSong" w:cs="Times New Roman"/>
+        </w:rPr>
+        <w:t>并请说明理由</w:t>
+      </w:r>
+      <w:r>
+        <w:rPr>
+          <w:rFonts w:hint="eastAsia" w:ascii="Times New Roman" w:hAnsi="Times New Roman" w:eastAsia="Times New Roman" w:cs="Times New Roman"/>
+        </w:rPr>
+        <w:t>。</w:t>
+      </w:r>
+    </w:p>
+    <w:p>
+      <w:pPr>
+        <w:spacing w:before="160" w:after="80"/>
+      </w:pPr>
+      <w:r>
+        <w:pict>
+          <v:rect style="width:0;height:1.5pt" o:hralign="center" o:hrstd="t" o:hr="t"/>
+        </w:pict>
+      </w:r>
+    </w:p>
+    <w:p>
+      <w:pPr>
+        <w:spacing w:before="160" w:after="80"/>
+      </w:pPr>
+      <w:r>
+        <w:pict>
+          <v:rect style="width:0;height:1.5pt" o:hralign="center" o:hrstd="t" o:hr="t"/>
+        </w:pict>
+      </w:r>
+    </w:p>
     <w:bookmarkEnd w:id="21"/>
     <w:bookmarkStart w:id="22" w:name="第11题"/>
     <w:p>
@@ -5386,6 +5264,7 @@
     <w:p>
       <w:pPr>
         <w:pStyle w:val="FirstParagraph"/>
+        <w:ind w:firstLine="420"/>
       </w:pPr>
       <w:r>
         <w:rPr>
@@ -5540,8 +5419,9 @@
       <w:pPr>
         <w:numPr>
           <w:ilvl w:val="0"/>
-          <w:numId w:val="1010"/>
+          <w:numId w:val="1012"/>
         </w:numPr>
+        <w:ind w:firstLine="420"/>
       </w:pPr>
       <w:r>
         <w:rPr>
@@ -5619,8 +5499,9 @@
       <w:pPr>
         <w:numPr>
           <w:ilvl w:val="0"/>
-          <w:numId w:val="1010"/>
+          <w:numId w:val="1012"/>
         </w:numPr>
+        <w:ind w:firstLine="420"/>
       </w:pPr>
       <w:r>
         <w:rPr>
@@ -5645,8 +5526,9 @@
       <w:pPr>
         <w:numPr>
           <w:ilvl w:val="0"/>
-          <w:numId w:val="1010"/>
+          <w:numId w:val="1012"/>
         </w:numPr>
+        <w:ind w:firstLine="420"/>
       </w:pPr>
       <w:r>
         <w:rPr>
@@ -5683,8 +5565,9 @@
       <w:pPr>
         <w:numPr>
           <w:ilvl w:val="0"/>
-          <w:numId w:val="1010"/>
+          <w:numId w:val="1012"/>
         </w:numPr>
+        <w:ind w:firstLine="420"/>
       </w:pPr>
       <m:oMath>
         <m:sSup>
@@ -5824,46 +5707,6 @@
     </w:p>
     <w:p>
       <w:pPr>
-        <w:spacing w:before="0" w:after="0"/>
-      </w:pPr>
-    </w:p>
-    <w:p>
-      <w:pPr>
-        <w:spacing w:before="0" w:after="0"/>
-      </w:pPr>
-    </w:p>
-    <w:p>
-      <w:pPr>
-        <w:spacing w:before="0" w:after="0"/>
-      </w:pPr>
-    </w:p>
-    <w:p>
-      <w:pPr>
-        <w:spacing w:before="0" w:after="0"/>
-      </w:pPr>
-    </w:p>
-    <w:p>
-      <w:pPr>
-        <w:spacing w:before="0" w:after="0"/>
-      </w:pPr>
-    </w:p>
-    <w:p>
-      <w:pPr>
-        <w:spacing w:before="0" w:after="0"/>
-      </w:pPr>
-    </w:p>
-    <w:p>
-      <w:pPr>
-        <w:spacing w:before="0" w:after="0"/>
-      </w:pPr>
-    </w:p>
-    <w:p>
-      <w:pPr>
-        <w:spacing w:before="0" w:after="0"/>
-      </w:pPr>
-    </w:p>
-    <w:p>
-      <w:pPr>
         <w:spacing w:before="160" w:after="80"/>
       </w:pPr>
       <w:r>
@@ -5872,6 +5715,16 @@
         </w:pict>
       </w:r>
     </w:p>
+    <w:p>
+      <w:pPr>
+        <w:spacing w:before="160" w:after="80"/>
+      </w:pPr>
+      <w:r>
+        <w:pict>
+          <v:rect style="width:0;height:1.5pt" o:hralign="center" o:hrstd="t" o:hr="t"/>
+        </w:pict>
+      </w:r>
+    </w:p>
     <w:bookmarkEnd w:id="22"/>
     <w:bookmarkStart w:id="23" w:name="第12题"/>
     <w:p>
@@ -5901,6 +5754,7 @@
     <w:p>
       <w:pPr>
         <w:pStyle w:val="FirstParagraph"/>
+        <w:ind w:firstLine="420"/>
       </w:pPr>
       <w:r>
         <w:rPr>
@@ -6067,8 +5921,9 @@
       <w:pPr>
         <w:numPr>
           <w:ilvl w:val="0"/>
-          <w:numId w:val="1011"/>
+          <w:numId w:val="1013"/>
         </w:numPr>
+        <w:ind w:firstLine="420"/>
       </w:pPr>
       <w:r>
         <w:rPr>
@@ -6163,8 +6018,9 @@
       <w:pPr>
         <w:numPr>
           <w:ilvl w:val="0"/>
-          <w:numId w:val="1011"/>
+          <w:numId w:val="1013"/>
         </w:numPr>
+        <w:ind w:firstLine="420"/>
       </w:pPr>
       <w:r>
         <w:rPr>
@@ -6214,31 +6070,6 @@
         </w:rPr>
         <w:t xml:space="preserve"> ____。</w:t>
       </w:r>
-    </w:p>
-    <w:p>
-      <w:pPr>
-        <w:spacing w:before="0" w:after="0"/>
-      </w:pPr>
-    </w:p>
-    <w:p>
-      <w:pPr>
-        <w:spacing w:before="0" w:after="0"/>
-      </w:pPr>
-    </w:p>
-    <w:p>
-      <w:pPr>
-        <w:spacing w:before="0" w:after="0"/>
-      </w:pPr>
-    </w:p>
-    <w:p>
-      <w:pPr>
-        <w:spacing w:before="0" w:after="0"/>
-      </w:pPr>
-    </w:p>
-    <w:p>
-      <w:pPr>
-        <w:spacing w:before="0" w:after="0"/>
-      </w:pPr>
     </w:p>
     <w:p>
       <w:pPr>
@@ -6250,6 +6081,16 @@
         </w:pict>
       </w:r>
     </w:p>
+    <w:p>
+      <w:pPr>
+        <w:spacing w:before="160" w:after="80"/>
+      </w:pPr>
+      <w:r>
+        <w:pict>
+          <v:rect style="width:0;height:1.5pt" o:hralign="center" o:hrstd="t" o:hr="t"/>
+        </w:pict>
+      </w:r>
+    </w:p>
     <w:bookmarkEnd w:id="23"/>
     <w:bookmarkStart w:id="24" w:name="第13题"/>
     <w:p>
@@ -6279,6 +6120,7 @@
     <w:p>
       <w:pPr>
         <w:pStyle w:val="FirstParagraph"/>
+        <w:ind w:firstLine="420"/>
       </w:pPr>
       <w:r>
         <w:rPr>
@@ -6836,7 +6678,7 @@
         <w:pStyle w:val="Compact"/>
         <w:numPr>
           <w:ilvl w:val="0"/>
-          <w:numId w:val="1012"/>
+          <w:numId w:val="1014"/>
         </w:numPr>
       </w:pPr>
       <w:r>
@@ -6845,31 +6687,6 @@
         </w:rPr>
         <w:t xml:space="preserve">____ ; (2) ____ ; (3) ____ 。</w:t>
       </w:r>
-    </w:p>
-    <w:p>
-      <w:pPr>
-        <w:spacing w:before="0" w:after="0"/>
-      </w:pPr>
-    </w:p>
-    <w:p>
-      <w:pPr>
-        <w:spacing w:before="0" w:after="0"/>
-      </w:pPr>
-    </w:p>
-    <w:p>
-      <w:pPr>
-        <w:spacing w:before="0" w:after="0"/>
-      </w:pPr>
-    </w:p>
-    <w:p>
-      <w:pPr>
-        <w:spacing w:before="0" w:after="0"/>
-      </w:pPr>
-    </w:p>
-    <w:p>
-      <w:pPr>
-        <w:spacing w:before="0" w:after="0"/>
-      </w:pPr>
     </w:p>
     <w:p>
       <w:pPr>
@@ -6881,6 +6698,16 @@
         </w:pict>
       </w:r>
     </w:p>
+    <w:p>
+      <w:pPr>
+        <w:spacing w:before="160" w:after="80"/>
+      </w:pPr>
+      <w:r>
+        <w:pict>
+          <v:rect style="width:0;height:1.5pt" o:hralign="center" o:hrstd="t" o:hr="t"/>
+        </w:pict>
+      </w:r>
+    </w:p>
     <w:bookmarkEnd w:id="24"/>
     <w:bookmarkStart w:id="25" w:name="第14题"/>
     <w:p>
@@ -6910,6 +6737,7 @@
     <w:p>
       <w:pPr>
         <w:pStyle w:val="FirstParagraph"/>
+        <w:ind w:firstLine="420"/>
       </w:pPr>
       <w:r>
         <w:rPr>
@@ -7519,8 +7347,9 @@
       <w:pPr>
         <w:numPr>
           <w:ilvl w:val="0"/>
-          <w:numId w:val="1013"/>
+          <w:numId w:val="1015"/>
         </w:numPr>
+        <w:ind w:firstLine="420"/>
       </w:pPr>
       <w:r>
         <w:rPr>
@@ -7569,8 +7398,9 @@
       <w:pPr>
         <w:numPr>
           <w:ilvl w:val="0"/>
-          <w:numId w:val="1013"/>
+          <w:numId w:val="1015"/>
         </w:numPr>
+        <w:ind w:firstLine="420"/>
       </w:pPr>
       <w:r>
         <w:rPr>
@@ -7660,31 +7490,6 @@
     </w:p>
     <w:p>
       <w:pPr>
-        <w:spacing w:before="0" w:after="0"/>
-      </w:pPr>
-    </w:p>
-    <w:p>
-      <w:pPr>
-        <w:spacing w:before="0" w:after="0"/>
-      </w:pPr>
-    </w:p>
-    <w:p>
-      <w:pPr>
-        <w:spacing w:before="0" w:after="0"/>
-      </w:pPr>
-    </w:p>
-    <w:p>
-      <w:pPr>
-        <w:spacing w:before="0" w:after="0"/>
-      </w:pPr>
-    </w:p>
-    <w:p>
-      <w:pPr>
-        <w:spacing w:before="0" w:after="0"/>
-      </w:pPr>
-    </w:p>
-    <w:p>
-      <w:pPr>
         <w:spacing w:before="160" w:after="80"/>
       </w:pPr>
       <w:r>
@@ -7693,6 +7498,16 @@
         </w:pict>
       </w:r>
     </w:p>
+    <w:p>
+      <w:pPr>
+        <w:spacing w:before="160" w:after="80"/>
+      </w:pPr>
+      <w:r>
+        <w:pict>
+          <v:rect style="width:0;height:1.5pt" o:hralign="center" o:hrstd="t" o:hr="t"/>
+        </w:pict>
+      </w:r>
+    </w:p>
     <w:bookmarkEnd w:id="25"/>
     <w:bookmarkStart w:id="26" w:name="第15题"/>
     <w:p>
@@ -7722,6 +7537,7 @@
     <w:p>
       <w:pPr>
         <w:pStyle w:val="FirstParagraph"/>
+        <w:ind w:firstLine="420"/>
       </w:pPr>
       <w:r>
         <w:rPr>
@@ -8177,31 +7993,6 @@
     </w:p>
     <w:p>
       <w:pPr>
-        <w:spacing w:before="0" w:after="0"/>
-      </w:pPr>
-    </w:p>
-    <w:p>
-      <w:pPr>
-        <w:spacing w:before="0" w:after="0"/>
-      </w:pPr>
-    </w:p>
-    <w:p>
-      <w:pPr>
-        <w:spacing w:before="0" w:after="0"/>
-      </w:pPr>
-    </w:p>
-    <w:p>
-      <w:pPr>
-        <w:spacing w:before="0" w:after="0"/>
-      </w:pPr>
-    </w:p>
-    <w:p>
-      <w:pPr>
-        <w:spacing w:before="0" w:after="0"/>
-      </w:pPr>
-    </w:p>
-    <w:p>
-      <w:pPr>
         <w:spacing w:before="160" w:after="80"/>
       </w:pPr>
       <w:r>
@@ -8210,357 +8001,6 @@
         </w:pict>
       </w:r>
     </w:p>
-    <w:bookmarkEnd w:id="26"/>
-    <w:bookmarkStart w:id="27" w:name="第16题"/>
-    <w:p>
-      <w:pPr>
-        <w:pStyle w:val="Heading3"/>
-        <w:spacing w:before="280" w:after="120"/>
-      </w:pPr>
-      <w:r>
-        <w:rPr>
-          <w:rFonts w:hint="eastAsia" w:ascii="Times New Roman" w:hAnsi="Times New Roman" w:eastAsia="SimHei" w:cs="Times New Roman"/>
-        </w:rPr>
-        <w:t>第</w:t>
-      </w:r>
-      <w:r>
-        <w:rPr>
-          <w:rFonts w:hint="eastAsia" w:ascii="Times New Roman" w:hAnsi="Times New Roman" w:eastAsia="Times New Roman" w:cs="Times New Roman"/>
-        </w:rPr>
-        <w:t>16</w:t>
-      </w:r>
-      <w:r>
-        <w:rPr>
-          <w:rFonts w:hint="eastAsia" w:ascii="Times New Roman" w:hAnsi="Times New Roman" w:eastAsia="SimHei" w:cs="Times New Roman"/>
-        </w:rPr>
-        <w:t>题</w:t>
-      </w:r>
-    </w:p>
-    <w:p>
-      <w:pPr>
-        <w:pStyle w:val="FirstParagraph"/>
-      </w:pPr>
-      <w:r>
-        <w:rPr>
-          <w:rFonts w:hint="eastAsia" w:ascii="Times New Roman" w:hAnsi="Times New Roman" w:eastAsia="FangSong" w:cs="Times New Roman"/>
-        </w:rPr>
-        <w:t>电子是最简单和最基本的化学物质</w:t>
-      </w:r>
-      <w:r>
-        <w:rPr>
-          <w:rFonts w:hint="eastAsia" w:ascii="Times New Roman" w:hAnsi="Times New Roman" w:eastAsia="Times New Roman" w:cs="Times New Roman"/>
-        </w:rPr>
-        <w:t>。</w:t>
-      </w:r>
-      <w:r>
-        <w:rPr>
-          <w:rFonts w:hint="eastAsia" w:ascii="Times New Roman" w:hAnsi="Times New Roman" w:eastAsia="FangSong" w:cs="Times New Roman"/>
-        </w:rPr>
-        <w:t>它可以和其他阴离子一样</w:t>
-      </w:r>
-      <w:r>
-        <w:rPr>
-          <w:rFonts w:hint="eastAsia" w:ascii="Times New Roman" w:hAnsi="Times New Roman" w:eastAsia="Times New Roman" w:cs="Times New Roman"/>
-        </w:rPr>
-        <w:t>，</w:t>
-      </w:r>
-      <w:r>
-        <w:rPr>
-          <w:rFonts w:hint="eastAsia" w:ascii="Times New Roman" w:hAnsi="Times New Roman" w:eastAsia="FangSong" w:cs="Times New Roman"/>
-        </w:rPr>
-        <w:t>以溶剂化形式存在于溶液中</w:t>
-      </w:r>
-      <w:r>
-        <w:rPr>
-          <w:rFonts w:hint="eastAsia" w:ascii="Times New Roman" w:hAnsi="Times New Roman" w:eastAsia="Times New Roman" w:cs="Times New Roman"/>
-        </w:rPr>
-        <w:t>（</w:t>
-      </w:r>
-      <w:r>
-        <w:rPr>
-          <w:rFonts w:hint="eastAsia" w:ascii="Times New Roman" w:hAnsi="Times New Roman" w:eastAsia="FangSong" w:cs="Times New Roman"/>
-        </w:rPr>
-        <w:t>氨</w:t>
-      </w:r>
-      <w:r>
-        <w:rPr>
-          <w:rFonts w:hint="eastAsia" w:ascii="Times New Roman" w:hAnsi="Times New Roman" w:eastAsia="Times New Roman" w:cs="Times New Roman"/>
-        </w:rPr>
-        <w:t>、</w:t>
-      </w:r>
-      <w:r>
-        <w:rPr>
-          <w:rFonts w:hint="eastAsia" w:ascii="Times New Roman" w:hAnsi="Times New Roman" w:eastAsia="FangSong" w:cs="Times New Roman"/>
-        </w:rPr>
-        <w:t>醇和水中</w:t>
-      </w:r>
-      <w:r>
-        <w:rPr>
-          <w:rFonts w:hint="eastAsia" w:ascii="Times New Roman" w:hAnsi="Times New Roman" w:eastAsia="Times New Roman" w:cs="Times New Roman"/>
-        </w:rPr>
-        <w:t>）。</w:t>
-      </w:r>
-    </w:p>
-    <w:p>
-      <w:pPr>
-        <w:numPr>
-          <w:ilvl w:val="0"/>
-          <w:numId w:val="1014"/>
-        </w:numPr>
-      </w:pPr>
-      <w:r>
-        <w:rPr>
-          <w:rFonts w:hint="eastAsia" w:ascii="Times New Roman" w:hAnsi="Times New Roman" w:eastAsia="FangSong" w:cs="Times New Roman"/>
-        </w:rPr>
-        <w:t>当用高能射线照射液态水时</w:t>
-      </w:r>
-      <w:r>
-        <w:rPr>
-          <w:rFonts w:hint="eastAsia" w:ascii="Times New Roman" w:hAnsi="Times New Roman" w:eastAsia="Times New Roman" w:cs="Times New Roman"/>
-        </w:rPr>
-        <w:t>,</w:t>
-      </w:r>
-      <w:r>
-        <w:rPr>
-          <w:rFonts w:ascii="Times New Roman" w:hAnsi="Times New Roman" w:eastAsia="Times New Roman" w:cs="Times New Roman"/>
-        </w:rPr>
-        <w:t xml:space="preserve"> </w:t>
-      </w:r>
-      <w:r>
-        <w:rPr>
-          <w:rFonts w:hint="eastAsia" w:ascii="Times New Roman" w:hAnsi="Times New Roman" w:eastAsia="FangSong" w:cs="Times New Roman"/>
-        </w:rPr>
-        <w:t>水分子便按一种新的方式电离</w:t>
-      </w:r>
-      <w:r>
-        <w:rPr>
-          <w:rFonts w:hint="eastAsia" w:ascii="Times New Roman" w:hAnsi="Times New Roman" w:eastAsia="Times New Roman" w:cs="Times New Roman"/>
-        </w:rPr>
-        <w:t>。</w:t>
-      </w:r>
-      <w:r>
-        <w:rPr>
-          <w:rFonts w:hint="eastAsia" w:ascii="Times New Roman" w:hAnsi="Times New Roman" w:eastAsia="FangSong" w:cs="Times New Roman"/>
-        </w:rPr>
-        <w:t>请写出水分子在高能射线照射下的电离方程式</w:t>
-      </w:r>
-      <w:r>
-        <w:rPr>
-          <w:rFonts w:hint="eastAsia" w:ascii="Times New Roman" w:hAnsi="Times New Roman" w:eastAsia="Times New Roman" w:cs="Times New Roman"/>
-        </w:rPr>
-        <w:t>:</w:t>
-      </w:r>
-    </w:p>
-    <w:p>
-      <w:pPr>
-        <w:numPr>
-          <w:ilvl w:val="0"/>
-          <w:numId w:val="1014"/>
-        </w:numPr>
-      </w:pPr>
-      <w:r>
-        <w:rPr>
-          <w:rFonts w:hint="eastAsia" w:ascii="Times New Roman" w:hAnsi="Times New Roman" w:eastAsia="FangSong" w:cs="Times New Roman"/>
-        </w:rPr>
-        <w:t>发射出来的高能电子经过左冲右突</w:t>
-      </w:r>
-      <w:r>
-        <w:rPr>
-          <w:rFonts w:hint="eastAsia" w:ascii="Times New Roman" w:hAnsi="Times New Roman" w:eastAsia="Times New Roman" w:cs="Times New Roman"/>
-        </w:rPr>
-        <w:t>,</w:t>
-      </w:r>
-      <w:r>
-        <w:rPr>
-          <w:rFonts w:hint="eastAsia" w:ascii="Times New Roman" w:hAnsi="Times New Roman" w:eastAsia="FangSong" w:cs="Times New Roman"/>
-        </w:rPr>
-        <w:t>频繁碰撞耗散能量</w:t>
-      </w:r>
-      <w:r>
-        <w:rPr>
-          <w:rFonts w:hint="eastAsia" w:ascii="Times New Roman" w:hAnsi="Times New Roman" w:eastAsia="Times New Roman" w:cs="Times New Roman"/>
-        </w:rPr>
-        <w:t>,</w:t>
-      </w:r>
-      <w:r>
-        <w:rPr>
-          <w:rFonts w:hint="eastAsia" w:ascii="Times New Roman" w:hAnsi="Times New Roman" w:eastAsia="FangSong" w:cs="Times New Roman"/>
-        </w:rPr>
-        <w:t>变得安分后</w:t>
-      </w:r>
-      <w:r>
-        <w:rPr>
-          <w:rFonts w:hint="eastAsia" w:ascii="Times New Roman" w:hAnsi="Times New Roman" w:eastAsia="Times New Roman" w:cs="Times New Roman"/>
-        </w:rPr>
-        <w:t>,</w:t>
-      </w:r>
-      <w:r>
-        <w:rPr>
-          <w:rFonts w:hint="eastAsia" w:ascii="Times New Roman" w:hAnsi="Times New Roman" w:eastAsia="FangSong" w:cs="Times New Roman"/>
-        </w:rPr>
-        <w:t>被若干个水分子以氢键方式形成的网捕获</w:t>
-      </w:r>
-      <w:r>
-        <w:rPr>
-          <w:rFonts w:hint="eastAsia" w:ascii="Times New Roman" w:hAnsi="Times New Roman" w:eastAsia="Times New Roman" w:cs="Times New Roman"/>
-        </w:rPr>
-        <w:t>,</w:t>
-      </w:r>
-      <w:r>
-        <w:rPr>
-          <w:rFonts w:hint="eastAsia" w:ascii="Times New Roman" w:hAnsi="Times New Roman" w:eastAsia="FangSong" w:cs="Times New Roman"/>
-        </w:rPr>
-        <w:t>形成水合电子</w:t>
-      </w:r>
-      <w:r>
-        <w:rPr>
-          <w:rFonts w:hint="eastAsia" w:ascii="Times New Roman" w:hAnsi="Times New Roman" w:eastAsia="Times New Roman" w:cs="Times New Roman"/>
-        </w:rPr>
-        <w:t>。</w:t>
-      </w:r>
-      <w:r>
-        <w:rPr>
-          <w:rFonts w:hint="eastAsia" w:ascii="Times New Roman" w:hAnsi="Times New Roman" w:eastAsia="FangSong" w:cs="Times New Roman"/>
-        </w:rPr>
-        <w:t>这种水合电子可以用</w:t>
-      </w:r>
-      <w:r>
-        <w:rPr>
-          <w:rFonts w:hint="eastAsia" w:ascii="Times New Roman" w:hAnsi="Times New Roman" w:eastAsia="Times New Roman" w:cs="Times New Roman"/>
-        </w:rPr>
-        <w:t>____</w:t>
-      </w:r>
-      <w:r>
-        <w:rPr>
-          <w:rFonts w:hint="eastAsia" w:ascii="Times New Roman" w:hAnsi="Times New Roman" w:eastAsia="FangSong" w:cs="Times New Roman"/>
-        </w:rPr>
-        <w:t>的通式表示</w:t>
-      </w:r>
-      <w:r>
-        <w:rPr>
-          <w:rFonts w:hint="eastAsia" w:ascii="Times New Roman" w:hAnsi="Times New Roman" w:eastAsia="Times New Roman" w:cs="Times New Roman"/>
-        </w:rPr>
-        <w:t>;</w:t>
-      </w:r>
-    </w:p>
-    <w:p>
-      <w:pPr>
-        <w:numPr>
-          <w:ilvl w:val="0"/>
-          <w:numId w:val="1014"/>
-        </w:numPr>
-      </w:pPr>
-      <w:r>
-        <w:rPr>
-          <w:rFonts w:hint="eastAsia" w:ascii="Times New Roman" w:hAnsi="Times New Roman" w:eastAsia="FangSong" w:cs="Times New Roman"/>
-        </w:rPr>
-        <w:t>与电子同时生成的阳离子通过反应生成羟基自由基</w:t>
-      </w:r>
-      <w:r>
-        <w:rPr>
-          <w:rFonts w:hint="eastAsia" w:ascii="Times New Roman" w:hAnsi="Times New Roman" w:eastAsia="Times New Roman" w:cs="Times New Roman"/>
-        </w:rPr>
-        <w:t>。</w:t>
-      </w:r>
-      <w:r>
-        <w:rPr>
-          <w:rFonts w:hint="eastAsia" w:ascii="Times New Roman" w:hAnsi="Times New Roman" w:eastAsia="FangSong" w:cs="Times New Roman"/>
-        </w:rPr>
-        <w:t>该步反应的离子方程式可表示为</w:t>
-      </w:r>
-      <w:r>
-        <w:rPr>
-          <w:rFonts w:hint="eastAsia" w:ascii="Times New Roman" w:hAnsi="Times New Roman" w:eastAsia="Times New Roman" w:cs="Times New Roman"/>
-        </w:rPr>
-        <w:t>____；</w:t>
-      </w:r>
-    </w:p>
-    <w:p>
-      <w:pPr>
-        <w:numPr>
-          <w:ilvl w:val="0"/>
-          <w:numId w:val="1014"/>
-        </w:numPr>
-      </w:pPr>
-      <w:r>
-        <w:rPr>
-          <w:rFonts w:hint="eastAsia" w:ascii="Times New Roman" w:hAnsi="Times New Roman" w:eastAsia="FangSong" w:cs="Times New Roman"/>
-        </w:rPr>
-        <w:t xml:space="preserve">高能射线照射水的净反应的离子方程式可表示为</w:t>
-      </w:r>
-      <w:r>
-        <w:rPr>
-          <w:rFonts w:ascii="Times New Roman" w:hAnsi="Times New Roman" w:eastAsia="Times New Roman" w:cs="Times New Roman"/>
-        </w:rPr>
-        <w:t xml:space="preserve"> </w:t>
-      </w:r>
-      <w:r>
-        <w:rPr>
-          <w:rFonts w:hint="eastAsia" w:ascii="Times New Roman" w:hAnsi="Times New Roman" w:eastAsia="Times New Roman" w:cs="Times New Roman"/>
-        </w:rPr>
-        <w:t xml:space="preserve">____；</w:t>
-      </w:r>
-    </w:p>
-    <w:p>
-      <w:pPr>
-        <w:numPr>
-          <w:ilvl w:val="0"/>
-          <w:numId w:val="1014"/>
-        </w:numPr>
-      </w:pPr>
-      <w:r>
-        <w:rPr>
-          <w:rFonts w:hint="eastAsia" w:ascii="Times New Roman" w:hAnsi="Times New Roman" w:eastAsia="FangSong" w:cs="Times New Roman"/>
-        </w:rPr>
-        <w:t xml:space="preserve">请指出经高能射线照射的水的最主要化学性质</w:t>
-      </w:r>
-      <w:r>
-        <w:rPr>
-          <w:rFonts w:ascii="Times New Roman" w:hAnsi="Times New Roman" w:eastAsia="Times New Roman" w:cs="Times New Roman"/>
-        </w:rPr>
-        <w:t xml:space="preserve"> ____、____。</w:t>
-      </w:r>
-    </w:p>
-    <w:p>
-      <w:pPr>
-        <w:spacing w:before="0" w:after="0"/>
-      </w:pPr>
-    </w:p>
-    <w:p>
-      <w:pPr>
-        <w:spacing w:before="0" w:after="0"/>
-      </w:pPr>
-    </w:p>
-    <w:p>
-      <w:pPr>
-        <w:spacing w:before="0" w:after="0"/>
-      </w:pPr>
-    </w:p>
-    <w:p>
-      <w:pPr>
-        <w:spacing w:before="0" w:after="0"/>
-      </w:pPr>
-    </w:p>
-    <w:p>
-      <w:pPr>
-        <w:spacing w:before="0" w:after="0"/>
-      </w:pPr>
-    </w:p>
-    <w:p>
-      <w:pPr>
-        <w:spacing w:before="0" w:after="0"/>
-      </w:pPr>
-    </w:p>
-    <w:p>
-      <w:pPr>
-        <w:spacing w:before="0" w:after="0"/>
-      </w:pPr>
-    </w:p>
-    <w:p>
-      <w:pPr>
-        <w:spacing w:before="0" w:after="0"/>
-      </w:pPr>
-    </w:p>
     <w:p>
       <w:pPr>
         <w:spacing w:before="160" w:after="80"/>
@@ -8571,8 +8011,8 @@
         </w:pict>
       </w:r>
     </w:p>
-    <w:bookmarkEnd w:id="27"/>
-    <w:bookmarkStart w:id="28" w:name="第17题"/>
+    <w:bookmarkEnd w:id="26"/>
+    <w:bookmarkStart w:id="27" w:name="第16题"/>
     <w:p>
       <w:pPr>
         <w:pStyle w:val="Heading3"/>
@@ -8588,7 +8028,7 @@
         <w:rPr>
           <w:rFonts w:hint="eastAsia" w:ascii="Times New Roman" w:hAnsi="Times New Roman" w:eastAsia="Times New Roman" w:cs="Times New Roman"/>
         </w:rPr>
-        <w:t>17</w:t>
+        <w:t>16</w:t>
       </w:r>
       <w:r>
         <w:rPr>
@@ -8600,61 +8040,25 @@
     <w:p>
       <w:pPr>
         <w:pStyle w:val="FirstParagraph"/>
-      </w:pPr>
-      <w:r>
-        <w:rPr>
-          <w:rFonts w:hint="eastAsia" w:ascii="Times New Roman" w:hAnsi="Times New Roman" w:eastAsia="FangSong" w:cs="Times New Roman"/>
-        </w:rPr>
-        <w:t xml:space="preserve">用</w:t>
-      </w:r>
-      <w:r>
-        <w:rPr>
-          <w:rFonts w:ascii="Times New Roman" w:hAnsi="Times New Roman" w:eastAsia="Times New Roman" w:cs="Times New Roman"/>
-        </w:rPr>
-        <w:t xml:space="preserve"> AgNO</w:t>
-      </w:r>
-      <w:r>
-        <w:rPr>
-          <w:rFonts w:ascii="Times New Roman" w:hAnsi="Times New Roman" w:eastAsia="Times New Roman" w:cs="Times New Roman"/>
-          <w:vertAlign w:val="subscript"/>
-        </w:rPr>
-        <w:t>3</w:t>
-      </w:r>
-      <w:r>
-        <w:rPr>
-          <w:rFonts w:ascii="Times New Roman" w:hAnsi="Times New Roman" w:eastAsia="Times New Roman" w:cs="Times New Roman"/>
-        </w:rPr>
-        <w:t xml:space="preserve"> </w:t>
-      </w:r>
-      <w:r>
-        <w:rPr>
-          <w:rFonts w:hint="eastAsia" w:ascii="Times New Roman" w:hAnsi="Times New Roman" w:eastAsia="FangSong" w:cs="Times New Roman"/>
-        </w:rPr>
-        <w:t xml:space="preserve">与</w:t>
-      </w:r>
-      <w:r>
-        <w:rPr>
-          <w:rFonts w:ascii="Times New Roman" w:hAnsi="Times New Roman" w:eastAsia="Times New Roman" w:cs="Times New Roman"/>
-        </w:rPr>
-        <w:t xml:space="preserve"> KI </w:t>
-      </w:r>
-      <w:r>
-        <w:rPr>
-          <w:rFonts w:hint="eastAsia" w:ascii="Times New Roman" w:hAnsi="Times New Roman" w:eastAsia="FangSong" w:cs="Times New Roman"/>
-        </w:rPr>
-        <w:t xml:space="preserve">制备</w:t>
-      </w:r>
-      <w:r>
-        <w:rPr>
-          <w:rFonts w:ascii="Times New Roman" w:hAnsi="Times New Roman" w:eastAsia="Times New Roman" w:cs="Times New Roman"/>
-        </w:rPr>
-        <w:t xml:space="preserve"> AgI </w:t>
-      </w:r>
-      <w:r>
-        <w:rPr>
-          <w:rFonts w:hint="eastAsia" w:ascii="Times New Roman" w:hAnsi="Times New Roman" w:eastAsia="FangSong" w:cs="Times New Roman"/>
-        </w:rPr>
-        <w:t>溶胶时</w:t>
+        <w:ind w:firstLine="420"/>
+      </w:pPr>
+      <w:r>
+        <w:rPr>
+          <w:rFonts w:hint="eastAsia" w:ascii="Times New Roman" w:hAnsi="Times New Roman" w:eastAsia="FangSong" w:cs="Times New Roman"/>
+        </w:rPr>
+        <w:t>电子是最简单和最基本的化学物质</w:t>
+      </w:r>
+      <w:r>
+        <w:rPr>
+          <w:rFonts w:hint="eastAsia" w:ascii="Times New Roman" w:hAnsi="Times New Roman" w:eastAsia="Times New Roman" w:cs="Times New Roman"/>
+        </w:rPr>
+        <w:t>。</w:t>
+      </w:r>
+      <w:r>
+        <w:rPr>
+          <w:rFonts w:hint="eastAsia" w:ascii="Times New Roman" w:hAnsi="Times New Roman" w:eastAsia="FangSong" w:cs="Times New Roman"/>
+        </w:rPr>
+        <w:t>它可以和其他阴离子一样</w:t>
       </w:r>
       <w:r>
         <w:rPr>
@@ -8666,80 +8070,70 @@
         <w:rPr>
           <w:rFonts w:hint="eastAsia" w:ascii="Times New Roman" w:hAnsi="Times New Roman" w:eastAsia="FangSong" w:cs="Times New Roman"/>
         </w:rPr>
-        <w:t>若</w:t>
-      </w:r>
-      <w:r>
-        <w:rPr>
-          <w:rFonts w:ascii="Times New Roman" w:hAnsi="Times New Roman" w:eastAsia="Times New Roman" w:cs="Times New Roman"/>
-        </w:rPr>
-        <w:t xml:space="preserve"> AgNO</w:t>
-      </w:r>
-      <w:r>
-        <w:rPr>
-          <w:rFonts w:ascii="Times New Roman" w:hAnsi="Times New Roman" w:eastAsia="Times New Roman" w:cs="Times New Roman"/>
-          <w:vertAlign w:val="subscript"/>
-        </w:rPr>
-        <w:t>3</w:t>
-      </w:r>
-      <w:r>
-        <w:rPr>
-          <w:rFonts w:ascii="Times New Roman" w:hAnsi="Times New Roman" w:eastAsia="Times New Roman" w:cs="Times New Roman"/>
-        </w:rPr>
-        <w:t xml:space="preserve"> </w:t>
-      </w:r>
-      <w:r>
-        <w:rPr>
-          <w:rFonts w:hint="eastAsia" w:ascii="Times New Roman" w:hAnsi="Times New Roman" w:eastAsia="FangSong" w:cs="Times New Roman"/>
-        </w:rPr>
-        <w:t>过量</w:t>
-      </w:r>
-      <w:r>
-        <w:rPr>
-          <w:rFonts w:hint="eastAsia" w:ascii="Times New Roman" w:hAnsi="Times New Roman" w:eastAsia="Times New Roman" w:cs="Times New Roman"/>
-        </w:rPr>
-        <w:t>，</w:t>
-      </w:r>
-      <w:r>
-        <w:rPr>
-          <w:rFonts w:hint="eastAsia" w:ascii="Times New Roman" w:hAnsi="Times New Roman" w:eastAsia="FangSong" w:cs="Times New Roman"/>
-        </w:rPr>
-        <w:t>写出该溶胶的胶团结构表达式</w:t>
-      </w:r>
-      <w:r>
-        <w:rPr>
-          <w:rFonts w:hint="eastAsia" w:ascii="Times New Roman" w:hAnsi="Times New Roman" w:eastAsia="Times New Roman" w:cs="Times New Roman"/>
-        </w:rPr>
-        <w:t>，</w:t>
-      </w:r>
-      <w:r>
-        <w:rPr>
-          <w:rFonts w:hint="eastAsia" w:ascii="Times New Roman" w:hAnsi="Times New Roman" w:eastAsia="FangSong" w:cs="Times New Roman"/>
-        </w:rPr>
-        <w:t>说明胶粒带电符号</w:t>
-      </w:r>
-      <w:r>
-        <w:rPr>
-          <w:rFonts w:hint="eastAsia" w:ascii="Times New Roman" w:hAnsi="Times New Roman" w:eastAsia="Times New Roman" w:cs="Times New Roman"/>
-        </w:rPr>
-        <w:t>，</w:t>
-      </w:r>
-      <w:r>
-        <w:rPr>
-          <w:rFonts w:hint="eastAsia" w:ascii="Times New Roman" w:hAnsi="Times New Roman" w:eastAsia="FangSong" w:cs="Times New Roman"/>
-        </w:rPr>
-        <w:t>并指出滑动面与</w:t>
-      </w:r>
-      <w:r>
-        <w:rPr>
-          <w:rFonts w:ascii="Times New Roman" w:hAnsi="Times New Roman" w:eastAsia="Times New Roman" w:cs="Times New Roman"/>
-        </w:rPr>
-        <w:t xml:space="preserve"> ζ </w:t>
-      </w:r>
-      <w:r>
-        <w:rPr>
-          <w:rFonts w:hint="eastAsia" w:ascii="Times New Roman" w:hAnsi="Times New Roman" w:eastAsia="FangSong" w:cs="Times New Roman"/>
-        </w:rPr>
-        <w:t>电位的含义</w:t>
+        <w:t>以溶剂化形式存在于溶液中</w:t>
+      </w:r>
+      <w:r>
+        <w:rPr>
+          <w:rFonts w:hint="eastAsia" w:ascii="Times New Roman" w:hAnsi="Times New Roman" w:eastAsia="Times New Roman" w:cs="Times New Roman"/>
+        </w:rPr>
+        <w:t>（</w:t>
+      </w:r>
+      <w:r>
+        <w:rPr>
+          <w:rFonts w:hint="eastAsia" w:ascii="Times New Roman" w:hAnsi="Times New Roman" w:eastAsia="FangSong" w:cs="Times New Roman"/>
+        </w:rPr>
+        <w:t>氨</w:t>
+      </w:r>
+      <w:r>
+        <w:rPr>
+          <w:rFonts w:hint="eastAsia" w:ascii="Times New Roman" w:hAnsi="Times New Roman" w:eastAsia="Times New Roman" w:cs="Times New Roman"/>
+        </w:rPr>
+        <w:t>、</w:t>
+      </w:r>
+      <w:r>
+        <w:rPr>
+          <w:rFonts w:hint="eastAsia" w:ascii="Times New Roman" w:hAnsi="Times New Roman" w:eastAsia="FangSong" w:cs="Times New Roman"/>
+        </w:rPr>
+        <w:t>醇和水中</w:t>
+      </w:r>
+      <w:r>
+        <w:rPr>
+          <w:rFonts w:hint="eastAsia" w:ascii="Times New Roman" w:hAnsi="Times New Roman" w:eastAsia="Times New Roman" w:cs="Times New Roman"/>
+        </w:rPr>
+        <w:t>）。</w:t>
+      </w:r>
+    </w:p>
+    <w:p>
+      <w:pPr>
+        <w:numPr>
+          <w:ilvl w:val="0"/>
+          <w:numId w:val="1016"/>
+        </w:numPr>
+        <w:ind w:firstLine="420"/>
+      </w:pPr>
+      <w:r>
+        <w:rPr>
+          <w:rFonts w:hint="eastAsia" w:ascii="Times New Roman" w:hAnsi="Times New Roman" w:eastAsia="FangSong" w:cs="Times New Roman"/>
+        </w:rPr>
+        <w:t>当用高能射线照射液态水时</w:t>
+      </w:r>
+      <w:r>
+        <w:rPr>
+          <w:rFonts w:hint="eastAsia" w:ascii="Times New Roman" w:hAnsi="Times New Roman" w:eastAsia="Times New Roman" w:cs="Times New Roman"/>
+        </w:rPr>
+        <w:t>,</w:t>
+      </w:r>
+      <w:r>
+        <w:rPr>
+          <w:rFonts w:ascii="Times New Roman" w:hAnsi="Times New Roman" w:eastAsia="Times New Roman" w:cs="Times New Roman"/>
+        </w:rPr>
+        <w:t xml:space="preserve"> </w:t>
+      </w:r>
+      <w:r>
+        <w:rPr>
+          <w:rFonts w:hint="eastAsia" w:ascii="Times New Roman" w:hAnsi="Times New Roman" w:eastAsia="FangSong" w:cs="Times New Roman"/>
+        </w:rPr>
+        <w:t>水分子便按一种新的方式电离</w:t>
       </w:r>
       <w:r>
         <w:rPr>
@@ -8747,21 +8141,192 @@
         </w:rPr>
         <w:t>。</w:t>
       </w:r>
-    </w:p>
-    <w:p>
-      <w:pPr>
-        <w:spacing w:before="0" w:after="0"/>
-      </w:pPr>
-    </w:p>
-    <w:p>
-      <w:pPr>
-        <w:spacing w:before="0" w:after="0"/>
-      </w:pPr>
-    </w:p>
-    <w:p>
-      <w:pPr>
-        <w:spacing w:before="0" w:after="0"/>
-      </w:pPr>
+      <w:r>
+        <w:rPr>
+          <w:rFonts w:hint="eastAsia" w:ascii="Times New Roman" w:hAnsi="Times New Roman" w:eastAsia="FangSong" w:cs="Times New Roman"/>
+        </w:rPr>
+        <w:t>请写出水分子在高能射线照射下的电离方程式</w:t>
+      </w:r>
+      <w:r>
+        <w:rPr>
+          <w:rFonts w:hint="eastAsia" w:ascii="Times New Roman" w:hAnsi="Times New Roman" w:eastAsia="Times New Roman" w:cs="Times New Roman"/>
+        </w:rPr>
+        <w:t>:</w:t>
+      </w:r>
+    </w:p>
+    <w:p>
+      <w:pPr>
+        <w:numPr>
+          <w:ilvl w:val="0"/>
+          <w:numId w:val="1016"/>
+        </w:numPr>
+        <w:ind w:firstLine="420"/>
+      </w:pPr>
+      <w:r>
+        <w:rPr>
+          <w:rFonts w:hint="eastAsia" w:ascii="Times New Roman" w:hAnsi="Times New Roman" w:eastAsia="FangSong" w:cs="Times New Roman"/>
+        </w:rPr>
+        <w:t>发射出来的高能电子经过左冲右突</w:t>
+      </w:r>
+      <w:r>
+        <w:rPr>
+          <w:rFonts w:hint="eastAsia" w:ascii="Times New Roman" w:hAnsi="Times New Roman" w:eastAsia="Times New Roman" w:cs="Times New Roman"/>
+        </w:rPr>
+        <w:t>,</w:t>
+      </w:r>
+      <w:r>
+        <w:rPr>
+          <w:rFonts w:hint="eastAsia" w:ascii="Times New Roman" w:hAnsi="Times New Roman" w:eastAsia="FangSong" w:cs="Times New Roman"/>
+        </w:rPr>
+        <w:t>频繁碰撞耗散能量</w:t>
+      </w:r>
+      <w:r>
+        <w:rPr>
+          <w:rFonts w:hint="eastAsia" w:ascii="Times New Roman" w:hAnsi="Times New Roman" w:eastAsia="Times New Roman" w:cs="Times New Roman"/>
+        </w:rPr>
+        <w:t>,</w:t>
+      </w:r>
+      <w:r>
+        <w:rPr>
+          <w:rFonts w:hint="eastAsia" w:ascii="Times New Roman" w:hAnsi="Times New Roman" w:eastAsia="FangSong" w:cs="Times New Roman"/>
+        </w:rPr>
+        <w:t>变得安分后</w:t>
+      </w:r>
+      <w:r>
+        <w:rPr>
+          <w:rFonts w:hint="eastAsia" w:ascii="Times New Roman" w:hAnsi="Times New Roman" w:eastAsia="Times New Roman" w:cs="Times New Roman"/>
+        </w:rPr>
+        <w:t>,</w:t>
+      </w:r>
+      <w:r>
+        <w:rPr>
+          <w:rFonts w:hint="eastAsia" w:ascii="Times New Roman" w:hAnsi="Times New Roman" w:eastAsia="FangSong" w:cs="Times New Roman"/>
+        </w:rPr>
+        <w:t>被若干个水分子以氢键方式形成的网捕获</w:t>
+      </w:r>
+      <w:r>
+        <w:rPr>
+          <w:rFonts w:hint="eastAsia" w:ascii="Times New Roman" w:hAnsi="Times New Roman" w:eastAsia="Times New Roman" w:cs="Times New Roman"/>
+        </w:rPr>
+        <w:t>,</w:t>
+      </w:r>
+      <w:r>
+        <w:rPr>
+          <w:rFonts w:hint="eastAsia" w:ascii="Times New Roman" w:hAnsi="Times New Roman" w:eastAsia="FangSong" w:cs="Times New Roman"/>
+        </w:rPr>
+        <w:t>形成水合电子</w:t>
+      </w:r>
+      <w:r>
+        <w:rPr>
+          <w:rFonts w:hint="eastAsia" w:ascii="Times New Roman" w:hAnsi="Times New Roman" w:eastAsia="Times New Roman" w:cs="Times New Roman"/>
+        </w:rPr>
+        <w:t>。</w:t>
+      </w:r>
+      <w:r>
+        <w:rPr>
+          <w:rFonts w:hint="eastAsia" w:ascii="Times New Roman" w:hAnsi="Times New Roman" w:eastAsia="FangSong" w:cs="Times New Roman"/>
+        </w:rPr>
+        <w:t>这种水合电子可以用</w:t>
+      </w:r>
+      <w:r>
+        <w:rPr>
+          <w:rFonts w:hint="eastAsia" w:ascii="Times New Roman" w:hAnsi="Times New Roman" w:eastAsia="Times New Roman" w:cs="Times New Roman"/>
+        </w:rPr>
+        <w:t>____</w:t>
+      </w:r>
+      <w:r>
+        <w:rPr>
+          <w:rFonts w:hint="eastAsia" w:ascii="Times New Roman" w:hAnsi="Times New Roman" w:eastAsia="FangSong" w:cs="Times New Roman"/>
+        </w:rPr>
+        <w:t>的通式表示</w:t>
+      </w:r>
+      <w:r>
+        <w:rPr>
+          <w:rFonts w:hint="eastAsia" w:ascii="Times New Roman" w:hAnsi="Times New Roman" w:eastAsia="Times New Roman" w:cs="Times New Roman"/>
+        </w:rPr>
+        <w:t>;</w:t>
+      </w:r>
+    </w:p>
+    <w:p>
+      <w:pPr>
+        <w:numPr>
+          <w:ilvl w:val="0"/>
+          <w:numId w:val="1016"/>
+        </w:numPr>
+        <w:ind w:firstLine="420"/>
+      </w:pPr>
+      <w:r>
+        <w:rPr>
+          <w:rFonts w:hint="eastAsia" w:ascii="Times New Roman" w:hAnsi="Times New Roman" w:eastAsia="FangSong" w:cs="Times New Roman"/>
+        </w:rPr>
+        <w:t>与电子同时生成的阳离子通过反应生成羟基自由基</w:t>
+      </w:r>
+      <w:r>
+        <w:rPr>
+          <w:rFonts w:hint="eastAsia" w:ascii="Times New Roman" w:hAnsi="Times New Roman" w:eastAsia="Times New Roman" w:cs="Times New Roman"/>
+        </w:rPr>
+        <w:t>。</w:t>
+      </w:r>
+      <w:r>
+        <w:rPr>
+          <w:rFonts w:hint="eastAsia" w:ascii="Times New Roman" w:hAnsi="Times New Roman" w:eastAsia="FangSong" w:cs="Times New Roman"/>
+        </w:rPr>
+        <w:t>该步反应的离子方程式可表示为</w:t>
+      </w:r>
+      <w:r>
+        <w:rPr>
+          <w:rFonts w:hint="eastAsia" w:ascii="Times New Roman" w:hAnsi="Times New Roman" w:eastAsia="Times New Roman" w:cs="Times New Roman"/>
+        </w:rPr>
+        <w:t>____；</w:t>
+      </w:r>
+    </w:p>
+    <w:p>
+      <w:pPr>
+        <w:numPr>
+          <w:ilvl w:val="0"/>
+          <w:numId w:val="1016"/>
+        </w:numPr>
+        <w:ind w:firstLine="420"/>
+      </w:pPr>
+      <w:r>
+        <w:rPr>
+          <w:rFonts w:hint="eastAsia" w:ascii="Times New Roman" w:hAnsi="Times New Roman" w:eastAsia="FangSong" w:cs="Times New Roman"/>
+        </w:rPr>
+        <w:t xml:space="preserve">高能射线照射水的净反应的离子方程式可表示为</w:t>
+      </w:r>
+      <w:r>
+        <w:rPr>
+          <w:rFonts w:ascii="Times New Roman" w:hAnsi="Times New Roman" w:eastAsia="Times New Roman" w:cs="Times New Roman"/>
+        </w:rPr>
+        <w:t xml:space="preserve"> </w:t>
+      </w:r>
+      <w:r>
+        <w:rPr>
+          <w:rFonts w:hint="eastAsia" w:ascii="Times New Roman" w:hAnsi="Times New Roman" w:eastAsia="Times New Roman" w:cs="Times New Roman"/>
+        </w:rPr>
+        <w:t xml:space="preserve">____；</w:t>
+      </w:r>
+    </w:p>
+    <w:p>
+      <w:pPr>
+        <w:numPr>
+          <w:ilvl w:val="0"/>
+          <w:numId w:val="1016"/>
+        </w:numPr>
+        <w:ind w:firstLine="420"/>
+      </w:pPr>
+      <w:r>
+        <w:rPr>
+          <w:rFonts w:hint="eastAsia" w:ascii="Times New Roman" w:hAnsi="Times New Roman" w:eastAsia="FangSong" w:cs="Times New Roman"/>
+        </w:rPr>
+        <w:t xml:space="preserve">请指出经高能射线照射的水的最主要化学性质</w:t>
+      </w:r>
+      <w:r>
+        <w:rPr>
+          <w:rFonts w:ascii="Times New Roman" w:hAnsi="Times New Roman" w:eastAsia="Times New Roman" w:cs="Times New Roman"/>
+        </w:rPr>
+        <w:t xml:space="preserve"> ____、____。</w:t>
+      </w:r>
     </w:p>
     <w:p>
       <w:pPr>
@@ -8773,6 +8338,214 @@
         </w:pict>
       </w:r>
     </w:p>
+    <w:p>
+      <w:pPr>
+        <w:spacing w:before="160" w:after="80"/>
+      </w:pPr>
+      <w:r>
+        <w:pict>
+          <v:rect style="width:0;height:1.5pt" o:hralign="center" o:hrstd="t" o:hr="t"/>
+        </w:pict>
+      </w:r>
+    </w:p>
+    <w:bookmarkEnd w:id="27"/>
+    <w:bookmarkStart w:id="28" w:name="第17题"/>
+    <w:p>
+      <w:pPr>
+        <w:pStyle w:val="Heading3"/>
+        <w:spacing w:before="280" w:after="120"/>
+      </w:pPr>
+      <w:r>
+        <w:rPr>
+          <w:rFonts w:hint="eastAsia" w:ascii="Times New Roman" w:hAnsi="Times New Roman" w:eastAsia="SimHei" w:cs="Times New Roman"/>
+        </w:rPr>
+        <w:t>第</w:t>
+      </w:r>
+      <w:r>
+        <w:rPr>
+          <w:rFonts w:hint="eastAsia" w:ascii="Times New Roman" w:hAnsi="Times New Roman" w:eastAsia="Times New Roman" w:cs="Times New Roman"/>
+        </w:rPr>
+        <w:t>17</w:t>
+      </w:r>
+      <w:r>
+        <w:rPr>
+          <w:rFonts w:hint="eastAsia" w:ascii="Times New Roman" w:hAnsi="Times New Roman" w:eastAsia="SimHei" w:cs="Times New Roman"/>
+        </w:rPr>
+        <w:t>题</w:t>
+      </w:r>
+    </w:p>
+    <w:p>
+      <w:pPr>
+        <w:pStyle w:val="FirstParagraph"/>
+        <w:ind w:firstLine="420"/>
+      </w:pPr>
+      <w:r>
+        <w:rPr>
+          <w:rFonts w:hint="eastAsia" w:ascii="Times New Roman" w:hAnsi="Times New Roman" w:eastAsia="FangSong" w:cs="Times New Roman"/>
+        </w:rPr>
+        <w:t xml:space="preserve">用</w:t>
+      </w:r>
+      <w:r>
+        <w:rPr>
+          <w:rFonts w:ascii="Times New Roman" w:hAnsi="Times New Roman" w:eastAsia="Times New Roman" w:cs="Times New Roman"/>
+        </w:rPr>
+        <w:t xml:space="preserve"> AgNO</w:t>
+      </w:r>
+      <w:r>
+        <w:rPr>
+          <w:rFonts w:ascii="Times New Roman" w:hAnsi="Times New Roman" w:eastAsia="Times New Roman" w:cs="Times New Roman"/>
+          <w:vertAlign w:val="subscript"/>
+        </w:rPr>
+        <w:t>3</w:t>
+      </w:r>
+      <w:r>
+        <w:rPr>
+          <w:rFonts w:ascii="Times New Roman" w:hAnsi="Times New Roman" w:eastAsia="Times New Roman" w:cs="Times New Roman"/>
+        </w:rPr>
+        <w:t xml:space="preserve"> </w:t>
+      </w:r>
+      <w:r>
+        <w:rPr>
+          <w:rFonts w:hint="eastAsia" w:ascii="Times New Roman" w:hAnsi="Times New Roman" w:eastAsia="FangSong" w:cs="Times New Roman"/>
+        </w:rPr>
+        <w:t xml:space="preserve">与</w:t>
+      </w:r>
+      <w:r>
+        <w:rPr>
+          <w:rFonts w:ascii="Times New Roman" w:hAnsi="Times New Roman" w:eastAsia="Times New Roman" w:cs="Times New Roman"/>
+        </w:rPr>
+        <w:t xml:space="preserve"> KI </w:t>
+      </w:r>
+      <w:r>
+        <w:rPr>
+          <w:rFonts w:hint="eastAsia" w:ascii="Times New Roman" w:hAnsi="Times New Roman" w:eastAsia="FangSong" w:cs="Times New Roman"/>
+        </w:rPr>
+        <w:t xml:space="preserve">制备</w:t>
+      </w:r>
+      <w:r>
+        <w:rPr>
+          <w:rFonts w:ascii="Times New Roman" w:hAnsi="Times New Roman" w:eastAsia="Times New Roman" w:cs="Times New Roman"/>
+        </w:rPr>
+        <w:t xml:space="preserve"> AgI </w:t>
+      </w:r>
+      <w:r>
+        <w:rPr>
+          <w:rFonts w:hint="eastAsia" w:ascii="Times New Roman" w:hAnsi="Times New Roman" w:eastAsia="FangSong" w:cs="Times New Roman"/>
+        </w:rPr>
+        <w:t>溶胶时</w:t>
+      </w:r>
+      <w:r>
+        <w:rPr>
+          <w:rFonts w:hint="eastAsia" w:ascii="Times New Roman" w:hAnsi="Times New Roman" w:eastAsia="Times New Roman" w:cs="Times New Roman"/>
+        </w:rPr>
+        <w:t>，</w:t>
+      </w:r>
+      <w:r>
+        <w:rPr>
+          <w:rFonts w:hint="eastAsia" w:ascii="Times New Roman" w:hAnsi="Times New Roman" w:eastAsia="FangSong" w:cs="Times New Roman"/>
+        </w:rPr>
+        <w:t>若</w:t>
+      </w:r>
+      <w:r>
+        <w:rPr>
+          <w:rFonts w:ascii="Times New Roman" w:hAnsi="Times New Roman" w:eastAsia="Times New Roman" w:cs="Times New Roman"/>
+        </w:rPr>
+        <w:t xml:space="preserve"> AgNO</w:t>
+      </w:r>
+      <w:r>
+        <w:rPr>
+          <w:rFonts w:ascii="Times New Roman" w:hAnsi="Times New Roman" w:eastAsia="Times New Roman" w:cs="Times New Roman"/>
+          <w:vertAlign w:val="subscript"/>
+        </w:rPr>
+        <w:t>3</w:t>
+      </w:r>
+      <w:r>
+        <w:rPr>
+          <w:rFonts w:ascii="Times New Roman" w:hAnsi="Times New Roman" w:eastAsia="Times New Roman" w:cs="Times New Roman"/>
+        </w:rPr>
+        <w:t xml:space="preserve"> </w:t>
+      </w:r>
+      <w:r>
+        <w:rPr>
+          <w:rFonts w:hint="eastAsia" w:ascii="Times New Roman" w:hAnsi="Times New Roman" w:eastAsia="FangSong" w:cs="Times New Roman"/>
+        </w:rPr>
+        <w:t>过量</w:t>
+      </w:r>
+      <w:r>
+        <w:rPr>
+          <w:rFonts w:hint="eastAsia" w:ascii="Times New Roman" w:hAnsi="Times New Roman" w:eastAsia="Times New Roman" w:cs="Times New Roman"/>
+        </w:rPr>
+        <w:t>，</w:t>
+      </w:r>
+      <w:r>
+        <w:rPr>
+          <w:rFonts w:hint="eastAsia" w:ascii="Times New Roman" w:hAnsi="Times New Roman" w:eastAsia="FangSong" w:cs="Times New Roman"/>
+        </w:rPr>
+        <w:t>写出该溶胶的胶团结构表达式</w:t>
+      </w:r>
+      <w:r>
+        <w:rPr>
+          <w:rFonts w:hint="eastAsia" w:ascii="Times New Roman" w:hAnsi="Times New Roman" w:eastAsia="Times New Roman" w:cs="Times New Roman"/>
+        </w:rPr>
+        <w:t>，</w:t>
+      </w:r>
+      <w:r>
+        <w:rPr>
+          <w:rFonts w:hint="eastAsia" w:ascii="Times New Roman" w:hAnsi="Times New Roman" w:eastAsia="FangSong" w:cs="Times New Roman"/>
+        </w:rPr>
+        <w:t>说明胶粒带电符号</w:t>
+      </w:r>
+      <w:r>
+        <w:rPr>
+          <w:rFonts w:hint="eastAsia" w:ascii="Times New Roman" w:hAnsi="Times New Roman" w:eastAsia="Times New Roman" w:cs="Times New Roman"/>
+        </w:rPr>
+        <w:t>，</w:t>
+      </w:r>
+      <w:r>
+        <w:rPr>
+          <w:rFonts w:hint="eastAsia" w:ascii="Times New Roman" w:hAnsi="Times New Roman" w:eastAsia="FangSong" w:cs="Times New Roman"/>
+        </w:rPr>
+        <w:t>并指出滑动面与</w:t>
+      </w:r>
+      <w:r>
+        <w:rPr>
+          <w:rFonts w:ascii="Times New Roman" w:hAnsi="Times New Roman" w:eastAsia="Times New Roman" w:cs="Times New Roman"/>
+        </w:rPr>
+        <w:t xml:space="preserve"> ζ </w:t>
+      </w:r>
+      <w:r>
+        <w:rPr>
+          <w:rFonts w:hint="eastAsia" w:ascii="Times New Roman" w:hAnsi="Times New Roman" w:eastAsia="FangSong" w:cs="Times New Roman"/>
+        </w:rPr>
+        <w:t>电位的含义</w:t>
+      </w:r>
+      <w:r>
+        <w:rPr>
+          <w:rFonts w:hint="eastAsia" w:ascii="Times New Roman" w:hAnsi="Times New Roman" w:eastAsia="Times New Roman" w:cs="Times New Roman"/>
+        </w:rPr>
+        <w:t>。</w:t>
+      </w:r>
+    </w:p>
+    <w:p>
+      <w:pPr>
+        <w:spacing w:before="160" w:after="80"/>
+      </w:pPr>
+      <w:r>
+        <w:pict>
+          <v:rect style="width:0;height:1.5pt" o:hralign="center" o:hrstd="t" o:hr="t"/>
+        </w:pict>
+      </w:r>
+    </w:p>
+    <w:p>
+      <w:pPr>
+        <w:spacing w:before="160" w:after="80"/>
+      </w:pPr>
+      <w:r>
+        <w:pict>
+          <v:rect style="width:0;height:1.5pt" o:hralign="center" o:hrstd="t" o:hr="t"/>
+        </w:pict>
+      </w:r>
+    </w:p>
     <w:bookmarkEnd w:id="28"/>
     <w:bookmarkStart w:id="29" w:name="第18题"/>
     <w:p>
@@ -8802,6 +8575,7 @@
     <w:p>
       <w:pPr>
         <w:pStyle w:val="FirstParagraph"/>
+        <w:ind w:firstLine="420"/>
       </w:pPr>
       <w:r>
         <w:rPr>
@@ -9045,31 +8819,6 @@
     </w:p>
     <w:p>
       <w:pPr>
-        <w:spacing w:before="0" w:after="0"/>
-      </w:pPr>
-    </w:p>
-    <w:p>
-      <w:pPr>
-        <w:spacing w:before="0" w:after="0"/>
-      </w:pPr>
-    </w:p>
-    <w:p>
-      <w:pPr>
-        <w:spacing w:before="0" w:after="0"/>
-      </w:pPr>
-    </w:p>
-    <w:p>
-      <w:pPr>
-        <w:spacing w:before="0" w:after="0"/>
-      </w:pPr>
-    </w:p>
-    <w:p>
-      <w:pPr>
-        <w:spacing w:before="0" w:after="0"/>
-      </w:pPr>
-    </w:p>
-    <w:p>
-      <w:pPr>
         <w:spacing w:before="160" w:after="80"/>
       </w:pPr>
       <w:r>
@@ -9078,213 +8827,6 @@
         </w:pict>
       </w:r>
     </w:p>
-    <w:bookmarkEnd w:id="29"/>
-    <w:bookmarkStart w:id="30" w:name="第19题"/>
-    <w:p>
-      <w:pPr>
-        <w:pStyle w:val="Heading3"/>
-        <w:spacing w:before="280" w:after="120"/>
-      </w:pPr>
-      <w:r>
-        <w:rPr>
-          <w:rFonts w:hint="eastAsia" w:ascii="Times New Roman" w:hAnsi="Times New Roman" w:eastAsia="SimHei" w:cs="Times New Roman"/>
-        </w:rPr>
-        <w:t>第</w:t>
-      </w:r>
-      <w:r>
-        <w:rPr>
-          <w:rFonts w:hint="eastAsia" w:ascii="Times New Roman" w:hAnsi="Times New Roman" w:eastAsia="Times New Roman" w:cs="Times New Roman"/>
-        </w:rPr>
-        <w:t>19</w:t>
-      </w:r>
-      <w:r>
-        <w:rPr>
-          <w:rFonts w:hint="eastAsia" w:ascii="Times New Roman" w:hAnsi="Times New Roman" w:eastAsia="SimHei" w:cs="Times New Roman"/>
-        </w:rPr>
-        <w:t>题</w:t>
-      </w:r>
-    </w:p>
-    <w:p>
-      <w:pPr>
-        <w:pStyle w:val="FirstParagraph"/>
-      </w:pPr>
-      <w:r>
-        <w:rPr>
-          <w:rFonts w:hint="eastAsia" w:ascii="Times New Roman" w:hAnsi="Times New Roman" w:eastAsia="FangSong" w:cs="Times New Roman"/>
-        </w:rPr>
-        <w:t>取水样</w:t>
-      </w:r>
-      <w:r>
-        <w:rPr>
-          <w:rFonts w:hint="eastAsia" w:ascii="Times New Roman" w:hAnsi="Times New Roman" w:eastAsia="Times New Roman" w:cs="Times New Roman"/>
-        </w:rPr>
-        <w:t>100.00mL，</w:t>
-      </w:r>
-      <w:r>
-        <w:rPr>
-          <w:rFonts w:hint="eastAsia" w:ascii="Times New Roman" w:hAnsi="Times New Roman" w:eastAsia="FangSong" w:cs="Times New Roman"/>
-        </w:rPr>
-        <w:t>在</w:t>
-      </w:r>
-      <w:r>
-        <w:rPr>
-          <w:rFonts w:hint="eastAsia" w:ascii="Times New Roman" w:hAnsi="Times New Roman" w:eastAsia="Times New Roman" w:cs="Times New Roman"/>
-        </w:rPr>
-        <w:t>pH=10</w:t>
-      </w:r>
-      <w:r>
-        <w:rPr>
-          <w:rFonts w:hint="eastAsia" w:ascii="Times New Roman" w:hAnsi="Times New Roman" w:eastAsia="FangSong" w:cs="Times New Roman"/>
-        </w:rPr>
-        <w:t>的氨性缓冲溶液中</w:t>
-      </w:r>
-      <w:r>
-        <w:rPr>
-          <w:rFonts w:hint="eastAsia" w:ascii="Times New Roman" w:hAnsi="Times New Roman" w:eastAsia="Times New Roman" w:cs="Times New Roman"/>
-        </w:rPr>
-        <w:t>，</w:t>
-      </w:r>
-      <w:r>
-        <w:rPr>
-          <w:rFonts w:hint="eastAsia" w:ascii="Times New Roman" w:hAnsi="Times New Roman" w:eastAsia="FangSong" w:cs="Times New Roman"/>
-        </w:rPr>
-        <w:t>以</w:t>
-      </w:r>
-      <w:r>
-        <w:rPr>
-          <w:rFonts w:hint="eastAsia" w:ascii="Times New Roman" w:hAnsi="Times New Roman" w:eastAsia="Times New Roman" w:cs="Times New Roman"/>
-        </w:rPr>
-        <w:t>EBT</w:t>
-      </w:r>
-      <w:r>
-        <w:rPr>
-          <w:rFonts w:hint="eastAsia" w:ascii="Times New Roman" w:hAnsi="Times New Roman" w:eastAsia="FangSong" w:cs="Times New Roman"/>
-        </w:rPr>
-        <w:t>为指示剂</w:t>
-      </w:r>
-      <w:r>
-        <w:rPr>
-          <w:rFonts w:hint="eastAsia" w:ascii="Times New Roman" w:hAnsi="Times New Roman" w:eastAsia="Times New Roman" w:cs="Times New Roman"/>
-        </w:rPr>
-        <w:t>，</w:t>
-      </w:r>
-      <w:r>
-        <w:rPr>
-          <w:rFonts w:hint="eastAsia" w:ascii="Times New Roman" w:hAnsi="Times New Roman" w:eastAsia="FangSong" w:cs="Times New Roman"/>
-        </w:rPr>
-        <w:t>用</w:t>
-      </w:r>
-      <w:r>
-        <w:rPr>
-          <w:rFonts w:hint="eastAsia" w:ascii="Times New Roman" w:hAnsi="Times New Roman" w:eastAsia="Times New Roman" w:cs="Times New Roman"/>
-        </w:rPr>
-        <w:t>0.01000</w:t>
-      </w:r>
-      <w:r>
-        <w:rPr>
-          <w:rFonts w:ascii="Times New Roman" w:hAnsi="Times New Roman" w:eastAsia="Times New Roman" w:cs="Times New Roman"/>
-        </w:rPr>
-        <w:t xml:space="preserve"> mol/L </w:t>
-      </w:r>
-      <w:r>
-        <w:rPr>
-          <w:rFonts w:hint="eastAsia" w:ascii="Times New Roman" w:hAnsi="Times New Roman" w:eastAsia="Times New Roman" w:cs="Times New Roman"/>
-        </w:rPr>
-        <w:t>EDTA</w:t>
-      </w:r>
-      <w:r>
-        <w:rPr>
-          <w:rFonts w:hint="eastAsia" w:ascii="Times New Roman" w:hAnsi="Times New Roman" w:eastAsia="FangSong" w:cs="Times New Roman"/>
-        </w:rPr>
-        <w:t>滴定至终点消耗</w:t>
-      </w:r>
-      <w:r>
-        <w:rPr>
-          <w:rFonts w:hint="eastAsia" w:ascii="Times New Roman" w:hAnsi="Times New Roman" w:eastAsia="Times New Roman" w:cs="Times New Roman"/>
-        </w:rPr>
-        <w:t>12.50</w:t>
-      </w:r>
-      <w:r>
-        <w:rPr>
-          <w:rFonts w:ascii="Times New Roman" w:hAnsi="Times New Roman" w:eastAsia="Times New Roman" w:cs="Times New Roman"/>
-        </w:rPr>
-        <w:t xml:space="preserve"> </w:t>
-      </w:r>
-      <w:r>
-        <w:rPr>
-          <w:rFonts w:hint="eastAsia" w:ascii="Times New Roman" w:hAnsi="Times New Roman" w:eastAsia="Times New Roman" w:cs="Times New Roman"/>
-        </w:rPr>
-        <w:t>mL。</w:t>
-      </w:r>
-      <w:r>
-        <w:rPr>
-          <w:rFonts w:hint="eastAsia" w:ascii="Times New Roman" w:hAnsi="Times New Roman" w:eastAsia="FangSong" w:cs="Times New Roman"/>
-        </w:rPr>
-        <w:t>计算水的总硬度</w:t>
-      </w:r>
-      <w:r>
-        <w:rPr>
-          <w:rFonts w:hint="eastAsia" w:ascii="Times New Roman" w:hAnsi="Times New Roman" w:eastAsia="Times New Roman" w:cs="Times New Roman"/>
-        </w:rPr>
-        <w:t>（</w:t>
-      </w:r>
-      <w:r>
-        <w:rPr>
-          <w:rFonts w:hint="eastAsia" w:ascii="Times New Roman" w:hAnsi="Times New Roman" w:eastAsia="FangSong" w:cs="Times New Roman"/>
-        </w:rPr>
-        <w:t>以</w:t>
-      </w:r>
-      <w:r>
-        <w:rPr>
-          <w:rFonts w:hint="eastAsia" w:ascii="Times New Roman" w:hAnsi="Times New Roman" w:eastAsia="Times New Roman" w:cs="Times New Roman"/>
-        </w:rPr>
-        <w:t>CaCO</w:t>
-      </w:r>
-      <w:r>
-        <w:rPr>
-          <w:rFonts w:hint="eastAsia" w:ascii="Times New Roman" w:hAnsi="Times New Roman" w:eastAsia="Times New Roman" w:cs="Times New Roman"/>
-          <w:vertAlign w:val="subscript"/>
-        </w:rPr>
-        <w:t>3</w:t>
-      </w:r>
-      <w:r>
-        <w:rPr>
-          <w:rFonts w:hint="eastAsia" w:ascii="Times New Roman" w:hAnsi="Times New Roman" w:eastAsia="FangSong" w:cs="Times New Roman"/>
-        </w:rPr>
-        <w:t>计</w:t>
-      </w:r>
-      <w:r>
-        <w:rPr>
-          <w:rFonts w:hint="eastAsia" w:ascii="Times New Roman" w:hAnsi="Times New Roman" w:eastAsia="Times New Roman" w:cs="Times New Roman"/>
-        </w:rPr>
-        <w:t>，mg/L）。</w:t>
-      </w:r>
-    </w:p>
-    <w:p>
-      <w:pPr>
-        <w:spacing w:before="0" w:after="0"/>
-      </w:pPr>
-    </w:p>
-    <w:p>
-      <w:pPr>
-        <w:spacing w:before="0" w:after="0"/>
-      </w:pPr>
-    </w:p>
-    <w:p>
-      <w:pPr>
-        <w:spacing w:before="0" w:after="0"/>
-      </w:pPr>
-    </w:p>
-    <w:p>
-      <w:pPr>
-        <w:spacing w:before="0" w:after="0"/>
-      </w:pPr>
-    </w:p>
-    <w:p>
-      <w:pPr>
-        <w:spacing w:before="0" w:after="0"/>
-      </w:pPr>
-    </w:p>
     <w:p>
       <w:pPr>
         <w:spacing w:before="160" w:after="80"/>
@@ -9295,8 +8837,8 @@
         </w:pict>
       </w:r>
     </w:p>
-    <w:bookmarkEnd w:id="30"/>
-    <w:bookmarkStart w:id="31" w:name="第20题"/>
+    <w:bookmarkEnd w:id="29"/>
+    <w:bookmarkStart w:id="30" w:name="第19题"/>
     <w:p>
       <w:pPr>
         <w:pStyle w:val="Heading3"/>
@@ -9312,7 +8854,7 @@
         <w:rPr>
           <w:rFonts w:hint="eastAsia" w:ascii="Times New Roman" w:hAnsi="Times New Roman" w:eastAsia="Times New Roman" w:cs="Times New Roman"/>
         </w:rPr>
-        <w:t>20</w:t>
+        <w:t>19</w:t>
       </w:r>
       <w:r>
         <w:rPr>
@@ -9324,36 +8866,37 @@
     <w:p>
       <w:pPr>
         <w:pStyle w:val="FirstParagraph"/>
-      </w:pPr>
-      <w:r>
-        <w:rPr>
-          <w:rFonts w:hint="eastAsia" w:ascii="Times New Roman" w:hAnsi="Times New Roman" w:eastAsia="FangSong" w:cs="Times New Roman"/>
-        </w:rPr>
-        <w:t>取</w:t>
-      </w:r>
-      <w:r>
-        <w:rPr>
-          <w:rFonts w:hint="eastAsia" w:ascii="Times New Roman" w:hAnsi="Times New Roman" w:eastAsia="Times New Roman" w:cs="Times New Roman"/>
-        </w:rPr>
-        <w:t>NaCl</w:t>
-      </w:r>
-      <w:r>
-        <w:rPr>
-          <w:rFonts w:hint="eastAsia" w:ascii="Times New Roman" w:hAnsi="Times New Roman" w:eastAsia="FangSong" w:cs="Times New Roman"/>
-        </w:rPr>
-        <w:t>试样</w:t>
-      </w:r>
-      <w:r>
-        <w:rPr>
-          <w:rFonts w:hint="eastAsia" w:ascii="Times New Roman" w:hAnsi="Times New Roman" w:eastAsia="Times New Roman" w:cs="Times New Roman"/>
-        </w:rPr>
-        <w:t>0.2000g</w:t>
-      </w:r>
-      <w:r>
-        <w:rPr>
-          <w:rFonts w:hint="eastAsia" w:ascii="Times New Roman" w:hAnsi="Times New Roman" w:eastAsia="FangSong" w:cs="Times New Roman"/>
-        </w:rPr>
-        <w:t>溶于水</w:t>
+        <w:ind w:firstLine="420"/>
+      </w:pPr>
+      <w:r>
+        <w:rPr>
+          <w:rFonts w:hint="eastAsia" w:ascii="Times New Roman" w:hAnsi="Times New Roman" w:eastAsia="FangSong" w:cs="Times New Roman"/>
+        </w:rPr>
+        <w:t>取水样</w:t>
+      </w:r>
+      <w:r>
+        <w:rPr>
+          <w:rFonts w:hint="eastAsia" w:ascii="Times New Roman" w:hAnsi="Times New Roman" w:eastAsia="Times New Roman" w:cs="Times New Roman"/>
+        </w:rPr>
+        <w:t>100.00mL，</w:t>
+      </w:r>
+      <w:r>
+        <w:rPr>
+          <w:rFonts w:hint="eastAsia" w:ascii="Times New Roman" w:hAnsi="Times New Roman" w:eastAsia="FangSong" w:cs="Times New Roman"/>
+        </w:rPr>
+        <w:t>在</w:t>
+      </w:r>
+      <w:r>
+        <w:rPr>
+          <w:rFonts w:hint="eastAsia" w:ascii="Times New Roman" w:hAnsi="Times New Roman" w:eastAsia="Times New Roman" w:cs="Times New Roman"/>
+        </w:rPr>
+        <w:t>pH=10</w:t>
+      </w:r>
+      <w:r>
+        <w:rPr>
+          <w:rFonts w:hint="eastAsia" w:ascii="Times New Roman" w:hAnsi="Times New Roman" w:eastAsia="FangSong" w:cs="Times New Roman"/>
+        </w:rPr>
+        <w:t>的氨性缓冲溶液中</w:t>
       </w:r>
       <w:r>
         <w:rPr>
@@ -9365,13 +8908,37 @@
         <w:rPr>
           <w:rFonts w:hint="eastAsia" w:ascii="Times New Roman" w:hAnsi="Times New Roman" w:eastAsia="FangSong" w:cs="Times New Roman"/>
         </w:rPr>
+        <w:t>以</w:t>
+      </w:r>
+      <w:r>
+        <w:rPr>
+          <w:rFonts w:hint="eastAsia" w:ascii="Times New Roman" w:hAnsi="Times New Roman" w:eastAsia="Times New Roman" w:cs="Times New Roman"/>
+        </w:rPr>
+        <w:t>EBT</w:t>
+      </w:r>
+      <w:r>
+        <w:rPr>
+          <w:rFonts w:hint="eastAsia" w:ascii="Times New Roman" w:hAnsi="Times New Roman" w:eastAsia="FangSong" w:cs="Times New Roman"/>
+        </w:rPr>
+        <w:t>为指示剂</w:t>
+      </w:r>
+      <w:r>
+        <w:rPr>
+          <w:rFonts w:hint="eastAsia" w:ascii="Times New Roman" w:hAnsi="Times New Roman" w:eastAsia="Times New Roman" w:cs="Times New Roman"/>
+        </w:rPr>
+        <w:t>，</w:t>
+      </w:r>
+      <w:r>
+        <w:rPr>
+          <w:rFonts w:hint="eastAsia" w:ascii="Times New Roman" w:hAnsi="Times New Roman" w:eastAsia="FangSong" w:cs="Times New Roman"/>
+        </w:rPr>
         <w:t>用</w:t>
       </w:r>
       <w:r>
         <w:rPr>
           <w:rFonts w:hint="eastAsia" w:ascii="Times New Roman" w:hAnsi="Times New Roman" w:eastAsia="Times New Roman" w:cs="Times New Roman"/>
         </w:rPr>
-        <w:t>0.1000</w:t>
+        <w:t>0.01000</w:t>
       </w:r>
       <w:r>
         <w:rPr>
@@ -9383,7 +8950,55 @@
         <w:rPr>
           <w:rFonts w:hint="eastAsia" w:ascii="Times New Roman" w:hAnsi="Times New Roman" w:eastAsia="Times New Roman" w:cs="Times New Roman"/>
         </w:rPr>
-        <w:t>AgNO</w:t>
+        <w:t>EDTA</w:t>
+      </w:r>
+      <w:r>
+        <w:rPr>
+          <w:rFonts w:hint="eastAsia" w:ascii="Times New Roman" w:hAnsi="Times New Roman" w:eastAsia="FangSong" w:cs="Times New Roman"/>
+        </w:rPr>
+        <w:t>滴定至终点消耗</w:t>
+      </w:r>
+      <w:r>
+        <w:rPr>
+          <w:rFonts w:hint="eastAsia" w:ascii="Times New Roman" w:hAnsi="Times New Roman" w:eastAsia="Times New Roman" w:cs="Times New Roman"/>
+        </w:rPr>
+        <w:t>12.50</w:t>
+      </w:r>
+      <w:r>
+        <w:rPr>
+          <w:rFonts w:ascii="Times New Roman" w:hAnsi="Times New Roman" w:eastAsia="Times New Roman" w:cs="Times New Roman"/>
+        </w:rPr>
+        <w:t xml:space="preserve"> </w:t>
+      </w:r>
+      <w:r>
+        <w:rPr>
+          <w:rFonts w:hint="eastAsia" w:ascii="Times New Roman" w:hAnsi="Times New Roman" w:eastAsia="Times New Roman" w:cs="Times New Roman"/>
+        </w:rPr>
+        <w:t>mL。</w:t>
+      </w:r>
+      <w:r>
+        <w:rPr>
+          <w:rFonts w:hint="eastAsia" w:ascii="Times New Roman" w:hAnsi="Times New Roman" w:eastAsia="FangSong" w:cs="Times New Roman"/>
+        </w:rPr>
+        <w:t>计算水的总硬度</w:t>
+      </w:r>
+      <w:r>
+        <w:rPr>
+          <w:rFonts w:hint="eastAsia" w:ascii="Times New Roman" w:hAnsi="Times New Roman" w:eastAsia="Times New Roman" w:cs="Times New Roman"/>
+        </w:rPr>
+        <w:t>（</w:t>
+      </w:r>
+      <w:r>
+        <w:rPr>
+          <w:rFonts w:hint="eastAsia" w:ascii="Times New Roman" w:hAnsi="Times New Roman" w:eastAsia="FangSong" w:cs="Times New Roman"/>
+        </w:rPr>
+        <w:t>以</w:t>
+      </w:r>
+      <w:r>
+        <w:rPr>
+          <w:rFonts w:hint="eastAsia" w:ascii="Times New Roman" w:hAnsi="Times New Roman" w:eastAsia="Times New Roman" w:cs="Times New Roman"/>
+        </w:rPr>
+        <w:t>CaCO</w:t>
       </w:r>
       <w:r>
         <w:rPr>
@@ -9396,143 +9011,14 @@
         <w:rPr>
           <w:rFonts w:hint="eastAsia" w:ascii="Times New Roman" w:hAnsi="Times New Roman" w:eastAsia="FangSong" w:cs="Times New Roman"/>
         </w:rPr>
-        <w:t>标准溶液滴定</w:t>
-      </w:r>
-      <w:r>
-        <w:rPr>
-          <w:rFonts w:hint="eastAsia" w:ascii="Times New Roman" w:hAnsi="Times New Roman" w:eastAsia="Times New Roman" w:cs="Times New Roman"/>
-        </w:rPr>
-        <w:t>，</w:t>
-      </w:r>
-      <w:r>
-        <w:rPr>
-          <w:rFonts w:hint="eastAsia" w:ascii="Times New Roman" w:hAnsi="Times New Roman" w:eastAsia="FangSong" w:cs="Times New Roman"/>
-        </w:rPr>
-        <w:t>以</w:t>
-      </w:r>
-      <w:r>
-        <w:rPr>
-          <w:rFonts w:hint="eastAsia" w:ascii="Times New Roman" w:hAnsi="Times New Roman" w:eastAsia="Times New Roman" w:cs="Times New Roman"/>
-        </w:rPr>
-        <w:t>K</w:t>
-      </w:r>
-      <w:r>
-        <w:rPr>
-          <w:rFonts w:hint="eastAsia" w:ascii="Times New Roman" w:hAnsi="Times New Roman" w:eastAsia="Times New Roman" w:cs="Times New Roman"/>
-          <w:vertAlign w:val="subscript"/>
-        </w:rPr>
-        <w:t>2</w:t>
-      </w:r>
-      <w:r>
-        <w:rPr>
-          <w:rFonts w:hint="eastAsia" w:ascii="Times New Roman" w:hAnsi="Times New Roman" w:eastAsia="Times New Roman" w:cs="Times New Roman"/>
-        </w:rPr>
-        <w:t>CrO</w:t>
-      </w:r>
-      <w:r>
-        <w:rPr>
-          <w:rFonts w:hint="eastAsia" w:ascii="Times New Roman" w:hAnsi="Times New Roman" w:eastAsia="Times New Roman" w:cs="Times New Roman"/>
-          <w:vertAlign w:val="subscript"/>
-        </w:rPr>
-        <w:t>4</w:t>
-      </w:r>
-      <w:r>
-        <w:rPr>
-          <w:rFonts w:hint="eastAsia" w:ascii="Times New Roman" w:hAnsi="Times New Roman" w:eastAsia="FangSong" w:cs="Times New Roman"/>
-        </w:rPr>
-        <w:t>为指示剂</w:t>
-      </w:r>
-      <w:r>
-        <w:rPr>
-          <w:rFonts w:hint="eastAsia" w:ascii="Times New Roman" w:hAnsi="Times New Roman" w:eastAsia="Times New Roman" w:cs="Times New Roman"/>
-        </w:rPr>
-        <w:t>（Mohr</w:t>
-      </w:r>
-      <w:r>
-        <w:rPr>
-          <w:rFonts w:hint="eastAsia" w:ascii="Times New Roman" w:hAnsi="Times New Roman" w:eastAsia="FangSong" w:cs="Times New Roman"/>
-        </w:rPr>
-        <w:t>法</w:t>
-      </w:r>
-      <w:r>
-        <w:rPr>
-          <w:rFonts w:hint="eastAsia" w:ascii="Times New Roman" w:hAnsi="Times New Roman" w:eastAsia="Times New Roman" w:cs="Times New Roman"/>
-        </w:rPr>
-        <w:t>），</w:t>
-      </w:r>
-      <w:r>
-        <w:rPr>
-          <w:rFonts w:hint="eastAsia" w:ascii="Times New Roman" w:hAnsi="Times New Roman" w:eastAsia="FangSong" w:cs="Times New Roman"/>
-        </w:rPr>
-        <w:t>消耗</w:t>
-      </w:r>
-      <w:r>
-        <w:rPr>
-          <w:rFonts w:hint="eastAsia" w:ascii="Times New Roman" w:hAnsi="Times New Roman" w:eastAsia="Times New Roman" w:cs="Times New Roman"/>
-        </w:rPr>
-        <w:t>23.00</w:t>
-      </w:r>
-      <w:r>
-        <w:rPr>
-          <w:rFonts w:ascii="Times New Roman" w:hAnsi="Times New Roman" w:eastAsia="Times New Roman" w:cs="Times New Roman"/>
-        </w:rPr>
-        <w:t xml:space="preserve"> </w:t>
-      </w:r>
-      <w:r>
-        <w:rPr>
-          <w:rFonts w:hint="eastAsia" w:ascii="Times New Roman" w:hAnsi="Times New Roman" w:eastAsia="Times New Roman" w:cs="Times New Roman"/>
-        </w:rPr>
-        <w:t>mL。</w:t>
-      </w:r>
-      <w:r>
-        <w:rPr>
-          <w:rFonts w:hint="eastAsia" w:ascii="Times New Roman" w:hAnsi="Times New Roman" w:eastAsia="FangSong" w:cs="Times New Roman"/>
-        </w:rPr>
-        <w:t>计算</w:t>
-      </w:r>
-      <w:r>
-        <w:rPr>
-          <w:rFonts w:hint="eastAsia" w:ascii="Times New Roman" w:hAnsi="Times New Roman" w:eastAsia="Times New Roman" w:cs="Times New Roman"/>
-        </w:rPr>
-        <w:t>NaCl</w:t>
-      </w:r>
-      <w:r>
-        <w:rPr>
-          <w:rFonts w:hint="eastAsia" w:ascii="Times New Roman" w:hAnsi="Times New Roman" w:eastAsia="FangSong" w:cs="Times New Roman"/>
-        </w:rPr>
-        <w:t>的质量分数</w:t>
-      </w:r>
-      <w:r>
-        <w:rPr>
-          <w:rFonts w:hint="eastAsia" w:ascii="Times New Roman" w:hAnsi="Times New Roman" w:eastAsia="Times New Roman" w:cs="Times New Roman"/>
-        </w:rPr>
-        <w:t>。（M(NaCl)=58.44）</w:t>
-      </w:r>
-    </w:p>
-    <w:p>
-      <w:pPr>
-        <w:spacing w:before="0" w:after="0"/>
-      </w:pPr>
-    </w:p>
-    <w:p>
-      <w:pPr>
-        <w:spacing w:before="0" w:after="0"/>
-      </w:pPr>
-    </w:p>
-    <w:p>
-      <w:pPr>
-        <w:spacing w:before="0" w:after="0"/>
-      </w:pPr>
-    </w:p>
-    <w:p>
-      <w:pPr>
-        <w:spacing w:before="0" w:after="0"/>
-      </w:pPr>
-    </w:p>
-    <w:p>
-      <w:pPr>
-        <w:spacing w:before="0" w:after="0"/>
-      </w:pPr>
+        <w:t>计</w:t>
+      </w:r>
+      <w:r>
+        <w:rPr>
+          <w:rFonts w:hint="eastAsia" w:ascii="Times New Roman" w:hAnsi="Times New Roman" w:eastAsia="Times New Roman" w:cs="Times New Roman"/>
+        </w:rPr>
+        <w:t>，mg/L）。</w:t>
+      </w:r>
     </w:p>
     <w:p>
       <w:pPr>
@@ -9544,6 +9030,251 @@
         </w:pict>
       </w:r>
     </w:p>
+    <w:p>
+      <w:pPr>
+        <w:spacing w:before="160" w:after="80"/>
+      </w:pPr>
+      <w:r>
+        <w:pict>
+          <v:rect style="width:0;height:1.5pt" o:hralign="center" o:hrstd="t" o:hr="t"/>
+        </w:pict>
+      </w:r>
+    </w:p>
+    <w:bookmarkEnd w:id="30"/>
+    <w:bookmarkStart w:id="31" w:name="第20题"/>
+    <w:p>
+      <w:pPr>
+        <w:pStyle w:val="Heading3"/>
+        <w:spacing w:before="280" w:after="120"/>
+      </w:pPr>
+      <w:r>
+        <w:rPr>
+          <w:rFonts w:hint="eastAsia" w:ascii="Times New Roman" w:hAnsi="Times New Roman" w:eastAsia="SimHei" w:cs="Times New Roman"/>
+        </w:rPr>
+        <w:t>第</w:t>
+      </w:r>
+      <w:r>
+        <w:rPr>
+          <w:rFonts w:hint="eastAsia" w:ascii="Times New Roman" w:hAnsi="Times New Roman" w:eastAsia="Times New Roman" w:cs="Times New Roman"/>
+        </w:rPr>
+        <w:t>20</w:t>
+      </w:r>
+      <w:r>
+        <w:rPr>
+          <w:rFonts w:hint="eastAsia" w:ascii="Times New Roman" w:hAnsi="Times New Roman" w:eastAsia="SimHei" w:cs="Times New Roman"/>
+        </w:rPr>
+        <w:t>题</w:t>
+      </w:r>
+    </w:p>
+    <w:p>
+      <w:pPr>
+        <w:pStyle w:val="FirstParagraph"/>
+        <w:ind w:firstLine="420"/>
+      </w:pPr>
+      <w:r>
+        <w:rPr>
+          <w:rFonts w:hint="eastAsia" w:ascii="Times New Roman" w:hAnsi="Times New Roman" w:eastAsia="FangSong" w:cs="Times New Roman"/>
+        </w:rPr>
+        <w:t>取</w:t>
+      </w:r>
+      <w:r>
+        <w:rPr>
+          <w:rFonts w:hint="eastAsia" w:ascii="Times New Roman" w:hAnsi="Times New Roman" w:eastAsia="Times New Roman" w:cs="Times New Roman"/>
+        </w:rPr>
+        <w:t>NaCl</w:t>
+      </w:r>
+      <w:r>
+        <w:rPr>
+          <w:rFonts w:hint="eastAsia" w:ascii="Times New Roman" w:hAnsi="Times New Roman" w:eastAsia="FangSong" w:cs="Times New Roman"/>
+        </w:rPr>
+        <w:t>试样</w:t>
+      </w:r>
+      <w:r>
+        <w:rPr>
+          <w:rFonts w:hint="eastAsia" w:ascii="Times New Roman" w:hAnsi="Times New Roman" w:eastAsia="Times New Roman" w:cs="Times New Roman"/>
+        </w:rPr>
+        <w:t>0.2000g</w:t>
+      </w:r>
+      <w:r>
+        <w:rPr>
+          <w:rFonts w:hint="eastAsia" w:ascii="Times New Roman" w:hAnsi="Times New Roman" w:eastAsia="FangSong" w:cs="Times New Roman"/>
+        </w:rPr>
+        <w:t>溶于水</w:t>
+      </w:r>
+      <w:r>
+        <w:rPr>
+          <w:rFonts w:hint="eastAsia" w:ascii="Times New Roman" w:hAnsi="Times New Roman" w:eastAsia="Times New Roman" w:cs="Times New Roman"/>
+        </w:rPr>
+        <w:t>，</w:t>
+      </w:r>
+      <w:r>
+        <w:rPr>
+          <w:rFonts w:hint="eastAsia" w:ascii="Times New Roman" w:hAnsi="Times New Roman" w:eastAsia="FangSong" w:cs="Times New Roman"/>
+        </w:rPr>
+        <w:t>用</w:t>
+      </w:r>
+      <w:r>
+        <w:rPr>
+          <w:rFonts w:hint="eastAsia" w:ascii="Times New Roman" w:hAnsi="Times New Roman" w:eastAsia="Times New Roman" w:cs="Times New Roman"/>
+        </w:rPr>
+        <w:t>0.1000</w:t>
+      </w:r>
+      <w:r>
+        <w:rPr>
+          <w:rFonts w:ascii="Times New Roman" w:hAnsi="Times New Roman" w:eastAsia="Times New Roman" w:cs="Times New Roman"/>
+        </w:rPr>
+        <w:t xml:space="preserve"> mol/L </w:t>
+      </w:r>
+      <w:r>
+        <w:rPr>
+          <w:rFonts w:hint="eastAsia" w:ascii="Times New Roman" w:hAnsi="Times New Roman" w:eastAsia="Times New Roman" w:cs="Times New Roman"/>
+        </w:rPr>
+        <w:t>AgNO</w:t>
+      </w:r>
+      <w:r>
+        <w:rPr>
+          <w:rFonts w:hint="eastAsia" w:ascii="Times New Roman" w:hAnsi="Times New Roman" w:eastAsia="Times New Roman" w:cs="Times New Roman"/>
+          <w:vertAlign w:val="subscript"/>
+        </w:rPr>
+        <w:t>3</w:t>
+      </w:r>
+      <w:r>
+        <w:rPr>
+          <w:rFonts w:hint="eastAsia" w:ascii="Times New Roman" w:hAnsi="Times New Roman" w:eastAsia="FangSong" w:cs="Times New Roman"/>
+        </w:rPr>
+        <w:t>标准溶液滴定</w:t>
+      </w:r>
+      <w:r>
+        <w:rPr>
+          <w:rFonts w:hint="eastAsia" w:ascii="Times New Roman" w:hAnsi="Times New Roman" w:eastAsia="Times New Roman" w:cs="Times New Roman"/>
+        </w:rPr>
+        <w:t>，</w:t>
+      </w:r>
+      <w:r>
+        <w:rPr>
+          <w:rFonts w:hint="eastAsia" w:ascii="Times New Roman" w:hAnsi="Times New Roman" w:eastAsia="FangSong" w:cs="Times New Roman"/>
+        </w:rPr>
+        <w:t>以</w:t>
+      </w:r>
+      <w:r>
+        <w:rPr>
+          <w:rFonts w:hint="eastAsia" w:ascii="Times New Roman" w:hAnsi="Times New Roman" w:eastAsia="Times New Roman" w:cs="Times New Roman"/>
+        </w:rPr>
+        <w:t>K</w:t>
+      </w:r>
+      <w:r>
+        <w:rPr>
+          <w:rFonts w:hint="eastAsia" w:ascii="Times New Roman" w:hAnsi="Times New Roman" w:eastAsia="Times New Roman" w:cs="Times New Roman"/>
+          <w:vertAlign w:val="subscript"/>
+        </w:rPr>
+        <w:t>2</w:t>
+      </w:r>
+      <w:r>
+        <w:rPr>
+          <w:rFonts w:hint="eastAsia" w:ascii="Times New Roman" w:hAnsi="Times New Roman" w:eastAsia="Times New Roman" w:cs="Times New Roman"/>
+        </w:rPr>
+        <w:t>CrO</w:t>
+      </w:r>
+      <w:r>
+        <w:rPr>
+          <w:rFonts w:hint="eastAsia" w:ascii="Times New Roman" w:hAnsi="Times New Roman" w:eastAsia="Times New Roman" w:cs="Times New Roman"/>
+          <w:vertAlign w:val="subscript"/>
+        </w:rPr>
+        <w:t>4</w:t>
+      </w:r>
+      <w:r>
+        <w:rPr>
+          <w:rFonts w:hint="eastAsia" w:ascii="Times New Roman" w:hAnsi="Times New Roman" w:eastAsia="FangSong" w:cs="Times New Roman"/>
+        </w:rPr>
+        <w:t>为指示剂</w:t>
+      </w:r>
+      <w:r>
+        <w:rPr>
+          <w:rFonts w:hint="eastAsia" w:ascii="Times New Roman" w:hAnsi="Times New Roman" w:eastAsia="Times New Roman" w:cs="Times New Roman"/>
+        </w:rPr>
+        <w:t>（Mohr</w:t>
+      </w:r>
+      <w:r>
+        <w:rPr>
+          <w:rFonts w:hint="eastAsia" w:ascii="Times New Roman" w:hAnsi="Times New Roman" w:eastAsia="FangSong" w:cs="Times New Roman"/>
+        </w:rPr>
+        <w:t>法</w:t>
+      </w:r>
+      <w:r>
+        <w:rPr>
+          <w:rFonts w:hint="eastAsia" w:ascii="Times New Roman" w:hAnsi="Times New Roman" w:eastAsia="Times New Roman" w:cs="Times New Roman"/>
+        </w:rPr>
+        <w:t>），</w:t>
+      </w:r>
+      <w:r>
+        <w:rPr>
+          <w:rFonts w:hint="eastAsia" w:ascii="Times New Roman" w:hAnsi="Times New Roman" w:eastAsia="FangSong" w:cs="Times New Roman"/>
+        </w:rPr>
+        <w:t>消耗</w:t>
+      </w:r>
+      <w:r>
+        <w:rPr>
+          <w:rFonts w:hint="eastAsia" w:ascii="Times New Roman" w:hAnsi="Times New Roman" w:eastAsia="Times New Roman" w:cs="Times New Roman"/>
+        </w:rPr>
+        <w:t>23.00</w:t>
+      </w:r>
+      <w:r>
+        <w:rPr>
+          <w:rFonts w:ascii="Times New Roman" w:hAnsi="Times New Roman" w:eastAsia="Times New Roman" w:cs="Times New Roman"/>
+        </w:rPr>
+        <w:t xml:space="preserve"> </w:t>
+      </w:r>
+      <w:r>
+        <w:rPr>
+          <w:rFonts w:hint="eastAsia" w:ascii="Times New Roman" w:hAnsi="Times New Roman" w:eastAsia="Times New Roman" w:cs="Times New Roman"/>
+        </w:rPr>
+        <w:t>mL。</w:t>
+      </w:r>
+      <w:r>
+        <w:rPr>
+          <w:rFonts w:hint="eastAsia" w:ascii="Times New Roman" w:hAnsi="Times New Roman" w:eastAsia="FangSong" w:cs="Times New Roman"/>
+        </w:rPr>
+        <w:t>计算</w:t>
+      </w:r>
+      <w:r>
+        <w:rPr>
+          <w:rFonts w:hint="eastAsia" w:ascii="Times New Roman" w:hAnsi="Times New Roman" w:eastAsia="Times New Roman" w:cs="Times New Roman"/>
+        </w:rPr>
+        <w:t>NaCl</w:t>
+      </w:r>
+      <w:r>
+        <w:rPr>
+          <w:rFonts w:hint="eastAsia" w:ascii="Times New Roman" w:hAnsi="Times New Roman" w:eastAsia="FangSong" w:cs="Times New Roman"/>
+        </w:rPr>
+        <w:t>的质量分数</w:t>
+      </w:r>
+      <w:r>
+        <w:rPr>
+          <w:rFonts w:hint="eastAsia" w:ascii="Times New Roman" w:hAnsi="Times New Roman" w:eastAsia="Times New Roman" w:cs="Times New Roman"/>
+        </w:rPr>
+        <w:t>。（M(NaCl)=58.44）</w:t>
+      </w:r>
+    </w:p>
+    <w:p>
+      <w:pPr>
+        <w:spacing w:before="160" w:after="80"/>
+      </w:pPr>
+      <w:r>
+        <w:pict>
+          <v:rect style="width:0;height:1.5pt" o:hralign="center" o:hrstd="t" o:hr="t"/>
+        </w:pict>
+      </w:r>
+    </w:p>
+    <w:p>
+      <w:pPr>
+        <w:spacing w:before="160" w:after="80"/>
+      </w:pPr>
+      <w:r>
+        <w:pict>
+          <v:rect style="width:0;height:1.5pt" o:hralign="center" o:hrstd="t" o:hr="t"/>
+        </w:pict>
+      </w:r>
+    </w:p>
     <w:bookmarkEnd w:id="31"/>
     <w:bookmarkStart w:id="32" w:name="第21题"/>
     <w:p>
@@ -9573,6 +9304,7 @@
     <w:p>
       <w:pPr>
         <w:pStyle w:val="BlockText"/>
+        <w:ind w:firstLine="420"/>
       </w:pPr>
       <w:r>
         <w:rPr>
@@ -9604,6 +9336,7 @@
     <w:p>
       <w:pPr>
         <w:pStyle w:val="FirstParagraph"/>
+        <w:ind w:firstLine="420"/>
       </w:pPr>
       <w:r>
         <w:rPr>
@@ -10081,6 +9814,7 @@
     <w:p>
       <w:pPr>
         <w:pStyle w:val="BodyText"/>
+        <w:ind w:firstLine="420"/>
       </w:pPr>
       <w:r>
         <w:rPr>
@@ -10088,7 +9822,7 @@
           <w:b/>
           <w:bCs/>
         </w:rPr>
-        <w:t xml:space="preserve">7-1</w:t>
+        <w:t xml:space="preserve">(1)</w:t>
       </w:r>
       <w:r>
         <w:rPr>
@@ -10136,6 +9870,7 @@
     <w:p>
       <w:pPr>
         <w:pStyle w:val="BodyText"/>
+        <w:ind w:firstLine="420"/>
       </w:pPr>
       <w:r>
         <w:rPr>
@@ -10143,7 +9878,7 @@
           <w:b/>
           <w:bCs/>
         </w:rPr>
-        <w:t xml:space="preserve">7-2</w:t>
+        <w:t xml:space="preserve">(2)</w:t>
       </w:r>
       <w:r>
         <w:rPr>
@@ -10311,6 +10046,7 @@
     <w:p>
       <w:pPr>
         <w:pStyle w:val="BodyText"/>
+        <w:ind w:firstLine="420"/>
       </w:pPr>
       <w:r>
         <w:rPr>
@@ -10318,7 +10054,7 @@
           <w:b/>
           <w:bCs/>
         </w:rPr>
-        <w:t xml:space="preserve">7-3</w:t>
+        <w:t xml:space="preserve">(3)</w:t>
       </w:r>
       <w:r>
         <w:rPr>
@@ -10486,6 +10222,7 @@
     <w:p>
       <w:pPr>
         <w:pStyle w:val="BodyText"/>
+        <w:ind w:firstLine="420"/>
       </w:pPr>
       <w:r>
         <w:rPr>
@@ -10493,7 +10230,7 @@
           <w:b/>
           <w:bCs/>
         </w:rPr>
-        <w:t xml:space="preserve">7-4</w:t>
+        <w:t xml:space="preserve">(4)</w:t>
       </w:r>
       <w:r>
         <w:rPr>
@@ -10673,6 +10410,7 @@
     <w:p>
       <w:pPr>
         <w:pStyle w:val="BodyText"/>
+        <w:ind w:firstLine="420"/>
       </w:pPr>
       <w:r>
         <w:rPr>
@@ -10680,7 +10418,7 @@
           <w:b/>
           <w:bCs/>
         </w:rPr>
-        <w:t xml:space="preserve">7-5</w:t>
+        <w:t xml:space="preserve">(5)</w:t>
       </w:r>
       <w:r>
         <w:rPr>
@@ -10893,46 +10631,6 @@
     </w:p>
     <w:p>
       <w:pPr>
-        <w:spacing w:before="0" w:after="0"/>
-      </w:pPr>
-    </w:p>
-    <w:p>
-      <w:pPr>
-        <w:spacing w:before="0" w:after="0"/>
-      </w:pPr>
-    </w:p>
-    <w:p>
-      <w:pPr>
-        <w:spacing w:before="0" w:after="0"/>
-      </w:pPr>
-    </w:p>
-    <w:p>
-      <w:pPr>
-        <w:spacing w:before="0" w:after="0"/>
-      </w:pPr>
-    </w:p>
-    <w:p>
-      <w:pPr>
-        <w:spacing w:before="0" w:after="0"/>
-      </w:pPr>
-    </w:p>
-    <w:p>
-      <w:pPr>
-        <w:spacing w:before="0" w:after="0"/>
-      </w:pPr>
-    </w:p>
-    <w:p>
-      <w:pPr>
-        <w:spacing w:before="0" w:after="0"/>
-      </w:pPr>
-    </w:p>
-    <w:p>
-      <w:pPr>
-        <w:spacing w:before="0" w:after="0"/>
-      </w:pPr>
-    </w:p>
-    <w:p>
-      <w:pPr>
         <w:spacing w:before="160" w:after="80"/>
       </w:pPr>
       <w:r>
@@ -10941,6 +10639,16 @@
         </w:pict>
       </w:r>
     </w:p>
+    <w:p>
+      <w:pPr>
+        <w:spacing w:before="160" w:after="80"/>
+      </w:pPr>
+      <w:r>
+        <w:pict>
+          <v:rect style="width:0;height:1.5pt" o:hralign="center" o:hrstd="t" o:hr="t"/>
+        </w:pict>
+      </w:r>
+    </w:p>
     <w:bookmarkEnd w:id="32"/>
     <w:bookmarkStart w:id="33" w:name="第22题"/>
     <w:p>
@@ -10970,6 +10678,7 @@
     <w:p>
       <w:pPr>
         <w:pStyle w:val="BlockText"/>
+        <w:ind w:firstLine="420"/>
       </w:pPr>
       <w:r>
         <w:rPr>
@@ -11001,6 +10710,7 @@
     <w:p>
       <w:pPr>
         <w:pStyle w:val="FirstParagraph"/>
+        <w:ind w:firstLine="420"/>
       </w:pPr>
       <w:r>
         <w:rPr>
@@ -11008,7 +10718,7 @@
           <w:b/>
           <w:bCs/>
         </w:rPr>
-        <w:t xml:space="preserve">5-1</w:t>
+        <w:t xml:space="preserve">(1)</w:t>
       </w:r>
       <w:r>
         <w:rPr>
@@ -11324,6 +11034,7 @@
     <w:p>
       <w:pPr>
         <w:pStyle w:val="BodyText"/>
+        <w:ind w:firstLine="420"/>
       </w:pPr>
       <w:r>
         <w:rPr>
@@ -11331,7 +11042,7 @@
           <w:b/>
           <w:bCs/>
         </w:rPr>
-        <w:t xml:space="preserve">5-2</w:t>
+        <w:t xml:space="preserve">(2)</w:t>
       </w:r>
       <w:r>
         <w:rPr>
@@ -11546,31 +11257,6 @@
     </w:p>
     <w:p>
       <w:pPr>
-        <w:spacing w:before="0" w:after="0"/>
-      </w:pPr>
-    </w:p>
-    <w:p>
-      <w:pPr>
-        <w:spacing w:before="0" w:after="0"/>
-      </w:pPr>
-    </w:p>
-    <w:p>
-      <w:pPr>
-        <w:spacing w:before="0" w:after="0"/>
-      </w:pPr>
-    </w:p>
-    <w:p>
-      <w:pPr>
-        <w:spacing w:before="0" w:after="0"/>
-      </w:pPr>
-    </w:p>
-    <w:p>
-      <w:pPr>
-        <w:spacing w:before="0" w:after="0"/>
-      </w:pPr>
-    </w:p>
-    <w:p>
-      <w:pPr>
         <w:spacing w:before="160" w:after="80"/>
       </w:pPr>
       <w:r>
@@ -11579,6 +11265,16 @@
         </w:pict>
       </w:r>
     </w:p>
+    <w:p>
+      <w:pPr>
+        <w:spacing w:before="160" w:after="80"/>
+      </w:pPr>
+      <w:r>
+        <w:pict>
+          <v:rect style="width:0;height:1.5pt" o:hralign="center" o:hrstd="t" o:hr="t"/>
+        </w:pict>
+      </w:r>
+    </w:p>
     <w:bookmarkEnd w:id="33"/>
     <w:bookmarkStart w:id="34" w:name="第23题"/>
     <w:p>
@@ -11608,6 +11304,7 @@
     <w:p>
       <w:pPr>
         <w:pStyle w:val="BlockText"/>
+        <w:ind w:firstLine="420"/>
       </w:pPr>
       <w:r>
         <w:rPr>
@@ -11639,6 +11336,7 @@
     <w:p>
       <w:pPr>
         <w:pStyle w:val="FirstParagraph"/>
+        <w:ind w:firstLine="420"/>
       </w:pPr>
       <w:r>
         <w:rPr>
@@ -11656,6 +11354,7 @@
     <w:p>
       <w:pPr>
         <w:pStyle w:val="BodyText"/>
+        <w:ind w:firstLine="420"/>
       </w:pPr>
       <w:r>
         <w:rPr>
@@ -11663,7 +11362,7 @@
           <w:b/>
           <w:bCs/>
         </w:rPr>
-        <w:t xml:space="preserve">1-1</w:t>
+        <w:t xml:space="preserve">(1)</w:t>
       </w:r>
       <w:r>
         <w:rPr>
@@ -11757,6 +11456,7 @@
     <w:p>
       <w:pPr>
         <w:pStyle w:val="BodyText"/>
+        <w:ind w:firstLine="420"/>
       </w:pPr>
       <w:r>
         <w:rPr>
@@ -11764,7 +11464,7 @@
           <w:b/>
           <w:bCs/>
         </w:rPr>
-        <w:t xml:space="preserve">1-2</w:t>
+        <w:t xml:space="preserve">(2)</w:t>
       </w:r>
       <w:r>
         <w:rPr>
@@ -11976,6 +11676,7 @@
     <w:p>
       <w:pPr>
         <w:pStyle w:val="BodyText"/>
+        <w:ind w:firstLine="420"/>
       </w:pPr>
       <w:r>
         <w:rPr>
@@ -11983,7 +11684,7 @@
           <w:b/>
           <w:bCs/>
         </w:rPr>
-        <w:t xml:space="preserve">1-3</w:t>
+        <w:t xml:space="preserve">(3)</w:t>
       </w:r>
       <w:r>
         <w:rPr>
@@ -12089,6 +11790,7 @@
     <w:p>
       <w:pPr>
         <w:pStyle w:val="BodyText"/>
+        <w:ind w:firstLine="420"/>
       </w:pPr>
       <w:r>
         <w:rPr>
@@ -12096,7 +11798,7 @@
           <w:b/>
           <w:bCs/>
         </w:rPr>
-        <w:t xml:space="preserve">1-4</w:t>
+        <w:t xml:space="preserve">(4)</w:t>
       </w:r>
       <w:r>
         <w:rPr>
@@ -12240,6 +11942,7 @@
     <w:p>
       <w:pPr>
         <w:pStyle w:val="BodyText"/>
+        <w:ind w:firstLine="420"/>
       </w:pPr>
       <w:r>
         <w:rPr>
@@ -12247,7 +11950,7 @@
           <w:b/>
           <w:bCs/>
         </w:rPr>
-        <w:t xml:space="preserve">1-5</w:t>
+        <w:t xml:space="preserve">(5)</w:t>
       </w:r>
       <w:r>
         <w:rPr>
@@ -12332,31 +12035,6 @@
     </w:p>
     <w:p>
       <w:pPr>
-        <w:spacing w:before="0" w:after="0"/>
-      </w:pPr>
-    </w:p>
-    <w:p>
-      <w:pPr>
-        <w:spacing w:before="0" w:after="0"/>
-      </w:pPr>
-    </w:p>
-    <w:p>
-      <w:pPr>
-        <w:spacing w:before="0" w:after="0"/>
-      </w:pPr>
-    </w:p>
-    <w:p>
-      <w:pPr>
-        <w:spacing w:before="0" w:after="0"/>
-      </w:pPr>
-    </w:p>
-    <w:p>
-      <w:pPr>
-        <w:spacing w:before="0" w:after="0"/>
-      </w:pPr>
-    </w:p>
-    <w:p>
-      <w:pPr>
         <w:spacing w:before="160" w:after="80"/>
       </w:pPr>
       <w:r>
@@ -12365,6 +12043,16 @@
         </w:pict>
       </w:r>
     </w:p>
+    <w:p>
+      <w:pPr>
+        <w:spacing w:before="160" w:after="80"/>
+      </w:pPr>
+      <w:r>
+        <w:pict>
+          <v:rect style="width:0;height:1.5pt" o:hralign="center" o:hrstd="t" o:hr="t"/>
+        </w:pict>
+      </w:r>
+    </w:p>
     <w:bookmarkEnd w:id="34"/>
     <w:bookmarkStart w:id="35" w:name="第24题"/>
     <w:p>
@@ -12394,6 +12082,7 @@
     <w:p>
       <w:pPr>
         <w:pStyle w:val="BlockText"/>
+        <w:ind w:firstLine="420"/>
       </w:pPr>
       <w:r>
         <w:rPr>
@@ -12425,6 +12114,7 @@
     <w:p>
       <w:pPr>
         <w:pStyle w:val="FirstParagraph"/>
+        <w:ind w:firstLine="420"/>
       </w:pPr>
       <w:r>
         <w:rPr>
@@ -12442,6 +12132,7 @@
     <w:p>
       <w:pPr>
         <w:pStyle w:val="BodyText"/>
+        <w:ind w:firstLine="420"/>
       </w:pPr>
       <w:r>
         <w:rPr>
@@ -12449,7 +12140,7 @@
           <w:b/>
           <w:bCs/>
         </w:rPr>
-        <w:t xml:space="preserve">1-1</w:t>
+        <w:t xml:space="preserve">(1)</w:t>
       </w:r>
       <w:r>
         <w:rPr>
@@ -12594,6 +12285,7 @@
     <w:p>
       <w:pPr>
         <w:pStyle w:val="BodyText"/>
+        <w:ind w:firstLine="420"/>
       </w:pPr>
       <w:r>
         <w:rPr>
@@ -12601,7 +12293,7 @@
           <w:b/>
           <w:bCs/>
         </w:rPr>
-        <w:t xml:space="preserve">1-2</w:t>
+        <w:t xml:space="preserve">(2)</w:t>
       </w:r>
       <w:r>
         <w:rPr>
@@ -12791,6 +12483,7 @@
     <w:p>
       <w:pPr>
         <w:pStyle w:val="BodyText"/>
+        <w:ind w:firstLine="420"/>
       </w:pPr>
       <w:r>
         <w:rPr>
@@ -12798,7 +12491,7 @@
           <w:b/>
           <w:bCs/>
         </w:rPr>
-        <w:t xml:space="preserve">1-3</w:t>
+        <w:t xml:space="preserve">(3)</w:t>
       </w:r>
       <w:r>
         <w:rPr>
@@ -12884,6 +12577,7 @@
     <w:p>
       <w:pPr>
         <w:pStyle w:val="BodyText"/>
+        <w:ind w:firstLine="420"/>
       </w:pPr>
       <w:r>
         <w:rPr>
@@ -12891,7 +12585,7 @@
           <w:b/>
           <w:bCs/>
         </w:rPr>
-        <w:t xml:space="preserve">1-4</w:t>
+        <w:t xml:space="preserve">(4)</w:t>
       </w:r>
       <w:r>
         <w:rPr>
@@ -12997,6 +12691,7 @@
     <w:p>
       <w:pPr>
         <w:pStyle w:val="BodyText"/>
+        <w:ind w:firstLine="420"/>
       </w:pPr>
       <w:r>
         <w:rPr>
@@ -13004,7 +12699,7 @@
           <w:b/>
           <w:bCs/>
         </w:rPr>
-        <w:t xml:space="preserve">1-5</w:t>
+        <w:t xml:space="preserve">(5)</w:t>
       </w:r>
       <w:r>
         <w:rPr>
@@ -13171,31 +12866,6 @@
     </w:p>
     <w:p>
       <w:pPr>
-        <w:spacing w:before="0" w:after="0"/>
-      </w:pPr>
-    </w:p>
-    <w:p>
-      <w:pPr>
-        <w:spacing w:before="0" w:after="0"/>
-      </w:pPr>
-    </w:p>
-    <w:p>
-      <w:pPr>
-        <w:spacing w:before="0" w:after="0"/>
-      </w:pPr>
-    </w:p>
-    <w:p>
-      <w:pPr>
-        <w:spacing w:before="0" w:after="0"/>
-      </w:pPr>
-    </w:p>
-    <w:p>
-      <w:pPr>
-        <w:spacing w:before="0" w:after="0"/>
-      </w:pPr>
-    </w:p>
-    <w:p>
-      <w:pPr>
         <w:spacing w:before="160" w:after="80"/>
       </w:pPr>
       <w:r>
@@ -13204,6 +12874,16 @@
         </w:pict>
       </w:r>
     </w:p>
+    <w:p>
+      <w:pPr>
+        <w:spacing w:before="160" w:after="80"/>
+      </w:pPr>
+      <w:r>
+        <w:pict>
+          <v:rect style="width:0;height:1.5pt" o:hralign="center" o:hrstd="t" o:hr="t"/>
+        </w:pict>
+      </w:r>
+    </w:p>
     <w:bookmarkEnd w:id="35"/>
     <w:bookmarkStart w:id="36" w:name="第25题"/>
     <w:p>
@@ -13233,6 +12913,7 @@
     <w:p>
       <w:pPr>
         <w:pStyle w:val="FirstParagraph"/>
+        <w:ind w:firstLine="420"/>
       </w:pPr>
       <w:r>
         <w:rPr>
@@ -13497,8 +13178,9 @@
         <w:pStyle w:val="Compact"/>
         <w:numPr>
           <w:ilvl w:val="0"/>
-          <w:numId w:val="1015"/>
+          <w:numId w:val="1017"/>
         </w:numPr>
+        <w:ind w:firstLine="420"/>
       </w:pPr>
       <w:r>
         <w:rPr>
@@ -13562,8 +13244,9 @@
         <w:pStyle w:val="Compact"/>
         <w:numPr>
           <w:ilvl w:val="0"/>
-          <w:numId w:val="1015"/>
+          <w:numId w:val="1017"/>
         </w:numPr>
+        <w:ind w:firstLine="420"/>
       </w:pPr>
       <w:r>
         <w:rPr>
@@ -13595,8 +13278,9 @@
         <w:pStyle w:val="Compact"/>
         <w:numPr>
           <w:ilvl w:val="0"/>
-          <w:numId w:val="1015"/>
+          <w:numId w:val="1017"/>
         </w:numPr>
+        <w:ind w:firstLine="420"/>
       </w:pPr>
       <w:r>
         <w:rPr>
@@ -13682,8 +13366,9 @@
         <w:pStyle w:val="Compact"/>
         <w:numPr>
           <w:ilvl w:val="0"/>
-          <w:numId w:val="1015"/>
+          <w:numId w:val="1017"/>
         </w:numPr>
+        <w:ind w:firstLine="420"/>
       </w:pPr>
       <w:r>
         <w:rPr>
@@ -13862,46 +13547,6 @@
         </w:rPr>
         <w:t>。</w:t>
       </w:r>
-    </w:p>
-    <w:p>
-      <w:pPr>
-        <w:spacing w:before="0" w:after="0"/>
-      </w:pPr>
-    </w:p>
-    <w:p>
-      <w:pPr>
-        <w:spacing w:before="0" w:after="0"/>
-      </w:pPr>
-    </w:p>
-    <w:p>
-      <w:pPr>
-        <w:spacing w:before="0" w:after="0"/>
-      </w:pPr>
-    </w:p>
-    <w:p>
-      <w:pPr>
-        <w:spacing w:before="0" w:after="0"/>
-      </w:pPr>
-    </w:p>
-    <w:p>
-      <w:pPr>
-        <w:spacing w:before="0" w:after="0"/>
-      </w:pPr>
-    </w:p>
-    <w:p>
-      <w:pPr>
-        <w:spacing w:before="0" w:after="0"/>
-      </w:pPr>
-    </w:p>
-    <w:p>
-      <w:pPr>
-        <w:spacing w:before="0" w:after="0"/>
-      </w:pPr>
-    </w:p>
-    <w:p>
-      <w:pPr>
-        <w:spacing w:before="0" w:after="0"/>
-      </w:pPr>
     </w:p>
     <w:p>
       <w:pPr>
@@ -13913,6 +13558,16 @@
         </w:pict>
       </w:r>
     </w:p>
+    <w:p>
+      <w:pPr>
+        <w:spacing w:before="160" w:after="80"/>
+      </w:pPr>
+      <w:r>
+        <w:pict>
+          <v:rect style="width:0;height:1.5pt" o:hralign="center" o:hrstd="t" o:hr="t"/>
+        </w:pict>
+      </w:r>
+    </w:p>
     <w:bookmarkEnd w:id="36"/>
     <w:bookmarkStart w:id="37" w:name="第26题"/>
     <w:p>
@@ -13942,6 +13597,7 @@
     <w:p>
       <w:pPr>
         <w:pStyle w:val="FirstParagraph"/>
+        <w:ind w:firstLine="420"/>
       </w:pPr>
       <w:r>
         <w:rPr>
@@ -14048,8 +13704,9 @@
       <w:pPr>
         <w:numPr>
           <w:ilvl w:val="0"/>
-          <w:numId w:val="1016"/>
+          <w:numId w:val="1018"/>
         </w:numPr>
+        <w:ind w:firstLine="420"/>
       </w:pPr>
       <w:r>
         <w:rPr>
@@ -14607,8 +14264,9 @@
       <w:pPr>
         <w:numPr>
           <w:ilvl w:val="0"/>
-          <w:numId w:val="1016"/>
+          <w:numId w:val="1018"/>
         </w:numPr>
+        <w:ind w:firstLine="420"/>
       </w:pPr>
       <w:r>
         <w:rPr>
@@ -14942,6 +14600,7 @@
     <w:p>
       <w:pPr>
         <w:pStyle w:val="FirstParagraph"/>
+        <w:ind w:firstLine="420"/>
       </w:pPr>
       <w:r>
         <w:rPr>
@@ -15034,31 +14693,6 @@
     </w:p>
     <w:p>
       <w:pPr>
-        <w:spacing w:before="0" w:after="0"/>
-      </w:pPr>
-    </w:p>
-    <w:p>
-      <w:pPr>
-        <w:spacing w:before="0" w:after="0"/>
-      </w:pPr>
-    </w:p>
-    <w:p>
-      <w:pPr>
-        <w:spacing w:before="0" w:after="0"/>
-      </w:pPr>
-    </w:p>
-    <w:p>
-      <w:pPr>
-        <w:spacing w:before="0" w:after="0"/>
-      </w:pPr>
-    </w:p>
-    <w:p>
-      <w:pPr>
-        <w:spacing w:before="0" w:after="0"/>
-      </w:pPr>
-    </w:p>
-    <w:p>
-      <w:pPr>
         <w:spacing w:before="160" w:after="80"/>
       </w:pPr>
       <w:r>
@@ -15067,6 +14701,16 @@
         </w:pict>
       </w:r>
     </w:p>
+    <w:p>
+      <w:pPr>
+        <w:spacing w:before="160" w:after="80"/>
+      </w:pPr>
+      <w:r>
+        <w:pict>
+          <v:rect style="width:0;height:1.5pt" o:hralign="center" o:hrstd="t" o:hr="t"/>
+        </w:pict>
+      </w:r>
+    </w:p>
     <w:bookmarkEnd w:id="37"/>
     <w:bookmarkStart w:id="38" w:name="第27题"/>
     <w:p>
@@ -15097,8 +14741,9 @@
       <w:pPr>
         <w:numPr>
           <w:ilvl w:val="0"/>
-          <w:numId w:val="1017"/>
+          <w:numId w:val="1019"/>
         </w:numPr>
+        <w:ind w:firstLine="420"/>
       </w:pPr>
       <m:oMath>
         <m:sSub>
@@ -15234,8 +14879,9 @@
       <w:pPr>
         <w:numPr>
           <w:ilvl w:val="0"/>
-          <w:numId w:val="1017"/>
+          <w:numId w:val="1019"/>
         </w:numPr>
+        <w:ind w:firstLine="420"/>
       </w:pPr>
       <m:oMath>
         <m:sSub>
@@ -15433,8 +15079,9 @@
       <w:pPr>
         <w:numPr>
           <w:ilvl w:val="0"/>
-          <w:numId w:val="1017"/>
+          <w:numId w:val="1019"/>
         </w:numPr>
+        <w:ind w:firstLine="420"/>
       </w:pPr>
       <w:r>
         <w:rPr>
@@ -15621,8 +15268,9 @@
       <w:pPr>
         <w:numPr>
           <w:ilvl w:val="0"/>
-          <w:numId w:val="1017"/>
+          <w:numId w:val="1019"/>
         </w:numPr>
+        <w:ind w:firstLine="420"/>
       </w:pPr>
       <w:r>
         <w:rPr>
@@ -16093,46 +15741,6 @@
     </w:p>
     <w:p>
       <w:pPr>
-        <w:spacing w:before="0" w:after="0"/>
-      </w:pPr>
-    </w:p>
-    <w:p>
-      <w:pPr>
-        <w:spacing w:before="0" w:after="0"/>
-      </w:pPr>
-    </w:p>
-    <w:p>
-      <w:pPr>
-        <w:spacing w:before="0" w:after="0"/>
-      </w:pPr>
-    </w:p>
-    <w:p>
-      <w:pPr>
-        <w:spacing w:before="0" w:after="0"/>
-      </w:pPr>
-    </w:p>
-    <w:p>
-      <w:pPr>
-        <w:spacing w:before="0" w:after="0"/>
-      </w:pPr>
-    </w:p>
-    <w:p>
-      <w:pPr>
-        <w:spacing w:before="0" w:after="0"/>
-      </w:pPr>
-    </w:p>
-    <w:p>
-      <w:pPr>
-        <w:spacing w:before="0" w:after="0"/>
-      </w:pPr>
-    </w:p>
-    <w:p>
-      <w:pPr>
-        <w:spacing w:before="0" w:after="0"/>
-      </w:pPr>
-    </w:p>
-    <w:p>
-      <w:pPr>
         <w:spacing w:before="160" w:after="80"/>
       </w:pPr>
       <w:r>
@@ -16141,6 +15749,16 @@
         </w:pict>
       </w:r>
     </w:p>
+    <w:p>
+      <w:pPr>
+        <w:spacing w:before="160" w:after="80"/>
+      </w:pPr>
+      <w:r>
+        <w:pict>
+          <v:rect style="width:0;height:1.5pt" o:hralign="center" o:hrstd="t" o:hr="t"/>
+        </w:pict>
+      </w:r>
+    </w:p>
     <w:bookmarkEnd w:id="38"/>
     <w:bookmarkStart w:id="39" w:name="第28题"/>
     <w:p>
@@ -16170,6 +15788,7 @@
     <w:p>
       <w:pPr>
         <w:pStyle w:val="FirstParagraph"/>
+        <w:ind w:firstLine="420"/>
       </w:pPr>
       <w:r>
         <w:rPr>
@@ -16313,8 +15932,9 @@
       <w:pPr>
         <w:numPr>
           <w:ilvl w:val="0"/>
-          <w:numId w:val="1018"/>
+          <w:numId w:val="1020"/>
         </w:numPr>
+        <w:ind w:firstLine="420"/>
       </w:pPr>
       <w:r>
         <w:rPr>
@@ -16351,8 +15971,9 @@
       <w:pPr>
         <w:numPr>
           <w:ilvl w:val="0"/>
-          <w:numId w:val="1018"/>
+          <w:numId w:val="1020"/>
         </w:numPr>
+        <w:ind w:firstLine="420"/>
       </w:pPr>
       <w:r>
         <w:rPr>
@@ -16490,6 +16111,7 @@
     <w:p>
       <w:pPr>
         <w:pStyle w:val="FirstParagraph"/>
+        <w:ind w:firstLine="420"/>
       </w:pPr>
       <w:r>
         <w:rPr>
@@ -16532,8 +16154,9 @@
       <w:pPr>
         <w:numPr>
           <w:ilvl w:val="0"/>
-          <w:numId w:val="1019"/>
+          <w:numId w:val="1021"/>
         </w:numPr>
+        <w:ind w:firstLine="420"/>
       </w:pPr>
       <w:r>
         <w:rPr>
@@ -16576,8 +16199,9 @@
       <w:pPr>
         <w:numPr>
           <w:ilvl w:val="0"/>
-          <w:numId w:val="1019"/>
+          <w:numId w:val="1021"/>
         </w:numPr>
+        <w:ind w:firstLine="420"/>
       </w:pPr>
       <w:r>
         <w:rPr>
@@ -16675,46 +16299,6 @@
         </w:rPr>
         <w:t>。</w:t>
       </w:r>
-    </w:p>
-    <w:p>
-      <w:pPr>
-        <w:spacing w:before="0" w:after="0"/>
-      </w:pPr>
-    </w:p>
-    <w:p>
-      <w:pPr>
-        <w:spacing w:before="0" w:after="0"/>
-      </w:pPr>
-    </w:p>
-    <w:p>
-      <w:pPr>
-        <w:spacing w:before="0" w:after="0"/>
-      </w:pPr>
-    </w:p>
-    <w:p>
-      <w:pPr>
-        <w:spacing w:before="0" w:after="0"/>
-      </w:pPr>
-    </w:p>
-    <w:p>
-      <w:pPr>
-        <w:spacing w:before="0" w:after="0"/>
-      </w:pPr>
-    </w:p>
-    <w:p>
-      <w:pPr>
-        <w:spacing w:before="0" w:after="0"/>
-      </w:pPr>
-    </w:p>
-    <w:p>
-      <w:pPr>
-        <w:spacing w:before="0" w:after="0"/>
-      </w:pPr>
-    </w:p>
-    <w:p>
-      <w:pPr>
-        <w:spacing w:before="0" w:after="0"/>
-      </w:pPr>
     </w:p>
     <w:p>
       <w:pPr>
@@ -16726,6 +16310,16 @@
         </w:pict>
       </w:r>
     </w:p>
+    <w:p>
+      <w:pPr>
+        <w:spacing w:before="160" w:after="80"/>
+      </w:pPr>
+      <w:r>
+        <w:pict>
+          <v:rect style="width:0;height:1.5pt" o:hralign="center" o:hrstd="t" o:hr="t"/>
+        </w:pict>
+      </w:r>
+    </w:p>
     <w:bookmarkEnd w:id="39"/>
     <w:bookmarkStart w:id="40" w:name="第29题"/>
     <w:p>
@@ -16755,6 +16349,7 @@
     <w:p>
       <w:pPr>
         <w:pStyle w:val="FirstParagraph"/>
+        <w:ind w:firstLine="420"/>
       </w:pPr>
       <w:r>
         <w:rPr>
@@ -16826,6 +16421,7 @@
     <w:p>
       <w:pPr>
         <w:pStyle w:val="BodyText"/>
+        <w:ind w:firstLine="420"/>
       </w:pPr>
       <w:r>
         <w:rPr>
@@ -16899,6 +16495,7 @@
     <w:p>
       <w:pPr>
         <w:pStyle w:val="BodyText"/>
+        <w:ind w:firstLine="420"/>
       </w:pPr>
       <w:r>
         <w:rPr>
@@ -17045,31 +16642,6 @@
     </w:p>
     <w:p>
       <w:pPr>
-        <w:spacing w:before="0" w:after="0"/>
-      </w:pPr>
-    </w:p>
-    <w:p>
-      <w:pPr>
-        <w:spacing w:before="0" w:after="0"/>
-      </w:pPr>
-    </w:p>
-    <w:p>
-      <w:pPr>
-        <w:spacing w:before="0" w:after="0"/>
-      </w:pPr>
-    </w:p>
-    <w:p>
-      <w:pPr>
-        <w:spacing w:before="0" w:after="0"/>
-      </w:pPr>
-    </w:p>
-    <w:p>
-      <w:pPr>
-        <w:spacing w:before="0" w:after="0"/>
-      </w:pPr>
-    </w:p>
-    <w:p>
-      <w:pPr>
         <w:spacing w:before="160" w:after="80"/>
       </w:pPr>
       <w:r>
@@ -17078,6 +16650,16 @@
         </w:pict>
       </w:r>
     </w:p>
+    <w:p>
+      <w:pPr>
+        <w:spacing w:before="160" w:after="80"/>
+      </w:pPr>
+      <w:r>
+        <w:pict>
+          <v:rect style="width:0;height:1.5pt" o:hralign="center" o:hrstd="t" o:hr="t"/>
+        </w:pict>
+      </w:r>
+    </w:p>
     <w:bookmarkEnd w:id="40"/>
     <w:bookmarkStart w:id="41" w:name="第30题"/>
     <w:p>
@@ -17107,6 +16689,7 @@
     <w:p>
       <w:pPr>
         <w:pStyle w:val="FirstParagraph"/>
+        <w:ind w:firstLine="420"/>
       </w:pPr>
       <w:r>
         <w:rPr>
@@ -17237,6 +16820,7 @@
     <w:p>
       <w:pPr>
         <w:pStyle w:val="BodyText"/>
+        <w:ind w:firstLine="420"/>
       </w:pPr>
       <w:r>
         <w:rPr>
@@ -17260,6 +16844,7 @@
     <w:p>
       <w:pPr>
         <w:pStyle w:val="BodyText"/>
+        <w:ind w:firstLine="420"/>
       </w:pPr>
       <w:r>
         <w:rPr>
@@ -17464,31 +17049,6 @@
     </w:p>
     <w:p>
       <w:pPr>
-        <w:spacing w:before="0" w:after="0"/>
-      </w:pPr>
-    </w:p>
-    <w:p>
-      <w:pPr>
-        <w:spacing w:before="0" w:after="0"/>
-      </w:pPr>
-    </w:p>
-    <w:p>
-      <w:pPr>
-        <w:spacing w:before="0" w:after="0"/>
-      </w:pPr>
-    </w:p>
-    <w:p>
-      <w:pPr>
-        <w:spacing w:before="0" w:after="0"/>
-      </w:pPr>
-    </w:p>
-    <w:p>
-      <w:pPr>
-        <w:spacing w:before="0" w:after="0"/>
-      </w:pPr>
-    </w:p>
-    <w:p>
-      <w:pPr>
         <w:spacing w:before="160" w:after="80"/>
       </w:pPr>
       <w:r>
@@ -17497,6 +17057,16 @@
         </w:pict>
       </w:r>
     </w:p>
+    <w:p>
+      <w:pPr>
+        <w:spacing w:before="160" w:after="80"/>
+      </w:pPr>
+      <w:r>
+        <w:pict>
+          <v:rect style="width:0;height:1.5pt" o:hralign="center" o:hrstd="t" o:hr="t"/>
+        </w:pict>
+      </w:r>
+    </w:p>
     <w:bookmarkEnd w:id="41"/>
     <w:bookmarkStart w:id="42" w:name="第31题"/>
     <w:p>
@@ -17526,6 +17096,7 @@
     <w:p>
       <w:pPr>
         <w:pStyle w:val="FirstParagraph"/>
+        <w:ind w:firstLine="420"/>
       </w:pPr>
       <w:r>
         <w:rPr>
@@ -17866,6 +17437,7 @@
     <w:p>
       <w:pPr>
         <w:pStyle w:val="BodyText"/>
+        <w:ind w:firstLine="420"/>
       </w:pPr>
       <w:r>
         <w:rPr>
@@ -17889,6 +17461,7 @@
     <w:p>
       <w:pPr>
         <w:pStyle w:val="BodyText"/>
+        <w:ind w:firstLine="420"/>
       </w:pPr>
       <w:r>
         <w:rPr>
@@ -17932,31 +17505,6 @@
         </w:rPr>
         <w:t>?</w:t>
       </w:r>
-    </w:p>
-    <w:p>
-      <w:pPr>
-        <w:spacing w:before="0" w:after="0"/>
-      </w:pPr>
-    </w:p>
-    <w:p>
-      <w:pPr>
-        <w:spacing w:before="0" w:after="0"/>
-      </w:pPr>
-    </w:p>
-    <w:p>
-      <w:pPr>
-        <w:spacing w:before="0" w:after="0"/>
-      </w:pPr>
-    </w:p>
-    <w:p>
-      <w:pPr>
-        <w:spacing w:before="0" w:after="0"/>
-      </w:pPr>
-    </w:p>
-    <w:p>
-      <w:pPr>
-        <w:spacing w:before="0" w:after="0"/>
-      </w:pPr>
     </w:p>
     <w:p>
       <w:pPr>
@@ -17968,6 +17516,16 @@
         </w:pict>
       </w:r>
     </w:p>
+    <w:p>
+      <w:pPr>
+        <w:spacing w:before="160" w:after="80"/>
+      </w:pPr>
+      <w:r>
+        <w:pict>
+          <v:rect style="width:0;height:1.5pt" o:hralign="center" o:hrstd="t" o:hr="t"/>
+        </w:pict>
+      </w:r>
+    </w:p>
     <w:bookmarkEnd w:id="42"/>
     <w:bookmarkStart w:id="43" w:name="第32题"/>
     <w:p>
@@ -17998,6 +17556,7 @@
       <w:pPr>
         <w:pStyle w:val="FirstParagraph"/>
         <w:spacing w:after="80"/>
+        <w:ind w:firstLine="420"/>
       </w:pPr>
       <w:r>
         <w:rPr>
@@ -18040,15 +17599,16 @@
       <w:tblPr>
         <w:tblStyle w:val="Table"/>
         <w:tblW w:type="auto" w:w="0"/>
+        <w:tblLook w:firstRow="1" w:lastRow="0" w:firstColumn="0" w:lastColumn="0" w:noHBand="0" w:noVBand="0" w:val="0020"/>
+        <w:jc w:val="center"/>
         <w:tblBorders>
-          <w:top w:val="single" w:sz="12" w:space="0" w:color="000000"/>
-          <w:left w:val="none" w:sz="0" w:space="0" w:color="auto"/>
-          <w:bottom w:val="single" w:sz="12" w:space="0" w:color="000000"/>
-          <w:right w:val="none" w:sz="0" w:space="0" w:color="auto"/>
-          <w:insideH w:val="none" w:sz="0" w:space="0" w:color="auto"/>
-          <w:insideV w:val="none" w:sz="0" w:space="0" w:color="auto"/>
+          <w:top w:val="single" w:sz="12" w:space="0" w:color="333333"/>
+          <w:bottom w:val="single" w:sz="12" w:space="0" w:color="333333"/>
+          <w:left w:val="none"/>
+          <w:right w:val="none"/>
+          <w:insideH w:val="none"/>
+          <w:insideV w:val="none"/>
         </w:tblBorders>
-        <w:tblLook w:firstRow="1" w:lastRow="0" w:firstColumn="0" w:lastColumn="0" w:noHBand="0" w:noVBand="0" w:val="0020"/>
       </w:tblPr>
       <w:tblGrid>
         <w:gridCol w:w="1980"/>
@@ -18063,7 +17623,7 @@
         <w:tc>
           <w:tcPr>
             <w:tcBorders>
-              <w:bottom w:val="single" w:sz="8" w:space="0" w:color="000000"/>
+              <w:bottom w:val="single" w:sz="6" w:space="0" w:color="333333"/>
             </w:tcBorders>
           </w:tcPr>
           <w:p>
@@ -18083,7 +17643,7 @@
         <w:tc>
           <w:tcPr>
             <w:tcBorders>
-              <w:bottom w:val="single" w:sz="8" w:space="0" w:color="000000"/>
+              <w:bottom w:val="single" w:sz="6" w:space="0" w:color="333333"/>
             </w:tcBorders>
           </w:tcPr>
           <w:p>
@@ -18110,7 +17670,7 @@
         <w:tc>
           <w:tcPr>
             <w:tcBorders>
-              <w:bottom w:val="single" w:sz="8" w:space="0" w:color="000000"/>
+              <w:bottom w:val="single" w:sz="6" w:space="0" w:color="333333"/>
             </w:tcBorders>
           </w:tcPr>
           <w:p>
@@ -18137,7 +17697,7 @@
         <w:tc>
           <w:tcPr>
             <w:tcBorders>
-              <w:bottom w:val="single" w:sz="8" w:space="0" w:color="000000"/>
+              <w:bottom w:val="single" w:sz="6" w:space="0" w:color="333333"/>
             </w:tcBorders>
           </w:tcPr>
           <w:p>
@@ -18558,6 +18118,7 @@
       <w:pPr>
         <w:pStyle w:val="BodyText"/>
         <w:spacing w:before="120"/>
+        <w:ind w:firstLine="420"/>
       </w:pPr>
       <w:r>
         <w:rPr>
@@ -18593,6 +18154,7 @@
     <w:p>
       <w:pPr>
         <w:pStyle w:val="BodyText"/>
+        <w:ind w:firstLine="420"/>
       </w:pPr>
       <w:r>
         <w:rPr>
@@ -18624,31 +18186,6 @@
         </w:rPr>
         <w:t>。</w:t>
       </w:r>
-    </w:p>
-    <w:p>
-      <w:pPr>
-        <w:spacing w:before="0" w:after="0"/>
-      </w:pPr>
-    </w:p>
-    <w:p>
-      <w:pPr>
-        <w:spacing w:before="0" w:after="0"/>
-      </w:pPr>
-    </w:p>
-    <w:p>
-      <w:pPr>
-        <w:spacing w:before="0" w:after="0"/>
-      </w:pPr>
-    </w:p>
-    <w:p>
-      <w:pPr>
-        <w:spacing w:before="0" w:after="0"/>
-      </w:pPr>
-    </w:p>
-    <w:p>
-      <w:pPr>
-        <w:spacing w:before="0" w:after="0"/>
-      </w:pPr>
     </w:p>
     <w:p>
       <w:pPr>
@@ -18660,164 +18197,6 @@
         </w:pict>
       </w:r>
     </w:p>
-    <w:bookmarkEnd w:id="43"/>
-    <w:bookmarkStart w:id="44" w:name="第33题"/>
-    <w:p>
-      <w:pPr>
-        <w:pStyle w:val="Heading3"/>
-        <w:spacing w:before="280" w:after="120"/>
-      </w:pPr>
-      <w:r>
-        <w:rPr>
-          <w:rFonts w:hint="eastAsia" w:ascii="Times New Roman" w:hAnsi="Times New Roman" w:eastAsia="SimHei" w:cs="Times New Roman"/>
-        </w:rPr>
-        <w:t>第</w:t>
-      </w:r>
-      <w:r>
-        <w:rPr>
-          <w:rFonts w:hint="eastAsia" w:ascii="Times New Roman" w:hAnsi="Times New Roman" w:eastAsia="Times New Roman" w:cs="Times New Roman"/>
-        </w:rPr>
-        <w:t>33</w:t>
-      </w:r>
-      <w:r>
-        <w:rPr>
-          <w:rFonts w:hint="eastAsia" w:ascii="Times New Roman" w:hAnsi="Times New Roman" w:eastAsia="SimHei" w:cs="Times New Roman"/>
-        </w:rPr>
-        <w:t>题</w:t>
-      </w:r>
-    </w:p>
-    <w:p>
-      <w:pPr>
-        <w:pStyle w:val="FirstParagraph"/>
-      </w:pPr>
-      <w:r>
-        <w:rPr>
-          <w:rFonts w:hint="eastAsia" w:ascii="Times New Roman" w:hAnsi="Times New Roman" w:eastAsia="FangSong" w:cs="Times New Roman"/>
-        </w:rPr>
-        <w:t xml:space="preserve">海水在</w:t>
-      </w:r>
-      <w:r>
-        <w:rPr>
-          <w:rFonts w:ascii="Times New Roman" w:hAnsi="Times New Roman" w:eastAsia="Times New Roman" w:cs="Times New Roman"/>
-        </w:rPr>
-        <w:t xml:space="preserve"> 298K </w:t>
-      </w:r>
-      <w:r>
-        <w:rPr>
-          <w:rFonts w:hint="eastAsia" w:ascii="Times New Roman" w:hAnsi="Times New Roman" w:eastAsia="FangSong" w:cs="Times New Roman"/>
-        </w:rPr>
-        <w:t xml:space="preserve">时的渗透压为</w:t>
-      </w:r>
-      <w:r>
-        <w:rPr>
-          <w:rFonts w:ascii="Times New Roman" w:hAnsi="Times New Roman" w:eastAsia="Times New Roman" w:cs="Times New Roman"/>
-        </w:rPr>
-        <w:t xml:space="preserve"> </w:t>
-      </w:r>
-      <w:r>
-        <w:rPr>
-          <w:rFonts w:hint="eastAsia" w:ascii="Times New Roman" w:hAnsi="Times New Roman" w:eastAsia="Times New Roman" w:cs="Times New Roman"/>
-        </w:rPr>
-        <w:t>1479kPa，</w:t>
-      </w:r>
-      <w:r>
-        <w:rPr>
-          <w:rFonts w:hint="eastAsia" w:ascii="Times New Roman" w:hAnsi="Times New Roman" w:eastAsia="FangSong" w:cs="Times New Roman"/>
-        </w:rPr>
-        <w:t>采用反渗透法制取纯水</w:t>
-      </w:r>
-      <w:r>
-        <w:rPr>
-          <w:rFonts w:hint="eastAsia" w:ascii="Times New Roman" w:hAnsi="Times New Roman" w:eastAsia="Times New Roman" w:cs="Times New Roman"/>
-        </w:rPr>
-        <w:t>，</w:t>
-      </w:r>
-      <w:r>
-        <w:rPr>
-          <w:rFonts w:hint="eastAsia" w:ascii="Times New Roman" w:hAnsi="Times New Roman" w:eastAsia="FangSong" w:cs="Times New Roman"/>
-        </w:rPr>
-        <w:t>试确定用</w:t>
-      </w:r>
-      <w:r>
-        <w:rPr>
-          <w:rFonts w:ascii="Times New Roman" w:hAnsi="Times New Roman" w:eastAsia="Times New Roman" w:cs="Times New Roman"/>
-        </w:rPr>
-        <w:t xml:space="preserve"> 1000mL </w:t>
-      </w:r>
-      <w:r>
-        <w:rPr>
-          <w:rFonts w:hint="eastAsia" w:ascii="Times New Roman" w:hAnsi="Times New Roman" w:eastAsia="FangSong" w:cs="Times New Roman"/>
-        </w:rPr>
-        <w:t>的海水通过只能使水透过的半透膜</w:t>
-      </w:r>
-      <w:r>
-        <w:rPr>
-          <w:rFonts w:hint="eastAsia" w:ascii="Times New Roman" w:hAnsi="Times New Roman" w:eastAsia="Times New Roman" w:cs="Times New Roman"/>
-        </w:rPr>
-        <w:t>，</w:t>
-      </w:r>
-      <w:r>
-        <w:rPr>
-          <w:rFonts w:hint="eastAsia" w:ascii="Times New Roman" w:hAnsi="Times New Roman" w:eastAsia="FangSong" w:cs="Times New Roman"/>
-        </w:rPr>
-        <w:t>提取</w:t>
-      </w:r>
-      <w:r>
-        <w:rPr>
-          <w:rFonts w:ascii="Times New Roman" w:hAnsi="Times New Roman" w:eastAsia="Times New Roman" w:cs="Times New Roman"/>
-        </w:rPr>
-        <w:t xml:space="preserve"> 100mL </w:t>
-      </w:r>
-      <w:r>
-        <w:rPr>
-          <w:rFonts w:hint="eastAsia" w:ascii="Times New Roman" w:hAnsi="Times New Roman" w:eastAsia="FangSong" w:cs="Times New Roman"/>
-        </w:rPr>
-        <w:t>的纯水</w:t>
-      </w:r>
-      <w:r>
-        <w:rPr>
-          <w:rFonts w:hint="eastAsia" w:ascii="Times New Roman" w:hAnsi="Times New Roman" w:eastAsia="Times New Roman" w:cs="Times New Roman"/>
-        </w:rPr>
-        <w:t>，</w:t>
-      </w:r>
-      <w:r>
-        <w:rPr>
-          <w:rFonts w:hint="eastAsia" w:ascii="Times New Roman" w:hAnsi="Times New Roman" w:eastAsia="FangSong" w:cs="Times New Roman"/>
-        </w:rPr>
-        <w:t>所需要的最小外加压力是多少</w:t>
-      </w:r>
-      <w:r>
-        <w:rPr>
-          <w:rFonts w:hint="eastAsia" w:ascii="Times New Roman" w:hAnsi="Times New Roman" w:eastAsia="Times New Roman" w:cs="Times New Roman"/>
-        </w:rPr>
-        <w:t>？</w:t>
-      </w:r>
-    </w:p>
-    <w:p>
-      <w:pPr>
-        <w:spacing w:before="0" w:after="0"/>
-      </w:pPr>
-    </w:p>
-    <w:p>
-      <w:pPr>
-        <w:spacing w:before="0" w:after="0"/>
-      </w:pPr>
-    </w:p>
-    <w:p>
-      <w:pPr>
-        <w:spacing w:before="0" w:after="0"/>
-      </w:pPr>
-    </w:p>
-    <w:p>
-      <w:pPr>
-        <w:spacing w:before="0" w:after="0"/>
-      </w:pPr>
-    </w:p>
-    <w:p>
-      <w:pPr>
-        <w:spacing w:before="0" w:after="0"/>
-      </w:pPr>
-    </w:p>
     <w:p>
       <w:pPr>
         <w:spacing w:before="160" w:after="80"/>
@@ -18828,8 +18207,8 @@
         </w:pict>
       </w:r>
     </w:p>
-    <w:bookmarkEnd w:id="44"/>
-    <w:bookmarkStart w:id="45" w:name="第34题"/>
+    <w:bookmarkEnd w:id="43"/>
+    <w:bookmarkStart w:id="44" w:name="第33题"/>
     <w:p>
       <w:pPr>
         <w:pStyle w:val="Heading3"/>
@@ -18845,7 +18224,7 @@
         <w:rPr>
           <w:rFonts w:hint="eastAsia" w:ascii="Times New Roman" w:hAnsi="Times New Roman" w:eastAsia="Times New Roman" w:cs="Times New Roman"/>
         </w:rPr>
-        <w:t>34</w:t>
+        <w:t>33</w:t>
       </w:r>
       <w:r>
         <w:rPr>
@@ -18857,36 +18236,43 @@
     <w:p>
       <w:pPr>
         <w:pStyle w:val="FirstParagraph"/>
-      </w:pPr>
-      <w:r>
-        <w:rPr>
-          <w:rFonts w:hint="eastAsia" w:ascii="Times New Roman" w:hAnsi="Times New Roman" w:eastAsia="FangSong" w:cs="Times New Roman"/>
-        </w:rPr>
-        <w:t xml:space="preserve">把</w:t>
-      </w:r>
-      <w:r>
-        <w:rPr>
-          <w:rFonts w:ascii="Times New Roman" w:hAnsi="Times New Roman" w:eastAsia="Times New Roman" w:cs="Times New Roman"/>
-        </w:rPr>
-        <w:t xml:space="preserve"> 1.00g </w:t>
-      </w:r>
-      <w:r>
-        <w:rPr>
-          <w:rFonts w:hint="eastAsia" w:ascii="Times New Roman" w:hAnsi="Times New Roman" w:eastAsia="FangSong" w:cs="Times New Roman"/>
-        </w:rPr>
-        <w:t xml:space="preserve">硫溶于</w:t>
-      </w:r>
-      <w:r>
-        <w:rPr>
-          <w:rFonts w:ascii="Times New Roman" w:hAnsi="Times New Roman" w:eastAsia="Times New Roman" w:cs="Times New Roman"/>
-        </w:rPr>
-        <w:t xml:space="preserve"> 20.0g </w:t>
-      </w:r>
-      <w:r>
-        <w:rPr>
-          <w:rFonts w:hint="eastAsia" w:ascii="Times New Roman" w:hAnsi="Times New Roman" w:eastAsia="FangSong" w:cs="Times New Roman"/>
-        </w:rPr>
-        <w:t>萘中</w:t>
+        <w:ind w:firstLine="420"/>
+      </w:pPr>
+      <w:r>
+        <w:rPr>
+          <w:rFonts w:hint="eastAsia" w:ascii="Times New Roman" w:hAnsi="Times New Roman" w:eastAsia="FangSong" w:cs="Times New Roman"/>
+        </w:rPr>
+        <w:t xml:space="preserve">海水在</w:t>
+      </w:r>
+      <w:r>
+        <w:rPr>
+          <w:rFonts w:ascii="Times New Roman" w:hAnsi="Times New Roman" w:eastAsia="Times New Roman" w:cs="Times New Roman"/>
+        </w:rPr>
+        <w:t xml:space="preserve"> 298K </w:t>
+      </w:r>
+      <w:r>
+        <w:rPr>
+          <w:rFonts w:hint="eastAsia" w:ascii="Times New Roman" w:hAnsi="Times New Roman" w:eastAsia="FangSong" w:cs="Times New Roman"/>
+        </w:rPr>
+        <w:t xml:space="preserve">时的渗透压为</w:t>
+      </w:r>
+      <w:r>
+        <w:rPr>
+          <w:rFonts w:ascii="Times New Roman" w:hAnsi="Times New Roman" w:eastAsia="Times New Roman" w:cs="Times New Roman"/>
+        </w:rPr>
+        <w:t xml:space="preserve"> </w:t>
+      </w:r>
+      <w:r>
+        <w:rPr>
+          <w:rFonts w:hint="eastAsia" w:ascii="Times New Roman" w:hAnsi="Times New Roman" w:eastAsia="Times New Roman" w:cs="Times New Roman"/>
+        </w:rPr>
+        <w:t>1479kPa，</w:t>
+      </w:r>
+      <w:r>
+        <w:rPr>
+          <w:rFonts w:hint="eastAsia" w:ascii="Times New Roman" w:hAnsi="Times New Roman" w:eastAsia="FangSong" w:cs="Times New Roman"/>
+        </w:rPr>
+        <w:t>采用反渗透法制取纯水</w:t>
       </w:r>
       <w:r>
         <w:rPr>
@@ -18898,93 +18284,62 @@
         <w:rPr>
           <w:rFonts w:hint="eastAsia" w:ascii="Times New Roman" w:hAnsi="Times New Roman" w:eastAsia="FangSong" w:cs="Times New Roman"/>
         </w:rPr>
-        <w:t>溶液的凝固点为</w:t>
-      </w:r>
-      <w:r>
-        <w:rPr>
-          <w:rFonts w:ascii="Times New Roman" w:hAnsi="Times New Roman" w:eastAsia="Times New Roman" w:cs="Times New Roman"/>
-        </w:rPr>
-        <w:t xml:space="preserve"> </w:t>
-      </w:r>
-      <w:r>
-        <w:rPr>
-          <w:rFonts w:hint="eastAsia" w:ascii="Times New Roman" w:hAnsi="Times New Roman" w:eastAsia="Times New Roman" w:cs="Times New Roman"/>
-        </w:rPr>
-        <w:t>351.72K，</w:t>
-      </w:r>
-      <w:r>
-        <w:rPr>
-          <w:rFonts w:hint="eastAsia" w:ascii="Times New Roman" w:hAnsi="Times New Roman" w:eastAsia="FangSong" w:cs="Times New Roman"/>
-        </w:rPr>
-        <w:t>求硫的相对分子质量</w:t>
-      </w:r>
-      <w:r>
-        <w:rPr>
-          <w:rFonts w:hint="eastAsia" w:ascii="Times New Roman" w:hAnsi="Times New Roman" w:eastAsia="Times New Roman" w:cs="Times New Roman"/>
-        </w:rPr>
-        <w:t>。（</w:t>
-      </w:r>
-      <w:r>
-        <w:rPr>
-          <w:rFonts w:hint="eastAsia" w:ascii="Times New Roman" w:hAnsi="Times New Roman" w:eastAsia="FangSong" w:cs="Times New Roman"/>
-        </w:rPr>
-        <w:t>已知萘的凝固点为</w:t>
-      </w:r>
-      <w:r>
-        <w:rPr>
-          <w:rFonts w:ascii="Times New Roman" w:hAnsi="Times New Roman" w:eastAsia="Times New Roman" w:cs="Times New Roman"/>
-        </w:rPr>
-        <w:t xml:space="preserve"> </w:t>
-      </w:r>
-      <w:r>
-        <w:rPr>
-          <w:rFonts w:hint="eastAsia" w:ascii="Times New Roman" w:hAnsi="Times New Roman" w:eastAsia="Times New Roman" w:cs="Times New Roman"/>
-        </w:rPr>
-        <w:t>353K，</w:t>
-      </w:r>
-      <w:r>
-        <w:rPr>
-          <w:rFonts w:hint="eastAsia" w:ascii="Times New Roman" w:hAnsi="Times New Roman" w:eastAsia="FangSong" w:cs="Times New Roman"/>
-        </w:rPr>
-        <w:t>萘的凝固点降低常数为</w:t>
-      </w:r>
-      <w:r>
-        <w:rPr>
-          <w:rFonts w:ascii="Times New Roman" w:hAnsi="Times New Roman" w:eastAsia="Times New Roman" w:cs="Times New Roman"/>
-        </w:rPr>
-        <w:t xml:space="preserve"> </w:t>
-      </w:r>
-      <w:r>
-        <w:rPr>
-          <w:rFonts w:hint="eastAsia" w:ascii="Times New Roman" w:hAnsi="Times New Roman" w:eastAsia="Times New Roman" w:cs="Times New Roman"/>
-        </w:rPr>
-        <w:t xml:space="preserve">6.90K·kg/mol）</w:t>
-      </w:r>
-    </w:p>
-    <w:p>
-      <w:pPr>
-        <w:spacing w:before="0" w:after="0"/>
-      </w:pPr>
-    </w:p>
-    <w:p>
-      <w:pPr>
-        <w:spacing w:before="0" w:after="0"/>
-      </w:pPr>
-    </w:p>
-    <w:p>
-      <w:pPr>
-        <w:spacing w:before="0" w:after="0"/>
-      </w:pPr>
-    </w:p>
-    <w:p>
-      <w:pPr>
-        <w:spacing w:before="0" w:after="0"/>
-      </w:pPr>
-    </w:p>
-    <w:p>
-      <w:pPr>
-        <w:spacing w:before="0" w:after="0"/>
-      </w:pPr>
+        <w:t>试确定用</w:t>
+      </w:r>
+      <w:r>
+        <w:rPr>
+          <w:rFonts w:ascii="Times New Roman" w:hAnsi="Times New Roman" w:eastAsia="Times New Roman" w:cs="Times New Roman"/>
+        </w:rPr>
+        <w:t xml:space="preserve"> 1000mL </w:t>
+      </w:r>
+      <w:r>
+        <w:rPr>
+          <w:rFonts w:hint="eastAsia" w:ascii="Times New Roman" w:hAnsi="Times New Roman" w:eastAsia="FangSong" w:cs="Times New Roman"/>
+        </w:rPr>
+        <w:t>的海水通过只能使水透过的半透膜</w:t>
+      </w:r>
+      <w:r>
+        <w:rPr>
+          <w:rFonts w:hint="eastAsia" w:ascii="Times New Roman" w:hAnsi="Times New Roman" w:eastAsia="Times New Roman" w:cs="Times New Roman"/>
+        </w:rPr>
+        <w:t>，</w:t>
+      </w:r>
+      <w:r>
+        <w:rPr>
+          <w:rFonts w:hint="eastAsia" w:ascii="Times New Roman" w:hAnsi="Times New Roman" w:eastAsia="FangSong" w:cs="Times New Roman"/>
+        </w:rPr>
+        <w:t>提取</w:t>
+      </w:r>
+      <w:r>
+        <w:rPr>
+          <w:rFonts w:ascii="Times New Roman" w:hAnsi="Times New Roman" w:eastAsia="Times New Roman" w:cs="Times New Roman"/>
+        </w:rPr>
+        <w:t xml:space="preserve"> 100mL </w:t>
+      </w:r>
+      <w:r>
+        <w:rPr>
+          <w:rFonts w:hint="eastAsia" w:ascii="Times New Roman" w:hAnsi="Times New Roman" w:eastAsia="FangSong" w:cs="Times New Roman"/>
+        </w:rPr>
+        <w:t>的纯水</w:t>
+      </w:r>
+      <w:r>
+        <w:rPr>
+          <w:rFonts w:hint="eastAsia" w:ascii="Times New Roman" w:hAnsi="Times New Roman" w:eastAsia="Times New Roman" w:cs="Times New Roman"/>
+        </w:rPr>
+        <w:t>，</w:t>
+      </w:r>
+      <w:r>
+        <w:rPr>
+          <w:rFonts w:hint="eastAsia" w:ascii="Times New Roman" w:hAnsi="Times New Roman" w:eastAsia="FangSong" w:cs="Times New Roman"/>
+        </w:rPr>
+        <w:t>所需要的最小外加压力是多少</w:t>
+      </w:r>
+      <w:r>
+        <w:rPr>
+          <w:rFonts w:hint="eastAsia" w:ascii="Times New Roman" w:hAnsi="Times New Roman" w:eastAsia="Times New Roman" w:cs="Times New Roman"/>
+        </w:rPr>
+        <w:t>？</w:t>
+      </w:r>
     </w:p>
     <w:p>
       <w:pPr>
@@ -18996,6 +18351,170 @@
         </w:pict>
       </w:r>
     </w:p>
+    <w:p>
+      <w:pPr>
+        <w:spacing w:before="160" w:after="80"/>
+      </w:pPr>
+      <w:r>
+        <w:pict>
+          <v:rect style="width:0;height:1.5pt" o:hralign="center" o:hrstd="t" o:hr="t"/>
+        </w:pict>
+      </w:r>
+    </w:p>
+    <w:bookmarkEnd w:id="44"/>
+    <w:bookmarkStart w:id="45" w:name="第34题"/>
+    <w:p>
+      <w:pPr>
+        <w:pStyle w:val="Heading3"/>
+        <w:spacing w:before="280" w:after="120"/>
+      </w:pPr>
+      <w:r>
+        <w:rPr>
+          <w:rFonts w:hint="eastAsia" w:ascii="Times New Roman" w:hAnsi="Times New Roman" w:eastAsia="SimHei" w:cs="Times New Roman"/>
+        </w:rPr>
+        <w:t>第</w:t>
+      </w:r>
+      <w:r>
+        <w:rPr>
+          <w:rFonts w:hint="eastAsia" w:ascii="Times New Roman" w:hAnsi="Times New Roman" w:eastAsia="Times New Roman" w:cs="Times New Roman"/>
+        </w:rPr>
+        <w:t>34</w:t>
+      </w:r>
+      <w:r>
+        <w:rPr>
+          <w:rFonts w:hint="eastAsia" w:ascii="Times New Roman" w:hAnsi="Times New Roman" w:eastAsia="SimHei" w:cs="Times New Roman"/>
+        </w:rPr>
+        <w:t>题</w:t>
+      </w:r>
+    </w:p>
+    <w:p>
+      <w:pPr>
+        <w:pStyle w:val="FirstParagraph"/>
+        <w:ind w:firstLine="420"/>
+      </w:pPr>
+      <w:r>
+        <w:rPr>
+          <w:rFonts w:hint="eastAsia" w:ascii="Times New Roman" w:hAnsi="Times New Roman" w:eastAsia="FangSong" w:cs="Times New Roman"/>
+        </w:rPr>
+        <w:t xml:space="preserve">把</w:t>
+      </w:r>
+      <w:r>
+        <w:rPr>
+          <w:rFonts w:ascii="Times New Roman" w:hAnsi="Times New Roman" w:eastAsia="Times New Roman" w:cs="Times New Roman"/>
+        </w:rPr>
+        <w:t xml:space="preserve"> 1.00g </w:t>
+      </w:r>
+      <w:r>
+        <w:rPr>
+          <w:rFonts w:hint="eastAsia" w:ascii="Times New Roman" w:hAnsi="Times New Roman" w:eastAsia="FangSong" w:cs="Times New Roman"/>
+        </w:rPr>
+        <w:t xml:space="preserve">硫溶于</w:t>
+      </w:r>
+      <w:r>
+        <w:rPr>
+          <w:rFonts w:ascii="Times New Roman" w:hAnsi="Times New Roman" w:eastAsia="Times New Roman" w:cs="Times New Roman"/>
+        </w:rPr>
+        <w:t xml:space="preserve"> 20.0g </w:t>
+      </w:r>
+      <w:r>
+        <w:rPr>
+          <w:rFonts w:hint="eastAsia" w:ascii="Times New Roman" w:hAnsi="Times New Roman" w:eastAsia="FangSong" w:cs="Times New Roman"/>
+        </w:rPr>
+        <w:t>萘中</w:t>
+      </w:r>
+      <w:r>
+        <w:rPr>
+          <w:rFonts w:hint="eastAsia" w:ascii="Times New Roman" w:hAnsi="Times New Roman" w:eastAsia="Times New Roman" w:cs="Times New Roman"/>
+        </w:rPr>
+        <w:t>，</w:t>
+      </w:r>
+      <w:r>
+        <w:rPr>
+          <w:rFonts w:hint="eastAsia" w:ascii="Times New Roman" w:hAnsi="Times New Roman" w:eastAsia="FangSong" w:cs="Times New Roman"/>
+        </w:rPr>
+        <w:t>溶液的凝固点为</w:t>
+      </w:r>
+      <w:r>
+        <w:rPr>
+          <w:rFonts w:ascii="Times New Roman" w:hAnsi="Times New Roman" w:eastAsia="Times New Roman" w:cs="Times New Roman"/>
+        </w:rPr>
+        <w:t xml:space="preserve"> </w:t>
+      </w:r>
+      <w:r>
+        <w:rPr>
+          <w:rFonts w:hint="eastAsia" w:ascii="Times New Roman" w:hAnsi="Times New Roman" w:eastAsia="Times New Roman" w:cs="Times New Roman"/>
+        </w:rPr>
+        <w:t>351.72K，</w:t>
+      </w:r>
+      <w:r>
+        <w:rPr>
+          <w:rFonts w:hint="eastAsia" w:ascii="Times New Roman" w:hAnsi="Times New Roman" w:eastAsia="FangSong" w:cs="Times New Roman"/>
+        </w:rPr>
+        <w:t>求硫的相对分子质量</w:t>
+      </w:r>
+      <w:r>
+        <w:rPr>
+          <w:rFonts w:hint="eastAsia" w:ascii="Times New Roman" w:hAnsi="Times New Roman" w:eastAsia="Times New Roman" w:cs="Times New Roman"/>
+        </w:rPr>
+        <w:t>。（</w:t>
+      </w:r>
+      <w:r>
+        <w:rPr>
+          <w:rFonts w:hint="eastAsia" w:ascii="Times New Roman" w:hAnsi="Times New Roman" w:eastAsia="FangSong" w:cs="Times New Roman"/>
+        </w:rPr>
+        <w:t>已知萘的凝固点为</w:t>
+      </w:r>
+      <w:r>
+        <w:rPr>
+          <w:rFonts w:ascii="Times New Roman" w:hAnsi="Times New Roman" w:eastAsia="Times New Roman" w:cs="Times New Roman"/>
+        </w:rPr>
+        <w:t xml:space="preserve"> </w:t>
+      </w:r>
+      <w:r>
+        <w:rPr>
+          <w:rFonts w:hint="eastAsia" w:ascii="Times New Roman" w:hAnsi="Times New Roman" w:eastAsia="Times New Roman" w:cs="Times New Roman"/>
+        </w:rPr>
+        <w:t>353K，</w:t>
+      </w:r>
+      <w:r>
+        <w:rPr>
+          <w:rFonts w:hint="eastAsia" w:ascii="Times New Roman" w:hAnsi="Times New Roman" w:eastAsia="FangSong" w:cs="Times New Roman"/>
+        </w:rPr>
+        <w:t>萘的凝固点降低常数为</w:t>
+      </w:r>
+      <w:r>
+        <w:rPr>
+          <w:rFonts w:ascii="Times New Roman" w:hAnsi="Times New Roman" w:eastAsia="Times New Roman" w:cs="Times New Roman"/>
+        </w:rPr>
+        <w:t xml:space="preserve"> </w:t>
+      </w:r>
+      <w:r>
+        <w:rPr>
+          <w:rFonts w:hint="eastAsia" w:ascii="Times New Roman" w:hAnsi="Times New Roman" w:eastAsia="Times New Roman" w:cs="Times New Roman"/>
+        </w:rPr>
+        <w:t xml:space="preserve">6.90K·kg/mol）</w:t>
+      </w:r>
+    </w:p>
+    <w:p>
+      <w:pPr>
+        <w:spacing w:before="160" w:after="80"/>
+      </w:pPr>
+      <w:r>
+        <w:pict>
+          <v:rect style="width:0;height:1.5pt" o:hralign="center" o:hrstd="t" o:hr="t"/>
+        </w:pict>
+      </w:r>
+    </w:p>
+    <w:p>
+      <w:pPr>
+        <w:spacing w:before="160" w:after="80"/>
+      </w:pPr>
+      <w:r>
+        <w:pict>
+          <v:rect style="width:0;height:1.5pt" o:hralign="center" o:hrstd="t" o:hr="t"/>
+        </w:pict>
+      </w:r>
+    </w:p>
     <w:bookmarkEnd w:id="45"/>
     <w:bookmarkStart w:id="46" w:name="第35题"/>
     <w:p>
@@ -19027,8 +18546,9 @@
         <w:pStyle w:val="Compact"/>
         <w:numPr>
           <w:ilvl w:val="0"/>
-          <w:numId w:val="1020"/>
+          <w:numId w:val="1022"/>
         </w:numPr>
+        <w:ind w:firstLine="420"/>
       </w:pPr>
       <w:r>
         <w:rPr>
@@ -19430,31 +18950,6 @@
     </w:p>
     <w:p>
       <w:pPr>
-        <w:spacing w:before="0" w:after="0"/>
-      </w:pPr>
-    </w:p>
-    <w:p>
-      <w:pPr>
-        <w:spacing w:before="0" w:after="0"/>
-      </w:pPr>
-    </w:p>
-    <w:p>
-      <w:pPr>
-        <w:spacing w:before="0" w:after="0"/>
-      </w:pPr>
-    </w:p>
-    <w:p>
-      <w:pPr>
-        <w:spacing w:before="0" w:after="0"/>
-      </w:pPr>
-    </w:p>
-    <w:p>
-      <w:pPr>
-        <w:spacing w:before="0" w:after="0"/>
-      </w:pPr>
-    </w:p>
-    <w:p>
-      <w:pPr>
         <w:spacing w:before="160" w:after="80"/>
       </w:pPr>
       <w:r>
@@ -19463,6 +18958,16 @@
         </w:pict>
       </w:r>
     </w:p>
+    <w:p>
+      <w:pPr>
+        <w:spacing w:before="160" w:after="80"/>
+      </w:pPr>
+      <w:r>
+        <w:pict>
+          <v:rect style="width:0;height:1.5pt" o:hralign="center" o:hrstd="t" o:hr="t"/>
+        </w:pict>
+      </w:r>
+    </w:p>
     <w:bookmarkEnd w:id="46"/>
     <w:bookmarkStart w:id="47" w:name="第36题"/>
     <w:p>
@@ -19492,6 +18997,7 @@
     <w:p>
       <w:pPr>
         <w:pStyle w:val="FirstParagraph"/>
+        <w:ind w:firstLine="420"/>
       </w:pPr>
       <w:r>
         <w:rPr>
@@ -20130,31 +19636,6 @@
     </w:p>
     <w:p>
       <w:pPr>
-        <w:spacing w:before="0" w:after="0"/>
-      </w:pPr>
-    </w:p>
-    <w:p>
-      <w:pPr>
-        <w:spacing w:before="0" w:after="0"/>
-      </w:pPr>
-    </w:p>
-    <w:p>
-      <w:pPr>
-        <w:spacing w:before="0" w:after="0"/>
-      </w:pPr>
-    </w:p>
-    <w:p>
-      <w:pPr>
-        <w:spacing w:before="0" w:after="0"/>
-      </w:pPr>
-    </w:p>
-    <w:p>
-      <w:pPr>
-        <w:spacing w:before="0" w:after="0"/>
-      </w:pPr>
-    </w:p>
-    <w:p>
-      <w:pPr>
         <w:spacing w:before="160" w:after="80"/>
       </w:pPr>
       <w:r>
@@ -20163,257 +19644,6 @@
         </w:pict>
       </w:r>
     </w:p>
-    <w:bookmarkEnd w:id="47"/>
-    <w:bookmarkStart w:id="48" w:name="第37题"/>
-    <w:p>
-      <w:pPr>
-        <w:pStyle w:val="Heading3"/>
-        <w:spacing w:before="280" w:after="120"/>
-      </w:pPr>
-      <w:r>
-        <w:rPr>
-          <w:rFonts w:hint="eastAsia" w:ascii="Times New Roman" w:hAnsi="Times New Roman" w:eastAsia="SimHei" w:cs="Times New Roman"/>
-        </w:rPr>
-        <w:t>第</w:t>
-      </w:r>
-      <w:r>
-        <w:rPr>
-          <w:rFonts w:hint="eastAsia" w:ascii="Times New Roman" w:hAnsi="Times New Roman" w:eastAsia="Times New Roman" w:cs="Times New Roman"/>
-        </w:rPr>
-        <w:t>37</w:t>
-      </w:r>
-      <w:r>
-        <w:rPr>
-          <w:rFonts w:hint="eastAsia" w:ascii="Times New Roman" w:hAnsi="Times New Roman" w:eastAsia="SimHei" w:cs="Times New Roman"/>
-        </w:rPr>
-        <w:t>题</w:t>
-      </w:r>
-    </w:p>
-    <w:p>
-      <w:pPr>
-        <w:pStyle w:val="FirstParagraph"/>
-      </w:pPr>
-      <w:r>
-        <w:rPr>
-          <w:rFonts w:hint="eastAsia" w:ascii="Times New Roman" w:hAnsi="Times New Roman" w:eastAsia="FangSong" w:cs="Times New Roman"/>
-        </w:rPr>
-        <w:t>溶液中含</w:t>
-      </w:r>
-      <w:r>
-        <w:rPr>
-          <w:rFonts w:hint="eastAsia" w:ascii="Times New Roman" w:hAnsi="Times New Roman" w:eastAsia="Times New Roman" w:cs="Times New Roman"/>
-        </w:rPr>
-        <w:t>Pb</w:t>
-      </w:r>
-      <w:r>
-        <w:rPr>
-          <w:rFonts w:hint="eastAsia" w:ascii="Times New Roman" w:hAnsi="Times New Roman" w:eastAsia="Times New Roman" w:cs="Times New Roman"/>
-          <w:vertAlign w:val="superscript"/>
-        </w:rPr>
-        <w:t>2+</w:t>
-      </w:r>
-      <w:r>
-        <w:rPr>
-          <w:rFonts w:hint="eastAsia" w:ascii="Times New Roman" w:hAnsi="Times New Roman" w:eastAsia="FangSong" w:cs="Times New Roman"/>
-        </w:rPr>
-        <w:t>和</w:t>
-      </w:r>
-      <w:r>
-        <w:rPr>
-          <w:rFonts w:hint="eastAsia" w:ascii="Times New Roman" w:hAnsi="Times New Roman" w:eastAsia="Times New Roman" w:cs="Times New Roman"/>
-        </w:rPr>
-        <w:t>Ca</w:t>
-      </w:r>
-      <w:r>
-        <w:rPr>
-          <w:rFonts w:hint="eastAsia" w:ascii="Times New Roman" w:hAnsi="Times New Roman" w:eastAsia="Times New Roman" w:cs="Times New Roman"/>
-          <w:vertAlign w:val="superscript"/>
-        </w:rPr>
-        <w:t>2+</w:t>
-      </w:r>
-      <w:r>
-        <w:rPr>
-          <w:rFonts w:hint="eastAsia" w:ascii="Times New Roman" w:hAnsi="Times New Roman" w:eastAsia="FangSong" w:cs="Times New Roman"/>
-        </w:rPr>
-        <w:t>各</w:t>
-      </w:r>
-      <w:r>
-        <w:rPr>
-          <w:rFonts w:hint="eastAsia" w:ascii="Times New Roman" w:hAnsi="Times New Roman" w:eastAsia="Times New Roman" w:cs="Times New Roman"/>
-        </w:rPr>
-        <w:t>0.010</w:t>
-      </w:r>
-      <w:r>
-        <w:rPr>
-          <w:rFonts w:ascii="Times New Roman" w:hAnsi="Times New Roman" w:eastAsia="Times New Roman" w:cs="Times New Roman"/>
-        </w:rPr>
-        <w:t xml:space="preserve"> </w:t>
-      </w:r>
-      <w:r>
-        <w:rPr>
-          <w:rFonts w:hint="eastAsia" w:ascii="Times New Roman" w:hAnsi="Times New Roman" w:eastAsia="Times New Roman" w:cs="Times New Roman"/>
-        </w:rPr>
-        <w:t>mol/L。（1）</w:t>
-      </w:r>
-      <w:r>
-        <w:rPr>
-          <w:rFonts w:hint="eastAsia" w:ascii="Times New Roman" w:hAnsi="Times New Roman" w:eastAsia="FangSong" w:cs="Times New Roman"/>
-        </w:rPr>
-        <w:t>在</w:t>
-      </w:r>
-      <w:r>
-        <w:rPr>
-          <w:rFonts w:hint="eastAsia" w:ascii="Times New Roman" w:hAnsi="Times New Roman" w:eastAsia="Times New Roman" w:cs="Times New Roman"/>
-        </w:rPr>
-        <w:t>pH=5.0</w:t>
-      </w:r>
-      <w:r>
-        <w:rPr>
-          <w:rFonts w:hint="eastAsia" w:ascii="Times New Roman" w:hAnsi="Times New Roman" w:eastAsia="FangSong" w:cs="Times New Roman"/>
-        </w:rPr>
-        <w:t>用</w:t>
-      </w:r>
-      <w:r>
-        <w:rPr>
-          <w:rFonts w:hint="eastAsia" w:ascii="Times New Roman" w:hAnsi="Times New Roman" w:eastAsia="Times New Roman" w:cs="Times New Roman"/>
-        </w:rPr>
-        <w:t>EDTA</w:t>
-      </w:r>
-      <w:r>
-        <w:rPr>
-          <w:rFonts w:hint="eastAsia" w:ascii="Times New Roman" w:hAnsi="Times New Roman" w:eastAsia="FangSong" w:cs="Times New Roman"/>
-        </w:rPr>
-        <w:t>滴定</w:t>
-      </w:r>
-      <w:r>
-        <w:rPr>
-          <w:rFonts w:hint="eastAsia" w:ascii="Times New Roman" w:hAnsi="Times New Roman" w:eastAsia="Times New Roman" w:cs="Times New Roman"/>
-        </w:rPr>
-        <w:t>，</w:t>
-      </w:r>
-      <w:r>
-        <w:rPr>
-          <w:rFonts w:hint="eastAsia" w:ascii="Times New Roman" w:hAnsi="Times New Roman" w:eastAsia="FangSong" w:cs="Times New Roman"/>
-        </w:rPr>
-        <w:t>能否选择性滴定</w:t>
-      </w:r>
-      <w:r>
-        <w:rPr>
-          <w:rFonts w:hint="eastAsia" w:ascii="Times New Roman" w:hAnsi="Times New Roman" w:eastAsia="Times New Roman" w:cs="Times New Roman"/>
-        </w:rPr>
-        <w:t>Pb</w:t>
-      </w:r>
-      <w:r>
-        <w:rPr>
-          <w:rFonts w:hint="eastAsia" w:ascii="Times New Roman" w:hAnsi="Times New Roman" w:eastAsia="Times New Roman" w:cs="Times New Roman"/>
-          <w:vertAlign w:val="superscript"/>
-        </w:rPr>
-        <w:t>2+</w:t>
-      </w:r>
-      <w:r>
-        <w:rPr>
-          <w:rFonts w:hint="eastAsia" w:ascii="Times New Roman" w:hAnsi="Times New Roman" w:eastAsia="Times New Roman" w:cs="Times New Roman"/>
-        </w:rPr>
-        <w:t>？（2）</w:t>
-      </w:r>
-      <w:r>
-        <w:rPr>
-          <w:rFonts w:hint="eastAsia" w:ascii="Times New Roman" w:hAnsi="Times New Roman" w:eastAsia="FangSong" w:cs="Times New Roman"/>
-        </w:rPr>
-        <w:t>若在</w:t>
-      </w:r>
-      <w:r>
-        <w:rPr>
-          <w:rFonts w:hint="eastAsia" w:ascii="Times New Roman" w:hAnsi="Times New Roman" w:eastAsia="Times New Roman" w:cs="Times New Roman"/>
-        </w:rPr>
-        <w:t>pH=12</w:t>
-      </w:r>
-      <w:r>
-        <w:rPr>
-          <w:rFonts w:hint="eastAsia" w:ascii="Times New Roman" w:hAnsi="Times New Roman" w:eastAsia="FangSong" w:cs="Times New Roman"/>
-        </w:rPr>
-        <w:t>滴定</w:t>
-      </w:r>
-      <w:r>
-        <w:rPr>
-          <w:rFonts w:hint="eastAsia" w:ascii="Times New Roman" w:hAnsi="Times New Roman" w:eastAsia="Times New Roman" w:cs="Times New Roman"/>
-        </w:rPr>
-        <w:t>，</w:t>
-      </w:r>
-      <w:r>
-        <w:rPr>
-          <w:rFonts w:hint="eastAsia" w:ascii="Times New Roman" w:hAnsi="Times New Roman" w:eastAsia="FangSong" w:cs="Times New Roman"/>
-        </w:rPr>
-        <w:t>情况如何</w:t>
-      </w:r>
-      <w:r>
-        <w:rPr>
-          <w:rFonts w:hint="eastAsia" w:ascii="Times New Roman" w:hAnsi="Times New Roman" w:eastAsia="Times New Roman" w:cs="Times New Roman"/>
-        </w:rPr>
-        <w:t>？</w:t>
-      </w:r>
-      <w:r>
-        <w:rPr>
-          <w:rFonts w:hint="eastAsia" w:ascii="Times New Roman" w:hAnsi="Times New Roman" w:eastAsia="FangSong" w:cs="Times New Roman"/>
-        </w:rPr>
-        <w:t>已知</w:t>
-      </w:r>
-      <w:r>
-        <w:rPr>
-          <w:rFonts w:hint="eastAsia" w:ascii="Times New Roman" w:hAnsi="Times New Roman" w:eastAsia="Times New Roman" w:cs="Times New Roman"/>
-        </w:rPr>
-        <w:t>lgK(PbY)=18.04，lgK(CaY)=10.69，pH5.0</w:t>
-      </w:r>
-      <w:r>
-        <w:rPr>
-          <w:rFonts w:hint="eastAsia" w:ascii="Times New Roman" w:hAnsi="Times New Roman" w:eastAsia="FangSong" w:cs="Times New Roman"/>
-        </w:rPr>
-        <w:t>时</w:t>
-      </w:r>
-      <w:r>
-        <w:rPr>
-          <w:rFonts w:hint="eastAsia" w:ascii="Times New Roman" w:hAnsi="Times New Roman" w:eastAsia="Times New Roman" w:cs="Times New Roman"/>
-        </w:rPr>
-        <w:t>lgαY(H)=6.45，pH12</w:t>
-      </w:r>
-      <w:r>
-        <w:rPr>
-          <w:rFonts w:hint="eastAsia" w:ascii="Times New Roman" w:hAnsi="Times New Roman" w:eastAsia="FangSong" w:cs="Times New Roman"/>
-        </w:rPr>
-        <w:t>时</w:t>
-      </w:r>
-      <w:r>
-        <w:rPr>
-          <w:rFonts w:hint="eastAsia" w:ascii="Times New Roman" w:hAnsi="Times New Roman" w:eastAsia="Times New Roman" w:cs="Times New Roman"/>
-        </w:rPr>
-        <w:t>lgαY(H)≈0。</w:t>
-      </w:r>
-    </w:p>
-    <w:p>
-      <w:pPr>
-        <w:spacing w:before="0" w:after="0"/>
-      </w:pPr>
-    </w:p>
-    <w:p>
-      <w:pPr>
-        <w:spacing w:before="0" w:after="0"/>
-      </w:pPr>
-    </w:p>
-    <w:p>
-      <w:pPr>
-        <w:spacing w:before="0" w:after="0"/>
-      </w:pPr>
-    </w:p>
-    <w:p>
-      <w:pPr>
-        <w:spacing w:before="0" w:after="0"/>
-      </w:pPr>
-    </w:p>
-    <w:p>
-      <w:pPr>
-        <w:spacing w:before="0" w:after="0"/>
-      </w:pPr>
-    </w:p>
     <w:p>
       <w:pPr>
         <w:spacing w:before="160" w:after="80"/>
@@ -20424,8 +19654,8 @@
         </w:pict>
       </w:r>
     </w:p>
-    <w:bookmarkEnd w:id="48"/>
-    <w:bookmarkStart w:id="49" w:name="第38题"/>
+    <w:bookmarkEnd w:id="47"/>
+    <w:bookmarkStart w:id="48" w:name="第37题"/>
     <w:p>
       <w:pPr>
         <w:pStyle w:val="Heading3"/>
@@ -20441,7 +19671,7 @@
         <w:rPr>
           <w:rFonts w:hint="eastAsia" w:ascii="Times New Roman" w:hAnsi="Times New Roman" w:eastAsia="Times New Roman" w:cs="Times New Roman"/>
         </w:rPr>
-        <w:t>38</w:t>
+        <w:t>37</w:t>
       </w:r>
       <w:r>
         <w:rPr>
@@ -20453,73 +19683,81 @@
     <w:p>
       <w:pPr>
         <w:pStyle w:val="FirstParagraph"/>
-      </w:pPr>
-      <w:r>
-        <w:rPr>
-          <w:rFonts w:hint="eastAsia" w:ascii="Times New Roman" w:hAnsi="Times New Roman" w:eastAsia="FangSong" w:cs="Times New Roman"/>
-        </w:rPr>
-        <w:t>称取铜合金试样</w:t>
-      </w:r>
-      <w:r>
-        <w:rPr>
-          <w:rFonts w:hint="eastAsia" w:ascii="Times New Roman" w:hAnsi="Times New Roman" w:eastAsia="Times New Roman" w:cs="Times New Roman"/>
-        </w:rPr>
-        <w:t>0.5000g，</w:t>
-      </w:r>
-      <w:r>
-        <w:rPr>
-          <w:rFonts w:hint="eastAsia" w:ascii="Times New Roman" w:hAnsi="Times New Roman" w:eastAsia="FangSong" w:cs="Times New Roman"/>
-        </w:rPr>
-        <w:t>溶于</w:t>
-      </w:r>
-      <w:r>
-        <w:rPr>
-          <w:rFonts w:hint="eastAsia" w:ascii="Times New Roman" w:hAnsi="Times New Roman" w:eastAsia="Times New Roman" w:cs="Times New Roman"/>
-        </w:rPr>
-        <w:t>HNO</w:t>
-      </w:r>
-      <w:r>
-        <w:rPr>
-          <w:rFonts w:hint="eastAsia" w:ascii="Times New Roman" w:hAnsi="Times New Roman" w:eastAsia="Times New Roman" w:cs="Times New Roman"/>
-          <w:vertAlign w:val="subscript"/>
-        </w:rPr>
-        <w:t>3</w:t>
-      </w:r>
-      <w:r>
-        <w:rPr>
-          <w:rFonts w:hint="eastAsia" w:ascii="Times New Roman" w:hAnsi="Times New Roman" w:eastAsia="FangSong" w:cs="Times New Roman"/>
-        </w:rPr>
-        <w:t>后定容至</w:t>
-      </w:r>
-      <w:r>
-        <w:rPr>
-          <w:rFonts w:hint="eastAsia" w:ascii="Times New Roman" w:hAnsi="Times New Roman" w:eastAsia="Times New Roman" w:cs="Times New Roman"/>
-        </w:rPr>
-        <w:t>250mL。</w:t>
-      </w:r>
-      <w:r>
-        <w:rPr>
-          <w:rFonts w:hint="eastAsia" w:ascii="Times New Roman" w:hAnsi="Times New Roman" w:eastAsia="FangSong" w:cs="Times New Roman"/>
-        </w:rPr>
-        <w:t>取</w:t>
-      </w:r>
-      <w:r>
-        <w:rPr>
-          <w:rFonts w:hint="eastAsia" w:ascii="Times New Roman" w:hAnsi="Times New Roman" w:eastAsia="Times New Roman" w:cs="Times New Roman"/>
-        </w:rPr>
-        <w:t>25.00mL，</w:t>
-      </w:r>
-      <w:r>
-        <w:rPr>
-          <w:rFonts w:hint="eastAsia" w:ascii="Times New Roman" w:hAnsi="Times New Roman" w:eastAsia="FangSong" w:cs="Times New Roman"/>
-        </w:rPr>
-        <w:t>加入过量</w:t>
-      </w:r>
-      <w:r>
-        <w:rPr>
-          <w:rFonts w:hint="eastAsia" w:ascii="Times New Roman" w:hAnsi="Times New Roman" w:eastAsia="Times New Roman" w:cs="Times New Roman"/>
-        </w:rPr>
-        <w:t>KI，</w:t>
+        <w:ind w:firstLine="420"/>
+      </w:pPr>
+      <w:r>
+        <w:rPr>
+          <w:rFonts w:hint="eastAsia" w:ascii="Times New Roman" w:hAnsi="Times New Roman" w:eastAsia="FangSong" w:cs="Times New Roman"/>
+        </w:rPr>
+        <w:t>溶液中含</w:t>
+      </w:r>
+      <w:r>
+        <w:rPr>
+          <w:rFonts w:hint="eastAsia" w:ascii="Times New Roman" w:hAnsi="Times New Roman" w:eastAsia="Times New Roman" w:cs="Times New Roman"/>
+        </w:rPr>
+        <w:t>Pb</w:t>
+      </w:r>
+      <w:r>
+        <w:rPr>
+          <w:rFonts w:hint="eastAsia" w:ascii="Times New Roman" w:hAnsi="Times New Roman" w:eastAsia="Times New Roman" w:cs="Times New Roman"/>
+          <w:vertAlign w:val="superscript"/>
+        </w:rPr>
+        <w:t>2+</w:t>
+      </w:r>
+      <w:r>
+        <w:rPr>
+          <w:rFonts w:hint="eastAsia" w:ascii="Times New Roman" w:hAnsi="Times New Roman" w:eastAsia="FangSong" w:cs="Times New Roman"/>
+        </w:rPr>
+        <w:t>和</w:t>
+      </w:r>
+      <w:r>
+        <w:rPr>
+          <w:rFonts w:hint="eastAsia" w:ascii="Times New Roman" w:hAnsi="Times New Roman" w:eastAsia="Times New Roman" w:cs="Times New Roman"/>
+        </w:rPr>
+        <w:t>Ca</w:t>
+      </w:r>
+      <w:r>
+        <w:rPr>
+          <w:rFonts w:hint="eastAsia" w:ascii="Times New Roman" w:hAnsi="Times New Roman" w:eastAsia="Times New Roman" w:cs="Times New Roman"/>
+          <w:vertAlign w:val="superscript"/>
+        </w:rPr>
+        <w:t>2+</w:t>
+      </w:r>
+      <w:r>
+        <w:rPr>
+          <w:rFonts w:hint="eastAsia" w:ascii="Times New Roman" w:hAnsi="Times New Roman" w:eastAsia="FangSong" w:cs="Times New Roman"/>
+        </w:rPr>
+        <w:t>各</w:t>
+      </w:r>
+      <w:r>
+        <w:rPr>
+          <w:rFonts w:hint="eastAsia" w:ascii="Times New Roman" w:hAnsi="Times New Roman" w:eastAsia="Times New Roman" w:cs="Times New Roman"/>
+        </w:rPr>
+        <w:t>0.010</w:t>
+      </w:r>
+      <w:r>
+        <w:rPr>
+          <w:rFonts w:ascii="Times New Roman" w:hAnsi="Times New Roman" w:eastAsia="Times New Roman" w:cs="Times New Roman"/>
+        </w:rPr>
+        <w:t xml:space="preserve"> </w:t>
+      </w:r>
+      <w:r>
+        <w:rPr>
+          <w:rFonts w:hint="eastAsia" w:ascii="Times New Roman" w:hAnsi="Times New Roman" w:eastAsia="Times New Roman" w:cs="Times New Roman"/>
+        </w:rPr>
+        <w:t>mol/L。（1）</w:t>
+      </w:r>
+      <w:r>
+        <w:rPr>
+          <w:rFonts w:hint="eastAsia" w:ascii="Times New Roman" w:hAnsi="Times New Roman" w:eastAsia="FangSong" w:cs="Times New Roman"/>
+        </w:rPr>
+        <w:t>在</w:t>
+      </w:r>
+      <w:r>
+        <w:rPr>
+          <w:rFonts w:hint="eastAsia" w:ascii="Times New Roman" w:hAnsi="Times New Roman" w:eastAsia="Times New Roman" w:cs="Times New Roman"/>
+        </w:rPr>
+        <w:t>pH=5.0</w:t>
       </w:r>
       <w:r>
         <w:rPr>
@@ -20531,114 +19769,117 @@
         <w:rPr>
           <w:rFonts w:hint="eastAsia" w:ascii="Times New Roman" w:hAnsi="Times New Roman" w:eastAsia="Times New Roman" w:cs="Times New Roman"/>
         </w:rPr>
-        <w:t>0.1000</w:t>
-      </w:r>
-      <w:r>
-        <w:rPr>
-          <w:rFonts w:ascii="Times New Roman" w:hAnsi="Times New Roman" w:eastAsia="Times New Roman" w:cs="Times New Roman"/>
-        </w:rPr>
-        <w:t xml:space="preserve"> mol/L </w:t>
-      </w:r>
-      <w:r>
-        <w:rPr>
-          <w:rFonts w:hint="eastAsia" w:ascii="Times New Roman" w:hAnsi="Times New Roman" w:eastAsia="Times New Roman" w:cs="Times New Roman"/>
-        </w:rPr>
-        <w:t>Na</w:t>
-      </w:r>
-      <w:r>
-        <w:rPr>
-          <w:rFonts w:hint="eastAsia" w:ascii="Times New Roman" w:hAnsi="Times New Roman" w:eastAsia="Times New Roman" w:cs="Times New Roman"/>
-          <w:vertAlign w:val="subscript"/>
-        </w:rPr>
-        <w:t>2</w:t>
-      </w:r>
-      <w:r>
-        <w:rPr>
-          <w:rFonts w:hint="eastAsia" w:ascii="Times New Roman" w:hAnsi="Times New Roman" w:eastAsia="Times New Roman" w:cs="Times New Roman"/>
-        </w:rPr>
-        <w:t>S</w:t>
-      </w:r>
-      <w:r>
-        <w:rPr>
-          <w:rFonts w:hint="eastAsia" w:ascii="Times New Roman" w:hAnsi="Times New Roman" w:eastAsia="Times New Roman" w:cs="Times New Roman"/>
-          <w:vertAlign w:val="subscript"/>
-        </w:rPr>
-        <w:t>2</w:t>
-      </w:r>
-      <w:r>
-        <w:rPr>
-          <w:rFonts w:hint="eastAsia" w:ascii="Times New Roman" w:hAnsi="Times New Roman" w:eastAsia="Times New Roman" w:cs="Times New Roman"/>
-        </w:rPr>
-        <w:t>O</w:t>
-      </w:r>
-      <w:r>
-        <w:rPr>
-          <w:rFonts w:hint="eastAsia" w:ascii="Times New Roman" w:hAnsi="Times New Roman" w:eastAsia="Times New Roman" w:cs="Times New Roman"/>
-          <w:vertAlign w:val="subscript"/>
-        </w:rPr>
-        <w:t>3</w:t>
-      </w:r>
-      <w:r>
-        <w:rPr>
-          <w:rFonts w:hint="eastAsia" w:ascii="Times New Roman" w:hAnsi="Times New Roman" w:eastAsia="FangSong" w:cs="Times New Roman"/>
-        </w:rPr>
-        <w:t>滴定至终点消耗</w:t>
-      </w:r>
-      <w:r>
-        <w:rPr>
-          <w:rFonts w:hint="eastAsia" w:ascii="Times New Roman" w:hAnsi="Times New Roman" w:eastAsia="Times New Roman" w:cs="Times New Roman"/>
-        </w:rPr>
-        <w:t>22.50</w:t>
-      </w:r>
-      <w:r>
-        <w:rPr>
-          <w:rFonts w:ascii="Times New Roman" w:hAnsi="Times New Roman" w:eastAsia="Times New Roman" w:cs="Times New Roman"/>
-        </w:rPr>
-        <w:t xml:space="preserve"> </w:t>
-      </w:r>
-      <w:r>
-        <w:rPr>
-          <w:rFonts w:hint="eastAsia" w:ascii="Times New Roman" w:hAnsi="Times New Roman" w:eastAsia="Times New Roman" w:cs="Times New Roman"/>
-        </w:rPr>
-        <w:t>mL。</w:t>
-      </w:r>
-      <w:r>
-        <w:rPr>
-          <w:rFonts w:hint="eastAsia" w:ascii="Times New Roman" w:hAnsi="Times New Roman" w:eastAsia="FangSong" w:cs="Times New Roman"/>
-        </w:rPr>
-        <w:t>计算铜的质量分数</w:t>
-      </w:r>
-      <w:r>
-        <w:rPr>
-          <w:rFonts w:hint="eastAsia" w:ascii="Times New Roman" w:hAnsi="Times New Roman" w:eastAsia="Times New Roman" w:cs="Times New Roman"/>
-        </w:rPr>
-        <w:t>。（M(Cu)=63.55）</w:t>
-      </w:r>
-    </w:p>
-    <w:p>
-      <w:pPr>
-        <w:spacing w:before="0" w:after="0"/>
-      </w:pPr>
-    </w:p>
-    <w:p>
-      <w:pPr>
-        <w:spacing w:before="0" w:after="0"/>
-      </w:pPr>
-    </w:p>
-    <w:p>
-      <w:pPr>
-        <w:spacing w:before="0" w:after="0"/>
-      </w:pPr>
-    </w:p>
-    <w:p>
-      <w:pPr>
-        <w:spacing w:before="0" w:after="0"/>
-      </w:pPr>
-    </w:p>
-    <w:p>
-      <w:pPr>
-        <w:spacing w:before="0" w:after="0"/>
-      </w:pPr>
+        <w:t>EDTA</w:t>
+      </w:r>
+      <w:r>
+        <w:rPr>
+          <w:rFonts w:hint="eastAsia" w:ascii="Times New Roman" w:hAnsi="Times New Roman" w:eastAsia="FangSong" w:cs="Times New Roman"/>
+        </w:rPr>
+        <w:t>滴定</w:t>
+      </w:r>
+      <w:r>
+        <w:rPr>
+          <w:rFonts w:hint="eastAsia" w:ascii="Times New Roman" w:hAnsi="Times New Roman" w:eastAsia="Times New Roman" w:cs="Times New Roman"/>
+        </w:rPr>
+        <w:t>，</w:t>
+      </w:r>
+      <w:r>
+        <w:rPr>
+          <w:rFonts w:hint="eastAsia" w:ascii="Times New Roman" w:hAnsi="Times New Roman" w:eastAsia="FangSong" w:cs="Times New Roman"/>
+        </w:rPr>
+        <w:t>能否选择性滴定</w:t>
+      </w:r>
+      <w:r>
+        <w:rPr>
+          <w:rFonts w:hint="eastAsia" w:ascii="Times New Roman" w:hAnsi="Times New Roman" w:eastAsia="Times New Roman" w:cs="Times New Roman"/>
+        </w:rPr>
+        <w:t>Pb</w:t>
+      </w:r>
+      <w:r>
+        <w:rPr>
+          <w:rFonts w:hint="eastAsia" w:ascii="Times New Roman" w:hAnsi="Times New Roman" w:eastAsia="Times New Roman" w:cs="Times New Roman"/>
+          <w:vertAlign w:val="superscript"/>
+        </w:rPr>
+        <w:t>2+</w:t>
+      </w:r>
+      <w:r>
+        <w:rPr>
+          <w:rFonts w:hint="eastAsia" w:ascii="Times New Roman" w:hAnsi="Times New Roman" w:eastAsia="Times New Roman" w:cs="Times New Roman"/>
+        </w:rPr>
+        <w:t>？（2）</w:t>
+      </w:r>
+      <w:r>
+        <w:rPr>
+          <w:rFonts w:hint="eastAsia" w:ascii="Times New Roman" w:hAnsi="Times New Roman" w:eastAsia="FangSong" w:cs="Times New Roman"/>
+        </w:rPr>
+        <w:t>若在</w:t>
+      </w:r>
+      <w:r>
+        <w:rPr>
+          <w:rFonts w:hint="eastAsia" w:ascii="Times New Roman" w:hAnsi="Times New Roman" w:eastAsia="Times New Roman" w:cs="Times New Roman"/>
+        </w:rPr>
+        <w:t>pH=12</w:t>
+      </w:r>
+      <w:r>
+        <w:rPr>
+          <w:rFonts w:hint="eastAsia" w:ascii="Times New Roman" w:hAnsi="Times New Roman" w:eastAsia="FangSong" w:cs="Times New Roman"/>
+        </w:rPr>
+        <w:t>滴定</w:t>
+      </w:r>
+      <w:r>
+        <w:rPr>
+          <w:rFonts w:hint="eastAsia" w:ascii="Times New Roman" w:hAnsi="Times New Roman" w:eastAsia="Times New Roman" w:cs="Times New Roman"/>
+        </w:rPr>
+        <w:t>，</w:t>
+      </w:r>
+      <w:r>
+        <w:rPr>
+          <w:rFonts w:hint="eastAsia" w:ascii="Times New Roman" w:hAnsi="Times New Roman" w:eastAsia="FangSong" w:cs="Times New Roman"/>
+        </w:rPr>
+        <w:t>情况如何</w:t>
+      </w:r>
+      <w:r>
+        <w:rPr>
+          <w:rFonts w:hint="eastAsia" w:ascii="Times New Roman" w:hAnsi="Times New Roman" w:eastAsia="Times New Roman" w:cs="Times New Roman"/>
+        </w:rPr>
+        <w:t>？</w:t>
+      </w:r>
+      <w:r>
+        <w:rPr>
+          <w:rFonts w:hint="eastAsia" w:ascii="Times New Roman" w:hAnsi="Times New Roman" w:eastAsia="FangSong" w:cs="Times New Roman"/>
+        </w:rPr>
+        <w:t>已知</w:t>
+      </w:r>
+      <w:r>
+        <w:rPr>
+          <w:rFonts w:hint="eastAsia" w:ascii="Times New Roman" w:hAnsi="Times New Roman" w:eastAsia="Times New Roman" w:cs="Times New Roman"/>
+        </w:rPr>
+        <w:t>lgK(PbY)=18.04，lgK(CaY)=10.69，pH5.0</w:t>
+      </w:r>
+      <w:r>
+        <w:rPr>
+          <w:rFonts w:hint="eastAsia" w:ascii="Times New Roman" w:hAnsi="Times New Roman" w:eastAsia="FangSong" w:cs="Times New Roman"/>
+        </w:rPr>
+        <w:t>时</w:t>
+      </w:r>
+      <w:r>
+        <w:rPr>
+          <w:rFonts w:hint="eastAsia" w:ascii="Times New Roman" w:hAnsi="Times New Roman" w:eastAsia="Times New Roman" w:cs="Times New Roman"/>
+        </w:rPr>
+        <w:t>lgαY(H)=6.45，pH12</w:t>
+      </w:r>
+      <w:r>
+        <w:rPr>
+          <w:rFonts w:hint="eastAsia" w:ascii="Times New Roman" w:hAnsi="Times New Roman" w:eastAsia="FangSong" w:cs="Times New Roman"/>
+        </w:rPr>
+        <w:t>时</w:t>
+      </w:r>
+      <w:r>
+        <w:rPr>
+          <w:rFonts w:hint="eastAsia" w:ascii="Times New Roman" w:hAnsi="Times New Roman" w:eastAsia="Times New Roman" w:cs="Times New Roman"/>
+        </w:rPr>
+        <w:t>lgαY(H)≈0。</w:t>
+      </w:r>
     </w:p>
     <w:p>
       <w:pPr>
@@ -20650,283 +19891,6 @@
         </w:pict>
       </w:r>
     </w:p>
-    <w:bookmarkEnd w:id="49"/>
-    <w:bookmarkStart w:id="50" w:name="第39题"/>
-    <w:p>
-      <w:pPr>
-        <w:pStyle w:val="Heading3"/>
-        <w:spacing w:before="280" w:after="120"/>
-      </w:pPr>
-      <w:r>
-        <w:rPr>
-          <w:rFonts w:hint="eastAsia" w:ascii="Times New Roman" w:hAnsi="Times New Roman" w:eastAsia="SimHei" w:cs="Times New Roman"/>
-        </w:rPr>
-        <w:t>第</w:t>
-      </w:r>
-      <w:r>
-        <w:rPr>
-          <w:rFonts w:hint="eastAsia" w:ascii="Times New Roman" w:hAnsi="Times New Roman" w:eastAsia="Times New Roman" w:cs="Times New Roman"/>
-        </w:rPr>
-        <w:t>39</w:t>
-      </w:r>
-      <w:r>
-        <w:rPr>
-          <w:rFonts w:hint="eastAsia" w:ascii="Times New Roman" w:hAnsi="Times New Roman" w:eastAsia="SimHei" w:cs="Times New Roman"/>
-        </w:rPr>
-        <w:t>题</w:t>
-      </w:r>
-    </w:p>
-    <w:p>
-      <w:pPr>
-        <w:pStyle w:val="FirstParagraph"/>
-      </w:pPr>
-      <w:r>
-        <w:rPr>
-          <w:rFonts w:hint="eastAsia" w:ascii="Times New Roman" w:hAnsi="Times New Roman" w:eastAsia="FangSong" w:cs="Times New Roman"/>
-        </w:rPr>
-        <w:t>称取铝试样</w:t>
-      </w:r>
-      <w:r>
-        <w:rPr>
-          <w:rFonts w:hint="eastAsia" w:ascii="Times New Roman" w:hAnsi="Times New Roman" w:eastAsia="Times New Roman" w:cs="Times New Roman"/>
-        </w:rPr>
-        <w:t>0.2000g，</w:t>
-      </w:r>
-      <w:r>
-        <w:rPr>
-          <w:rFonts w:hint="eastAsia" w:ascii="Times New Roman" w:hAnsi="Times New Roman" w:eastAsia="FangSong" w:cs="Times New Roman"/>
-        </w:rPr>
-        <w:t>溶于</w:t>
-      </w:r>
-      <w:r>
-        <w:rPr>
-          <w:rFonts w:hint="eastAsia" w:ascii="Times New Roman" w:hAnsi="Times New Roman" w:eastAsia="Times New Roman" w:cs="Times New Roman"/>
-        </w:rPr>
-        <w:t>HCl</w:t>
-      </w:r>
-      <w:r>
-        <w:rPr>
-          <w:rFonts w:hint="eastAsia" w:ascii="Times New Roman" w:hAnsi="Times New Roman" w:eastAsia="FangSong" w:cs="Times New Roman"/>
-        </w:rPr>
-        <w:t>后加入</w:t>
-      </w:r>
-      <w:r>
-        <w:rPr>
-          <w:rFonts w:hint="eastAsia" w:ascii="Times New Roman" w:hAnsi="Times New Roman" w:eastAsia="Times New Roman" w:cs="Times New Roman"/>
-        </w:rPr>
-        <w:t>0.05000</w:t>
-      </w:r>
-      <w:r>
-        <w:rPr>
-          <w:rFonts w:ascii="Times New Roman" w:hAnsi="Times New Roman" w:eastAsia="Times New Roman" w:cs="Times New Roman"/>
-        </w:rPr>
-        <w:t xml:space="preserve"> mol/L EDTA </w:t>
-      </w:r>
-      <w:r>
-        <w:rPr>
-          <w:rFonts w:hint="eastAsia" w:ascii="Times New Roman" w:hAnsi="Times New Roman" w:eastAsia="Times New Roman" w:cs="Times New Roman"/>
-        </w:rPr>
-        <w:t>25.00mL，</w:t>
-      </w:r>
-      <w:r>
-        <w:rPr>
-          <w:rFonts w:hint="eastAsia" w:ascii="Times New Roman" w:hAnsi="Times New Roman" w:eastAsia="FangSong" w:cs="Times New Roman"/>
-        </w:rPr>
-        <w:t>加热反应完全</w:t>
-      </w:r>
-      <w:r>
-        <w:rPr>
-          <w:rFonts w:hint="eastAsia" w:ascii="Times New Roman" w:hAnsi="Times New Roman" w:eastAsia="Times New Roman" w:cs="Times New Roman"/>
-        </w:rPr>
-        <w:t>。</w:t>
-      </w:r>
-      <w:r>
-        <w:rPr>
-          <w:rFonts w:hint="eastAsia" w:ascii="Times New Roman" w:hAnsi="Times New Roman" w:eastAsia="FangSong" w:cs="Times New Roman"/>
-        </w:rPr>
-        <w:t>冷却后在</w:t>
-      </w:r>
-      <w:r>
-        <w:rPr>
-          <w:rFonts w:hint="eastAsia" w:ascii="Times New Roman" w:hAnsi="Times New Roman" w:eastAsia="Times New Roman" w:cs="Times New Roman"/>
-        </w:rPr>
-        <w:t>pH≈5</w:t>
-      </w:r>
-      <w:r>
-        <w:rPr>
-          <w:rFonts w:hint="eastAsia" w:ascii="Times New Roman" w:hAnsi="Times New Roman" w:eastAsia="FangSong" w:cs="Times New Roman"/>
-        </w:rPr>
-        <w:t>以</w:t>
-      </w:r>
-      <w:r>
-        <w:rPr>
-          <w:rFonts w:hint="eastAsia" w:ascii="Times New Roman" w:hAnsi="Times New Roman" w:eastAsia="Times New Roman" w:cs="Times New Roman"/>
-        </w:rPr>
-        <w:t>XO</w:t>
-      </w:r>
-      <w:r>
-        <w:rPr>
-          <w:rFonts w:hint="eastAsia" w:ascii="Times New Roman" w:hAnsi="Times New Roman" w:eastAsia="FangSong" w:cs="Times New Roman"/>
-        </w:rPr>
-        <w:t>为指示剂</w:t>
-      </w:r>
-      <w:r>
-        <w:rPr>
-          <w:rFonts w:hint="eastAsia" w:ascii="Times New Roman" w:hAnsi="Times New Roman" w:eastAsia="Times New Roman" w:cs="Times New Roman"/>
-        </w:rPr>
-        <w:t>，</w:t>
-      </w:r>
-      <w:r>
-        <w:rPr>
-          <w:rFonts w:hint="eastAsia" w:ascii="Times New Roman" w:hAnsi="Times New Roman" w:eastAsia="FangSong" w:cs="Times New Roman"/>
-        </w:rPr>
-        <w:t>用</w:t>
-      </w:r>
-      <w:r>
-        <w:rPr>
-          <w:rFonts w:hint="eastAsia" w:ascii="Times New Roman" w:hAnsi="Times New Roman" w:eastAsia="Times New Roman" w:cs="Times New Roman"/>
-        </w:rPr>
-        <w:t>0.02500</w:t>
-      </w:r>
-      <w:r>
-        <w:rPr>
-          <w:rFonts w:ascii="Times New Roman" w:hAnsi="Times New Roman" w:eastAsia="Times New Roman" w:cs="Times New Roman"/>
-        </w:rPr>
-        <w:t xml:space="preserve"> mol/L </w:t>
-      </w:r>
-      <w:r>
-        <w:rPr>
-          <w:rFonts w:hint="eastAsia" w:ascii="Times New Roman" w:hAnsi="Times New Roman" w:eastAsia="Times New Roman" w:cs="Times New Roman"/>
-        </w:rPr>
-        <w:t>Zn</w:t>
-      </w:r>
-      <w:r>
-        <w:rPr>
-          <w:rFonts w:hint="eastAsia" w:ascii="Times New Roman" w:hAnsi="Times New Roman" w:eastAsia="Times New Roman" w:cs="Times New Roman"/>
-          <w:vertAlign w:val="superscript"/>
-        </w:rPr>
-        <w:t>2+</w:t>
-      </w:r>
-      <w:r>
-        <w:rPr>
-          <w:rFonts w:hint="eastAsia" w:ascii="Times New Roman" w:hAnsi="Times New Roman" w:eastAsia="FangSong" w:cs="Times New Roman"/>
-        </w:rPr>
-        <w:t>标准溶液返滴剩余</w:t>
-      </w:r>
-      <w:r>
-        <w:rPr>
-          <w:rFonts w:hint="eastAsia" w:ascii="Times New Roman" w:hAnsi="Times New Roman" w:eastAsia="Times New Roman" w:cs="Times New Roman"/>
-        </w:rPr>
-        <w:t>EDTA，</w:t>
-      </w:r>
-      <w:r>
-        <w:rPr>
-          <w:rFonts w:hint="eastAsia" w:ascii="Times New Roman" w:hAnsi="Times New Roman" w:eastAsia="FangSong" w:cs="Times New Roman"/>
-        </w:rPr>
-        <w:t>消耗</w:t>
-      </w:r>
-      <w:r>
-        <w:rPr>
-          <w:rFonts w:hint="eastAsia" w:ascii="Times New Roman" w:hAnsi="Times New Roman" w:eastAsia="Times New Roman" w:cs="Times New Roman"/>
-        </w:rPr>
-        <w:t>10.00mL。</w:t>
-      </w:r>
-      <w:r>
-        <w:rPr>
-          <w:rFonts w:hint="eastAsia" w:ascii="Times New Roman" w:hAnsi="Times New Roman" w:eastAsia="FangSong" w:cs="Times New Roman"/>
-        </w:rPr>
-        <w:t>计算</w:t>
-      </w:r>
-      <w:r>
-        <w:rPr>
-          <w:rFonts w:hint="eastAsia" w:ascii="Times New Roman" w:hAnsi="Times New Roman" w:eastAsia="Times New Roman" w:cs="Times New Roman"/>
-        </w:rPr>
-        <w:t>Al</w:t>
-      </w:r>
-      <w:r>
-        <w:rPr>
-          <w:rFonts w:hint="eastAsia" w:ascii="Times New Roman" w:hAnsi="Times New Roman" w:eastAsia="Times New Roman" w:cs="Times New Roman"/>
-          <w:vertAlign w:val="subscript"/>
-        </w:rPr>
-        <w:t>2</w:t>
-      </w:r>
-      <w:r>
-        <w:rPr>
-          <w:rFonts w:hint="eastAsia" w:ascii="Times New Roman" w:hAnsi="Times New Roman" w:eastAsia="Times New Roman" w:cs="Times New Roman"/>
-        </w:rPr>
-        <w:t>O</w:t>
-      </w:r>
-      <w:r>
-        <w:rPr>
-          <w:rFonts w:hint="eastAsia" w:ascii="Times New Roman" w:hAnsi="Times New Roman" w:eastAsia="Times New Roman" w:cs="Times New Roman"/>
-          <w:vertAlign w:val="subscript"/>
-        </w:rPr>
-        <w:t>3</w:t>
-      </w:r>
-      <w:r>
-        <w:rPr>
-          <w:rFonts w:hint="eastAsia" w:ascii="Times New Roman" w:hAnsi="Times New Roman" w:eastAsia="FangSong" w:cs="Times New Roman"/>
-        </w:rPr>
-        <w:t>的质量分数</w:t>
-      </w:r>
-      <w:r>
-        <w:rPr>
-          <w:rFonts w:hint="eastAsia" w:ascii="Times New Roman" w:hAnsi="Times New Roman" w:eastAsia="Times New Roman" w:cs="Times New Roman"/>
-        </w:rPr>
-        <w:t>。（M(Al</w:t>
-      </w:r>
-      <w:r>
-        <w:rPr>
-          <w:rFonts w:hint="eastAsia" w:ascii="Times New Roman" w:hAnsi="Times New Roman" w:eastAsia="Times New Roman" w:cs="Times New Roman"/>
-          <w:vertAlign w:val="subscript"/>
-        </w:rPr>
-        <w:t>2</w:t>
-      </w:r>
-      <w:r>
-        <w:rPr>
-          <w:rFonts w:hint="eastAsia" w:ascii="Times New Roman" w:hAnsi="Times New Roman" w:eastAsia="Times New Roman" w:cs="Times New Roman"/>
-        </w:rPr>
-        <w:t>O</w:t>
-      </w:r>
-      <w:r>
-        <w:rPr>
-          <w:rFonts w:hint="eastAsia" w:ascii="Times New Roman" w:hAnsi="Times New Roman" w:eastAsia="Times New Roman" w:cs="Times New Roman"/>
-          <w:vertAlign w:val="subscript"/>
-        </w:rPr>
-        <w:t>3</w:t>
-      </w:r>
-      <w:r>
-        <w:rPr>
-          <w:rFonts w:hint="eastAsia" w:ascii="Times New Roman" w:hAnsi="Times New Roman" w:eastAsia="Times New Roman" w:cs="Times New Roman"/>
-        </w:rPr>
-        <w:t>)=101.96）</w:t>
-      </w:r>
-    </w:p>
-    <w:p>
-      <w:pPr>
-        <w:spacing w:before="0" w:after="0"/>
-      </w:pPr>
-    </w:p>
-    <w:p>
-      <w:pPr>
-        <w:spacing w:before="0" w:after="0"/>
-      </w:pPr>
-    </w:p>
-    <w:p>
-      <w:pPr>
-        <w:spacing w:before="0" w:after="0"/>
-      </w:pPr>
-    </w:p>
-    <w:p>
-      <w:pPr>
-        <w:spacing w:before="0" w:after="0"/>
-      </w:pPr>
-    </w:p>
-    <w:p>
-      <w:pPr>
-        <w:spacing w:before="0" w:after="0"/>
-      </w:pPr>
-    </w:p>
     <w:p>
       <w:pPr>
         <w:spacing w:before="160" w:after="80"/>
@@ -20937,6 +19901,491 @@
         </w:pict>
       </w:r>
     </w:p>
+    <w:bookmarkEnd w:id="48"/>
+    <w:bookmarkStart w:id="49" w:name="第38题"/>
+    <w:p>
+      <w:pPr>
+        <w:pStyle w:val="Heading3"/>
+        <w:spacing w:before="280" w:after="120"/>
+      </w:pPr>
+      <w:r>
+        <w:rPr>
+          <w:rFonts w:hint="eastAsia" w:ascii="Times New Roman" w:hAnsi="Times New Roman" w:eastAsia="SimHei" w:cs="Times New Roman"/>
+        </w:rPr>
+        <w:t>第</w:t>
+      </w:r>
+      <w:r>
+        <w:rPr>
+          <w:rFonts w:hint="eastAsia" w:ascii="Times New Roman" w:hAnsi="Times New Roman" w:eastAsia="Times New Roman" w:cs="Times New Roman"/>
+        </w:rPr>
+        <w:t>38</w:t>
+      </w:r>
+      <w:r>
+        <w:rPr>
+          <w:rFonts w:hint="eastAsia" w:ascii="Times New Roman" w:hAnsi="Times New Roman" w:eastAsia="SimHei" w:cs="Times New Roman"/>
+        </w:rPr>
+        <w:t>题</w:t>
+      </w:r>
+    </w:p>
+    <w:p>
+      <w:pPr>
+        <w:pStyle w:val="FirstParagraph"/>
+        <w:ind w:firstLine="420"/>
+      </w:pPr>
+      <w:r>
+        <w:rPr>
+          <w:rFonts w:hint="eastAsia" w:ascii="Times New Roman" w:hAnsi="Times New Roman" w:eastAsia="FangSong" w:cs="Times New Roman"/>
+        </w:rPr>
+        <w:t>称取铜合金试样</w:t>
+      </w:r>
+      <w:r>
+        <w:rPr>
+          <w:rFonts w:hint="eastAsia" w:ascii="Times New Roman" w:hAnsi="Times New Roman" w:eastAsia="Times New Roman" w:cs="Times New Roman"/>
+        </w:rPr>
+        <w:t>0.5000g，</w:t>
+      </w:r>
+      <w:r>
+        <w:rPr>
+          <w:rFonts w:hint="eastAsia" w:ascii="Times New Roman" w:hAnsi="Times New Roman" w:eastAsia="FangSong" w:cs="Times New Roman"/>
+        </w:rPr>
+        <w:t>溶于</w:t>
+      </w:r>
+      <w:r>
+        <w:rPr>
+          <w:rFonts w:hint="eastAsia" w:ascii="Times New Roman" w:hAnsi="Times New Roman" w:eastAsia="Times New Roman" w:cs="Times New Roman"/>
+        </w:rPr>
+        <w:t>HNO</w:t>
+      </w:r>
+      <w:r>
+        <w:rPr>
+          <w:rFonts w:hint="eastAsia" w:ascii="Times New Roman" w:hAnsi="Times New Roman" w:eastAsia="Times New Roman" w:cs="Times New Roman"/>
+          <w:vertAlign w:val="subscript"/>
+        </w:rPr>
+        <w:t>3</w:t>
+      </w:r>
+      <w:r>
+        <w:rPr>
+          <w:rFonts w:hint="eastAsia" w:ascii="Times New Roman" w:hAnsi="Times New Roman" w:eastAsia="FangSong" w:cs="Times New Roman"/>
+        </w:rPr>
+        <w:t>后定容至</w:t>
+      </w:r>
+      <w:r>
+        <w:rPr>
+          <w:rFonts w:hint="eastAsia" w:ascii="Times New Roman" w:hAnsi="Times New Roman" w:eastAsia="Times New Roman" w:cs="Times New Roman"/>
+        </w:rPr>
+        <w:t>250mL。</w:t>
+      </w:r>
+      <w:r>
+        <w:rPr>
+          <w:rFonts w:hint="eastAsia" w:ascii="Times New Roman" w:hAnsi="Times New Roman" w:eastAsia="FangSong" w:cs="Times New Roman"/>
+        </w:rPr>
+        <w:t>取</w:t>
+      </w:r>
+      <w:r>
+        <w:rPr>
+          <w:rFonts w:hint="eastAsia" w:ascii="Times New Roman" w:hAnsi="Times New Roman" w:eastAsia="Times New Roman" w:cs="Times New Roman"/>
+        </w:rPr>
+        <w:t>25.00mL，</w:t>
+      </w:r>
+      <w:r>
+        <w:rPr>
+          <w:rFonts w:hint="eastAsia" w:ascii="Times New Roman" w:hAnsi="Times New Roman" w:eastAsia="FangSong" w:cs="Times New Roman"/>
+        </w:rPr>
+        <w:t>加入过量</w:t>
+      </w:r>
+      <w:r>
+        <w:rPr>
+          <w:rFonts w:hint="eastAsia" w:ascii="Times New Roman" w:hAnsi="Times New Roman" w:eastAsia="Times New Roman" w:cs="Times New Roman"/>
+        </w:rPr>
+        <w:t>KI，</w:t>
+      </w:r>
+      <w:r>
+        <w:rPr>
+          <w:rFonts w:hint="eastAsia" w:ascii="Times New Roman" w:hAnsi="Times New Roman" w:eastAsia="FangSong" w:cs="Times New Roman"/>
+        </w:rPr>
+        <w:t>用</w:t>
+      </w:r>
+      <w:r>
+        <w:rPr>
+          <w:rFonts w:hint="eastAsia" w:ascii="Times New Roman" w:hAnsi="Times New Roman" w:eastAsia="Times New Roman" w:cs="Times New Roman"/>
+        </w:rPr>
+        <w:t>0.1000</w:t>
+      </w:r>
+      <w:r>
+        <w:rPr>
+          <w:rFonts w:ascii="Times New Roman" w:hAnsi="Times New Roman" w:eastAsia="Times New Roman" w:cs="Times New Roman"/>
+        </w:rPr>
+        <w:t xml:space="preserve"> mol/L </w:t>
+      </w:r>
+      <w:r>
+        <w:rPr>
+          <w:rFonts w:hint="eastAsia" w:ascii="Times New Roman" w:hAnsi="Times New Roman" w:eastAsia="Times New Roman" w:cs="Times New Roman"/>
+        </w:rPr>
+        <w:t>Na</w:t>
+      </w:r>
+      <w:r>
+        <w:rPr>
+          <w:rFonts w:hint="eastAsia" w:ascii="Times New Roman" w:hAnsi="Times New Roman" w:eastAsia="Times New Roman" w:cs="Times New Roman"/>
+          <w:vertAlign w:val="subscript"/>
+        </w:rPr>
+        <w:t>2</w:t>
+      </w:r>
+      <w:r>
+        <w:rPr>
+          <w:rFonts w:hint="eastAsia" w:ascii="Times New Roman" w:hAnsi="Times New Roman" w:eastAsia="Times New Roman" w:cs="Times New Roman"/>
+        </w:rPr>
+        <w:t>S</w:t>
+      </w:r>
+      <w:r>
+        <w:rPr>
+          <w:rFonts w:hint="eastAsia" w:ascii="Times New Roman" w:hAnsi="Times New Roman" w:eastAsia="Times New Roman" w:cs="Times New Roman"/>
+          <w:vertAlign w:val="subscript"/>
+        </w:rPr>
+        <w:t>2</w:t>
+      </w:r>
+      <w:r>
+        <w:rPr>
+          <w:rFonts w:hint="eastAsia" w:ascii="Times New Roman" w:hAnsi="Times New Roman" w:eastAsia="Times New Roman" w:cs="Times New Roman"/>
+        </w:rPr>
+        <w:t>O</w:t>
+      </w:r>
+      <w:r>
+        <w:rPr>
+          <w:rFonts w:hint="eastAsia" w:ascii="Times New Roman" w:hAnsi="Times New Roman" w:eastAsia="Times New Roman" w:cs="Times New Roman"/>
+          <w:vertAlign w:val="subscript"/>
+        </w:rPr>
+        <w:t>3</w:t>
+      </w:r>
+      <w:r>
+        <w:rPr>
+          <w:rFonts w:hint="eastAsia" w:ascii="Times New Roman" w:hAnsi="Times New Roman" w:eastAsia="FangSong" w:cs="Times New Roman"/>
+        </w:rPr>
+        <w:t>滴定至终点消耗</w:t>
+      </w:r>
+      <w:r>
+        <w:rPr>
+          <w:rFonts w:hint="eastAsia" w:ascii="Times New Roman" w:hAnsi="Times New Roman" w:eastAsia="Times New Roman" w:cs="Times New Roman"/>
+        </w:rPr>
+        <w:t>22.50</w:t>
+      </w:r>
+      <w:r>
+        <w:rPr>
+          <w:rFonts w:ascii="Times New Roman" w:hAnsi="Times New Roman" w:eastAsia="Times New Roman" w:cs="Times New Roman"/>
+        </w:rPr>
+        <w:t xml:space="preserve"> </w:t>
+      </w:r>
+      <w:r>
+        <w:rPr>
+          <w:rFonts w:hint="eastAsia" w:ascii="Times New Roman" w:hAnsi="Times New Roman" w:eastAsia="Times New Roman" w:cs="Times New Roman"/>
+        </w:rPr>
+        <w:t>mL。</w:t>
+      </w:r>
+      <w:r>
+        <w:rPr>
+          <w:rFonts w:hint="eastAsia" w:ascii="Times New Roman" w:hAnsi="Times New Roman" w:eastAsia="FangSong" w:cs="Times New Roman"/>
+        </w:rPr>
+        <w:t>计算铜的质量分数</w:t>
+      </w:r>
+      <w:r>
+        <w:rPr>
+          <w:rFonts w:hint="eastAsia" w:ascii="Times New Roman" w:hAnsi="Times New Roman" w:eastAsia="Times New Roman" w:cs="Times New Roman"/>
+        </w:rPr>
+        <w:t>。（M(Cu)=63.55）</w:t>
+      </w:r>
+    </w:p>
+    <w:p>
+      <w:pPr>
+        <w:spacing w:before="160" w:after="80"/>
+      </w:pPr>
+      <w:r>
+        <w:pict>
+          <v:rect style="width:0;height:1.5pt" o:hralign="center" o:hrstd="t" o:hr="t"/>
+        </w:pict>
+      </w:r>
+    </w:p>
+    <w:p>
+      <w:pPr>
+        <w:spacing w:before="160" w:after="80"/>
+      </w:pPr>
+      <w:r>
+        <w:pict>
+          <v:rect style="width:0;height:1.5pt" o:hralign="center" o:hrstd="t" o:hr="t"/>
+        </w:pict>
+      </w:r>
+    </w:p>
+    <w:bookmarkEnd w:id="49"/>
+    <w:bookmarkStart w:id="50" w:name="第39题"/>
+    <w:p>
+      <w:pPr>
+        <w:pStyle w:val="Heading3"/>
+        <w:spacing w:before="280" w:after="120"/>
+      </w:pPr>
+      <w:r>
+        <w:rPr>
+          <w:rFonts w:hint="eastAsia" w:ascii="Times New Roman" w:hAnsi="Times New Roman" w:eastAsia="SimHei" w:cs="Times New Roman"/>
+        </w:rPr>
+        <w:t>第</w:t>
+      </w:r>
+      <w:r>
+        <w:rPr>
+          <w:rFonts w:hint="eastAsia" w:ascii="Times New Roman" w:hAnsi="Times New Roman" w:eastAsia="Times New Roman" w:cs="Times New Roman"/>
+        </w:rPr>
+        <w:t>39</w:t>
+      </w:r>
+      <w:r>
+        <w:rPr>
+          <w:rFonts w:hint="eastAsia" w:ascii="Times New Roman" w:hAnsi="Times New Roman" w:eastAsia="SimHei" w:cs="Times New Roman"/>
+        </w:rPr>
+        <w:t>题</w:t>
+      </w:r>
+    </w:p>
+    <w:p>
+      <w:pPr>
+        <w:pStyle w:val="FirstParagraph"/>
+        <w:ind w:firstLine="420"/>
+      </w:pPr>
+      <w:r>
+        <w:rPr>
+          <w:rFonts w:hint="eastAsia" w:ascii="Times New Roman" w:hAnsi="Times New Roman" w:eastAsia="FangSong" w:cs="Times New Roman"/>
+        </w:rPr>
+        <w:t>称取铝试样</w:t>
+      </w:r>
+      <w:r>
+        <w:rPr>
+          <w:rFonts w:hint="eastAsia" w:ascii="Times New Roman" w:hAnsi="Times New Roman" w:eastAsia="Times New Roman" w:cs="Times New Roman"/>
+        </w:rPr>
+        <w:t>0.2000g，</w:t>
+      </w:r>
+      <w:r>
+        <w:rPr>
+          <w:rFonts w:hint="eastAsia" w:ascii="Times New Roman" w:hAnsi="Times New Roman" w:eastAsia="FangSong" w:cs="Times New Roman"/>
+        </w:rPr>
+        <w:t>溶于</w:t>
+      </w:r>
+      <w:r>
+        <w:rPr>
+          <w:rFonts w:hint="eastAsia" w:ascii="Times New Roman" w:hAnsi="Times New Roman" w:eastAsia="Times New Roman" w:cs="Times New Roman"/>
+        </w:rPr>
+        <w:t>HCl</w:t>
+      </w:r>
+      <w:r>
+        <w:rPr>
+          <w:rFonts w:hint="eastAsia" w:ascii="Times New Roman" w:hAnsi="Times New Roman" w:eastAsia="FangSong" w:cs="Times New Roman"/>
+        </w:rPr>
+        <w:t>后加入</w:t>
+      </w:r>
+      <w:r>
+        <w:rPr>
+          <w:rFonts w:hint="eastAsia" w:ascii="Times New Roman" w:hAnsi="Times New Roman" w:eastAsia="Times New Roman" w:cs="Times New Roman"/>
+        </w:rPr>
+        <w:t>0.05000</w:t>
+      </w:r>
+      <w:r>
+        <w:rPr>
+          <w:rFonts w:ascii="Times New Roman" w:hAnsi="Times New Roman" w:eastAsia="Times New Roman" w:cs="Times New Roman"/>
+        </w:rPr>
+        <w:t xml:space="preserve"> mol/L EDTA </w:t>
+      </w:r>
+      <w:r>
+        <w:rPr>
+          <w:rFonts w:hint="eastAsia" w:ascii="Times New Roman" w:hAnsi="Times New Roman" w:eastAsia="Times New Roman" w:cs="Times New Roman"/>
+        </w:rPr>
+        <w:t>25.00mL，</w:t>
+      </w:r>
+      <w:r>
+        <w:rPr>
+          <w:rFonts w:hint="eastAsia" w:ascii="Times New Roman" w:hAnsi="Times New Roman" w:eastAsia="FangSong" w:cs="Times New Roman"/>
+        </w:rPr>
+        <w:t>加热反应完全</w:t>
+      </w:r>
+      <w:r>
+        <w:rPr>
+          <w:rFonts w:hint="eastAsia" w:ascii="Times New Roman" w:hAnsi="Times New Roman" w:eastAsia="Times New Roman" w:cs="Times New Roman"/>
+        </w:rPr>
+        <w:t>。</w:t>
+      </w:r>
+      <w:r>
+        <w:rPr>
+          <w:rFonts w:hint="eastAsia" w:ascii="Times New Roman" w:hAnsi="Times New Roman" w:eastAsia="FangSong" w:cs="Times New Roman"/>
+        </w:rPr>
+        <w:t>冷却后在</w:t>
+      </w:r>
+      <w:r>
+        <w:rPr>
+          <w:rFonts w:hint="eastAsia" w:ascii="Times New Roman" w:hAnsi="Times New Roman" w:eastAsia="Times New Roman" w:cs="Times New Roman"/>
+        </w:rPr>
+        <w:t>pH≈5</w:t>
+      </w:r>
+      <w:r>
+        <w:rPr>
+          <w:rFonts w:hint="eastAsia" w:ascii="Times New Roman" w:hAnsi="Times New Roman" w:eastAsia="FangSong" w:cs="Times New Roman"/>
+        </w:rPr>
+        <w:t>以</w:t>
+      </w:r>
+      <w:r>
+        <w:rPr>
+          <w:rFonts w:hint="eastAsia" w:ascii="Times New Roman" w:hAnsi="Times New Roman" w:eastAsia="Times New Roman" w:cs="Times New Roman"/>
+        </w:rPr>
+        <w:t>XO</w:t>
+      </w:r>
+      <w:r>
+        <w:rPr>
+          <w:rFonts w:hint="eastAsia" w:ascii="Times New Roman" w:hAnsi="Times New Roman" w:eastAsia="FangSong" w:cs="Times New Roman"/>
+        </w:rPr>
+        <w:t>为指示剂</w:t>
+      </w:r>
+      <w:r>
+        <w:rPr>
+          <w:rFonts w:hint="eastAsia" w:ascii="Times New Roman" w:hAnsi="Times New Roman" w:eastAsia="Times New Roman" w:cs="Times New Roman"/>
+        </w:rPr>
+        <w:t>，</w:t>
+      </w:r>
+      <w:r>
+        <w:rPr>
+          <w:rFonts w:hint="eastAsia" w:ascii="Times New Roman" w:hAnsi="Times New Roman" w:eastAsia="FangSong" w:cs="Times New Roman"/>
+        </w:rPr>
+        <w:t>用</w:t>
+      </w:r>
+      <w:r>
+        <w:rPr>
+          <w:rFonts w:hint="eastAsia" w:ascii="Times New Roman" w:hAnsi="Times New Roman" w:eastAsia="Times New Roman" w:cs="Times New Roman"/>
+        </w:rPr>
+        <w:t>0.02500</w:t>
+      </w:r>
+      <w:r>
+        <w:rPr>
+          <w:rFonts w:ascii="Times New Roman" w:hAnsi="Times New Roman" w:eastAsia="Times New Roman" w:cs="Times New Roman"/>
+        </w:rPr>
+        <w:t xml:space="preserve"> mol/L </w:t>
+      </w:r>
+      <w:r>
+        <w:rPr>
+          <w:rFonts w:hint="eastAsia" w:ascii="Times New Roman" w:hAnsi="Times New Roman" w:eastAsia="Times New Roman" w:cs="Times New Roman"/>
+        </w:rPr>
+        <w:t>Zn</w:t>
+      </w:r>
+      <w:r>
+        <w:rPr>
+          <w:rFonts w:hint="eastAsia" w:ascii="Times New Roman" w:hAnsi="Times New Roman" w:eastAsia="Times New Roman" w:cs="Times New Roman"/>
+          <w:vertAlign w:val="superscript"/>
+        </w:rPr>
+        <w:t>2+</w:t>
+      </w:r>
+      <w:r>
+        <w:rPr>
+          <w:rFonts w:hint="eastAsia" w:ascii="Times New Roman" w:hAnsi="Times New Roman" w:eastAsia="FangSong" w:cs="Times New Roman"/>
+        </w:rPr>
+        <w:t>标准溶液返滴剩余</w:t>
+      </w:r>
+      <w:r>
+        <w:rPr>
+          <w:rFonts w:hint="eastAsia" w:ascii="Times New Roman" w:hAnsi="Times New Roman" w:eastAsia="Times New Roman" w:cs="Times New Roman"/>
+        </w:rPr>
+        <w:t>EDTA，</w:t>
+      </w:r>
+      <w:r>
+        <w:rPr>
+          <w:rFonts w:hint="eastAsia" w:ascii="Times New Roman" w:hAnsi="Times New Roman" w:eastAsia="FangSong" w:cs="Times New Roman"/>
+        </w:rPr>
+        <w:t>消耗</w:t>
+      </w:r>
+      <w:r>
+        <w:rPr>
+          <w:rFonts w:hint="eastAsia" w:ascii="Times New Roman" w:hAnsi="Times New Roman" w:eastAsia="Times New Roman" w:cs="Times New Roman"/>
+        </w:rPr>
+        <w:t>10.00mL。</w:t>
+      </w:r>
+      <w:r>
+        <w:rPr>
+          <w:rFonts w:hint="eastAsia" w:ascii="Times New Roman" w:hAnsi="Times New Roman" w:eastAsia="FangSong" w:cs="Times New Roman"/>
+        </w:rPr>
+        <w:t>计算</w:t>
+      </w:r>
+      <w:r>
+        <w:rPr>
+          <w:rFonts w:hint="eastAsia" w:ascii="Times New Roman" w:hAnsi="Times New Roman" w:eastAsia="Times New Roman" w:cs="Times New Roman"/>
+        </w:rPr>
+        <w:t>Al</w:t>
+      </w:r>
+      <w:r>
+        <w:rPr>
+          <w:rFonts w:hint="eastAsia" w:ascii="Times New Roman" w:hAnsi="Times New Roman" w:eastAsia="Times New Roman" w:cs="Times New Roman"/>
+          <w:vertAlign w:val="subscript"/>
+        </w:rPr>
+        <w:t>2</w:t>
+      </w:r>
+      <w:r>
+        <w:rPr>
+          <w:rFonts w:hint="eastAsia" w:ascii="Times New Roman" w:hAnsi="Times New Roman" w:eastAsia="Times New Roman" w:cs="Times New Roman"/>
+        </w:rPr>
+        <w:t>O</w:t>
+      </w:r>
+      <w:r>
+        <w:rPr>
+          <w:rFonts w:hint="eastAsia" w:ascii="Times New Roman" w:hAnsi="Times New Roman" w:eastAsia="Times New Roman" w:cs="Times New Roman"/>
+          <w:vertAlign w:val="subscript"/>
+        </w:rPr>
+        <w:t>3</w:t>
+      </w:r>
+      <w:r>
+        <w:rPr>
+          <w:rFonts w:hint="eastAsia" w:ascii="Times New Roman" w:hAnsi="Times New Roman" w:eastAsia="FangSong" w:cs="Times New Roman"/>
+        </w:rPr>
+        <w:t>的质量分数</w:t>
+      </w:r>
+      <w:r>
+        <w:rPr>
+          <w:rFonts w:hint="eastAsia" w:ascii="Times New Roman" w:hAnsi="Times New Roman" w:eastAsia="Times New Roman" w:cs="Times New Roman"/>
+        </w:rPr>
+        <w:t>。（M(Al</w:t>
+      </w:r>
+      <w:r>
+        <w:rPr>
+          <w:rFonts w:hint="eastAsia" w:ascii="Times New Roman" w:hAnsi="Times New Roman" w:eastAsia="Times New Roman" w:cs="Times New Roman"/>
+          <w:vertAlign w:val="subscript"/>
+        </w:rPr>
+        <w:t>2</w:t>
+      </w:r>
+      <w:r>
+        <w:rPr>
+          <w:rFonts w:hint="eastAsia" w:ascii="Times New Roman" w:hAnsi="Times New Roman" w:eastAsia="Times New Roman" w:cs="Times New Roman"/>
+        </w:rPr>
+        <w:t>O</w:t>
+      </w:r>
+      <w:r>
+        <w:rPr>
+          <w:rFonts w:hint="eastAsia" w:ascii="Times New Roman" w:hAnsi="Times New Roman" w:eastAsia="Times New Roman" w:cs="Times New Roman"/>
+          <w:vertAlign w:val="subscript"/>
+        </w:rPr>
+        <w:t>3</w:t>
+      </w:r>
+      <w:r>
+        <w:rPr>
+          <w:rFonts w:hint="eastAsia" w:ascii="Times New Roman" w:hAnsi="Times New Roman" w:eastAsia="Times New Roman" w:cs="Times New Roman"/>
+        </w:rPr>
+        <w:t>)=101.96）</w:t>
+      </w:r>
+    </w:p>
+    <w:p>
+      <w:pPr>
+        <w:spacing w:before="160" w:after="80"/>
+      </w:pPr>
+      <w:r>
+        <w:pict>
+          <v:rect style="width:0;height:1.5pt" o:hralign="center" o:hrstd="t" o:hr="t"/>
+        </w:pict>
+      </w:r>
+    </w:p>
+    <w:p>
+      <w:pPr>
+        <w:spacing w:before="160" w:after="80"/>
+      </w:pPr>
+      <w:r>
+        <w:pict>
+          <v:rect style="width:0;height:1.5pt" o:hralign="center" o:hrstd="t" o:hr="t"/>
+        </w:pict>
+      </w:r>
+    </w:p>
     <w:bookmarkEnd w:id="50"/>
     <w:bookmarkStart w:id="51" w:name="第40题"/>
     <w:p>
@@ -20967,6 +20416,7 @@
       <w:pPr>
         <w:pStyle w:val="FirstParagraph"/>
         <w:spacing w:after="80"/>
+        <w:ind w:firstLine="420"/>
       </w:pPr>
       <w:r>
         <w:rPr>
@@ -21121,15 +20571,16 @@
       <w:tblPr>
         <w:tblStyle w:val="Table"/>
         <w:tblW w:type="auto" w:w="0"/>
+        <w:tblLook w:firstRow="1" w:lastRow="0" w:firstColumn="0" w:lastColumn="0" w:noHBand="0" w:noVBand="0" w:val="0020"/>
+        <w:jc w:val="center"/>
         <w:tblBorders>
-          <w:top w:val="single" w:sz="12" w:space="0" w:color="000000"/>
-          <w:left w:val="none" w:sz="0" w:space="0" w:color="auto"/>
-          <w:bottom w:val="single" w:sz="12" w:space="0" w:color="000000"/>
-          <w:right w:val="none" w:sz="0" w:space="0" w:color="auto"/>
-          <w:insideH w:val="none" w:sz="0" w:space="0" w:color="auto"/>
-          <w:insideV w:val="none" w:sz="0" w:space="0" w:color="auto"/>
+          <w:top w:val="single" w:sz="12" w:space="0" w:color="333333"/>
+          <w:bottom w:val="single" w:sz="12" w:space="0" w:color="333333"/>
+          <w:left w:val="none"/>
+          <w:right w:val="none"/>
+          <w:insideH w:val="none"/>
+          <w:insideV w:val="none"/>
         </w:tblBorders>
-        <w:tblLook w:firstRow="1" w:lastRow="0" w:firstColumn="0" w:lastColumn="0" w:noHBand="0" w:noVBand="0" w:val="0020"/>
       </w:tblPr>
       <w:tblGrid>
         <w:gridCol w:w="2640"/>
@@ -21143,7 +20594,7 @@
         <w:tc>
           <w:tcPr>
             <w:tcBorders>
-              <w:bottom w:val="single" w:sz="8" w:space="0" w:color="000000"/>
+              <w:bottom w:val="single" w:sz="6" w:space="0" w:color="333333"/>
             </w:tcBorders>
           </w:tcPr>
           <w:p>
@@ -21170,7 +20621,7 @@
         <w:tc>
           <w:tcPr>
             <w:tcBorders>
-              <w:bottom w:val="single" w:sz="8" w:space="0" w:color="000000"/>
+              <w:bottom w:val="single" w:sz="6" w:space="0" w:color="333333"/>
             </w:tcBorders>
           </w:tcPr>
           <w:p>
@@ -21190,7 +20641,7 @@
         <w:tc>
           <w:tcPr>
             <w:tcBorders>
-              <w:bottom w:val="single" w:sz="8" w:space="0" w:color="000000"/>
+              <w:bottom w:val="single" w:sz="6" w:space="0" w:color="333333"/>
             </w:tcBorders>
           </w:tcPr>
           <w:p>
@@ -21399,6 +20850,7 @@
       <w:pPr>
         <w:pStyle w:val="BodyText"/>
         <w:spacing w:before="120"/>
+        <w:ind w:firstLine="420"/>
       </w:pPr>
       <w:r>
         <w:rPr>
@@ -21565,28 +21017,13 @@
     </w:p>
     <w:p>
       <w:pPr>
-        <w:spacing w:before="0" w:after="0"/>
-      </w:pPr>
-    </w:p>
-    <w:p>
-      <w:pPr>
-        <w:spacing w:before="0" w:after="0"/>
-      </w:pPr>
-    </w:p>
-    <w:p>
-      <w:pPr>
-        <w:spacing w:before="0" w:after="0"/>
-      </w:pPr>
-    </w:p>
-    <w:p>
-      <w:pPr>
-        <w:spacing w:before="0" w:after="0"/>
-      </w:pPr>
-    </w:p>
-    <w:p>
-      <w:pPr>
-        <w:spacing w:before="0" w:after="0"/>
-      </w:pPr>
+        <w:spacing w:before="160" w:after="80"/>
+      </w:pPr>
+      <w:r>
+        <w:pict>
+          <v:rect style="width:0;height:1.5pt" o:hralign="center" o:hrstd="t" o:hr="t"/>
+        </w:pict>
+      </w:r>
     </w:p>
     <w:p>
       <w:pPr>
@@ -22289,6 +21726,36 @@
     </w:lvlOverride>
   </w:num>
   <w:num w:numId="1005">
+    <w:abstractNumId w:val="99431"/>
+    <w:lvlOverride w:ilvl="0">
+      <w:startOverride w:val="1"/>
+    </w:lvlOverride>
+    <w:lvlOverride w:ilvl="1">
+      <w:startOverride w:val="1"/>
+    </w:lvlOverride>
+    <w:lvlOverride w:ilvl="2">
+      <w:startOverride w:val="1"/>
+    </w:lvlOverride>
+    <w:lvlOverride w:ilvl="3">
+      <w:startOverride w:val="1"/>
+    </w:lvlOverride>
+    <w:lvlOverride w:ilvl="4">
+      <w:startOverride w:val="1"/>
+    </w:lvlOverride>
+    <w:lvlOverride w:ilvl="5">
+      <w:startOverride w:val="1"/>
+    </w:lvlOverride>
+    <w:lvlOverride w:ilvl="6">
+      <w:startOverride w:val="1"/>
+    </w:lvlOverride>
+    <w:lvlOverride w:ilvl="7">
+      <w:startOverride w:val="1"/>
+    </w:lvlOverride>
+    <w:lvlOverride w:ilvl="8">
+      <w:startOverride w:val="1"/>
+    </w:lvlOverride>
+  </w:num>
+  <w:num w:numId="1006">
     <w:abstractNumId w:val="99432"/>
     <w:lvlOverride w:ilvl="0">
       <w:startOverride w:val="2"/>
@@ -22318,7 +21785,7 @@
       <w:startOverride w:val="2"/>
     </w:lvlOverride>
   </w:num>
-  <w:num w:numId="1006">
+  <w:num w:numId="1007">
     <w:abstractNumId w:val="99433"/>
     <w:lvlOverride w:ilvl="0">
       <w:startOverride w:val="3"/>
@@ -22348,7 +21815,7 @@
       <w:startOverride w:val="3"/>
     </w:lvlOverride>
   </w:num>
-  <w:num w:numId="1007">
+  <w:num w:numId="1008">
     <w:abstractNumId w:val="99434"/>
     <w:lvlOverride w:ilvl="0">
       <w:startOverride w:val="4"/>
@@ -22376,36 +21843,6 @@
     </w:lvlOverride>
     <w:lvlOverride w:ilvl="8">
       <w:startOverride w:val="4"/>
-    </w:lvlOverride>
-  </w:num>
-  <w:num w:numId="1008">
-    <w:abstractNumId w:val="99431"/>
-    <w:lvlOverride w:ilvl="0">
-      <w:startOverride w:val="1"/>
-    </w:lvlOverride>
-    <w:lvlOverride w:ilvl="1">
-      <w:startOverride w:val="1"/>
-    </w:lvlOverride>
-    <w:lvlOverride w:ilvl="2">
-      <w:startOverride w:val="1"/>
-    </w:lvlOverride>
-    <w:lvlOverride w:ilvl="3">
-      <w:startOverride w:val="1"/>
-    </w:lvlOverride>
-    <w:lvlOverride w:ilvl="4">
-      <w:startOverride w:val="1"/>
-    </w:lvlOverride>
-    <w:lvlOverride w:ilvl="5">
-      <w:startOverride w:val="1"/>
-    </w:lvlOverride>
-    <w:lvlOverride w:ilvl="6">
-      <w:startOverride w:val="1"/>
-    </w:lvlOverride>
-    <w:lvlOverride w:ilvl="7">
-      <w:startOverride w:val="1"/>
-    </w:lvlOverride>
-    <w:lvlOverride w:ilvl="8">
-      <w:startOverride w:val="1"/>
     </w:lvlOverride>
   </w:num>
   <w:num w:numId="1009">
@@ -22469,34 +21906,7 @@
     </w:lvlOverride>
   </w:num>
   <w:num w:numId="1011">
-    <w:abstractNumId w:val="99431"/>
-    <w:lvlOverride w:ilvl="0">
-      <w:startOverride w:val="1"/>
-    </w:lvlOverride>
-    <w:lvlOverride w:ilvl="1">
-      <w:startOverride w:val="1"/>
-    </w:lvlOverride>
-    <w:lvlOverride w:ilvl="2">
-      <w:startOverride w:val="1"/>
-    </w:lvlOverride>
-    <w:lvlOverride w:ilvl="3">
-      <w:startOverride w:val="1"/>
-    </w:lvlOverride>
-    <w:lvlOverride w:ilvl="4">
-      <w:startOverride w:val="1"/>
-    </w:lvlOverride>
-    <w:lvlOverride w:ilvl="5">
-      <w:startOverride w:val="1"/>
-    </w:lvlOverride>
-    <w:lvlOverride w:ilvl="6">
-      <w:startOverride w:val="1"/>
-    </w:lvlOverride>
-    <w:lvlOverride w:ilvl="7">
-      <w:startOverride w:val="1"/>
-    </w:lvlOverride>
-    <w:lvlOverride w:ilvl="8">
-      <w:startOverride w:val="1"/>
-    </w:lvlOverride>
+    <w:abstractNumId w:val="991"/>
   </w:num>
   <w:num w:numId="1012">
     <w:abstractNumId w:val="99431"/>
@@ -22709,6 +22119,66 @@
     </w:lvlOverride>
   </w:num>
   <w:num w:numId="1019">
+    <w:abstractNumId w:val="99431"/>
+    <w:lvlOverride w:ilvl="0">
+      <w:startOverride w:val="1"/>
+    </w:lvlOverride>
+    <w:lvlOverride w:ilvl="1">
+      <w:startOverride w:val="1"/>
+    </w:lvlOverride>
+    <w:lvlOverride w:ilvl="2">
+      <w:startOverride w:val="1"/>
+    </w:lvlOverride>
+    <w:lvlOverride w:ilvl="3">
+      <w:startOverride w:val="1"/>
+    </w:lvlOverride>
+    <w:lvlOverride w:ilvl="4">
+      <w:startOverride w:val="1"/>
+    </w:lvlOverride>
+    <w:lvlOverride w:ilvl="5">
+      <w:startOverride w:val="1"/>
+    </w:lvlOverride>
+    <w:lvlOverride w:ilvl="6">
+      <w:startOverride w:val="1"/>
+    </w:lvlOverride>
+    <w:lvlOverride w:ilvl="7">
+      <w:startOverride w:val="1"/>
+    </w:lvlOverride>
+    <w:lvlOverride w:ilvl="8">
+      <w:startOverride w:val="1"/>
+    </w:lvlOverride>
+  </w:num>
+  <w:num w:numId="1020">
+    <w:abstractNumId w:val="99431"/>
+    <w:lvlOverride w:ilvl="0">
+      <w:startOverride w:val="1"/>
+    </w:lvlOverride>
+    <w:lvlOverride w:ilvl="1">
+      <w:startOverride w:val="1"/>
+    </w:lvlOverride>
+    <w:lvlOverride w:ilvl="2">
+      <w:startOverride w:val="1"/>
+    </w:lvlOverride>
+    <w:lvlOverride w:ilvl="3">
+      <w:startOverride w:val="1"/>
+    </w:lvlOverride>
+    <w:lvlOverride w:ilvl="4">
+      <w:startOverride w:val="1"/>
+    </w:lvlOverride>
+    <w:lvlOverride w:ilvl="5">
+      <w:startOverride w:val="1"/>
+    </w:lvlOverride>
+    <w:lvlOverride w:ilvl="6">
+      <w:startOverride w:val="1"/>
+    </w:lvlOverride>
+    <w:lvlOverride w:ilvl="7">
+      <w:startOverride w:val="1"/>
+    </w:lvlOverride>
+    <w:lvlOverride w:ilvl="8">
+      <w:startOverride w:val="1"/>
+    </w:lvlOverride>
+  </w:num>
+  <w:num w:numId="1021">
     <w:abstractNumId w:val="99433"/>
     <w:lvlOverride w:ilvl="0">
       <w:startOverride w:val="3"/>
@@ -22738,7 +22208,7 @@
       <w:startOverride w:val="3"/>
     </w:lvlOverride>
   </w:num>
-  <w:num w:numId="1020">
+  <w:num w:numId="1022">
     <w:abstractNumId w:val="99431"/>
     <w:lvlOverride w:ilvl="0">
       <w:startOverride w:val="1"/>
@@ -22846,7 +22316,7 @@
     <ns0:rPr>
       <ns0:rFonts ns0:ascii="Times New Roman" ns0:cs="Times New Roman" ns0:eastAsia="SimHei" ns0:hAnsi="Times New Roman"/>
       <ns0:b/>
-      <ns0:color ns0:val="000000"/>
+      <ns0:color ns0:val="17324D"/>
       <ns0:sz ns0:val="44"/>
       <ns0:szCs ns0:val="56"/>
     </ns0:rPr>
@@ -22988,7 +22458,7 @@
     <ns0:rPr>
       <ns0:rFonts ns0:ascii="Times New Roman" ns0:cs="Times New Roman" ns0:eastAsia="SimHei" ns0:hAnsi="Times New Roman"/>
       <ns0:b/>
-      <ns0:color ns0:val="000000"/>
+      <ns0:color ns0:val="17324D"/>
       <ns0:sz ns0:val="32"/>
       <ns0:szCs ns0:val="40"/>
     </ns0:rPr>
@@ -23012,7 +22482,7 @@
     <ns0:rPr>
       <ns0:rFonts ns0:ascii="Times New Roman" ns0:cs="Times New Roman" ns0:eastAsia="SimHei" ns0:hAnsi="Times New Roman"/>
       <ns0:b/>
-      <ns0:color ns0:val="000000"/>
+      <ns0:color ns0:val="17324D"/>
       <ns0:sz ns0:val="28"/>
       <ns0:szCs ns0:val="32"/>
     </ns0:rPr>
@@ -23036,7 +22506,7 @@
     <ns0:rPr>
       <ns0:rFonts ns0:ascii="Times New Roman" ns0:cs="Times New Roman" ns0:eastAsia="SimHei" ns0:hAnsi="Times New Roman"/>
       <ns0:b/>
-      <ns0:color ns0:val="000000"/>
+      <ns0:color ns0:val="17324D"/>
       <ns0:sz ns0:val="25"/>
       <ns0:szCs ns0:val="28"/>
     </ns0:rPr>
